--- a/src/Layers/W1/BaseApp/Inventory/Reports/InventoryVendorPurchasesBody.docx
+++ b/src/Layers/W1/BaseApp/Inventory/Reports/InventoryVendorPurchasesBody.docx
@@ -81,7 +81,7 @@
     </w:tbl>
     <w:p>
       <w:pPr>
-        <w:spacing w:beforeLines="120" w:before="288" w:afterLines="120" w:after="288" w:line="240" w:lineRule="auto"/>
+        <w:spacing w:before="288" w:beforeLines="120" w:after="288" w:afterLines="120" w:line="240" w:lineRule="auto"/>
         <w:ind w:right="960"/>
       </w:pPr>
     </w:p>
@@ -96,16 +96,17 @@
       </w:tblPr>
       <w:tblGrid>
         <w:gridCol w:w="1081"/>
-        <w:gridCol w:w="2611"/>
-        <w:gridCol w:w="449"/>
+        <w:gridCol w:w="3060"/>
         <w:gridCol w:w="2069"/>
         <w:gridCol w:w="2244"/>
-        <w:gridCol w:w="2040"/>
+        <w:gridCol w:w="6"/>
+        <w:gridCol w:w="2034"/>
       </w:tblGrid>
       <w:tr>
         <w:trPr>
           <w:cnfStyle w:val="100000000000" w:firstRow="1" w:lastRow="0" w:firstColumn="0" w:lastColumn="0" w:oddVBand="0" w:evenVBand="0" w:oddHBand="0" w:evenHBand="0" w:firstRowFirstColumn="0" w:firstRowLastColumn="0" w:lastRowFirstColumn="0" w:lastRowLastColumn="0"/>
           <w:trHeight w:val="490"/>
+          <w:tblHeader/>
         </w:trPr>
         <w:tc>
           <w:tcPr>
@@ -127,6 +128,7 @@
               <w:p>
                 <w:pPr>
                   <w:pStyle w:val="BCLabel"/>
+                  <w:keepNext w:val="0"/>
                 </w:pPr>
                 <w:proofErr w:type="spellStart"/>
                 <w:r>
@@ -140,7 +142,6 @@
         <w:tc>
           <w:tcPr>
             <w:tcW w:w="1458" w:type="pct"/>
-            <w:gridSpan w:val="2"/>
             <w:vAlign w:val="top"/>
           </w:tcPr>
           <w:sdt>
@@ -158,6 +159,7 @@
               <w:p>
                 <w:pPr>
                   <w:pStyle w:val="BCLabel"/>
+                  <w:keepNext w:val="0"/>
                 </w:pPr>
                 <w:proofErr w:type="spellStart"/>
                 <w:r>
@@ -188,6 +190,7 @@
               <w:p>
                 <w:pPr>
                   <w:pStyle w:val="BCLabel"/>
+                  <w:keepNext w:val="0"/>
                   <w:jc w:val="right"/>
                 </w:pPr>
                 <w:proofErr w:type="spellStart"/>
@@ -219,6 +222,7 @@
               <w:p>
                 <w:pPr>
                   <w:pStyle w:val="BCLabel"/>
+                  <w:keepNext w:val="0"/>
                   <w:jc w:val="right"/>
                 </w:pPr>
                 <w:proofErr w:type="spellStart"/>
@@ -233,6 +237,7 @@
         <w:tc>
           <w:tcPr>
             <w:tcW w:w="972" w:type="pct"/>
+            <w:gridSpan w:val="2"/>
             <w:vAlign w:val="top"/>
           </w:tcPr>
           <w:sdt>
@@ -250,6 +255,7 @@
               <w:p>
                 <w:pPr>
                   <w:pStyle w:val="BCLabel"/>
+                  <w:keepNext w:val="0"/>
                   <w:jc w:val="right"/>
                 </w:pPr>
                 <w:proofErr w:type="spellStart"/>
@@ -270,31 +276,23 @@
           <w:placeholder>
             <w:docPart w:val="75D38A05C7054FC68563FE1F3AFAE46A"/>
           </w:placeholder>
+          <w15:dataBinding w:prefixMappings="xmlns:ns0='urn:microsoft-dynamics-nav/reports/Inventory_Vendor_Purchases/714/' " w:xpath="/ns0:NavWordReportXmlPart[1]/ns0:Item" w:storeItemID="{59EAA5A0-D970-49F5-B085-DB932DABF36D}"/>
           <w15:color w:val="808080"/>
           <w15:repeatingSection/>
         </w:sdtPr>
         <w:sdtEndPr>
           <w:rPr>
-            <w:rFonts w:asciiTheme="minorHAnsi" w:eastAsiaTheme="minorEastAsia" w:hAnsiTheme="minorHAnsi" w:cstheme="minorBidi"/>
+            <w:rFonts w:asciiTheme="minorHAnsi" w:hAnsiTheme="minorHAnsi" w:eastAsiaTheme="minorEastAsia" w:cstheme="minorBidi"/>
             <w:color w:val="auto"/>
           </w:rPr>
         </w:sdtEndPr>
         <w:sdtContent>
           <w:sdt>
             <w:sdtPr>
-              <w:id w:val="-208033940"/>
-              <w:placeholder>
-                <w:docPart w:val="BADD6936225149378EB4805632C4C4EE"/>
-              </w:placeholder>
+              <w:id w:val="421006292"/>
               <w15:color w:val="808080"/>
               <w15:repeatingSectionItem/>
             </w:sdtPr>
-            <w:sdtEndPr>
-              <w:rPr>
-                <w:rFonts w:asciiTheme="minorHAnsi" w:eastAsiaTheme="minorEastAsia" w:hAnsiTheme="minorHAnsi" w:cstheme="minorBidi"/>
-                <w:color w:val="auto"/>
-              </w:rPr>
-            </w:sdtEndPr>
             <w:sdtContent>
               <w:tr>
                 <w:trPr>
@@ -306,11 +304,13 @@
                     <w:tag w:val="#BC:InsertDataItem,DataItems/Item/No_Item"/>
                     <w:id w:val="-988091438"/>
                     <w:placeholder>
-                      <w:docPart w:val="170DB549F3684B828ED5DE9E12544A8D"/>
+                      <w:docPart w:val="93CC04711B0D4EE48F257B56F053E394"/>
                     </w:placeholder>
+                    <w:dataBinding w:prefixMappings="xmlns:ns0='urn:microsoft-dynamics-nav/reports/Inventory_Vendor_Purchases/714/'" w:xpath="/ns0:NavWordReportXmlPart[1]/ns0:Item[1]/ns0:No_Item[1]" w:storeItemID="{59EAA5A0-D970-49F5-B085-DB932DABF36D}"/>
                     <w15:color w:val="808080"/>
                     <w:text/>
                   </w:sdtPr>
+                  <w:sdtEndPr/>
                   <w:sdtContent>
                     <w:tc>
                       <w:tcPr>
@@ -335,16 +335,16 @@
                     <w:tag w:val="#BC:InsertDataItem,DataItems/Item/Desc_Item"/>
                     <w:id w:val="-50388446"/>
                     <w:placeholder>
-                      <w:docPart w:val="170DB549F3684B828ED5DE9E12544A8D"/>
+                      <w:docPart w:val="93CC04711B0D4EE48F257B56F053E394"/>
                     </w:placeholder>
+                    <w:dataBinding w:prefixMappings="xmlns:ns0='urn:microsoft-dynamics-nav/reports/Inventory_Vendor_Purchases/714/'" w:xpath="/ns0:NavWordReportXmlPart[1]/ns0:Item[1]/ns0:Desc_Item[1]" w:storeItemID="{59EAA5A0-D970-49F5-B085-DB932DABF36D}"/>
                     <w15:color w:val="808080"/>
                     <w:text/>
                   </w:sdtPr>
                   <w:sdtContent>
                     <w:tc>
                       <w:tcPr>
-                        <w:tcW w:w="4485" w:type="pct"/>
-                        <w:gridSpan w:val="5"/>
+                        <w:tcW w:w="1458" w:type="pct"/>
                       </w:tcPr>
                       <w:p>
                         <w:pPr>
@@ -359,73 +359,27 @@
                     </w:tc>
                   </w:sdtContent>
                 </w:sdt>
-              </w:tr>
-              <w:tr>
-                <w:trPr>
-                  <w:trHeight w:val="360"/>
-                </w:trPr>
-                <w:tc>
-                  <w:tcPr>
-                    <w:tcW w:w="515" w:type="pct"/>
-                  </w:tcPr>
-                  <w:p>
-                    <w:pPr>
-                      <w:pStyle w:val="NoSpacing"/>
-                      <w:keepNext/>
-                    </w:pPr>
-                  </w:p>
-                </w:tc>
                 <w:sdt>
                   <w:sdtPr>
-                    <w:alias w:val="BaseUOM_ItemCaption"/>
-                    <w:tag w:val="#BC:InsertDataItem,Labels/BaseUOM_ItemCaption"/>
-                    <w:id w:val="-2144723352"/>
+                    <w:alias w:val="BaseUOM_Item"/>
+                    <w:tag w:val="#BC:InsertDataItem,DataItems/Item/BaseUOM_Item"/>
+                    <w:id w:val="-706178441"/>
                     <w:placeholder>
-                      <w:docPart w:val="101923632F5945D58E498C423EAD6A2A"/>
+                      <w:docPart w:val="888833A0082940BD96661D4B05801D18"/>
                     </w:placeholder>
+                    <w:dataBinding w:prefixMappings="xmlns:ns0='urn:microsoft-dynamics-nav/reports/Inventory_Vendor_Purchases/714/'" w:xpath="/ns0:NavWordReportXmlPart[1]/ns0:Item[1]/ns0:BaseUOM_Item[1]" w:storeItemID="{59EAA5A0-D970-49F5-B085-DB932DABF36D}"/>
                     <w15:color w:val="808080"/>
                     <w:text/>
                   </w:sdtPr>
                   <w:sdtContent>
                     <w:tc>
                       <w:tcPr>
-                        <w:tcW w:w="1244" w:type="pct"/>
+                        <w:tcW w:w="986" w:type="pct"/>
                       </w:tcPr>
                       <w:p>
                         <w:pPr>
-                          <w:pStyle w:val="NoSpacing"/>
-                          <w:keepNext/>
-                        </w:pPr>
-                        <w:proofErr w:type="spellStart"/>
-                        <w:r>
-                          <w:t>BaseUOM_ItemCaption</w:t>
-                        </w:r>
-                        <w:proofErr w:type="spellEnd"/>
-                      </w:p>
-                    </w:tc>
-                  </w:sdtContent>
-                </w:sdt>
-                <w:sdt>
-                  <w:sdtPr>
-                    <w:alias w:val="BaseUOM_Item"/>
-                    <w:tag w:val="#BC:InsertDataItem,DataItems/Item/BaseUOM_Item"/>
-                    <w:id w:val="-706178441"/>
-                    <w:placeholder>
-                      <w:docPart w:val="101923632F5945D58E498C423EAD6A2A"/>
-                    </w:placeholder>
-                    <w15:color w:val="808080"/>
-                    <w:text/>
-                  </w:sdtPr>
-                  <w:sdtContent>
-                    <w:tc>
-                      <w:tcPr>
-                        <w:tcW w:w="3242" w:type="pct"/>
-                        <w:gridSpan w:val="4"/>
-                      </w:tcPr>
-                      <w:p>
-                        <w:pPr>
-                          <w:pStyle w:val="BCNumber"/>
-                          <w:keepNext/>
+                          <w:pStyle w:val="BCLabel"/>
+                          <w:jc w:val="right"/>
                         </w:pPr>
                         <w:proofErr w:type="spellStart"/>
                         <w:r>
@@ -436,6 +390,29 @@
                     </w:tc>
                   </w:sdtContent>
                 </w:sdt>
+                <w:tc>
+                  <w:tcPr>
+                    <w:tcW w:w="1072" w:type="pct"/>
+                    <w:gridSpan w:val="2"/>
+                  </w:tcPr>
+                  <w:p>
+                    <w:pPr>
+                      <w:pStyle w:val="BCLabel"/>
+                      <w:jc w:val="right"/>
+                    </w:pPr>
+                  </w:p>
+                </w:tc>
+                <w:tc>
+                  <w:tcPr>
+                    <w:tcW w:w="969" w:type="pct"/>
+                  </w:tcPr>
+                  <w:p>
+                    <w:pPr>
+                      <w:pStyle w:val="BCLabel"/>
+                      <w:jc w:val="right"/>
+                    </w:pPr>
+                  </w:p>
+                </w:tc>
               </w:tr>
               <w:tr>
                 <w:trPr>
@@ -477,6 +454,7 @@
                         <w:placeholder>
                           <w:docPart w:val="1173A8867F1A48B589A90511B9B77D72"/>
                         </w:placeholder>
+                        <w15:dataBinding w:prefixMappings="xmlns:ns0='urn:microsoft-dynamics-nav/reports/Inventory_Vendor_Purchases/714/' " w:xpath="/ns0:NavWordReportXmlPart[1]/ns0:Item[1]/ns0:Integer" w:storeItemID="{59EAA5A0-D970-49F5-B085-DB932DABF36D}"/>
                         <w15:color w:val="808080"/>
                         <w15:repeatingSection/>
                       </w:sdtPr>
@@ -486,10 +464,7 @@
                             <w:rPr>
                               <w14:numSpacing w14:val="tabular"/>
                             </w:rPr>
-                            <w:id w:val="-1453244788"/>
-                            <w:placeholder>
-                              <w:docPart w:val="EB1CF80CAACB4CEB9BDF19EFF1D5CA74"/>
-                            </w:placeholder>
+                            <w:id w:val="1124663855"/>
                             <w15:color w:val="808080"/>
                             <w15:repeatingSectionItem/>
                           </w:sdtPr>
@@ -510,6 +485,7 @@
                                   <w:placeholder>
                                     <w:docPart w:val="FB60442D1CF840CFAB6E80AE17D97612"/>
                                   </w:placeholder>
+                                  <w:dataBinding w:prefixMappings="xmlns:ns0='urn:microsoft-dynamics-nav/reports/Inventory_Vendor_Purchases/714/'" w:xpath="/ns0:NavWordReportXmlPart[1]/ns0:Item[1]/ns0:Integer[1]/ns0:SourceNo_ValueEntry[1]" w:storeItemID="{59EAA5A0-D970-49F5-B085-DB932DABF36D}"/>
                                   <w15:color w:val="808080"/>
                                   <w:text/>
                                 </w:sdtPr>
@@ -528,7 +504,6 @@
                                     <w:p>
                                       <w:pPr>
                                         <w:pStyle w:val="NoSpacing"/>
-                                        <w:keepNext/>
                                       </w:pPr>
                                       <w:proofErr w:type="spellStart"/>
                                       <w:r>
@@ -550,6 +525,7 @@
                                   <w:placeholder>
                                     <w:docPart w:val="FB60442D1CF840CFAB6E80AE17D97612"/>
                                   </w:placeholder>
+                                  <w:dataBinding w:prefixMappings="xmlns:ns0='urn:microsoft-dynamics-nav/reports/Inventory_Vendor_Purchases/714/'" w:xpath="/ns0:NavWordReportXmlPart[1]/ns0:Item[1]/ns0:Integer[1]/ns0:VendName[1]" w:storeItemID="{59EAA5A0-D970-49F5-B085-DB932DABF36D}"/>
                                   <w15:color w:val="808080"/>
                                   <w:text/>
                                 </w:sdtPr>
@@ -568,7 +544,6 @@
                                     <w:p>
                                       <w:pPr>
                                         <w:pStyle w:val="NoSpacing"/>
-                                        <w:keepNext/>
                                       </w:pPr>
                                       <w:proofErr w:type="spellStart"/>
                                       <w:r>
@@ -590,6 +565,7 @@
                                   <w:placeholder>
                                     <w:docPart w:val="FB60442D1CF840CFAB6E80AE17D97612"/>
                                   </w:placeholder>
+                                  <w:dataBinding w:prefixMappings="xmlns:ns0='urn:microsoft-dynamics-nav/reports/Inventory_Vendor_Purchases/714/'" w:xpath="/ns0:NavWordReportXmlPart[1]/ns0:Item[1]/ns0:Integer[1]/ns0:InvQty_ValueEntry[1]" w:storeItemID="{59EAA5A0-D970-49F5-B085-DB932DABF36D}"/>
                                   <w15:color w:val="808080"/>
                                   <w:text/>
                                 </w:sdtPr>
@@ -608,7 +584,6 @@
                                     <w:p>
                                       <w:pPr>
                                         <w:pStyle w:val="BCNumber"/>
-                                        <w:keepNext/>
                                         <w:jc w:val="right"/>
                                         <w:rPr>
                                           <w14:numSpacing w14:val="default"/>
@@ -637,6 +612,7 @@
                                   <w:placeholder>
                                     <w:docPart w:val="FB60442D1CF840CFAB6E80AE17D97612"/>
                                   </w:placeholder>
+                                  <w:dataBinding w:prefixMappings="xmlns:ns0='urn:microsoft-dynamics-nav/reports/Inventory_Vendor_Purchases/714/'" w:xpath="/ns0:NavWordReportXmlPart[1]/ns0:Item[1]/ns0:Integer[1]/ns0:CostAmtAct_ValueEntry[1]" w:storeItemID="{59EAA5A0-D970-49F5-B085-DB932DABF36D}"/>
                                   <w15:color w:val="808080"/>
                                   <w:text/>
                                 </w:sdtPr>
@@ -655,7 +631,6 @@
                                     <w:p>
                                       <w:pPr>
                                         <w:pStyle w:val="BCNumber"/>
-                                        <w:keepNext/>
                                         <w:jc w:val="right"/>
                                         <w:rPr>
                                           <w14:numSpacing w14:val="default"/>
@@ -684,6 +659,7 @@
                                   <w:placeholder>
                                     <w:docPart w:val="FB60442D1CF840CFAB6E80AE17D97612"/>
                                   </w:placeholder>
+                                  <w:dataBinding w:prefixMappings="xmlns:ns0='urn:microsoft-dynamics-nav/reports/Inventory_Vendor_Purchases/714/'" w:xpath="/ns0:NavWordReportXmlPart[1]/ns0:Item[1]/ns0:Integer[1]/ns0:DiscAmt_ValueEntry[1]" w:storeItemID="{59EAA5A0-D970-49F5-B085-DB932DABF36D}"/>
                                   <w15:color w:val="808080"/>
                                   <w:text/>
                                 </w:sdtPr>
@@ -702,7 +678,6 @@
                                     <w:p>
                                       <w:pPr>
                                         <w:pStyle w:val="BCNumber"/>
-                                        <w:keepNext/>
                                         <w:jc w:val="right"/>
                                         <w:rPr>
                                           <w14:numSpacing w14:val="default"/>
@@ -729,8 +704,9 @@
                   <w:p>
                     <w:pPr>
                       <w:pStyle w:val="BCLabel"/>
+                      <w:keepNext w:val="0"/>
                       <w:rPr>
-                        <w:rFonts w:asciiTheme="minorHAnsi" w:eastAsiaTheme="minorHAnsi" w:hAnsiTheme="minorHAnsi" w:cstheme="minorBidi"/>
+                        <w:rFonts w:asciiTheme="minorHAnsi" w:hAnsiTheme="minorHAnsi" w:eastAsiaTheme="minorHAnsi" w:cstheme="minorBidi"/>
                       </w:rPr>
                     </w:pPr>
                   </w:p>
@@ -744,12 +720,13 @@
                   <w:tcPr>
                     <w:tcW w:w="515" w:type="pct"/>
                     <w:tcBorders>
-                      <w:bottom w:val="single" w:sz="4" w:space="0" w:color="auto"/>
+                      <w:bottom w:val="single" w:color="auto" w:sz="4" w:space="0"/>
                     </w:tcBorders>
                   </w:tcPr>
                   <w:p>
                     <w:pPr>
                       <w:pStyle w:val="BCLabel"/>
+                      <w:keepNext w:val="0"/>
                       <w:spacing w:after="80"/>
                     </w:pPr>
                   </w:p>
@@ -762,6 +739,7 @@
                     <w:placeholder>
                       <w:docPart w:val="CE7D2F5CF0E447A1A83AD578E160A21D"/>
                     </w:placeholder>
+                    <w:dataBinding w:prefixMappings="xmlns:ns0='urn:microsoft-dynamics-nav/reports/Inventory_Vendor_Purchases/714/'" w:xpath="/ns0:NavWordReportXmlPart[1]/ns0:Item[1]/ns0:Desc_Item[1]" w:storeItemID="{59EAA5A0-D970-49F5-B085-DB932DABF36D}"/>
                     <w15:color w:val="808080"/>
                     <w:text/>
                   </w:sdtPr>
@@ -769,15 +747,13 @@
                     <w:tc>
                       <w:tcPr>
                         <w:tcW w:w="1458" w:type="pct"/>
-                        <w:gridSpan w:val="2"/>
                         <w:tcBorders>
-                          <w:bottom w:val="single" w:sz="4" w:space="0" w:color="auto"/>
+                          <w:bottom w:val="single" w:color="auto" w:sz="4" w:space="0"/>
                         </w:tcBorders>
                       </w:tcPr>
                       <w:p>
                         <w:pPr>
                           <w:pStyle w:val="BCLabel"/>
-                          <w:spacing w:after="80"/>
                         </w:pPr>
                         <w:proofErr w:type="spellStart"/>
                         <w:r>
@@ -796,6 +772,7 @@
                     <w:placeholder>
                       <w:docPart w:val="2127A6B545A04E2885FF454EE1ED5515"/>
                     </w:placeholder>
+                    <w:dataBinding w:prefixMappings="xmlns:ns0='urn:microsoft-dynamics-nav/reports/Inventory_Vendor_Purchases/714/'" w:xpath="/ns0:NavWordReportXmlPart[1]/ns0:Item[1]/ns0:Subtotals[1]/ns0:Subtotals_InvoicedQuantity[1]" w:storeItemID="{59EAA5A0-D970-49F5-B085-DB932DABF36D}"/>
                     <w15:color w:val="808080"/>
                     <w:text/>
                   </w:sdtPr>
@@ -804,13 +781,12 @@
                       <w:tcPr>
                         <w:tcW w:w="986" w:type="pct"/>
                         <w:tcBorders>
-                          <w:bottom w:val="single" w:sz="4" w:space="0" w:color="auto"/>
+                          <w:bottom w:val="single" w:color="auto" w:sz="4" w:space="0"/>
                         </w:tcBorders>
                       </w:tcPr>
                       <w:p>
                         <w:pPr>
                           <w:pStyle w:val="BCLabel"/>
-                          <w:spacing w:after="80"/>
                           <w:jc w:val="right"/>
                         </w:pPr>
                         <w:proofErr w:type="spellStart"/>
@@ -830,6 +806,7 @@
                     <w:placeholder>
                       <w:docPart w:val="2127A6B545A04E2885FF454EE1ED5515"/>
                     </w:placeholder>
+                    <w:dataBinding w:prefixMappings="xmlns:ns0='urn:microsoft-dynamics-nav/reports/Inventory_Vendor_Purchases/714/'" w:xpath="/ns0:NavWordReportXmlPart[1]/ns0:Item[1]/ns0:Subtotals[1]/ns0:Subtotals_CostAmount[1]" w:storeItemID="{59EAA5A0-D970-49F5-B085-DB932DABF36D}"/>
                     <w15:color w:val="808080"/>
                     <w:text/>
                   </w:sdtPr>
@@ -838,13 +815,12 @@
                       <w:tcPr>
                         <w:tcW w:w="1069" w:type="pct"/>
                         <w:tcBorders>
-                          <w:bottom w:val="single" w:sz="4" w:space="0" w:color="auto"/>
+                          <w:bottom w:val="single" w:color="auto" w:sz="4" w:space="0"/>
                         </w:tcBorders>
                       </w:tcPr>
                       <w:p>
                         <w:pPr>
                           <w:pStyle w:val="BCLabel"/>
-                          <w:spacing w:after="80"/>
                           <w:jc w:val="right"/>
                         </w:pPr>
                         <w:proofErr w:type="spellStart"/>
@@ -864,6 +840,7 @@
                     <w:placeholder>
                       <w:docPart w:val="2127A6B545A04E2885FF454EE1ED5515"/>
                     </w:placeholder>
+                    <w:dataBinding w:prefixMappings="xmlns:ns0='urn:microsoft-dynamics-nav/reports/Inventory_Vendor_Purchases/714/'" w:xpath="/ns0:NavWordReportXmlPart[1]/ns0:Item[1]/ns0:Subtotals[1]/ns0:Subtotals_DiscountAmount[1]" w:storeItemID="{59EAA5A0-D970-49F5-B085-DB932DABF36D}"/>
                     <w15:color w:val="808080"/>
                     <w:text/>
                   </w:sdtPr>
@@ -871,14 +848,15 @@
                     <w:tc>
                       <w:tcPr>
                         <w:tcW w:w="972" w:type="pct"/>
+                        <w:gridSpan w:val="2"/>
                         <w:tcBorders>
-                          <w:bottom w:val="single" w:sz="4" w:space="0" w:color="auto"/>
+                          <w:bottom w:val="single" w:color="auto" w:sz="4" w:space="0"/>
                         </w:tcBorders>
                       </w:tcPr>
                       <w:p>
                         <w:pPr>
                           <w:pStyle w:val="BCLabel"/>
-                          <w:spacing w:after="80"/>
+                          <w:jc w:val="right"/>
                         </w:pPr>
                         <w:proofErr w:type="spellStart"/>
                         <w:r>
@@ -906,10 +884,7 @@
         <w:tblDescription w:val="Document lines. Column headers in the first row."/>
       </w:tblPr>
       <w:tblGrid>
-        <w:gridCol w:w="1617"/>
-        <w:gridCol w:w="1352"/>
-        <w:gridCol w:w="1352"/>
-        <w:gridCol w:w="1889"/>
+        <w:gridCol w:w="6210"/>
         <w:gridCol w:w="2250"/>
         <w:gridCol w:w="2034"/>
       </w:tblGrid>
@@ -924,7 +899,7 @@
             <w:tag w:val="#Nav: Inventory_Vendor_Purchases/714"/>
             <w:id w:val="-757981476"/>
             <w:placeholder>
-              <w:docPart w:val="8EF10CE5896C4DF1835660F78E9506D0"/>
+              <w:docPart w:val="55E7EA41093C4B6FAD02A5946CE9BBC7"/>
             </w:placeholder>
             <w:dataBinding w:prefixMappings="xmlns:ns0='urn:microsoft-dynamics-nav/reports/Inventory_Vendor_Purchases/714/'" w:xpath="/ns0:NavWordReportXmlPart[1]/ns0:Labels[1]/ns0:TotalLbl[1]" w:storeItemID="{59EAA5A0-D970-49F5-B085-DB932DABF36D}"/>
             <w:text/>
@@ -932,11 +907,12 @@
           <w:sdtContent>
             <w:tc>
               <w:tcPr>
-                <w:tcW w:w="770" w:type="pct"/>
+                <w:tcW w:w="2959" w:type="pct"/>
               </w:tcPr>
               <w:p>
                 <w:pPr>
-                  <w:pStyle w:val="BCLabelNumber"/>
+                  <w:pStyle w:val="BCLabel"/>
+                  <w:keepNext w:val="0"/>
                 </w:pPr>
                 <w:proofErr w:type="spellStart"/>
                 <w:r>
@@ -949,38 +925,6 @@
         </w:sdt>
         <w:tc>
           <w:tcPr>
-            <w:tcW w:w="644" w:type="pct"/>
-          </w:tcPr>
-          <w:p>
-            <w:pPr>
-              <w:pStyle w:val="BCLabelNumber"/>
-              <w:jc w:val="right"/>
-            </w:pPr>
-          </w:p>
-        </w:tc>
-        <w:tc>
-          <w:tcPr>
-            <w:tcW w:w="644" w:type="pct"/>
-          </w:tcPr>
-          <w:p>
-            <w:pPr>
-              <w:pStyle w:val="BCLabelNumber"/>
-              <w:jc w:val="right"/>
-            </w:pPr>
-          </w:p>
-        </w:tc>
-        <w:tc>
-          <w:tcPr>
-            <w:tcW w:w="900" w:type="pct"/>
-          </w:tcPr>
-          <w:p>
-            <w:pPr>
-              <w:pStyle w:val="BCLabel"/>
-            </w:pPr>
-          </w:p>
-        </w:tc>
-        <w:tc>
-          <w:tcPr>
             <w:tcW w:w="1072" w:type="pct"/>
           </w:tcPr>
           <w:sdt>
@@ -989,7 +933,7 @@
               <w:tag w:val="#Nav: Inventory_Vendor_Purchases/714"/>
               <w:id w:val="1605146378"/>
               <w:placeholder>
-                <w:docPart w:val="FA2BD9B4F7624C65B1D97D2A56A8054C"/>
+                <w:docPart w:val="04B43EE82DC144F393904109A823FE64"/>
               </w:placeholder>
               <w:dataBinding w:prefixMappings="xmlns:ns0='urn:microsoft-dynamics-nav/reports/Inventory_Vendor_Purchases/714/'" w:xpath="/ns0:NavWordReportXmlPart[1]/ns0:Totals[1]/ns0:Totals_CostAmount[1]" w:storeItemID="{59EAA5A0-D970-49F5-B085-DB932DABF36D}"/>
               <w:text/>
@@ -998,6 +942,7 @@
               <w:p>
                 <w:pPr>
                   <w:pStyle w:val="BCLabelNumber"/>
+                  <w:keepNext w:val="0"/>
                   <w:jc w:val="right"/>
                 </w:pPr>
                 <w:r>
@@ -1017,7 +962,7 @@
               <w:tag w:val="#Nav: Inventory_Vendor_Purchases/714"/>
               <w:id w:val="1913503864"/>
               <w:placeholder>
-                <w:docPart w:val="FA2BD9B4F7624C65B1D97D2A56A8054C"/>
+                <w:docPart w:val="04B43EE82DC144F393904109A823FE64"/>
               </w:placeholder>
               <w:dataBinding w:prefixMappings="xmlns:ns0='urn:microsoft-dynamics-nav/reports/Inventory_Vendor_Purchases/714/'" w:xpath="/ns0:NavWordReportXmlPart[1]/ns0:Totals[1]/ns0:Totals_DiscountAmount[1]" w:storeItemID="{59EAA5A0-D970-49F5-B085-DB932DABF36D}"/>
               <w:text/>
@@ -1026,6 +971,7 @@
               <w:p>
                 <w:pPr>
                   <w:pStyle w:val="BCLabelNumber"/>
+                  <w:keepNext w:val="0"/>
                   <w:jc w:val="right"/>
                 </w:pPr>
                 <w:r>
@@ -1037,21 +983,17 @@
         </w:tc>
       </w:tr>
     </w:tbl>
-    <w:p/>
-    <w:p/>
-    <w:p/>
-    <w:p/>
+    <w:p>
+      <w:pPr>
+        <w:tabs>
+          <w:tab w:val="left" w:pos="3645"/>
+        </w:tabs>
+      </w:pPr>
+    </w:p>
     <w:sectPr>
-      <w:headerReference w:type="even" r:id="rId10"/>
-      <w:headerReference w:type="default" r:id="rId11"/>
-      <w:footerReference w:type="even" r:id="rId12"/>
-      <w:footerReference w:type="default" r:id="rId13"/>
-      <w:headerReference w:type="first" r:id="rId14"/>
-      <w:footerReference w:type="first" r:id="rId15"/>
       <w:pgSz w:w="11906" w:h="16838"/>
       <w:pgMar w:top="576" w:right="706" w:bottom="576" w:left="706" w:header="709" w:footer="425" w:gutter="0"/>
       <w:cols w:space="708"/>
-      <w:titlePg/>
       <w:docGrid w:linePitch="360"/>
     </w:sectPr>
   </w:body>
@@ -1083,36 +1025,6 @@
 </w:endnotes>
 </file>
 
-<file path=word/footer1.xml><?xml version="1.0" encoding="utf-8"?>
-<w:ftr xmlns:wpc="http://schemas.microsoft.com/office/word/2010/wordprocessingCanvas" xmlns:cx="http://schemas.microsoft.com/office/drawing/2014/chartex" xmlns:cx1="http://schemas.microsoft.com/office/drawing/2015/9/8/chartex" xmlns:cx2="http://schemas.microsoft.com/office/drawing/2015/10/21/chartex" xmlns:cx3="http://schemas.microsoft.com/office/drawing/2016/5/9/chartex" xmlns:cx4="http://schemas.microsoft.com/office/drawing/2016/5/10/chartex" xmlns:cx5="http://schemas.microsoft.com/office/drawing/2016/5/11/chartex" xmlns:cx6="http://schemas.microsoft.com/office/drawing/2016/5/12/chartex" xmlns:cx7="http://schemas.microsoft.com/office/drawing/2016/5/13/chartex" xmlns:cx8="http://schemas.microsoft.com/office/drawing/2016/5/14/chartex" xmlns:mc="http://schemas.openxmlformats.org/markup-compatibility/2006" xmlns:aink="http://schemas.microsoft.com/office/drawing/2016/ink" xmlns:am3d="http://schemas.microsoft.com/office/drawing/2017/model3d" xmlns:o="urn:schemas-microsoft-com:office:office" xmlns:oel="http://schemas.microsoft.com/office/2019/extlst" xmlns:r="http://schemas.openxmlformats.org/officeDocument/2006/relationships" xmlns:m="http://schemas.openxmlformats.org/officeDocument/2006/math" xmlns:v="urn:schemas-microsoft-com:vml" xmlns:wp14="http://schemas.microsoft.com/office/word/2010/wordprocessingDrawing" xmlns:wp="http://schemas.openxmlformats.org/drawingml/2006/wordprocessingDrawing" xmlns:w10="urn:schemas-microsoft-com:office:word" xmlns:w="http://schemas.openxmlformats.org/wordprocessingml/2006/main" xmlns:w14="http://schemas.microsoft.com/office/word/2010/wordml" xmlns:w15="http://schemas.microsoft.com/office/word/2012/wordml" xmlns:w16cex="http://schemas.microsoft.com/office/word/2018/wordml/cex" xmlns:w16cid="http://schemas.microsoft.com/office/word/2016/wordml/cid" xmlns:w16="http://schemas.microsoft.com/office/word/2018/wordml" xmlns:w16du="http://schemas.microsoft.com/office/word/2023/wordml/word16du" xmlns:w16sdtdh="http://schemas.microsoft.com/office/word/2020/wordml/sdtdatahash" xmlns:w16sdtfl="http://schemas.microsoft.com/office/word/2024/wordml/sdtformatlock" xmlns:w16se="http://schemas.microsoft.com/office/word/2015/wordml/symex" xmlns:wpg="http://schemas.microsoft.com/office/word/2010/wordprocessingGroup" xmlns:wpi="http://schemas.microsoft.com/office/word/2010/wordprocessingInk" xmlns:wne="http://schemas.microsoft.com/office/word/2006/wordml" xmlns:wps="http://schemas.microsoft.com/office/word/2010/wordprocessingShape" mc:Ignorable="w14 w15 w16se w16cid w16 w16cex w16sdtdh w16sdtfl w16du wp14">
-  <w:p>
-    <w:pPr>
-      <w:pStyle w:val="Footer"/>
-    </w:pPr>
-  </w:p>
-</w:ftr>
-</file>
-
-<file path=word/footer2.xml><?xml version="1.0" encoding="utf-8"?>
-<w:ftr xmlns:wpc="http://schemas.microsoft.com/office/word/2010/wordprocessingCanvas" xmlns:cx="http://schemas.microsoft.com/office/drawing/2014/chartex" xmlns:cx1="http://schemas.microsoft.com/office/drawing/2015/9/8/chartex" xmlns:cx2="http://schemas.microsoft.com/office/drawing/2015/10/21/chartex" xmlns:cx3="http://schemas.microsoft.com/office/drawing/2016/5/9/chartex" xmlns:cx4="http://schemas.microsoft.com/office/drawing/2016/5/10/chartex" xmlns:cx5="http://schemas.microsoft.com/office/drawing/2016/5/11/chartex" xmlns:cx6="http://schemas.microsoft.com/office/drawing/2016/5/12/chartex" xmlns:cx7="http://schemas.microsoft.com/office/drawing/2016/5/13/chartex" xmlns:cx8="http://schemas.microsoft.com/office/drawing/2016/5/14/chartex" xmlns:mc="http://schemas.openxmlformats.org/markup-compatibility/2006" xmlns:aink="http://schemas.microsoft.com/office/drawing/2016/ink" xmlns:am3d="http://schemas.microsoft.com/office/drawing/2017/model3d" xmlns:o="urn:schemas-microsoft-com:office:office" xmlns:oel="http://schemas.microsoft.com/office/2019/extlst" xmlns:r="http://schemas.openxmlformats.org/officeDocument/2006/relationships" xmlns:m="http://schemas.openxmlformats.org/officeDocument/2006/math" xmlns:v="urn:schemas-microsoft-com:vml" xmlns:wp14="http://schemas.microsoft.com/office/word/2010/wordprocessingDrawing" xmlns:wp="http://schemas.openxmlformats.org/drawingml/2006/wordprocessingDrawing" xmlns:w10="urn:schemas-microsoft-com:office:word" xmlns:w="http://schemas.openxmlformats.org/wordprocessingml/2006/main" xmlns:w14="http://schemas.microsoft.com/office/word/2010/wordml" xmlns:w15="http://schemas.microsoft.com/office/word/2012/wordml" xmlns:w16cex="http://schemas.microsoft.com/office/word/2018/wordml/cex" xmlns:w16cid="http://schemas.microsoft.com/office/word/2016/wordml/cid" xmlns:w16="http://schemas.microsoft.com/office/word/2018/wordml" xmlns:w16du="http://schemas.microsoft.com/office/word/2023/wordml/word16du" xmlns:w16sdtdh="http://schemas.microsoft.com/office/word/2020/wordml/sdtdatahash" xmlns:w16sdtfl="http://schemas.microsoft.com/office/word/2024/wordml/sdtformatlock" xmlns:w16se="http://schemas.microsoft.com/office/word/2015/wordml/symex" xmlns:wpg="http://schemas.microsoft.com/office/word/2010/wordprocessingGroup" xmlns:wpi="http://schemas.microsoft.com/office/word/2010/wordprocessingInk" xmlns:wne="http://schemas.microsoft.com/office/word/2006/wordml" xmlns:wps="http://schemas.microsoft.com/office/word/2010/wordprocessingShape" mc:Ignorable="w14 w15 w16se w16cid w16 w16cex w16sdtdh w16sdtfl w16du wp14">
-  <w:p>
-    <w:pPr>
-      <w:pStyle w:val="Footer"/>
-    </w:pPr>
-  </w:p>
-</w:ftr>
-</file>
-
-<file path=word/footer3.xml><?xml version="1.0" encoding="utf-8"?>
-<w:ftr xmlns:wpc="http://schemas.microsoft.com/office/word/2010/wordprocessingCanvas" xmlns:cx="http://schemas.microsoft.com/office/drawing/2014/chartex" xmlns:cx1="http://schemas.microsoft.com/office/drawing/2015/9/8/chartex" xmlns:cx2="http://schemas.microsoft.com/office/drawing/2015/10/21/chartex" xmlns:cx3="http://schemas.microsoft.com/office/drawing/2016/5/9/chartex" xmlns:cx4="http://schemas.microsoft.com/office/drawing/2016/5/10/chartex" xmlns:cx5="http://schemas.microsoft.com/office/drawing/2016/5/11/chartex" xmlns:cx6="http://schemas.microsoft.com/office/drawing/2016/5/12/chartex" xmlns:cx7="http://schemas.microsoft.com/office/drawing/2016/5/13/chartex" xmlns:cx8="http://schemas.microsoft.com/office/drawing/2016/5/14/chartex" xmlns:mc="http://schemas.openxmlformats.org/markup-compatibility/2006" xmlns:aink="http://schemas.microsoft.com/office/drawing/2016/ink" xmlns:am3d="http://schemas.microsoft.com/office/drawing/2017/model3d" xmlns:o="urn:schemas-microsoft-com:office:office" xmlns:oel="http://schemas.microsoft.com/office/2019/extlst" xmlns:r="http://schemas.openxmlformats.org/officeDocument/2006/relationships" xmlns:m="http://schemas.openxmlformats.org/officeDocument/2006/math" xmlns:v="urn:schemas-microsoft-com:vml" xmlns:wp14="http://schemas.microsoft.com/office/word/2010/wordprocessingDrawing" xmlns:wp="http://schemas.openxmlformats.org/drawingml/2006/wordprocessingDrawing" xmlns:w10="urn:schemas-microsoft-com:office:word" xmlns:w="http://schemas.openxmlformats.org/wordprocessingml/2006/main" xmlns:w14="http://schemas.microsoft.com/office/word/2010/wordml" xmlns:w15="http://schemas.microsoft.com/office/word/2012/wordml" xmlns:w16cex="http://schemas.microsoft.com/office/word/2018/wordml/cex" xmlns:w16cid="http://schemas.microsoft.com/office/word/2016/wordml/cid" xmlns:w16="http://schemas.microsoft.com/office/word/2018/wordml" xmlns:w16du="http://schemas.microsoft.com/office/word/2023/wordml/word16du" xmlns:w16sdtdh="http://schemas.microsoft.com/office/word/2020/wordml/sdtdatahash" xmlns:w16sdtfl="http://schemas.microsoft.com/office/word/2024/wordml/sdtformatlock" xmlns:w16se="http://schemas.microsoft.com/office/word/2015/wordml/symex" xmlns:wpg="http://schemas.microsoft.com/office/word/2010/wordprocessingGroup" xmlns:wpi="http://schemas.microsoft.com/office/word/2010/wordprocessingInk" xmlns:wne="http://schemas.microsoft.com/office/word/2006/wordml" xmlns:wps="http://schemas.microsoft.com/office/word/2010/wordprocessingShape" mc:Ignorable="w14 w15 w16se w16cid w16 w16cex w16sdtdh w16sdtfl w16du wp14">
-  <w:p>
-    <w:pPr>
-      <w:pStyle w:val="Footer"/>
-    </w:pPr>
-  </w:p>
-</w:ftr>
-</file>
-
 <file path=word/footnotes.xml><?xml version="1.0" encoding="utf-8"?>
 <w:footnotes xmlns:wpc="http://schemas.microsoft.com/office/word/2010/wordprocessingCanvas" xmlns:cx="http://schemas.microsoft.com/office/drawing/2014/chartex" xmlns:cx1="http://schemas.microsoft.com/office/drawing/2015/9/8/chartex" xmlns:cx2="http://schemas.microsoft.com/office/drawing/2015/10/21/chartex" xmlns:cx3="http://schemas.microsoft.com/office/drawing/2016/5/9/chartex" xmlns:cx4="http://schemas.microsoft.com/office/drawing/2016/5/10/chartex" xmlns:cx5="http://schemas.microsoft.com/office/drawing/2016/5/11/chartex" xmlns:cx6="http://schemas.microsoft.com/office/drawing/2016/5/12/chartex" xmlns:cx7="http://schemas.microsoft.com/office/drawing/2016/5/13/chartex" xmlns:cx8="http://schemas.microsoft.com/office/drawing/2016/5/14/chartex" xmlns:mc="http://schemas.openxmlformats.org/markup-compatibility/2006" xmlns:aink="http://schemas.microsoft.com/office/drawing/2016/ink" xmlns:am3d="http://schemas.microsoft.com/office/drawing/2017/model3d" xmlns:o="urn:schemas-microsoft-com:office:office" xmlns:oel="http://schemas.microsoft.com/office/2019/extlst" xmlns:r="http://schemas.openxmlformats.org/officeDocument/2006/relationships" xmlns:m="http://schemas.openxmlformats.org/officeDocument/2006/math" xmlns:v="urn:schemas-microsoft-com:vml" xmlns:wp14="http://schemas.microsoft.com/office/word/2010/wordprocessingDrawing" xmlns:wp="http://schemas.openxmlformats.org/drawingml/2006/wordprocessingDrawing" xmlns:w10="urn:schemas-microsoft-com:office:word" xmlns:w="http://schemas.openxmlformats.org/wordprocessingml/2006/main" xmlns:w14="http://schemas.microsoft.com/office/word/2010/wordml" xmlns:w15="http://schemas.microsoft.com/office/word/2012/wordml" xmlns:w16cex="http://schemas.microsoft.com/office/word/2018/wordml/cex" xmlns:w16cid="http://schemas.microsoft.com/office/word/2016/wordml/cid" xmlns:w16="http://schemas.microsoft.com/office/word/2018/wordml" xmlns:w16du="http://schemas.microsoft.com/office/word/2023/wordml/word16du" xmlns:w16sdtdh="http://schemas.microsoft.com/office/word/2020/wordml/sdtdatahash" xmlns:w16sdtfl="http://schemas.microsoft.com/office/word/2024/wordml/sdtformatlock" xmlns:w16se="http://schemas.microsoft.com/office/word/2015/wordml/symex" xmlns:wpg="http://schemas.microsoft.com/office/word/2010/wordprocessingGroup" xmlns:wpi="http://schemas.microsoft.com/office/word/2010/wordprocessingInk" xmlns:wne="http://schemas.microsoft.com/office/word/2006/wordml" xmlns:wps="http://schemas.microsoft.com/office/word/2010/wordprocessingShape" mc:Ignorable="w14 w15 w16se w16cid w16 w16cex w16sdtdh w16sdtfl w16du wp14">
   <w:footnote w:type="separator" w:id="-1">
@@ -1136,36 +1048,6 @@
     </w:p>
   </w:footnote>
 </w:footnotes>
-</file>
-
-<file path=word/header1.xml><?xml version="1.0" encoding="utf-8"?>
-<w:hdr xmlns:wpc="http://schemas.microsoft.com/office/word/2010/wordprocessingCanvas" xmlns:cx="http://schemas.microsoft.com/office/drawing/2014/chartex" xmlns:cx1="http://schemas.microsoft.com/office/drawing/2015/9/8/chartex" xmlns:cx2="http://schemas.microsoft.com/office/drawing/2015/10/21/chartex" xmlns:cx3="http://schemas.microsoft.com/office/drawing/2016/5/9/chartex" xmlns:cx4="http://schemas.microsoft.com/office/drawing/2016/5/10/chartex" xmlns:cx5="http://schemas.microsoft.com/office/drawing/2016/5/11/chartex" xmlns:cx6="http://schemas.microsoft.com/office/drawing/2016/5/12/chartex" xmlns:cx7="http://schemas.microsoft.com/office/drawing/2016/5/13/chartex" xmlns:cx8="http://schemas.microsoft.com/office/drawing/2016/5/14/chartex" xmlns:mc="http://schemas.openxmlformats.org/markup-compatibility/2006" xmlns:aink="http://schemas.microsoft.com/office/drawing/2016/ink" xmlns:am3d="http://schemas.microsoft.com/office/drawing/2017/model3d" xmlns:o="urn:schemas-microsoft-com:office:office" xmlns:oel="http://schemas.microsoft.com/office/2019/extlst" xmlns:r="http://schemas.openxmlformats.org/officeDocument/2006/relationships" xmlns:m="http://schemas.openxmlformats.org/officeDocument/2006/math" xmlns:v="urn:schemas-microsoft-com:vml" xmlns:wp14="http://schemas.microsoft.com/office/word/2010/wordprocessingDrawing" xmlns:wp="http://schemas.openxmlformats.org/drawingml/2006/wordprocessingDrawing" xmlns:w10="urn:schemas-microsoft-com:office:word" xmlns:w="http://schemas.openxmlformats.org/wordprocessingml/2006/main" xmlns:w14="http://schemas.microsoft.com/office/word/2010/wordml" xmlns:w15="http://schemas.microsoft.com/office/word/2012/wordml" xmlns:w16cex="http://schemas.microsoft.com/office/word/2018/wordml/cex" xmlns:w16cid="http://schemas.microsoft.com/office/word/2016/wordml/cid" xmlns:w16="http://schemas.microsoft.com/office/word/2018/wordml" xmlns:w16du="http://schemas.microsoft.com/office/word/2023/wordml/word16du" xmlns:w16sdtdh="http://schemas.microsoft.com/office/word/2020/wordml/sdtdatahash" xmlns:w16sdtfl="http://schemas.microsoft.com/office/word/2024/wordml/sdtformatlock" xmlns:w16se="http://schemas.microsoft.com/office/word/2015/wordml/symex" xmlns:wpg="http://schemas.microsoft.com/office/word/2010/wordprocessingGroup" xmlns:wpi="http://schemas.microsoft.com/office/word/2010/wordprocessingInk" xmlns:wne="http://schemas.microsoft.com/office/word/2006/wordml" xmlns:wps="http://schemas.microsoft.com/office/word/2010/wordprocessingShape" mc:Ignorable="w14 w15 w16se w16cid w16 w16cex w16sdtdh w16sdtfl w16du wp14">
-  <w:p>
-    <w:pPr>
-      <w:pStyle w:val="Header"/>
-    </w:pPr>
-  </w:p>
-</w:hdr>
-</file>
-
-<file path=word/header2.xml><?xml version="1.0" encoding="utf-8"?>
-<w:hdr xmlns:wpc="http://schemas.microsoft.com/office/word/2010/wordprocessingCanvas" xmlns:cx="http://schemas.microsoft.com/office/drawing/2014/chartex" xmlns:cx1="http://schemas.microsoft.com/office/drawing/2015/9/8/chartex" xmlns:cx2="http://schemas.microsoft.com/office/drawing/2015/10/21/chartex" xmlns:cx3="http://schemas.microsoft.com/office/drawing/2016/5/9/chartex" xmlns:cx4="http://schemas.microsoft.com/office/drawing/2016/5/10/chartex" xmlns:cx5="http://schemas.microsoft.com/office/drawing/2016/5/11/chartex" xmlns:cx6="http://schemas.microsoft.com/office/drawing/2016/5/12/chartex" xmlns:cx7="http://schemas.microsoft.com/office/drawing/2016/5/13/chartex" xmlns:cx8="http://schemas.microsoft.com/office/drawing/2016/5/14/chartex" xmlns:mc="http://schemas.openxmlformats.org/markup-compatibility/2006" xmlns:aink="http://schemas.microsoft.com/office/drawing/2016/ink" xmlns:am3d="http://schemas.microsoft.com/office/drawing/2017/model3d" xmlns:o="urn:schemas-microsoft-com:office:office" xmlns:oel="http://schemas.microsoft.com/office/2019/extlst" xmlns:r="http://schemas.openxmlformats.org/officeDocument/2006/relationships" xmlns:m="http://schemas.openxmlformats.org/officeDocument/2006/math" xmlns:v="urn:schemas-microsoft-com:vml" xmlns:wp14="http://schemas.microsoft.com/office/word/2010/wordprocessingDrawing" xmlns:wp="http://schemas.openxmlformats.org/drawingml/2006/wordprocessingDrawing" xmlns:w10="urn:schemas-microsoft-com:office:word" xmlns:w="http://schemas.openxmlformats.org/wordprocessingml/2006/main" xmlns:w14="http://schemas.microsoft.com/office/word/2010/wordml" xmlns:w15="http://schemas.microsoft.com/office/word/2012/wordml" xmlns:w16cex="http://schemas.microsoft.com/office/word/2018/wordml/cex" xmlns:w16cid="http://schemas.microsoft.com/office/word/2016/wordml/cid" xmlns:w16="http://schemas.microsoft.com/office/word/2018/wordml" xmlns:w16du="http://schemas.microsoft.com/office/word/2023/wordml/word16du" xmlns:w16sdtdh="http://schemas.microsoft.com/office/word/2020/wordml/sdtdatahash" xmlns:w16sdtfl="http://schemas.microsoft.com/office/word/2024/wordml/sdtformatlock" xmlns:w16se="http://schemas.microsoft.com/office/word/2015/wordml/symex" xmlns:wpg="http://schemas.microsoft.com/office/word/2010/wordprocessingGroup" xmlns:wpi="http://schemas.microsoft.com/office/word/2010/wordprocessingInk" xmlns:wne="http://schemas.microsoft.com/office/word/2006/wordml" xmlns:wps="http://schemas.microsoft.com/office/word/2010/wordprocessingShape" mc:Ignorable="w14 w15 w16se w16cid w16 w16cex w16sdtdh w16sdtfl w16du wp14">
-  <w:p>
-    <w:pPr>
-      <w:pStyle w:val="Header"/>
-    </w:pPr>
-  </w:p>
-</w:hdr>
-</file>
-
-<file path=word/header3.xml><?xml version="1.0" encoding="utf-8"?>
-<w:hdr xmlns:wpc="http://schemas.microsoft.com/office/word/2010/wordprocessingCanvas" xmlns:cx="http://schemas.microsoft.com/office/drawing/2014/chartex" xmlns:cx1="http://schemas.microsoft.com/office/drawing/2015/9/8/chartex" xmlns:cx2="http://schemas.microsoft.com/office/drawing/2015/10/21/chartex" xmlns:cx3="http://schemas.microsoft.com/office/drawing/2016/5/9/chartex" xmlns:cx4="http://schemas.microsoft.com/office/drawing/2016/5/10/chartex" xmlns:cx5="http://schemas.microsoft.com/office/drawing/2016/5/11/chartex" xmlns:cx6="http://schemas.microsoft.com/office/drawing/2016/5/12/chartex" xmlns:cx7="http://schemas.microsoft.com/office/drawing/2016/5/13/chartex" xmlns:cx8="http://schemas.microsoft.com/office/drawing/2016/5/14/chartex" xmlns:mc="http://schemas.openxmlformats.org/markup-compatibility/2006" xmlns:aink="http://schemas.microsoft.com/office/drawing/2016/ink" xmlns:am3d="http://schemas.microsoft.com/office/drawing/2017/model3d" xmlns:o="urn:schemas-microsoft-com:office:office" xmlns:oel="http://schemas.microsoft.com/office/2019/extlst" xmlns:r="http://schemas.openxmlformats.org/officeDocument/2006/relationships" xmlns:m="http://schemas.openxmlformats.org/officeDocument/2006/math" xmlns:v="urn:schemas-microsoft-com:vml" xmlns:wp14="http://schemas.microsoft.com/office/word/2010/wordprocessingDrawing" xmlns:wp="http://schemas.openxmlformats.org/drawingml/2006/wordprocessingDrawing" xmlns:w10="urn:schemas-microsoft-com:office:word" xmlns:w="http://schemas.openxmlformats.org/wordprocessingml/2006/main" xmlns:w14="http://schemas.microsoft.com/office/word/2010/wordml" xmlns:w15="http://schemas.microsoft.com/office/word/2012/wordml" xmlns:w16cex="http://schemas.microsoft.com/office/word/2018/wordml/cex" xmlns:w16cid="http://schemas.microsoft.com/office/word/2016/wordml/cid" xmlns:w16="http://schemas.microsoft.com/office/word/2018/wordml" xmlns:w16du="http://schemas.microsoft.com/office/word/2023/wordml/word16du" xmlns:w16sdtdh="http://schemas.microsoft.com/office/word/2020/wordml/sdtdatahash" xmlns:w16sdtfl="http://schemas.microsoft.com/office/word/2024/wordml/sdtformatlock" xmlns:w16se="http://schemas.microsoft.com/office/word/2015/wordml/symex" xmlns:wpg="http://schemas.microsoft.com/office/word/2010/wordprocessingGroup" xmlns:wpi="http://schemas.microsoft.com/office/word/2010/wordprocessingInk" xmlns:wne="http://schemas.microsoft.com/office/word/2006/wordml" xmlns:wps="http://schemas.microsoft.com/office/word/2010/wordprocessingShape" mc:Ignorable="w14 w15 w16se w16cid w16 w16cex w16sdtdh w16sdtfl w16du wp14">
-  <w:p>
-    <w:pPr>
-      <w:pStyle w:val="Header"/>
-    </w:pPr>
-  </w:p>
-</w:hdr>
 </file>
 
 <file path=word/numbering.xml><?xml version="1.0" encoding="utf-8"?>
@@ -2576,7 +2458,6 @@
     <w:uiPriority w:val="1"/>
     <w:semiHidden/>
     <w:unhideWhenUsed/>
-    <w:rsid w:val="00DC7B71"/>
   </w:style>
   <w:style w:type="table" w:default="1" w:styleId="TableNormal">
     <w:name w:val="Normal Table"/>
@@ -2598,7 +2479,6 @@
     <w:uiPriority w:val="99"/>
     <w:semiHidden/>
     <w:unhideWhenUsed/>
-    <w:rsid w:val="00DC7B71"/>
   </w:style>
   <w:style w:type="table" w:styleId="TableGrid">
     <w:name w:val="Table Grid"/>
@@ -29236,64 +29116,6 @@
         <w:p>
           <w:pPr>
             <w:pStyle w:val="FBACDB9111FA4EE283DB34560CE2BA50"/>
-          </w:pPr>
-          <w:r>
-            <w:rPr>
-              <w:rStyle w:val="PlaceholderText"/>
-            </w:rPr>
-            <w:t>Click or tap here to enter text.</w:t>
-          </w:r>
-        </w:p>
-      </w:docPartBody>
-    </w:docPart>
-    <w:docPart>
-      <w:docPartPr>
-        <w:name w:val="FA2BD9B4F7624C65B1D97D2A56A8054C"/>
-        <w:category>
-          <w:name w:val="General"/>
-          <w:gallery w:val="placeholder"/>
-        </w:category>
-        <w:types>
-          <w:type w:val="bbPlcHdr"/>
-        </w:types>
-        <w:behaviors>
-          <w:behavior w:val="content"/>
-        </w:behaviors>
-        <w:guid w:val="{0DC7C343-0123-4BF2-A5B3-74CFD75DF134}"/>
-      </w:docPartPr>
-      <w:docPartBody>
-        <w:p>
-          <w:pPr>
-            <w:pStyle w:val="FA2BD9B4F7624C65B1D97D2A56A8054C"/>
-          </w:pPr>
-          <w:r>
-            <w:rPr>
-              <w:rStyle w:val="PlaceholderText"/>
-            </w:rPr>
-            <w:t>Click or tap here to enter text.</w:t>
-          </w:r>
-        </w:p>
-      </w:docPartBody>
-    </w:docPart>
-    <w:docPart>
-      <w:docPartPr>
-        <w:name w:val="8EF10CE5896C4DF1835660F78E9506D0"/>
-        <w:category>
-          <w:name w:val="General"/>
-          <w:gallery w:val="placeholder"/>
-        </w:category>
-        <w:types>
-          <w:type w:val="bbPlcHdr"/>
-        </w:types>
-        <w:behaviors>
-          <w:behavior w:val="content"/>
-        </w:behaviors>
-        <w:guid w:val="{BBDFBD7A-6042-4EA0-A6A4-8D3E19502C1A}"/>
-      </w:docPartPr>
-      <w:docPartBody>
-        <w:p>
-          <w:pPr>
-            <w:pStyle w:val="8EF10CE5896C4DF1835660F78E9506D0"/>
           </w:pPr>
           <w:r>
             <w:rPr>
@@ -29364,93 +29186,6 @@
     </w:docPart>
     <w:docPart>
       <w:docPartPr>
-        <w:name w:val="BADD6936225149378EB4805632C4C4EE"/>
-        <w:category>
-          <w:name w:val="General"/>
-          <w:gallery w:val="placeholder"/>
-        </w:category>
-        <w:types>
-          <w:type w:val="bbPlcHdr"/>
-        </w:types>
-        <w:behaviors>
-          <w:behavior w:val="content"/>
-        </w:behaviors>
-        <w:guid w:val="{76E99BB2-1969-4ECD-A856-DD9E8E8BBE81}"/>
-      </w:docPartPr>
-      <w:docPartBody>
-        <w:p>
-          <w:pPr>
-            <w:pStyle w:val="BADD6936225149378EB4805632C4C4EE"/>
-          </w:pPr>
-          <w:r>
-            <w:rPr>
-              <w:rStyle w:val="PlaceholderText"/>
-            </w:rPr>
-            <w:t>Enter any content that you want to repeat, including other content controls. You can also insert this control around table rows in order to repeat parts of a table.</w:t>
-          </w:r>
-        </w:p>
-      </w:docPartBody>
-    </w:docPart>
-    <w:docPart>
-      <w:docPartPr>
-        <w:name w:val="170DB549F3684B828ED5DE9E12544A8D"/>
-        <w:category>
-          <w:name w:val="General"/>
-          <w:gallery w:val="placeholder"/>
-        </w:category>
-        <w:types>
-          <w:type w:val="bbPlcHdr"/>
-        </w:types>
-        <w:behaviors>
-          <w:behavior w:val="content"/>
-        </w:behaviors>
-        <w:guid w:val="{D264A467-C2E4-4C77-913B-D66E63C08F26}"/>
-      </w:docPartPr>
-      <w:docPartBody>
-        <w:p>
-          <w:pPr>
-            <w:pStyle w:val="170DB549F3684B828ED5DE9E12544A8D"/>
-          </w:pPr>
-          <w:r>
-            <w:rPr>
-              <w:rStyle w:val="PlaceholderText"/>
-            </w:rPr>
-            <w:t>Click or tap here to enter text.</w:t>
-          </w:r>
-        </w:p>
-      </w:docPartBody>
-    </w:docPart>
-    <w:docPart>
-      <w:docPartPr>
-        <w:name w:val="101923632F5945D58E498C423EAD6A2A"/>
-        <w:category>
-          <w:name w:val="General"/>
-          <w:gallery w:val="placeholder"/>
-        </w:category>
-        <w:types>
-          <w:type w:val="bbPlcHdr"/>
-        </w:types>
-        <w:behaviors>
-          <w:behavior w:val="content"/>
-        </w:behaviors>
-        <w:guid w:val="{6018DEF9-3B74-46F9-8B0A-43FF31F28EED}"/>
-      </w:docPartPr>
-      <w:docPartBody>
-        <w:p>
-          <w:pPr>
-            <w:pStyle w:val="101923632F5945D58E498C423EAD6A2A"/>
-          </w:pPr>
-          <w:r>
-            <w:rPr>
-              <w:rStyle w:val="PlaceholderText"/>
-            </w:rPr>
-            <w:t>Click or tap here to enter text.</w:t>
-          </w:r>
-        </w:p>
-      </w:docPartBody>
-    </w:docPart>
-    <w:docPart>
-      <w:docPartPr>
         <w:name w:val="1173A8867F1A48B589A90511B9B77D72"/>
         <w:category>
           <w:name w:val="General"/>
@@ -29474,35 +29209,6 @@
               <w:rStyle w:val="PlaceholderText"/>
             </w:rPr>
             <w:t>Integer: Insert any data item you want to repeat.</w:t>
-          </w:r>
-        </w:p>
-      </w:docPartBody>
-    </w:docPart>
-    <w:docPart>
-      <w:docPartPr>
-        <w:name w:val="EB1CF80CAACB4CEB9BDF19EFF1D5CA74"/>
-        <w:category>
-          <w:name w:val="General"/>
-          <w:gallery w:val="placeholder"/>
-        </w:category>
-        <w:types>
-          <w:type w:val="bbPlcHdr"/>
-        </w:types>
-        <w:behaviors>
-          <w:behavior w:val="content"/>
-        </w:behaviors>
-        <w:guid w:val="{7AC44745-81ED-4971-9A0B-F9CC92350E55}"/>
-      </w:docPartPr>
-      <w:docPartBody>
-        <w:p>
-          <w:pPr>
-            <w:pStyle w:val="EB1CF80CAACB4CEB9BDF19EFF1D5CA74"/>
-          </w:pPr>
-          <w:r>
-            <w:rPr>
-              <w:rStyle w:val="PlaceholderText"/>
-            </w:rPr>
-            <w:t>Enter any content that you want to repeat, including other content controls. You can also insert this control around table rows in order to repeat parts of a table.</w:t>
           </w:r>
         </w:p>
       </w:docPartBody>
@@ -29594,6 +29300,122 @@
         </w:p>
       </w:docPartBody>
     </w:docPart>
+    <w:docPart>
+      <w:docPartPr>
+        <w:name w:val="55E7EA41093C4B6FAD02A5946CE9BBC7"/>
+        <w:category>
+          <w:name w:val="General"/>
+          <w:gallery w:val="placeholder"/>
+        </w:category>
+        <w:types>
+          <w:type w:val="bbPlcHdr"/>
+        </w:types>
+        <w:behaviors>
+          <w:behavior w:val="content"/>
+        </w:behaviors>
+        <w:guid w:val="{4B3DA6D8-6C0E-499A-9C87-94AF4DD5FCB0}"/>
+      </w:docPartPr>
+      <w:docPartBody>
+        <w:p>
+          <w:pPr>
+            <w:pStyle w:val="55E7EA41093C4B6FAD02A5946CE9BBC7"/>
+          </w:pPr>
+          <w:r>
+            <w:rPr>
+              <w:rStyle w:val="PlaceholderText"/>
+            </w:rPr>
+            <w:t>Click or tap here to enter text.</w:t>
+          </w:r>
+        </w:p>
+      </w:docPartBody>
+    </w:docPart>
+    <w:docPart>
+      <w:docPartPr>
+        <w:name w:val="04B43EE82DC144F393904109A823FE64"/>
+        <w:category>
+          <w:name w:val="General"/>
+          <w:gallery w:val="placeholder"/>
+        </w:category>
+        <w:types>
+          <w:type w:val="bbPlcHdr"/>
+        </w:types>
+        <w:behaviors>
+          <w:behavior w:val="content"/>
+        </w:behaviors>
+        <w:guid w:val="{5F37A3C2-D4F8-4818-91B3-46DAC11E71B3}"/>
+      </w:docPartPr>
+      <w:docPartBody>
+        <w:p>
+          <w:pPr>
+            <w:pStyle w:val="04B43EE82DC144F393904109A823FE64"/>
+          </w:pPr>
+          <w:r>
+            <w:rPr>
+              <w:rStyle w:val="PlaceholderText"/>
+            </w:rPr>
+            <w:t>Click or tap here to enter text.</w:t>
+          </w:r>
+        </w:p>
+      </w:docPartBody>
+    </w:docPart>
+    <w:docPart>
+      <w:docPartPr>
+        <w:name w:val="93CC04711B0D4EE48F257B56F053E394"/>
+        <w:category>
+          <w:name w:val="General"/>
+          <w:gallery w:val="placeholder"/>
+        </w:category>
+        <w:types>
+          <w:type w:val="bbPlcHdr"/>
+        </w:types>
+        <w:behaviors>
+          <w:behavior w:val="content"/>
+        </w:behaviors>
+        <w:guid w:val="{C59E2497-77A1-4877-A013-464258CBC63A}"/>
+      </w:docPartPr>
+      <w:docPartBody>
+        <w:p>
+          <w:pPr>
+            <w:pStyle w:val="93CC04711B0D4EE48F257B56F053E394"/>
+          </w:pPr>
+          <w:r>
+            <w:rPr>
+              <w:rStyle w:val="PlaceholderText"/>
+            </w:rPr>
+            <w:t>Click or tap here to enter text.</w:t>
+          </w:r>
+        </w:p>
+      </w:docPartBody>
+    </w:docPart>
+    <w:docPart>
+      <w:docPartPr>
+        <w:name w:val="888833A0082940BD96661D4B05801D18"/>
+        <w:category>
+          <w:name w:val="General"/>
+          <w:gallery w:val="placeholder"/>
+        </w:category>
+        <w:types>
+          <w:type w:val="bbPlcHdr"/>
+        </w:types>
+        <w:behaviors>
+          <w:behavior w:val="content"/>
+        </w:behaviors>
+        <w:guid w:val="{96A180EF-6A01-46B8-B7AA-ED6F43574581}"/>
+      </w:docPartPr>
+      <w:docPartBody>
+        <w:p>
+          <w:pPr>
+            <w:pStyle w:val="888833A0082940BD96661D4B05801D18"/>
+          </w:pPr>
+          <w:r>
+            <w:rPr>
+              <w:rStyle w:val="PlaceholderText"/>
+            </w:rPr>
+            <w:t>Click or tap here to enter text.</w:t>
+          </w:r>
+        </w:p>
+      </w:docPartBody>
+    </w:docPart>
   </w:docParts>
 </w:glossaryDocument>
 </file>
@@ -29663,7 +29485,6 @@
     <w:sig w:usb0="800002E7" w:usb1="2AC7FCFF" w:usb2="00000012" w:usb3="00000000" w:csb0="0002009F" w:csb1="00000000"/>
   </w:font>
   <w:font w:name="Yu Gothic Light">
-    <w:altName w:val="游ゴシック Light"/>
     <w:panose1 w:val="020B0300000000000000"/>
     <w:charset w:val="80"/>
     <w:family w:val="swiss"/>
@@ -29697,6 +29518,7 @@
   <w:rsids>
     <w:rsidRoot w:val="00305E51"/>
     <w:rsid w:val="00022A2A"/>
+    <w:rsid w:val="00034B2F"/>
     <w:rsid w:val="00035608"/>
     <w:rsid w:val="000362C5"/>
     <w:rsid w:val="000B78FB"/>
@@ -29705,6 +29527,7 @@
     <w:rsid w:val="00117DA0"/>
     <w:rsid w:val="001270FD"/>
     <w:rsid w:val="0014480F"/>
+    <w:rsid w:val="00145B63"/>
     <w:rsid w:val="00163BA7"/>
     <w:rsid w:val="00195905"/>
     <w:rsid w:val="001D585D"/>
@@ -29759,6 +29582,7 @@
     <w:rsid w:val="0064510F"/>
     <w:rsid w:val="006612E3"/>
     <w:rsid w:val="0067536D"/>
+    <w:rsid w:val="00682866"/>
     <w:rsid w:val="006A12E0"/>
     <w:rsid w:val="006A4124"/>
     <w:rsid w:val="006A755B"/>
@@ -29777,6 +29601,7 @@
     <w:rsid w:val="007C0563"/>
     <w:rsid w:val="007C2D71"/>
     <w:rsid w:val="007E284D"/>
+    <w:rsid w:val="007E3EB4"/>
     <w:rsid w:val="00801EA0"/>
     <w:rsid w:val="00805AEF"/>
     <w:rsid w:val="00831407"/>
@@ -29807,6 +29632,7 @@
     <w:rsid w:val="00A10522"/>
     <w:rsid w:val="00A17964"/>
     <w:rsid w:val="00A764ED"/>
+    <w:rsid w:val="00A777BA"/>
     <w:rsid w:val="00A81E6A"/>
     <w:rsid w:val="00A924EA"/>
     <w:rsid w:val="00AD0EED"/>
@@ -29846,11 +29672,13 @@
     <w:rsid w:val="00E036C8"/>
     <w:rsid w:val="00E079FC"/>
     <w:rsid w:val="00E131D1"/>
+    <w:rsid w:val="00E30205"/>
     <w:rsid w:val="00E32836"/>
     <w:rsid w:val="00E51881"/>
     <w:rsid w:val="00E53BB9"/>
     <w:rsid w:val="00E61028"/>
     <w:rsid w:val="00E62DB8"/>
+    <w:rsid w:val="00EA48E4"/>
     <w:rsid w:val="00EF44D4"/>
     <w:rsid w:val="00F00072"/>
     <w:rsid w:val="00F06BA8"/>
@@ -29880,7 +29708,7 @@
   </m:mathPr>
   <w:themeFontLang w:val="en-AU" w:eastAsia="ja-JP"/>
   <w:clrSchemeMapping w:bg1="light1" w:t1="dark1" w:bg2="light2" w:t2="dark2" w:accent1="accent1" w:accent2="accent2" w:accent3="accent3" w:accent4="accent4" w:accent5="accent5" w:accent6="accent6" w:hyperlink="hyperlink" w:followedHyperlink="followedHyperlink"/>
-  <w:decimalSymbol w:val=","/>
+  <w:decimalSymbol w:val="."/>
   <w:listSeparator w:val=","/>
   <w15:chartTrackingRefBased/>
 </w:settings>
@@ -30319,7 +30147,7 @@
     <w:basedOn w:val="DefaultParagraphFont"/>
     <w:uiPriority w:val="99"/>
     <w:semiHidden/>
-    <w:rsid w:val="002C0EAC"/>
+    <w:rsid w:val="007E3EB4"/>
     <w:rPr>
       <w:color w:val="666666"/>
       <w:sz w:val="16"/>
@@ -30328,23 +30156,14 @@
   <w:style w:type="paragraph" w:customStyle="1" w:styleId="4E3F791A0A504FF2A79BA27CE85A6333">
     <w:name w:val="4E3F791A0A504FF2A79BA27CE85A6333"/>
     <w:rsid w:val="00E51881"/>
-    <w:rPr>
-      <w:lang w:val="en-DK" w:eastAsia="en-DK"/>
-    </w:rPr>
   </w:style>
   <w:style w:type="paragraph" w:customStyle="1" w:styleId="FA2BD9B4F7624C65B1D97D2A56A8054C">
     <w:name w:val="FA2BD9B4F7624C65B1D97D2A56A8054C"/>
     <w:rsid w:val="00B679AD"/>
-    <w:rPr>
-      <w:lang w:val="en-DK" w:eastAsia="en-DK"/>
-    </w:rPr>
   </w:style>
   <w:style w:type="paragraph" w:customStyle="1" w:styleId="FBACDB9111FA4EE283DB34560CE2BA50">
     <w:name w:val="FBACDB9111FA4EE283DB34560CE2BA50"/>
     <w:rsid w:val="00E51881"/>
-    <w:rPr>
-      <w:lang w:val="en-DK" w:eastAsia="en-DK"/>
-    </w:rPr>
   </w:style>
   <w:style w:type="paragraph" w:customStyle="1" w:styleId="8EF10CE5896C4DF1835660F78E9506D0">
     <w:name w:val="8EF10CE5896C4DF1835660F78E9506D0"/>
@@ -30367,13 +30186,6 @@
       <w:lang w:val="da-DK" w:eastAsia="da-DK"/>
     </w:rPr>
   </w:style>
-  <w:style w:type="paragraph" w:customStyle="1" w:styleId="BADD6936225149378EB4805632C4C4EE">
-    <w:name w:val="BADD6936225149378EB4805632C4C4EE"/>
-    <w:rsid w:val="002C0EAC"/>
-    <w:rPr>
-      <w:lang w:val="da-DK" w:eastAsia="da-DK"/>
-    </w:rPr>
-  </w:style>
   <w:style w:type="paragraph" w:customStyle="1" w:styleId="170DB549F3684B828ED5DE9E12544A8D">
     <w:name w:val="170DB549F3684B828ED5DE9E12544A8D"/>
     <w:rsid w:val="002C0EAC"/>
@@ -30395,13 +30207,6 @@
       <w:lang w:val="da-DK" w:eastAsia="da-DK"/>
     </w:rPr>
   </w:style>
-  <w:style w:type="paragraph" w:customStyle="1" w:styleId="EB1CF80CAACB4CEB9BDF19EFF1D5CA74">
-    <w:name w:val="EB1CF80CAACB4CEB9BDF19EFF1D5CA74"/>
-    <w:rsid w:val="002C0EAC"/>
-    <w:rPr>
-      <w:lang w:val="da-DK" w:eastAsia="da-DK"/>
-    </w:rPr>
-  </w:style>
   <w:style w:type="paragraph" w:customStyle="1" w:styleId="FB60442D1CF840CFAB6E80AE17D97612">
     <w:name w:val="FB60442D1CF840CFAB6E80AE17D97612"/>
     <w:rsid w:val="002C0EAC"/>
@@ -30421,6 +30226,62 @@
     <w:rsid w:val="002C0EAC"/>
     <w:rPr>
       <w:lang w:val="da-DK" w:eastAsia="da-DK"/>
+    </w:rPr>
+  </w:style>
+  <w:style w:type="paragraph" w:customStyle="1" w:styleId="3C42C10E79AB4FCFB75AEA0046563B69">
+    <w:name w:val="3C42C10E79AB4FCFB75AEA0046563B69"/>
+    <w:rsid w:val="007E3EB4"/>
+    <w:rPr>
+      <w:lang w:val="en-US" w:eastAsia="en-US"/>
+    </w:rPr>
+  </w:style>
+  <w:style w:type="paragraph" w:customStyle="1" w:styleId="F15A6868C9624C0F9EC0AABF000E8F52">
+    <w:name w:val="F15A6868C9624C0F9EC0AABF000E8F52"/>
+    <w:rsid w:val="007E3EB4"/>
+    <w:rPr>
+      <w:lang w:val="en-US" w:eastAsia="en-US"/>
+    </w:rPr>
+  </w:style>
+  <w:style w:type="paragraph" w:customStyle="1" w:styleId="9A0BAFDB1CA24D76BBD9CCEF1D60468C">
+    <w:name w:val="9A0BAFDB1CA24D76BBD9CCEF1D60468C"/>
+    <w:rsid w:val="007E3EB4"/>
+    <w:rPr>
+      <w:lang w:val="en-US" w:eastAsia="en-US"/>
+    </w:rPr>
+  </w:style>
+  <w:style w:type="paragraph" w:customStyle="1" w:styleId="7D9EA957C4714CFF92966F8C2C9CBCA3">
+    <w:name w:val="7D9EA957C4714CFF92966F8C2C9CBCA3"/>
+    <w:rsid w:val="007E3EB4"/>
+    <w:rPr>
+      <w:lang w:val="en-US" w:eastAsia="en-US"/>
+    </w:rPr>
+  </w:style>
+  <w:style w:type="paragraph" w:customStyle="1" w:styleId="55E7EA41093C4B6FAD02A5946CE9BBC7">
+    <w:name w:val="55E7EA41093C4B6FAD02A5946CE9BBC7"/>
+    <w:rsid w:val="007E3EB4"/>
+    <w:rPr>
+      <w:lang w:val="en-US" w:eastAsia="en-US"/>
+    </w:rPr>
+  </w:style>
+  <w:style w:type="paragraph" w:customStyle="1" w:styleId="04B43EE82DC144F393904109A823FE64">
+    <w:name w:val="04B43EE82DC144F393904109A823FE64"/>
+    <w:rsid w:val="007E3EB4"/>
+    <w:rPr>
+      <w:lang w:val="en-US" w:eastAsia="en-US"/>
+    </w:rPr>
+  </w:style>
+  <w:style w:type="paragraph" w:customStyle="1" w:styleId="93CC04711B0D4EE48F257B56F053E394">
+    <w:name w:val="93CC04711B0D4EE48F257B56F053E394"/>
+    <w:rsid w:val="007E3EB4"/>
+    <w:rPr>
+      <w:lang w:val="en-US" w:eastAsia="en-US"/>
+    </w:rPr>
+  </w:style>
+  <w:style w:type="paragraph" w:customStyle="1" w:styleId="888833A0082940BD96661D4B05801D18">
+    <w:name w:val="888833A0082940BD96661D4B05801D18"/>
+    <w:rsid w:val="007E3EB4"/>
+    <w:rPr>
+      <w:lang w:val="en-US" w:eastAsia="en-US"/>
     </w:rPr>
   </w:style>
 </w:styles>
@@ -30723,7 +30584,9 @@
 </we:webextension>
 </file>
 
-<file path=customXml/item1.xml>��< ? x m l   v e r s i o n = " 1 . 0 "   e n c o d i n g = " u t f - 1 6 " ? > < N a v W o r d R e p o r t X m l P a r t   x m l n s = " u r n : m i c r o s o f t - d y n a m i c s - n a v / r e p o r t s / I n v e n t o r y _ V e n d o r _ P u r c h a s e s / 7 1 4 / " > +<file path=customXml/item1.xml>��< ? x m l   v e r s i o n = " 1 . 0 "   e n c o d i n g = " u t f - 1 6 " ? > + 
+ < N a v W o r d R e p o r t X m l P a r t   x m l n s = " u r n : m i c r o s o f t - d y n a m i c s - n a v / r e p o r t s / I n v e n t o r y _ V e n d o r _ P u r c h a s e s / 7 1 4 / " >   
      < B C R e p o r t I n f o r m a t i o n >   
@@ -30943,7 +30806,7 @@
  
          < N o _ I t e m > N o _ I t e m < / N o _ I t e m >   
-         < V a l u e _ E n t r y / > +         < V a l u e _ E n t r y   / >   
          < I n t e g e r >   
@@ -31318,5 +31181,6 @@
 <file path=docMetadata/LabelInfo.xml><?xml version="1.0" encoding="utf-8"?>
 <clbl:labelList xmlns:clbl="http://schemas.microsoft.com/office/2020/mipLabelMetadata">
   <clbl:label id="{85ca8af4-763a-45c2-80ae-a5ca1b80bddc}" enabled="1" method="Standard" siteId="{06cdaf09-14f0-4cd1-8ac0-7bfed707a82c}" contentBits="0" removed="0"/>
+  <clbl:label id="{f42aa342-8706-4288-bd11-ebb85995028c}" enabled="1" method="Standard" siteId="{72f988bf-86f1-41af-91ab-2d7cd011db47}" contentBits="0" removed="0"/>
 </clbl:labelList>
 </file>
--- a/src/Layers/W1/BaseApp/Inventory/Reports/InventoryVendorPurchasesBody.docx
+++ b/src/Layers/W1/BaseApp/Inventory/Reports/InventoryVendorPurchasesBody.docx
@@ -35,9 +35,6 @@
             </w:sdtPr>
             <w:sdtContent>
               <w:p>
-                <w:pPr>
-                  <w:pStyle w:val="NoSpacing"/>
-                </w:pPr>
                 <w:r>
                   <w:t>ItemFilter</w:t>
                 </w:r>
@@ -67,9 +64,6 @@
             </w:sdtPr>
             <w:sdtContent>
               <w:p>
-                <w:pPr>
-                  <w:pStyle w:val="NoSpacing"/>
-                </w:pPr>
                 <w:r>
                   <w:t>ItemLedgEntryFilter</w:t>
                 </w:r>
@@ -81,7 +75,7 @@
     </w:tbl>
     <w:p>
       <w:pPr>
-        <w:spacing w:before="288" w:beforeLines="120" w:after="288" w:afterLines="120" w:line="240" w:lineRule="auto"/>
+        <w:spacing w:beforeLines="120" w:before="288" w:afterLines="120" w:after="288" w:line="240" w:lineRule="auto"/>
         <w:ind w:right="960"/>
       </w:pPr>
     </w:p>
@@ -90,7 +84,7 @@
         <w:tblStyle w:val="BCDataTable"/>
         <w:tblW w:w="5000" w:type="pct"/>
         <w:tblLayout w:type="fixed"/>
-        <w:tblLook w:val="0620" w:firstRow="1" w:lastRow="0" w:firstColumn="0" w:lastColumn="0" w:noHBand="1" w:noVBand="1"/>
+        <w:tblLook w:val="0660" w:firstRow="1" w:lastRow="1" w:firstColumn="0" w:lastColumn="0" w:noHBand="1" w:noVBand="1"/>
         <w:tblCaption w:val="Table 2"/>
         <w:tblDescription w:val="Document lines. Column headers in the first row."/>
       </w:tblPr>
@@ -126,10 +120,6 @@
             </w:sdtPr>
             <w:sdtContent>
               <w:p>
-                <w:pPr>
-                  <w:pStyle w:val="BCLabel"/>
-                  <w:keepNext w:val="0"/>
-                </w:pPr>
                 <w:proofErr w:type="spellStart"/>
                 <w:r>
                   <w:t>VendorNoLbl</w:t>
@@ -157,10 +147,6 @@
             </w:sdtPr>
             <w:sdtContent>
               <w:p>
-                <w:pPr>
-                  <w:pStyle w:val="BCLabel"/>
-                  <w:keepNext w:val="0"/>
-                </w:pPr>
                 <w:proofErr w:type="spellStart"/>
                 <w:r>
                   <w:t>VendNameCaption</w:t>
@@ -189,8 +175,6 @@
               </w:tcPr>
               <w:p>
                 <w:pPr>
-                  <w:pStyle w:val="BCLabel"/>
-                  <w:keepNext w:val="0"/>
                   <w:jc w:val="right"/>
                 </w:pPr>
                 <w:proofErr w:type="spellStart"/>
@@ -221,8 +205,6 @@
               </w:tcPr>
               <w:p>
                 <w:pPr>
-                  <w:pStyle w:val="BCLabel"/>
-                  <w:keepNext w:val="0"/>
                   <w:jc w:val="right"/>
                 </w:pPr>
                 <w:proofErr w:type="spellStart"/>
@@ -254,8 +236,6 @@
             <w:sdtContent>
               <w:p>
                 <w:pPr>
-                  <w:pStyle w:val="BCLabel"/>
-                  <w:keepNext w:val="0"/>
                   <w:jc w:val="right"/>
                 </w:pPr>
                 <w:proofErr w:type="spellStart"/>
@@ -270,6 +250,10 @@
       </w:tr>
       <w:sdt>
         <w:sdtPr>
+          <w:rPr>
+            <w:b/>
+            <w:bCs/>
+          </w:rPr>
           <w:alias w:val="Repeater: Item"/>
           <w:tag w:val="#BC:InsertRepeater,DataItems/Item"/>
           <w:id w:val="-1459327325"/>
@@ -282,17 +266,29 @@
         </w:sdtPr>
         <w:sdtEndPr>
           <w:rPr>
-            <w:rFonts w:asciiTheme="minorHAnsi" w:hAnsiTheme="minorHAnsi" w:eastAsiaTheme="minorEastAsia" w:cstheme="minorBidi"/>
+            <w:rFonts w:eastAsiaTheme="minorEastAsia"/>
+            <w:b w:val="0"/>
+            <w:bCs w:val="0"/>
             <w:color w:val="auto"/>
           </w:rPr>
         </w:sdtEndPr>
         <w:sdtContent>
           <w:sdt>
             <w:sdtPr>
+              <w:rPr>
+                <w:b/>
+                <w:bCs/>
+              </w:rPr>
               <w:id w:val="421006292"/>
               <w15:color w:val="808080"/>
               <w15:repeatingSectionItem/>
             </w:sdtPr>
+            <w:sdtEndPr>
+              <w:rPr>
+                <w:b w:val="0"/>
+                <w:bCs w:val="0"/>
+              </w:rPr>
+            </w:sdtEndPr>
             <w:sdtContent>
               <w:tr>
                 <w:trPr>
@@ -300,6 +296,10 @@
                 </w:trPr>
                 <w:sdt>
                   <w:sdtPr>
+                    <w:rPr>
+                      <w:b/>
+                      <w:bCs/>
+                    </w:rPr>
                     <w:alias w:val="No_Item"/>
                     <w:tag w:val="#BC:InsertDataItem,DataItems/Item/No_Item"/>
                     <w:id w:val="-988091438"/>
@@ -310,7 +310,6 @@
                     <w15:color w:val="808080"/>
                     <w:text/>
                   </w:sdtPr>
-                  <w:sdtEndPr/>
                   <w:sdtContent>
                     <w:tc>
                       <w:tcPr>
@@ -318,10 +317,17 @@
                       </w:tcPr>
                       <w:p>
                         <w:pPr>
-                          <w:pStyle w:val="BCLabel"/>
+                          <w:rPr>
+                            <w:b/>
+                            <w:bCs/>
+                          </w:rPr>
                         </w:pPr>
                         <w:proofErr w:type="spellStart"/>
                         <w:r>
+                          <w:rPr>
+                            <w:b/>
+                            <w:bCs/>
+                          </w:rPr>
                           <w:t>No_Item</w:t>
                         </w:r>
                         <w:proofErr w:type="spellEnd"/>
@@ -331,6 +337,10 @@
                 </w:sdt>
                 <w:sdt>
                   <w:sdtPr>
+                    <w:rPr>
+                      <w:b/>
+                      <w:bCs/>
+                    </w:rPr>
                     <w:alias w:val="Desc_Item"/>
                     <w:tag w:val="#BC:InsertDataItem,DataItems/Item/Desc_Item"/>
                     <w:id w:val="-50388446"/>
@@ -348,10 +358,17 @@
                       </w:tcPr>
                       <w:p>
                         <w:pPr>
-                          <w:pStyle w:val="BCLabel"/>
+                          <w:rPr>
+                            <w:b/>
+                            <w:bCs/>
+                          </w:rPr>
                         </w:pPr>
                         <w:proofErr w:type="spellStart"/>
                         <w:r>
+                          <w:rPr>
+                            <w:b/>
+                            <w:bCs/>
+                          </w:rPr>
                           <w:t>Desc_Item</w:t>
                         </w:r>
                         <w:proofErr w:type="spellEnd"/>
@@ -361,6 +378,10 @@
                 </w:sdt>
                 <w:sdt>
                   <w:sdtPr>
+                    <w:rPr>
+                      <w:b/>
+                      <w:bCs/>
+                    </w:rPr>
                     <w:alias w:val="BaseUOM_Item"/>
                     <w:tag w:val="#BC:InsertDataItem,DataItems/Item/BaseUOM_Item"/>
                     <w:id w:val="-706178441"/>
@@ -378,11 +399,18 @@
                       </w:tcPr>
                       <w:p>
                         <w:pPr>
-                          <w:pStyle w:val="BCLabel"/>
                           <w:jc w:val="right"/>
+                          <w:rPr>
+                            <w:b/>
+                            <w:bCs/>
+                          </w:rPr>
                         </w:pPr>
                         <w:proofErr w:type="spellStart"/>
                         <w:r>
+                          <w:rPr>
+                            <w:b/>
+                            <w:bCs/>
+                          </w:rPr>
                           <w:t>BaseUOM_Item</w:t>
                         </w:r>
                         <w:proofErr w:type="spellEnd"/>
@@ -397,7 +425,6 @@
                   </w:tcPr>
                   <w:p>
                     <w:pPr>
-                      <w:pStyle w:val="BCLabel"/>
                       <w:jc w:val="right"/>
                     </w:pPr>
                   </w:p>
@@ -408,7 +435,6 @@
                   </w:tcPr>
                   <w:p>
                     <w:pPr>
-                      <w:pStyle w:val="BCLabel"/>
                       <w:jc w:val="right"/>
                     </w:pPr>
                   </w:p>
@@ -458,6 +484,11 @@
                         <w15:color w:val="808080"/>
                         <w15:repeatingSection/>
                       </w:sdtPr>
+                      <w:sdtEndPr>
+                        <w:rPr>
+                          <w14:numSpacing w14:val="default"/>
+                        </w:rPr>
+                      </w:sdtEndPr>
                       <w:sdtContent>
                         <w:sdt>
                           <w:sdtPr>
@@ -468,6 +499,11 @@
                             <w15:color w:val="808080"/>
                             <w15:repeatingSectionItem/>
                           </w:sdtPr>
+                          <w:sdtEndPr>
+                            <w:rPr>
+                              <w14:numSpacing w14:val="default"/>
+                            </w:rPr>
+                          </w:sdtEndPr>
                           <w:sdtContent>
                             <w:tr>
                               <w:trPr>
@@ -503,7 +539,7 @@
                                     </w:tcPr>
                                     <w:p>
                                       <w:pPr>
-                                        <w:pStyle w:val="NoSpacing"/>
+                                        <w:jc w:val="right"/>
                                       </w:pPr>
                                       <w:proofErr w:type="spellStart"/>
                                       <w:r>
@@ -543,7 +579,7 @@
                                     </w:tcPr>
                                     <w:p>
                                       <w:pPr>
-                                        <w:pStyle w:val="NoSpacing"/>
+                                        <w:jc w:val="right"/>
                                       </w:pPr>
                                       <w:proofErr w:type="spellStart"/>
                                       <w:r>
@@ -556,9 +592,6 @@
                               </w:sdt>
                               <w:sdt>
                                 <w:sdtPr>
-                                  <w:rPr>
-                                    <w14:numSpacing w14:val="default"/>
-                                  </w:rPr>
                                   <w:alias w:val="InvQty_ValueEntry"/>
                                   <w:tag w:val="#BC:InsertDataItem,DataItems/Item/Integer/InvQty_ValueEntry"/>
                                   <w:id w:val="-1576116929"/>
@@ -583,17 +616,10 @@
                                     </w:tcPr>
                                     <w:p>
                                       <w:pPr>
-                                        <w:pStyle w:val="BCNumber"/>
                                         <w:jc w:val="right"/>
-                                        <w:rPr>
-                                          <w14:numSpacing w14:val="default"/>
-                                        </w:rPr>
                                       </w:pPr>
                                       <w:proofErr w:type="spellStart"/>
                                       <w:r>
-                                        <w:rPr>
-                                          <w14:numSpacing w14:val="default"/>
-                                        </w:rPr>
                                         <w:t>InvQty_ValueEntry</w:t>
                                       </w:r>
                                       <w:proofErr w:type="spellEnd"/>
@@ -603,9 +629,6 @@
                               </w:sdt>
                               <w:sdt>
                                 <w:sdtPr>
-                                  <w:rPr>
-                                    <w14:numSpacing w14:val="default"/>
-                                  </w:rPr>
                                   <w:alias w:val="CostAmtAct_ValueEntry"/>
                                   <w:tag w:val="#BC:InsertDataItem,DataItems/Item/Integer/CostAmtAct_ValueEntry"/>
                                   <w:id w:val="-59242460"/>
@@ -630,17 +653,10 @@
                                     </w:tcPr>
                                     <w:p>
                                       <w:pPr>
-                                        <w:pStyle w:val="BCNumber"/>
                                         <w:jc w:val="right"/>
-                                        <w:rPr>
-                                          <w14:numSpacing w14:val="default"/>
-                                        </w:rPr>
                                       </w:pPr>
                                       <w:proofErr w:type="spellStart"/>
                                       <w:r>
-                                        <w:rPr>
-                                          <w14:numSpacing w14:val="default"/>
-                                        </w:rPr>
                                         <w:t>CostAmtAct_ValueEntry</w:t>
                                       </w:r>
                                       <w:proofErr w:type="spellEnd"/>
@@ -650,9 +666,6 @@
                               </w:sdt>
                               <w:sdt>
                                 <w:sdtPr>
-                                  <w:rPr>
-                                    <w14:numSpacing w14:val="default"/>
-                                  </w:rPr>
                                   <w:alias w:val="DiscAmt_ValueEntry"/>
                                   <w:tag w:val="#BC:InsertDataItem,DataItems/Item/Integer/DiscAmt_ValueEntry"/>
                                   <w:id w:val="-398826379"/>
@@ -677,17 +690,10 @@
                                     </w:tcPr>
                                     <w:p>
                                       <w:pPr>
-                                        <w:pStyle w:val="BCNumber"/>
                                         <w:jc w:val="right"/>
-                                        <w:rPr>
-                                          <w14:numSpacing w14:val="default"/>
-                                        </w:rPr>
                                       </w:pPr>
                                       <w:proofErr w:type="spellStart"/>
                                       <w:r>
-                                        <w:rPr>
-                                          <w14:numSpacing w14:val="default"/>
-                                        </w:rPr>
                                         <w:t>DiscAmt_ValueEntry</w:t>
                                       </w:r>
                                       <w:proofErr w:type="spellEnd"/>
@@ -703,31 +709,26 @@
                   </w:tbl>
                   <w:p>
                     <w:pPr>
-                      <w:pStyle w:val="BCLabel"/>
-                      <w:keepNext w:val="0"/>
-                      <w:rPr>
-                        <w:rFonts w:asciiTheme="minorHAnsi" w:hAnsiTheme="minorHAnsi" w:eastAsiaTheme="minorHAnsi" w:cstheme="minorBidi"/>
-                      </w:rPr>
+                      <w:jc w:val="right"/>
                     </w:pPr>
                   </w:p>
                 </w:tc>
               </w:tr>
               <w:tr>
                 <w:trPr>
+                  <w:cnfStyle w:val="010000000000" w:firstRow="0" w:lastRow="1" w:firstColumn="0" w:lastColumn="0" w:oddVBand="0" w:evenVBand="0" w:oddHBand="0" w:evenHBand="0" w:firstRowFirstColumn="0" w:firstRowLastColumn="0" w:lastRowFirstColumn="0" w:lastRowLastColumn="0"/>
                   <w:trHeight w:val="360"/>
                 </w:trPr>
                 <w:tc>
                   <w:tcPr>
                     <w:tcW w:w="515" w:type="pct"/>
                     <w:tcBorders>
-                      <w:bottom w:val="single" w:color="auto" w:sz="4" w:space="0"/>
+                      <w:bottom w:val="single" w:sz="4" w:space="0" w:color="auto"/>
                     </w:tcBorders>
                   </w:tcPr>
                   <w:p>
                     <w:pPr>
-                      <w:pStyle w:val="BCLabel"/>
-                      <w:keepNext w:val="0"/>
-                      <w:spacing w:after="80"/>
+                      <w:jc w:val="right"/>
                     </w:pPr>
                   </w:p>
                 </w:tc>
@@ -748,12 +749,12 @@
                       <w:tcPr>
                         <w:tcW w:w="1458" w:type="pct"/>
                         <w:tcBorders>
-                          <w:bottom w:val="single" w:color="auto" w:sz="4" w:space="0"/>
+                          <w:bottom w:val="single" w:sz="4" w:space="0" w:color="auto"/>
                         </w:tcBorders>
                       </w:tcPr>
                       <w:p>
                         <w:pPr>
-                          <w:pStyle w:val="BCLabel"/>
+                          <w:jc w:val="right"/>
                         </w:pPr>
                         <w:proofErr w:type="spellStart"/>
                         <w:r>
@@ -781,12 +782,11 @@
                       <w:tcPr>
                         <w:tcW w:w="986" w:type="pct"/>
                         <w:tcBorders>
-                          <w:bottom w:val="single" w:color="auto" w:sz="4" w:space="0"/>
+                          <w:bottom w:val="single" w:sz="4" w:space="0" w:color="auto"/>
                         </w:tcBorders>
                       </w:tcPr>
                       <w:p>
                         <w:pPr>
-                          <w:pStyle w:val="BCLabel"/>
                           <w:jc w:val="right"/>
                         </w:pPr>
                         <w:proofErr w:type="spellStart"/>
@@ -815,12 +815,11 @@
                       <w:tcPr>
                         <w:tcW w:w="1069" w:type="pct"/>
                         <w:tcBorders>
-                          <w:bottom w:val="single" w:color="auto" w:sz="4" w:space="0"/>
+                          <w:bottom w:val="single" w:sz="4" w:space="0" w:color="auto"/>
                         </w:tcBorders>
                       </w:tcPr>
                       <w:p>
                         <w:pPr>
-                          <w:pStyle w:val="BCLabel"/>
                           <w:jc w:val="right"/>
                         </w:pPr>
                         <w:proofErr w:type="spellStart"/>
@@ -850,12 +849,11 @@
                         <w:tcW w:w="972" w:type="pct"/>
                         <w:gridSpan w:val="2"/>
                         <w:tcBorders>
-                          <w:bottom w:val="single" w:color="auto" w:sz="4" w:space="0"/>
+                          <w:bottom w:val="single" w:sz="4" w:space="0" w:color="auto"/>
                         </w:tcBorders>
                       </w:tcPr>
                       <w:p>
                         <w:pPr>
-                          <w:pStyle w:val="BCLabel"/>
                           <w:jc w:val="right"/>
                         </w:pPr>
                         <w:proofErr w:type="spellStart"/>
@@ -910,10 +908,6 @@
                 <w:tcW w:w="2959" w:type="pct"/>
               </w:tcPr>
               <w:p>
-                <w:pPr>
-                  <w:pStyle w:val="BCLabel"/>
-                  <w:keepNext w:val="0"/>
-                </w:pPr>
                 <w:proofErr w:type="spellStart"/>
                 <w:r>
                   <w:t>TotalLbl</w:t>
@@ -941,8 +935,6 @@
             <w:sdtContent>
               <w:p>
                 <w:pPr>
-                  <w:pStyle w:val="BCLabelNumber"/>
-                  <w:keepNext w:val="0"/>
                   <w:jc w:val="right"/>
                 </w:pPr>
                 <w:r>
@@ -970,8 +962,6 @@
             <w:sdtContent>
               <w:p>
                 <w:pPr>
-                  <w:pStyle w:val="BCLabelNumber"/>
-                  <w:keepNext w:val="0"/>
                   <w:jc w:val="right"/>
                 </w:pPr>
                 <w:r>
@@ -2256,7 +2246,7 @@
   <w:style w:type="paragraph" w:default="1" w:styleId="Normal">
     <w:name w:val="Normal"/>
     <w:qFormat/>
-    <w:rsid w:val="00DC7B71"/>
+    <w:rsid w:val="00D0625D"/>
     <w:rPr>
       <w:rFonts w:eastAsiaTheme="minorHAnsi"/>
       <w:color w:val="4D614C" w:themeColor="text1"/>
@@ -2272,7 +2262,7 @@
     <w:link w:val="Heading1Char"/>
     <w:uiPriority w:val="9"/>
     <w:qFormat/>
-    <w:rsid w:val="00DC7B71"/>
+    <w:rsid w:val="00D0625D"/>
     <w:pPr>
       <w:keepNext/>
       <w:keepLines/>
@@ -2293,7 +2283,7 @@
     <w:uiPriority w:val="9"/>
     <w:unhideWhenUsed/>
     <w:qFormat/>
-    <w:rsid w:val="00DC7B71"/>
+    <w:rsid w:val="00D0625D"/>
     <w:pPr>
       <w:keepNext/>
       <w:keepLines/>
@@ -2315,7 +2305,7 @@
     <w:semiHidden/>
     <w:unhideWhenUsed/>
     <w:qFormat/>
-    <w:rsid w:val="00DC7B71"/>
+    <w:rsid w:val="00D0625D"/>
     <w:pPr>
       <w:outlineLvl w:val="2"/>
     </w:pPr>
@@ -2331,7 +2321,7 @@
     <w:uiPriority w:val="9"/>
     <w:unhideWhenUsed/>
     <w:qFormat/>
-    <w:rsid w:val="00DC7B71"/>
+    <w:rsid w:val="00D0625D"/>
     <w:pPr>
       <w:keepNext/>
       <w:keepLines/>
@@ -2353,7 +2343,7 @@
     <w:semiHidden/>
     <w:unhideWhenUsed/>
     <w:qFormat/>
-    <w:rsid w:val="00DC7B71"/>
+    <w:rsid w:val="00D0625D"/>
     <w:pPr>
       <w:keepNext/>
       <w:keepLines/>
@@ -2374,7 +2364,7 @@
     <w:semiHidden/>
     <w:unhideWhenUsed/>
     <w:qFormat/>
-    <w:rsid w:val="00DC7B71"/>
+    <w:rsid w:val="00D0625D"/>
     <w:pPr>
       <w:keepNext/>
       <w:keepLines/>
@@ -2397,7 +2387,7 @@
     <w:semiHidden/>
     <w:unhideWhenUsed/>
     <w:qFormat/>
-    <w:rsid w:val="00DC7B71"/>
+    <w:rsid w:val="00D0625D"/>
     <w:pPr>
       <w:keepNext/>
       <w:keepLines/>
@@ -2418,7 +2408,7 @@
     <w:semiHidden/>
     <w:unhideWhenUsed/>
     <w:qFormat/>
-    <w:rsid w:val="00DC7B71"/>
+    <w:rsid w:val="00D0625D"/>
     <w:pPr>
       <w:keepNext/>
       <w:keepLines/>
@@ -2441,7 +2431,7 @@
     <w:semiHidden/>
     <w:unhideWhenUsed/>
     <w:qFormat/>
-    <w:rsid w:val="00DC7B71"/>
+    <w:rsid w:val="00D0625D"/>
     <w:pPr>
       <w:keepNext/>
       <w:keepLines/>
@@ -2458,6 +2448,7 @@
     <w:uiPriority w:val="1"/>
     <w:semiHidden/>
     <w:unhideWhenUsed/>
+    <w:rsid w:val="00D0625D"/>
   </w:style>
   <w:style w:type="table" w:default="1" w:styleId="TableNormal">
     <w:name w:val="Normal Table"/>
@@ -2479,13 +2470,14 @@
     <w:uiPriority w:val="99"/>
     <w:semiHidden/>
     <w:unhideWhenUsed/>
+    <w:rsid w:val="00D0625D"/>
   </w:style>
   <w:style w:type="table" w:styleId="TableGrid">
     <w:name w:val="Table Grid"/>
     <w:aliases w:val="BC THEME v.2"/>
     <w:basedOn w:val="TableNormal"/>
     <w:uiPriority w:val="39"/>
-    <w:rsid w:val="00DC7B71"/>
+    <w:rsid w:val="00D0625D"/>
     <w:pPr>
       <w:spacing w:after="0" w:line="240" w:lineRule="auto"/>
     </w:pPr>
@@ -2512,7 +2504,7 @@
     <w:link w:val="HeaderChar"/>
     <w:uiPriority w:val="99"/>
     <w:unhideWhenUsed/>
-    <w:rsid w:val="00DC7B71"/>
+    <w:rsid w:val="00D0625D"/>
     <w:pPr>
       <w:tabs>
         <w:tab w:val="center" w:pos="4513"/>
@@ -2526,7 +2518,7 @@
     <w:basedOn w:val="DefaultParagraphFont"/>
     <w:link w:val="Header"/>
     <w:uiPriority w:val="99"/>
-    <w:rsid w:val="00DC7B71"/>
+    <w:rsid w:val="00D0625D"/>
     <w:rPr>
       <w:rFonts w:eastAsiaTheme="minorHAnsi"/>
       <w:color w:val="4D614C" w:themeColor="text1"/>
@@ -2541,7 +2533,7 @@
     <w:link w:val="FooterChar"/>
     <w:uiPriority w:val="99"/>
     <w:unhideWhenUsed/>
-    <w:rsid w:val="00DC7B71"/>
+    <w:rsid w:val="00D0625D"/>
     <w:pPr>
       <w:tabs>
         <w:tab w:val="center" w:pos="4513"/>
@@ -2555,7 +2547,7 @@
     <w:basedOn w:val="DefaultParagraphFont"/>
     <w:link w:val="Footer"/>
     <w:uiPriority w:val="99"/>
-    <w:rsid w:val="00DC7B71"/>
+    <w:rsid w:val="00D0625D"/>
     <w:rPr>
       <w:rFonts w:eastAsiaTheme="minorHAnsi"/>
       <w:color w:val="4D614C" w:themeColor="text1"/>
@@ -2569,7 +2561,7 @@
     <w:basedOn w:val="DefaultParagraphFont"/>
     <w:uiPriority w:val="99"/>
     <w:semiHidden/>
-    <w:rsid w:val="00DC7B71"/>
+    <w:rsid w:val="00D0625D"/>
     <w:rPr>
       <w:color w:val="666666"/>
       <w:sz w:val="16"/>
@@ -2579,7 +2571,7 @@
     <w:name w:val="Grid Table Light"/>
     <w:basedOn w:val="TableNormal"/>
     <w:uiPriority w:val="40"/>
-    <w:rsid w:val="00DC7B71"/>
+    <w:rsid w:val="00D0625D"/>
     <w:pPr>
       <w:spacing w:after="0" w:line="240" w:lineRule="auto"/>
     </w:pPr>
@@ -2604,7 +2596,7 @@
     <w:name w:val="Plain Table 1"/>
     <w:basedOn w:val="TableNormal"/>
     <w:uiPriority w:val="41"/>
-    <w:rsid w:val="00DC7B71"/>
+    <w:rsid w:val="00D0625D"/>
     <w:pPr>
       <w:spacing w:after="0" w:line="240" w:lineRule="auto"/>
     </w:pPr>
@@ -2673,7 +2665,7 @@
     <w:name w:val="Grid Table 1 Light Accent 6"/>
     <w:basedOn w:val="TableNormal"/>
     <w:uiPriority w:val="46"/>
-    <w:rsid w:val="00DC7B71"/>
+    <w:rsid w:val="00D0625D"/>
     <w:pPr>
       <w:spacing w:after="0" w:line="240" w:lineRule="auto"/>
     </w:pPr>
@@ -2737,7 +2729,7 @@
     <w:basedOn w:val="DefaultParagraphFont"/>
     <w:link w:val="Heading2"/>
     <w:uiPriority w:val="9"/>
-    <w:rsid w:val="00DC7B71"/>
+    <w:rsid w:val="00D0625D"/>
     <w:rPr>
       <w:rFonts w:asciiTheme="majorHAnsi" w:eastAsiaTheme="majorEastAsia" w:hAnsiTheme="majorHAnsi" w:cstheme="majorBidi"/>
       <w:b/>
@@ -2751,7 +2743,7 @@
     <w:name w:val="No Spacing"/>
     <w:uiPriority w:val="1"/>
     <w:qFormat/>
-    <w:rsid w:val="00DC7B71"/>
+    <w:rsid w:val="00D0625D"/>
     <w:pPr>
       <w:spacing w:after="0" w:line="240" w:lineRule="auto"/>
     </w:pPr>
@@ -2769,7 +2761,7 @@
     <w:next w:val="Normal"/>
     <w:uiPriority w:val="2"/>
     <w:qFormat/>
-    <w:rsid w:val="00DC7B71"/>
+    <w:rsid w:val="00D0625D"/>
     <w:rPr>
       <w14:numSpacing w14:val="tabular"/>
     </w:rPr>
@@ -2780,7 +2772,7 @@
     <w:next w:val="Normal"/>
     <w:uiPriority w:val="2"/>
     <w:qFormat/>
-    <w:rsid w:val="00DC7B71"/>
+    <w:rsid w:val="00D0625D"/>
     <w:pPr>
       <w:keepNext/>
     </w:pPr>
@@ -2794,7 +2786,7 @@
     <w:next w:val="Normal"/>
     <w:uiPriority w:val="2"/>
     <w:qFormat/>
-    <w:rsid w:val="00DC7B71"/>
+    <w:rsid w:val="00D0625D"/>
     <w:rPr>
       <w14:numSpacing w14:val="tabular"/>
     </w:rPr>
@@ -2804,7 +2796,7 @@
     <w:basedOn w:val="TableNormal"/>
     <w:uiPriority w:val="99"/>
     <w:qFormat/>
-    <w:rsid w:val="00DC7B71"/>
+    <w:rsid w:val="00D0625D"/>
     <w:pPr>
       <w:spacing w:after="0" w:line="240" w:lineRule="auto"/>
     </w:pPr>
@@ -2859,7 +2851,7 @@
     <w:basedOn w:val="TableNormal"/>
     <w:uiPriority w:val="99"/>
     <w:qFormat/>
-    <w:rsid w:val="00DC7B71"/>
+    <w:rsid w:val="00D0625D"/>
     <w:pPr>
       <w:spacing w:after="0" w:line="240" w:lineRule="auto"/>
     </w:pPr>
@@ -2921,7 +2913,7 @@
     <w:basedOn w:val="TableNormal"/>
     <w:uiPriority w:val="99"/>
     <w:qFormat/>
-    <w:rsid w:val="00DC7B71"/>
+    <w:rsid w:val="00D0625D"/>
     <w:pPr>
       <w:spacing w:after="0" w:line="240" w:lineRule="auto"/>
     </w:pPr>
@@ -2960,7 +2952,7 @@
     <w:basedOn w:val="TableNormal"/>
     <w:uiPriority w:val="99"/>
     <w:qFormat/>
-    <w:rsid w:val="00DC7B71"/>
+    <w:rsid w:val="00D0625D"/>
     <w:pPr>
       <w:spacing w:after="0" w:line="240" w:lineRule="auto"/>
     </w:pPr>
@@ -3009,7 +3001,7 @@
     <w:basedOn w:val="TableNormal"/>
     <w:uiPriority w:val="99"/>
     <w:qFormat/>
-    <w:rsid w:val="00DC7B71"/>
+    <w:rsid w:val="00D0625D"/>
     <w:pPr>
       <w:spacing w:after="0" w:line="240" w:lineRule="auto"/>
     </w:pPr>
@@ -3041,7 +3033,7 @@
     <w:basedOn w:val="SubtitleChar"/>
     <w:uiPriority w:val="21"/>
     <w:qFormat/>
-    <w:rsid w:val="00DC7B71"/>
+    <w:rsid w:val="00D0625D"/>
     <w:rPr>
       <w:rFonts w:eastAsiaTheme="majorEastAsia" w:cstheme="majorBidi"/>
       <w:i w:val="0"/>
@@ -3063,7 +3055,7 @@
     <w:basedOn w:val="DefaultParagraphFont"/>
     <w:link w:val="Heading1"/>
     <w:uiPriority w:val="9"/>
-    <w:rsid w:val="00DC7B71"/>
+    <w:rsid w:val="00D0625D"/>
     <w:rPr>
       <w:rFonts w:asciiTheme="majorHAnsi" w:eastAsiaTheme="majorEastAsia" w:hAnsiTheme="majorHAnsi" w:cstheme="majorBidi"/>
       <w:b/>
@@ -3079,7 +3071,7 @@
     <w:link w:val="Heading3"/>
     <w:uiPriority w:val="9"/>
     <w:semiHidden/>
-    <w:rsid w:val="00DC7B71"/>
+    <w:rsid w:val="00D0625D"/>
     <w:rPr>
       <w:rFonts w:asciiTheme="majorHAnsi" w:eastAsiaTheme="majorEastAsia" w:hAnsiTheme="majorHAnsi" w:cstheme="majorBidi"/>
       <w:b/>
@@ -3094,7 +3086,7 @@
     <w:basedOn w:val="DefaultParagraphFont"/>
     <w:link w:val="Heading4"/>
     <w:uiPriority w:val="9"/>
-    <w:rsid w:val="00DC7B71"/>
+    <w:rsid w:val="00D0625D"/>
     <w:rPr>
       <w:rFonts w:asciiTheme="majorHAnsi" w:eastAsiaTheme="majorEastAsia" w:hAnsiTheme="majorHAnsi" w:cstheme="majorBidi"/>
       <w:i/>
@@ -3111,7 +3103,7 @@
     <w:link w:val="Heading5"/>
     <w:uiPriority w:val="9"/>
     <w:semiHidden/>
-    <w:rsid w:val="00DC7B71"/>
+    <w:rsid w:val="00D0625D"/>
     <w:rPr>
       <w:rFonts w:eastAsiaTheme="majorEastAsia" w:cstheme="majorBidi"/>
       <w:color w:val="394839" w:themeColor="accent1" w:themeShade="BF"/>
@@ -3126,7 +3118,7 @@
     <w:link w:val="Heading6"/>
     <w:uiPriority w:val="9"/>
     <w:semiHidden/>
-    <w:rsid w:val="00DC7B71"/>
+    <w:rsid w:val="00D0625D"/>
     <w:rPr>
       <w:rFonts w:eastAsiaTheme="majorEastAsia" w:cstheme="majorBidi"/>
       <w:i/>
@@ -3143,7 +3135,7 @@
     <w:link w:val="Heading7"/>
     <w:uiPriority w:val="9"/>
     <w:semiHidden/>
-    <w:rsid w:val="00DC7B71"/>
+    <w:rsid w:val="00D0625D"/>
     <w:rPr>
       <w:rFonts w:eastAsiaTheme="majorEastAsia" w:cstheme="majorBidi"/>
       <w:color w:val="859E83" w:themeColor="text1" w:themeTint="A6"/>
@@ -3158,7 +3150,7 @@
     <w:link w:val="Heading8"/>
     <w:uiPriority w:val="9"/>
     <w:semiHidden/>
-    <w:rsid w:val="00DC7B71"/>
+    <w:rsid w:val="00D0625D"/>
     <w:rPr>
       <w:rFonts w:eastAsiaTheme="majorEastAsia" w:cstheme="majorBidi"/>
       <w:i/>
@@ -3175,7 +3167,7 @@
     <w:link w:val="Heading9"/>
     <w:uiPriority w:val="9"/>
     <w:semiHidden/>
-    <w:rsid w:val="00DC7B71"/>
+    <w:rsid w:val="00D0625D"/>
     <w:rPr>
       <w:rFonts w:eastAsiaTheme="majorEastAsia" w:cstheme="majorBidi"/>
       <w:color w:val="637D62" w:themeColor="text1" w:themeTint="D8"/>
@@ -3191,7 +3183,7 @@
     <w:link w:val="TitleChar"/>
     <w:uiPriority w:val="10"/>
     <w:qFormat/>
-    <w:rsid w:val="00DC7B71"/>
+    <w:rsid w:val="00D0625D"/>
     <w:pPr>
       <w:spacing w:before="360" w:after="80"/>
       <w:contextualSpacing/>
@@ -3209,7 +3201,7 @@
     <w:basedOn w:val="DefaultParagraphFont"/>
     <w:link w:val="Title"/>
     <w:uiPriority w:val="10"/>
-    <w:rsid w:val="00DC7B71"/>
+    <w:rsid w:val="00D0625D"/>
     <w:rPr>
       <w:rFonts w:asciiTheme="majorHAnsi" w:eastAsiaTheme="majorEastAsia" w:hAnsiTheme="majorHAnsi" w:cstheme="majorBidi"/>
       <w:color w:val="4D614C" w:themeColor="text1"/>
@@ -3227,7 +3219,7 @@
     <w:link w:val="SubtitleChar"/>
     <w:uiPriority w:val="11"/>
     <w:qFormat/>
-    <w:rsid w:val="00DC7B71"/>
+    <w:rsid w:val="00D0625D"/>
     <w:pPr>
       <w:numPr>
         <w:ilvl w:val="1"/>
@@ -3243,7 +3235,7 @@
     <w:basedOn w:val="DefaultParagraphFont"/>
     <w:link w:val="Subtitle"/>
     <w:uiPriority w:val="11"/>
-    <w:rsid w:val="00DC7B71"/>
+    <w:rsid w:val="00D0625D"/>
     <w:rPr>
       <w:rFonts w:eastAsiaTheme="majorEastAsia" w:cstheme="majorBidi"/>
       <w:color w:val="4D614C" w:themeColor="text1"/>
@@ -3258,7 +3250,7 @@
     <w:link w:val="QuoteChar"/>
     <w:uiPriority w:val="29"/>
     <w:qFormat/>
-    <w:rsid w:val="00DC7B71"/>
+    <w:rsid w:val="00D0625D"/>
     <w:pPr>
       <w:spacing w:before="160"/>
     </w:pPr>
@@ -3277,7 +3269,7 @@
     <w:basedOn w:val="DefaultParagraphFont"/>
     <w:link w:val="Quote"/>
     <w:uiPriority w:val="29"/>
-    <w:rsid w:val="00DC7B71"/>
+    <w:rsid w:val="00D0625D"/>
     <w:rPr>
       <w:rFonts w:eastAsiaTheme="minorHAnsi"/>
       <w:i/>
@@ -3293,7 +3285,7 @@
     <w:basedOn w:val="Normal"/>
     <w:uiPriority w:val="34"/>
     <w:qFormat/>
-    <w:rsid w:val="00DC7B71"/>
+    <w:rsid w:val="00D0625D"/>
     <w:pPr>
       <w:contextualSpacing/>
     </w:pPr>
@@ -3304,7 +3296,7 @@
     <w:next w:val="Normal"/>
     <w:link w:val="IntenseQuoteChar"/>
     <w:uiPriority w:val="30"/>
-    <w:rsid w:val="00DC7B71"/>
+    <w:rsid w:val="00D0625D"/>
     <w:pPr>
       <w:pBdr>
         <w:top w:val="single" w:sz="4" w:space="10" w:color="394839" w:themeColor="accent1" w:themeShade="BF"/>
@@ -3325,7 +3317,7 @@
     <w:basedOn w:val="DefaultParagraphFont"/>
     <w:link w:val="IntenseQuote"/>
     <w:uiPriority w:val="30"/>
-    <w:rsid w:val="00DC7B71"/>
+    <w:rsid w:val="00D0625D"/>
     <w:rPr>
       <w:rFonts w:eastAsiaTheme="minorHAnsi"/>
       <w:i/>
@@ -3340,7 +3332,7 @@
     <w:name w:val="Intense Reference"/>
     <w:basedOn w:val="DefaultParagraphFont"/>
     <w:uiPriority w:val="32"/>
-    <w:rsid w:val="00DC7B71"/>
+    <w:rsid w:val="00D0625D"/>
     <w:rPr>
       <w:b/>
       <w:bCs/>
@@ -3355,7 +3347,7 @@
     <w:basedOn w:val="SubtitleChar"/>
     <w:uiPriority w:val="22"/>
     <w:qFormat/>
-    <w:rsid w:val="00DC7B71"/>
+    <w:rsid w:val="00D0625D"/>
     <w:rPr>
       <w:rFonts w:asciiTheme="majorHAnsi" w:eastAsiaTheme="majorEastAsia" w:hAnsiTheme="majorHAnsi" w:cstheme="majorBidi"/>
       <w:i w:val="0"/>
@@ -3376,7 +3368,7 @@
     <w:basedOn w:val="SubtitleChar"/>
     <w:uiPriority w:val="20"/>
     <w:qFormat/>
-    <w:rsid w:val="00DC7B71"/>
+    <w:rsid w:val="00D0625D"/>
     <w:rPr>
       <w:rFonts w:eastAsiaTheme="majorEastAsia" w:cstheme="majorBidi"/>
       <w:b w:val="0"/>
@@ -3399,7 +3391,7 @@
     <w:basedOn w:val="SubtitleChar"/>
     <w:uiPriority w:val="19"/>
     <w:qFormat/>
-    <w:rsid w:val="00DC7B71"/>
+    <w:rsid w:val="00D0625D"/>
     <w:rPr>
       <w:rFonts w:eastAsiaTheme="majorEastAsia" w:cstheme="majorBidi"/>
       <w:i w:val="0"/>
@@ -3421,7 +3413,7 @@
     <w:basedOn w:val="SubtitleChar"/>
     <w:uiPriority w:val="33"/>
     <w:qFormat/>
-    <w:rsid w:val="00DC7B71"/>
+    <w:rsid w:val="00D0625D"/>
     <w:rPr>
       <w:rFonts w:eastAsiaTheme="majorEastAsia" w:cstheme="majorBidi"/>
       <w:b w:val="0"/>
@@ -3445,7 +3437,7 @@
     <w:name w:val="Plain Table 5"/>
     <w:basedOn w:val="TableNormal"/>
     <w:uiPriority w:val="45"/>
-    <w:rsid w:val="00DC7B71"/>
+    <w:rsid w:val="00D0625D"/>
     <w:pPr>
       <w:spacing w:after="0" w:line="240" w:lineRule="auto"/>
     </w:pPr>
@@ -3571,7 +3563,7 @@
     <w:name w:val="List Table 1 Light Accent 2"/>
     <w:basedOn w:val="TableNormal"/>
     <w:uiPriority w:val="46"/>
-    <w:rsid w:val="00DC7B71"/>
+    <w:rsid w:val="00D0625D"/>
     <w:pPr>
       <w:spacing w:after="0" w:line="240" w:lineRule="auto"/>
     </w:pPr>
@@ -3638,7 +3630,7 @@
     <w:name w:val="List Table 1 Light Accent 1"/>
     <w:basedOn w:val="TableNormal"/>
     <w:uiPriority w:val="46"/>
-    <w:rsid w:val="00DC7B71"/>
+    <w:rsid w:val="00D0625D"/>
     <w:pPr>
       <w:spacing w:after="0" w:line="240" w:lineRule="auto"/>
     </w:pPr>
@@ -3707,7 +3699,7 @@
     <w:uiPriority w:val="99"/>
     <w:semiHidden/>
     <w:unhideWhenUsed/>
-    <w:rsid w:val="00DC7B71"/>
+    <w:rsid w:val="00D0625D"/>
     <w:pPr>
       <w:numPr>
         <w:numId w:val="3"/>
@@ -3720,7 +3712,7 @@
     <w:uiPriority w:val="99"/>
     <w:semiHidden/>
     <w:unhideWhenUsed/>
-    <w:rsid w:val="00DC7B71"/>
+    <w:rsid w:val="00D0625D"/>
     <w:pPr>
       <w:numPr>
         <w:numId w:val="4"/>
@@ -3733,7 +3725,7 @@
     <w:uiPriority w:val="99"/>
     <w:semiHidden/>
     <w:unhideWhenUsed/>
-    <w:rsid w:val="00DC7B71"/>
+    <w:rsid w:val="00D0625D"/>
     <w:pPr>
       <w:numPr>
         <w:numId w:val="5"/>
@@ -3747,7 +3739,7 @@
     <w:uiPriority w:val="99"/>
     <w:semiHidden/>
     <w:unhideWhenUsed/>
-    <w:rsid w:val="00DC7B71"/>
+    <w:rsid w:val="00D0625D"/>
     <w:pPr>
       <w:spacing w:after="0" w:line="240" w:lineRule="auto"/>
     </w:pPr>
@@ -3761,7 +3753,7 @@
     <w:link w:val="BalloonText"/>
     <w:uiPriority w:val="99"/>
     <w:semiHidden/>
-    <w:rsid w:val="00DC7B71"/>
+    <w:rsid w:val="00D0625D"/>
     <w:rPr>
       <w:rFonts w:eastAsiaTheme="minorHAnsi"/>
       <w:color w:val="4D614C" w:themeColor="text1"/>
@@ -3777,7 +3769,7 @@
     <w:uiPriority w:val="37"/>
     <w:semiHidden/>
     <w:unhideWhenUsed/>
-    <w:rsid w:val="00DC7B71"/>
+    <w:rsid w:val="00D0625D"/>
   </w:style>
   <w:style w:type="paragraph" w:styleId="BlockText">
     <w:name w:val="Block Text"/>
@@ -3785,7 +3777,7 @@
     <w:uiPriority w:val="99"/>
     <w:semiHidden/>
     <w:unhideWhenUsed/>
-    <w:rsid w:val="00DC7B71"/>
+    <w:rsid w:val="00D0625D"/>
     <w:pPr>
       <w:pBdr>
         <w:top w:val="single" w:sz="2" w:space="10" w:color="4D614C" w:themeColor="accent1"/>
@@ -3809,7 +3801,7 @@
     <w:uiPriority w:val="99"/>
     <w:semiHidden/>
     <w:unhideWhenUsed/>
-    <w:rsid w:val="00DC7B71"/>
+    <w:rsid w:val="00D0625D"/>
     <w:pPr>
       <w:spacing w:after="120"/>
     </w:pPr>
@@ -3820,7 +3812,7 @@
     <w:link w:val="BodyText"/>
     <w:uiPriority w:val="99"/>
     <w:semiHidden/>
-    <w:rsid w:val="00DC7B71"/>
+    <w:rsid w:val="00D0625D"/>
     <w:rPr>
       <w:rFonts w:eastAsiaTheme="minorHAnsi"/>
       <w:color w:val="4D614C" w:themeColor="text1"/>
@@ -3836,7 +3828,7 @@
     <w:uiPriority w:val="99"/>
     <w:semiHidden/>
     <w:unhideWhenUsed/>
-    <w:rsid w:val="00DC7B71"/>
+    <w:rsid w:val="00D0625D"/>
     <w:pPr>
       <w:spacing w:after="120" w:line="480" w:lineRule="auto"/>
     </w:pPr>
@@ -3847,7 +3839,7 @@
     <w:link w:val="BodyText2"/>
     <w:uiPriority w:val="99"/>
     <w:semiHidden/>
-    <w:rsid w:val="00DC7B71"/>
+    <w:rsid w:val="00D0625D"/>
     <w:rPr>
       <w:rFonts w:eastAsiaTheme="minorHAnsi"/>
       <w:color w:val="4D614C" w:themeColor="text1"/>
@@ -3863,7 +3855,7 @@
     <w:uiPriority w:val="99"/>
     <w:semiHidden/>
     <w:unhideWhenUsed/>
-    <w:rsid w:val="00DC7B71"/>
+    <w:rsid w:val="00D0625D"/>
     <w:pPr>
       <w:spacing w:after="120"/>
     </w:pPr>
@@ -3874,7 +3866,7 @@
     <w:link w:val="BodyText3"/>
     <w:uiPriority w:val="99"/>
     <w:semiHidden/>
-    <w:rsid w:val="00DC7B71"/>
+    <w:rsid w:val="00D0625D"/>
     <w:rPr>
       <w:rFonts w:eastAsiaTheme="minorHAnsi"/>
       <w:color w:val="4D614C" w:themeColor="text1"/>
@@ -3890,7 +3882,7 @@
     <w:uiPriority w:val="99"/>
     <w:semiHidden/>
     <w:unhideWhenUsed/>
-    <w:rsid w:val="00DC7B71"/>
+    <w:rsid w:val="00D0625D"/>
     <w:pPr>
       <w:spacing w:after="160"/>
       <w:ind w:firstLine="360"/>
@@ -3902,7 +3894,7 @@
     <w:link w:val="BodyTextFirstIndent"/>
     <w:uiPriority w:val="99"/>
     <w:semiHidden/>
-    <w:rsid w:val="00DC7B71"/>
+    <w:rsid w:val="00D0625D"/>
     <w:rPr>
       <w:rFonts w:eastAsiaTheme="minorHAnsi"/>
       <w:color w:val="4D614C" w:themeColor="text1"/>
@@ -3918,7 +3910,7 @@
     <w:uiPriority w:val="99"/>
     <w:semiHidden/>
     <w:unhideWhenUsed/>
-    <w:rsid w:val="00DC7B71"/>
+    <w:rsid w:val="00D0625D"/>
     <w:pPr>
       <w:spacing w:after="120"/>
       <w:ind w:left="360"/>
@@ -3930,7 +3922,7 @@
     <w:link w:val="BodyTextIndent"/>
     <w:uiPriority w:val="99"/>
     <w:semiHidden/>
-    <w:rsid w:val="00DC7B71"/>
+    <w:rsid w:val="00D0625D"/>
     <w:rPr>
       <w:rFonts w:eastAsiaTheme="minorHAnsi"/>
       <w:color w:val="4D614C" w:themeColor="text1"/>
@@ -3946,7 +3938,7 @@
     <w:uiPriority w:val="99"/>
     <w:semiHidden/>
     <w:unhideWhenUsed/>
-    <w:rsid w:val="00DC7B71"/>
+    <w:rsid w:val="00D0625D"/>
     <w:pPr>
       <w:spacing w:after="160"/>
       <w:ind w:firstLine="360"/>
@@ -3958,7 +3950,7 @@
     <w:link w:val="BodyTextFirstIndent2"/>
     <w:uiPriority w:val="99"/>
     <w:semiHidden/>
-    <w:rsid w:val="00DC7B71"/>
+    <w:rsid w:val="00D0625D"/>
     <w:rPr>
       <w:rFonts w:eastAsiaTheme="minorHAnsi"/>
       <w:color w:val="4D614C" w:themeColor="text1"/>
@@ -3974,7 +3966,7 @@
     <w:uiPriority w:val="99"/>
     <w:semiHidden/>
     <w:unhideWhenUsed/>
-    <w:rsid w:val="00DC7B71"/>
+    <w:rsid w:val="00D0625D"/>
     <w:pPr>
       <w:spacing w:after="120" w:line="480" w:lineRule="auto"/>
       <w:ind w:left="360"/>
@@ -3986,7 +3978,7 @@
     <w:link w:val="BodyTextIndent2"/>
     <w:uiPriority w:val="99"/>
     <w:semiHidden/>
-    <w:rsid w:val="00DC7B71"/>
+    <w:rsid w:val="00D0625D"/>
     <w:rPr>
       <w:rFonts w:eastAsiaTheme="minorHAnsi"/>
       <w:color w:val="4D614C" w:themeColor="text1"/>
@@ -4002,7 +3994,7 @@
     <w:uiPriority w:val="99"/>
     <w:semiHidden/>
     <w:unhideWhenUsed/>
-    <w:rsid w:val="00DC7B71"/>
+    <w:rsid w:val="00D0625D"/>
     <w:pPr>
       <w:spacing w:after="120"/>
       <w:ind w:left="360"/>
@@ -4014,7 +4006,7 @@
     <w:link w:val="BodyTextIndent3"/>
     <w:uiPriority w:val="99"/>
     <w:semiHidden/>
-    <w:rsid w:val="00DC7B71"/>
+    <w:rsid w:val="00D0625D"/>
     <w:rPr>
       <w:rFonts w:eastAsiaTheme="minorHAnsi"/>
       <w:color w:val="4D614C" w:themeColor="text1"/>
@@ -4031,7 +4023,7 @@
     <w:semiHidden/>
     <w:unhideWhenUsed/>
     <w:qFormat/>
-    <w:rsid w:val="00DC7B71"/>
+    <w:rsid w:val="00D0625D"/>
     <w:pPr>
       <w:spacing w:after="200" w:line="240" w:lineRule="auto"/>
     </w:pPr>
@@ -4049,7 +4041,7 @@
     <w:uiPriority w:val="99"/>
     <w:semiHidden/>
     <w:unhideWhenUsed/>
-    <w:rsid w:val="00DC7B71"/>
+    <w:rsid w:val="00D0625D"/>
     <w:pPr>
       <w:spacing w:after="0" w:line="240" w:lineRule="auto"/>
       <w:ind w:left="4320"/>
@@ -4061,7 +4053,7 @@
     <w:link w:val="Closing"/>
     <w:uiPriority w:val="99"/>
     <w:semiHidden/>
-    <w:rsid w:val="00DC7B71"/>
+    <w:rsid w:val="00D0625D"/>
     <w:rPr>
       <w:rFonts w:eastAsiaTheme="minorHAnsi"/>
       <w:color w:val="4D614C" w:themeColor="text1"/>
@@ -4076,7 +4068,7 @@
     <w:uiPriority w:val="73"/>
     <w:semiHidden/>
     <w:unhideWhenUsed/>
-    <w:rsid w:val="00DC7B71"/>
+    <w:rsid w:val="00D0625D"/>
     <w:pPr>
       <w:spacing w:after="0" w:line="240" w:lineRule="auto"/>
     </w:pPr>
@@ -4155,7 +4147,7 @@
     <w:uiPriority w:val="73"/>
     <w:semiHidden/>
     <w:unhideWhenUsed/>
-    <w:rsid w:val="00DC7B71"/>
+    <w:rsid w:val="00D0625D"/>
     <w:pPr>
       <w:spacing w:after="0" w:line="240" w:lineRule="auto"/>
     </w:pPr>
@@ -4234,7 +4226,7 @@
     <w:uiPriority w:val="73"/>
     <w:semiHidden/>
     <w:unhideWhenUsed/>
-    <w:rsid w:val="00DC7B71"/>
+    <w:rsid w:val="00D0625D"/>
     <w:pPr>
       <w:spacing w:after="0" w:line="240" w:lineRule="auto"/>
     </w:pPr>
@@ -4313,7 +4305,7 @@
     <w:uiPriority w:val="73"/>
     <w:semiHidden/>
     <w:unhideWhenUsed/>
-    <w:rsid w:val="00DC7B71"/>
+    <w:rsid w:val="00D0625D"/>
     <w:pPr>
       <w:spacing w:after="0" w:line="240" w:lineRule="auto"/>
     </w:pPr>
@@ -4392,7 +4384,7 @@
     <w:uiPriority w:val="73"/>
     <w:semiHidden/>
     <w:unhideWhenUsed/>
-    <w:rsid w:val="00DC7B71"/>
+    <w:rsid w:val="00D0625D"/>
     <w:pPr>
       <w:spacing w:after="0" w:line="240" w:lineRule="auto"/>
     </w:pPr>
@@ -4471,7 +4463,7 @@
     <w:uiPriority w:val="73"/>
     <w:semiHidden/>
     <w:unhideWhenUsed/>
-    <w:rsid w:val="00DC7B71"/>
+    <w:rsid w:val="00D0625D"/>
     <w:pPr>
       <w:spacing w:after="0" w:line="240" w:lineRule="auto"/>
     </w:pPr>
@@ -4550,7 +4542,7 @@
     <w:uiPriority w:val="73"/>
     <w:semiHidden/>
     <w:unhideWhenUsed/>
-    <w:rsid w:val="00DC7B71"/>
+    <w:rsid w:val="00D0625D"/>
     <w:pPr>
       <w:spacing w:after="0" w:line="240" w:lineRule="auto"/>
     </w:pPr>
@@ -4629,7 +4621,7 @@
     <w:uiPriority w:val="72"/>
     <w:semiHidden/>
     <w:unhideWhenUsed/>
-    <w:rsid w:val="00DC7B71"/>
+    <w:rsid w:val="00D0625D"/>
     <w:pPr>
       <w:spacing w:after="0" w:line="240" w:lineRule="auto"/>
     </w:pPr>
@@ -4714,7 +4706,7 @@
     <w:uiPriority w:val="72"/>
     <w:semiHidden/>
     <w:unhideWhenUsed/>
-    <w:rsid w:val="00DC7B71"/>
+    <w:rsid w:val="00D0625D"/>
     <w:pPr>
       <w:spacing w:after="0" w:line="240" w:lineRule="auto"/>
     </w:pPr>
@@ -4799,7 +4791,7 @@
     <w:uiPriority w:val="72"/>
     <w:semiHidden/>
     <w:unhideWhenUsed/>
-    <w:rsid w:val="00DC7B71"/>
+    <w:rsid w:val="00D0625D"/>
     <w:pPr>
       <w:spacing w:after="0" w:line="240" w:lineRule="auto"/>
     </w:pPr>
@@ -4884,7 +4876,7 @@
     <w:uiPriority w:val="72"/>
     <w:semiHidden/>
     <w:unhideWhenUsed/>
-    <w:rsid w:val="00DC7B71"/>
+    <w:rsid w:val="00D0625D"/>
     <w:pPr>
       <w:spacing w:after="0" w:line="240" w:lineRule="auto"/>
     </w:pPr>
@@ -4969,7 +4961,7 @@
     <w:uiPriority w:val="72"/>
     <w:semiHidden/>
     <w:unhideWhenUsed/>
-    <w:rsid w:val="00DC7B71"/>
+    <w:rsid w:val="00D0625D"/>
     <w:pPr>
       <w:spacing w:after="0" w:line="240" w:lineRule="auto"/>
     </w:pPr>
@@ -5054,7 +5046,7 @@
     <w:uiPriority w:val="72"/>
     <w:semiHidden/>
     <w:unhideWhenUsed/>
-    <w:rsid w:val="00DC7B71"/>
+    <w:rsid w:val="00D0625D"/>
     <w:pPr>
       <w:spacing w:after="0" w:line="240" w:lineRule="auto"/>
     </w:pPr>
@@ -5139,7 +5131,7 @@
     <w:uiPriority w:val="72"/>
     <w:semiHidden/>
     <w:unhideWhenUsed/>
-    <w:rsid w:val="00DC7B71"/>
+    <w:rsid w:val="00D0625D"/>
     <w:pPr>
       <w:spacing w:after="0" w:line="240" w:lineRule="auto"/>
     </w:pPr>
@@ -5224,7 +5216,7 @@
     <w:uiPriority w:val="71"/>
     <w:semiHidden/>
     <w:unhideWhenUsed/>
-    <w:rsid w:val="00DC7B71"/>
+    <w:rsid w:val="00D0625D"/>
     <w:pPr>
       <w:spacing w:after="0" w:line="240" w:lineRule="auto"/>
     </w:pPr>
@@ -5345,7 +5337,7 @@
     <w:uiPriority w:val="71"/>
     <w:semiHidden/>
     <w:unhideWhenUsed/>
-    <w:rsid w:val="00DC7B71"/>
+    <w:rsid w:val="00D0625D"/>
     <w:pPr>
       <w:spacing w:after="0" w:line="240" w:lineRule="auto"/>
     </w:pPr>
@@ -5466,7 +5458,7 @@
     <w:uiPriority w:val="71"/>
     <w:semiHidden/>
     <w:unhideWhenUsed/>
-    <w:rsid w:val="00DC7B71"/>
+    <w:rsid w:val="00D0625D"/>
     <w:pPr>
       <w:spacing w:after="0" w:line="240" w:lineRule="auto"/>
     </w:pPr>
@@ -5587,7 +5579,7 @@
     <w:uiPriority w:val="71"/>
     <w:semiHidden/>
     <w:unhideWhenUsed/>
-    <w:rsid w:val="00DC7B71"/>
+    <w:rsid w:val="00D0625D"/>
     <w:pPr>
       <w:spacing w:after="0" w:line="240" w:lineRule="auto"/>
     </w:pPr>
@@ -5698,7 +5690,7 @@
     <w:uiPriority w:val="71"/>
     <w:semiHidden/>
     <w:unhideWhenUsed/>
-    <w:rsid w:val="00DC7B71"/>
+    <w:rsid w:val="00D0625D"/>
     <w:pPr>
       <w:spacing w:after="0" w:line="240" w:lineRule="auto"/>
     </w:pPr>
@@ -5819,7 +5811,7 @@
     <w:uiPriority w:val="71"/>
     <w:semiHidden/>
     <w:unhideWhenUsed/>
-    <w:rsid w:val="00DC7B71"/>
+    <w:rsid w:val="00D0625D"/>
     <w:pPr>
       <w:spacing w:after="0" w:line="240" w:lineRule="auto"/>
     </w:pPr>
@@ -5940,7 +5932,7 @@
     <w:uiPriority w:val="71"/>
     <w:semiHidden/>
     <w:unhideWhenUsed/>
-    <w:rsid w:val="00DC7B71"/>
+    <w:rsid w:val="00D0625D"/>
     <w:pPr>
       <w:spacing w:after="0" w:line="240" w:lineRule="auto"/>
     </w:pPr>
@@ -6061,7 +6053,7 @@
     <w:uiPriority w:val="99"/>
     <w:semiHidden/>
     <w:unhideWhenUsed/>
-    <w:rsid w:val="00DC7B71"/>
+    <w:rsid w:val="00D0625D"/>
     <w:rPr>
       <w:sz w:val="16"/>
       <w:szCs w:val="16"/>
@@ -6074,7 +6066,7 @@
     <w:uiPriority w:val="99"/>
     <w:semiHidden/>
     <w:unhideWhenUsed/>
-    <w:rsid w:val="00DC7B71"/>
+    <w:rsid w:val="00D0625D"/>
     <w:pPr>
       <w:spacing w:line="240" w:lineRule="auto"/>
     </w:pPr>
@@ -6088,7 +6080,7 @@
     <w:link w:val="CommentText"/>
     <w:uiPriority w:val="99"/>
     <w:semiHidden/>
-    <w:rsid w:val="00DC7B71"/>
+    <w:rsid w:val="00D0625D"/>
     <w:rPr>
       <w:rFonts w:eastAsiaTheme="minorHAnsi"/>
       <w:color w:val="4D614C" w:themeColor="text1"/>
@@ -6105,7 +6097,7 @@
     <w:uiPriority w:val="99"/>
     <w:semiHidden/>
     <w:unhideWhenUsed/>
-    <w:rsid w:val="00DC7B71"/>
+    <w:rsid w:val="00D0625D"/>
     <w:rPr>
       <w:b/>
       <w:bCs/>
@@ -6118,7 +6110,7 @@
     <w:link w:val="CommentSubject"/>
     <w:uiPriority w:val="99"/>
     <w:semiHidden/>
-    <w:rsid w:val="00DC7B71"/>
+    <w:rsid w:val="00D0625D"/>
     <w:rPr>
       <w:rFonts w:eastAsiaTheme="minorHAnsi"/>
       <w:b/>
@@ -6135,7 +6127,7 @@
     <w:uiPriority w:val="70"/>
     <w:semiHidden/>
     <w:unhideWhenUsed/>
-    <w:rsid w:val="00DC7B71"/>
+    <w:rsid w:val="00D0625D"/>
     <w:pPr>
       <w:spacing w:after="0" w:line="240" w:lineRule="auto"/>
     </w:pPr>
@@ -6248,7 +6240,7 @@
     <w:uiPriority w:val="70"/>
     <w:semiHidden/>
     <w:unhideWhenUsed/>
-    <w:rsid w:val="00DC7B71"/>
+    <w:rsid w:val="00D0625D"/>
     <w:pPr>
       <w:spacing w:after="0" w:line="240" w:lineRule="auto"/>
     </w:pPr>
@@ -6361,7 +6353,7 @@
     <w:uiPriority w:val="70"/>
     <w:semiHidden/>
     <w:unhideWhenUsed/>
-    <w:rsid w:val="00DC7B71"/>
+    <w:rsid w:val="00D0625D"/>
     <w:pPr>
       <w:spacing w:after="0" w:line="240" w:lineRule="auto"/>
     </w:pPr>
@@ -6474,7 +6466,7 @@
     <w:uiPriority w:val="70"/>
     <w:semiHidden/>
     <w:unhideWhenUsed/>
-    <w:rsid w:val="00DC7B71"/>
+    <w:rsid w:val="00D0625D"/>
     <w:pPr>
       <w:spacing w:after="0" w:line="240" w:lineRule="auto"/>
     </w:pPr>
@@ -6587,7 +6579,7 @@
     <w:uiPriority w:val="70"/>
     <w:semiHidden/>
     <w:unhideWhenUsed/>
-    <w:rsid w:val="00DC7B71"/>
+    <w:rsid w:val="00D0625D"/>
     <w:pPr>
       <w:spacing w:after="0" w:line="240" w:lineRule="auto"/>
     </w:pPr>
@@ -6700,7 +6692,7 @@
     <w:uiPriority w:val="70"/>
     <w:semiHidden/>
     <w:unhideWhenUsed/>
-    <w:rsid w:val="00DC7B71"/>
+    <w:rsid w:val="00D0625D"/>
     <w:pPr>
       <w:spacing w:after="0" w:line="240" w:lineRule="auto"/>
     </w:pPr>
@@ -6813,7 +6805,7 @@
     <w:uiPriority w:val="70"/>
     <w:semiHidden/>
     <w:unhideWhenUsed/>
-    <w:rsid w:val="00DC7B71"/>
+    <w:rsid w:val="00D0625D"/>
     <w:pPr>
       <w:spacing w:after="0" w:line="240" w:lineRule="auto"/>
     </w:pPr>
@@ -6928,7 +6920,7 @@
     <w:uiPriority w:val="99"/>
     <w:semiHidden/>
     <w:unhideWhenUsed/>
-    <w:rsid w:val="00DC7B71"/>
+    <w:rsid w:val="00D0625D"/>
   </w:style>
   <w:style w:type="character" w:customStyle="1" w:styleId="DateChar">
     <w:name w:val="Date Char"/>
@@ -6936,7 +6928,7 @@
     <w:link w:val="Date"/>
     <w:uiPriority w:val="99"/>
     <w:semiHidden/>
-    <w:rsid w:val="00DC7B71"/>
+    <w:rsid w:val="00D0625D"/>
     <w:rPr>
       <w:rFonts w:eastAsiaTheme="minorHAnsi"/>
       <w:color w:val="4D614C" w:themeColor="text1"/>
@@ -6952,7 +6944,7 @@
     <w:uiPriority w:val="99"/>
     <w:semiHidden/>
     <w:unhideWhenUsed/>
-    <w:rsid w:val="00DC7B71"/>
+    <w:rsid w:val="00D0625D"/>
     <w:pPr>
       <w:spacing w:after="0" w:line="240" w:lineRule="auto"/>
     </w:pPr>
@@ -6963,7 +6955,7 @@
     <w:link w:val="DocumentMap"/>
     <w:uiPriority w:val="99"/>
     <w:semiHidden/>
-    <w:rsid w:val="00DC7B71"/>
+    <w:rsid w:val="00D0625D"/>
     <w:rPr>
       <w:rFonts w:eastAsiaTheme="minorHAnsi"/>
       <w:color w:val="4D614C" w:themeColor="text1"/>
@@ -6979,7 +6971,7 @@
     <w:uiPriority w:val="99"/>
     <w:semiHidden/>
     <w:unhideWhenUsed/>
-    <w:rsid w:val="00DC7B71"/>
+    <w:rsid w:val="00D0625D"/>
     <w:pPr>
       <w:spacing w:after="0" w:line="240" w:lineRule="auto"/>
     </w:pPr>
@@ -6990,7 +6982,7 @@
     <w:link w:val="E-mailSignature"/>
     <w:uiPriority w:val="99"/>
     <w:semiHidden/>
-    <w:rsid w:val="00DC7B71"/>
+    <w:rsid w:val="00D0625D"/>
     <w:rPr>
       <w:rFonts w:eastAsiaTheme="minorHAnsi"/>
       <w:color w:val="4D614C" w:themeColor="text1"/>
@@ -7005,7 +6997,7 @@
     <w:uiPriority w:val="99"/>
     <w:semiHidden/>
     <w:unhideWhenUsed/>
-    <w:rsid w:val="00DC7B71"/>
+    <w:rsid w:val="00D0625D"/>
     <w:rPr>
       <w:sz w:val="16"/>
       <w:vertAlign w:val="superscript"/>
@@ -7018,7 +7010,7 @@
     <w:uiPriority w:val="99"/>
     <w:semiHidden/>
     <w:unhideWhenUsed/>
-    <w:rsid w:val="00DC7B71"/>
+    <w:rsid w:val="00D0625D"/>
     <w:pPr>
       <w:spacing w:after="0" w:line="240" w:lineRule="auto"/>
     </w:pPr>
@@ -7032,7 +7024,7 @@
     <w:link w:val="EndnoteText"/>
     <w:uiPriority w:val="99"/>
     <w:semiHidden/>
-    <w:rsid w:val="00DC7B71"/>
+    <w:rsid w:val="00D0625D"/>
     <w:rPr>
       <w:rFonts w:eastAsiaTheme="minorHAnsi"/>
       <w:color w:val="4D614C" w:themeColor="text1"/>
@@ -7047,7 +7039,7 @@
     <w:uiPriority w:val="99"/>
     <w:semiHidden/>
     <w:unhideWhenUsed/>
-    <w:rsid w:val="00DC7B71"/>
+    <w:rsid w:val="00D0625D"/>
     <w:pPr>
       <w:framePr w:w="7920" w:h="1980" w:hRule="exact" w:hSpace="180" w:wrap="auto" w:hAnchor="page" w:xAlign="center" w:yAlign="bottom"/>
       <w:spacing w:after="0" w:line="240" w:lineRule="auto"/>
@@ -7063,7 +7055,7 @@
     <w:uiPriority w:val="99"/>
     <w:semiHidden/>
     <w:unhideWhenUsed/>
-    <w:rsid w:val="00DC7B71"/>
+    <w:rsid w:val="00D0625D"/>
     <w:pPr>
       <w:spacing w:after="0" w:line="240" w:lineRule="auto"/>
     </w:pPr>
@@ -7078,7 +7070,7 @@
     <w:uiPriority w:val="99"/>
     <w:semiHidden/>
     <w:unhideWhenUsed/>
-    <w:rsid w:val="00DC7B71"/>
+    <w:rsid w:val="00D0625D"/>
     <w:rPr>
       <w:color w:val="4D614C" w:themeColor="followedHyperlink"/>
       <w:sz w:val="16"/>
@@ -7091,7 +7083,7 @@
     <w:uiPriority w:val="99"/>
     <w:semiHidden/>
     <w:unhideWhenUsed/>
-    <w:rsid w:val="00DC7B71"/>
+    <w:rsid w:val="00D0625D"/>
     <w:rPr>
       <w:sz w:val="16"/>
       <w:vertAlign w:val="superscript"/>
@@ -7104,7 +7096,7 @@
     <w:uiPriority w:val="99"/>
     <w:semiHidden/>
     <w:unhideWhenUsed/>
-    <w:rsid w:val="00DC7B71"/>
+    <w:rsid w:val="00D0625D"/>
     <w:pPr>
       <w:spacing w:after="0" w:line="240" w:lineRule="auto"/>
     </w:pPr>
@@ -7118,7 +7110,7 @@
     <w:link w:val="FootnoteText"/>
     <w:uiPriority w:val="99"/>
     <w:semiHidden/>
-    <w:rsid w:val="00DC7B71"/>
+    <w:rsid w:val="00D0625D"/>
     <w:rPr>
       <w:rFonts w:eastAsiaTheme="minorHAnsi"/>
       <w:color w:val="4D614C" w:themeColor="text1"/>
@@ -7131,7 +7123,7 @@
     <w:name w:val="Grid Table 1 Light"/>
     <w:basedOn w:val="TableNormal"/>
     <w:uiPriority w:val="46"/>
-    <w:rsid w:val="00DC7B71"/>
+    <w:rsid w:val="00D0625D"/>
     <w:pPr>
       <w:spacing w:after="0" w:line="240" w:lineRule="auto"/>
     </w:pPr>
@@ -7194,7 +7186,7 @@
     <w:name w:val="Grid Table 1 Light Accent 1"/>
     <w:basedOn w:val="TableNormal"/>
     <w:uiPriority w:val="46"/>
-    <w:rsid w:val="00DC7B71"/>
+    <w:rsid w:val="00D0625D"/>
     <w:pPr>
       <w:spacing w:after="0" w:line="240" w:lineRule="auto"/>
     </w:pPr>
@@ -7257,7 +7249,7 @@
     <w:name w:val="Grid Table 1 Light Accent 2"/>
     <w:basedOn w:val="TableNormal"/>
     <w:uiPriority w:val="46"/>
-    <w:rsid w:val="00DC7B71"/>
+    <w:rsid w:val="00D0625D"/>
     <w:pPr>
       <w:spacing w:after="0" w:line="240" w:lineRule="auto"/>
     </w:pPr>
@@ -7320,7 +7312,7 @@
     <w:name w:val="Grid Table 1 Light Accent 3"/>
     <w:basedOn w:val="TableNormal"/>
     <w:uiPriority w:val="46"/>
-    <w:rsid w:val="00DC7B71"/>
+    <w:rsid w:val="00D0625D"/>
     <w:pPr>
       <w:spacing w:after="0" w:line="240" w:lineRule="auto"/>
     </w:pPr>
@@ -7383,7 +7375,7 @@
     <w:name w:val="Grid Table 1 Light Accent 4"/>
     <w:basedOn w:val="TableNormal"/>
     <w:uiPriority w:val="46"/>
-    <w:rsid w:val="00DC7B71"/>
+    <w:rsid w:val="00D0625D"/>
     <w:pPr>
       <w:spacing w:after="0" w:line="240" w:lineRule="auto"/>
     </w:pPr>
@@ -7446,7 +7438,7 @@
     <w:name w:val="Grid Table 1 Light Accent 5"/>
     <w:basedOn w:val="TableNormal"/>
     <w:uiPriority w:val="46"/>
-    <w:rsid w:val="00DC7B71"/>
+    <w:rsid w:val="00D0625D"/>
     <w:pPr>
       <w:spacing w:after="0" w:line="240" w:lineRule="auto"/>
     </w:pPr>
@@ -7509,7 +7501,7 @@
     <w:name w:val="Grid Table 2"/>
     <w:basedOn w:val="TableNormal"/>
     <w:uiPriority w:val="47"/>
-    <w:rsid w:val="00DC7B71"/>
+    <w:rsid w:val="00D0625D"/>
     <w:pPr>
       <w:spacing w:after="0" w:line="240" w:lineRule="auto"/>
     </w:pPr>
@@ -7590,7 +7582,7 @@
     <w:name w:val="Grid Table 2 Accent 1"/>
     <w:basedOn w:val="TableNormal"/>
     <w:uiPriority w:val="47"/>
-    <w:rsid w:val="00DC7B71"/>
+    <w:rsid w:val="00D0625D"/>
     <w:pPr>
       <w:spacing w:after="0" w:line="240" w:lineRule="auto"/>
     </w:pPr>
@@ -7671,7 +7663,7 @@
     <w:name w:val="Grid Table 2 Accent 2"/>
     <w:basedOn w:val="TableNormal"/>
     <w:uiPriority w:val="47"/>
-    <w:rsid w:val="00DC7B71"/>
+    <w:rsid w:val="00D0625D"/>
     <w:pPr>
       <w:spacing w:after="0" w:line="240" w:lineRule="auto"/>
     </w:pPr>
@@ -7752,7 +7744,7 @@
     <w:name w:val="Grid Table 2 Accent 3"/>
     <w:basedOn w:val="TableNormal"/>
     <w:uiPriority w:val="47"/>
-    <w:rsid w:val="00DC7B71"/>
+    <w:rsid w:val="00D0625D"/>
     <w:pPr>
       <w:spacing w:after="0" w:line="240" w:lineRule="auto"/>
     </w:pPr>
@@ -7833,7 +7825,7 @@
     <w:name w:val="Grid Table 2 Accent 4"/>
     <w:basedOn w:val="TableNormal"/>
     <w:uiPriority w:val="47"/>
-    <w:rsid w:val="00DC7B71"/>
+    <w:rsid w:val="00D0625D"/>
     <w:pPr>
       <w:spacing w:after="0" w:line="240" w:lineRule="auto"/>
     </w:pPr>
@@ -7914,7 +7906,7 @@
     <w:name w:val="Grid Table 2 Accent 5"/>
     <w:basedOn w:val="TableNormal"/>
     <w:uiPriority w:val="47"/>
-    <w:rsid w:val="00DC7B71"/>
+    <w:rsid w:val="00D0625D"/>
     <w:pPr>
       <w:spacing w:after="0" w:line="240" w:lineRule="auto"/>
     </w:pPr>
@@ -7995,7 +7987,7 @@
     <w:name w:val="Grid Table 2 Accent 6"/>
     <w:basedOn w:val="TableNormal"/>
     <w:uiPriority w:val="47"/>
-    <w:rsid w:val="00DC7B71"/>
+    <w:rsid w:val="00D0625D"/>
     <w:pPr>
       <w:spacing w:after="0" w:line="240" w:lineRule="auto"/>
     </w:pPr>
@@ -8076,7 +8068,7 @@
     <w:name w:val="Grid Table 3"/>
     <w:basedOn w:val="TableNormal"/>
     <w:uiPriority w:val="48"/>
-    <w:rsid w:val="00DC7B71"/>
+    <w:rsid w:val="00D0625D"/>
     <w:pPr>
       <w:spacing w:after="0" w:line="240" w:lineRule="auto"/>
     </w:pPr>
@@ -8218,7 +8210,7 @@
     <w:name w:val="Grid Table 3 Accent 1"/>
     <w:basedOn w:val="TableNormal"/>
     <w:uiPriority w:val="48"/>
-    <w:rsid w:val="00DC7B71"/>
+    <w:rsid w:val="00D0625D"/>
     <w:pPr>
       <w:spacing w:after="0" w:line="240" w:lineRule="auto"/>
     </w:pPr>
@@ -8360,7 +8352,7 @@
     <w:name w:val="Grid Table 3 Accent 2"/>
     <w:basedOn w:val="TableNormal"/>
     <w:uiPriority w:val="48"/>
-    <w:rsid w:val="00DC7B71"/>
+    <w:rsid w:val="00D0625D"/>
     <w:pPr>
       <w:spacing w:after="0" w:line="240" w:lineRule="auto"/>
     </w:pPr>
@@ -8502,7 +8494,7 @@
     <w:name w:val="Grid Table 3 Accent 3"/>
     <w:basedOn w:val="TableNormal"/>
     <w:uiPriority w:val="48"/>
-    <w:rsid w:val="00DC7B71"/>
+    <w:rsid w:val="00D0625D"/>
     <w:pPr>
       <w:spacing w:after="0" w:line="240" w:lineRule="auto"/>
     </w:pPr>
@@ -8644,7 +8636,7 @@
     <w:name w:val="Grid Table 3 Accent 4"/>
     <w:basedOn w:val="TableNormal"/>
     <w:uiPriority w:val="48"/>
-    <w:rsid w:val="00DC7B71"/>
+    <w:rsid w:val="00D0625D"/>
     <w:pPr>
       <w:spacing w:after="0" w:line="240" w:lineRule="auto"/>
     </w:pPr>
@@ -8786,7 +8778,7 @@
     <w:name w:val="Grid Table 3 Accent 5"/>
     <w:basedOn w:val="TableNormal"/>
     <w:uiPriority w:val="48"/>
-    <w:rsid w:val="00DC7B71"/>
+    <w:rsid w:val="00D0625D"/>
     <w:pPr>
       <w:spacing w:after="0" w:line="240" w:lineRule="auto"/>
     </w:pPr>
@@ -8928,7 +8920,7 @@
     <w:name w:val="Grid Table 3 Accent 6"/>
     <w:basedOn w:val="TableNormal"/>
     <w:uiPriority w:val="48"/>
-    <w:rsid w:val="00DC7B71"/>
+    <w:rsid w:val="00D0625D"/>
     <w:pPr>
       <w:spacing w:after="0" w:line="240" w:lineRule="auto"/>
     </w:pPr>
@@ -9070,7 +9062,7 @@
     <w:name w:val="Grid Table 4"/>
     <w:basedOn w:val="TableNormal"/>
     <w:uiPriority w:val="49"/>
-    <w:rsid w:val="00DC7B71"/>
+    <w:rsid w:val="00D0625D"/>
     <w:pPr>
       <w:spacing w:after="0" w:line="240" w:lineRule="auto"/>
     </w:pPr>
@@ -9152,7 +9144,7 @@
     <w:name w:val="Grid Table 4 Accent 1"/>
     <w:basedOn w:val="TableNormal"/>
     <w:uiPriority w:val="49"/>
-    <w:rsid w:val="00DC7B71"/>
+    <w:rsid w:val="00D0625D"/>
     <w:pPr>
       <w:spacing w:after="0" w:line="240" w:lineRule="auto"/>
     </w:pPr>
@@ -9234,7 +9226,7 @@
     <w:name w:val="Grid Table 4 Accent 2"/>
     <w:basedOn w:val="TableNormal"/>
     <w:uiPriority w:val="49"/>
-    <w:rsid w:val="00DC7B71"/>
+    <w:rsid w:val="00D0625D"/>
     <w:pPr>
       <w:spacing w:after="0" w:line="240" w:lineRule="auto"/>
     </w:pPr>
@@ -9316,7 +9308,7 @@
     <w:name w:val="Grid Table 4 Accent 3"/>
     <w:basedOn w:val="TableNormal"/>
     <w:uiPriority w:val="49"/>
-    <w:rsid w:val="00DC7B71"/>
+    <w:rsid w:val="00D0625D"/>
     <w:pPr>
       <w:spacing w:after="0" w:line="240" w:lineRule="auto"/>
     </w:pPr>
@@ -9398,7 +9390,7 @@
     <w:name w:val="Grid Table 4 Accent 4"/>
     <w:basedOn w:val="TableNormal"/>
     <w:uiPriority w:val="49"/>
-    <w:rsid w:val="00DC7B71"/>
+    <w:rsid w:val="00D0625D"/>
     <w:pPr>
       <w:spacing w:after="0" w:line="240" w:lineRule="auto"/>
     </w:pPr>
@@ -9480,7 +9472,7 @@
     <w:name w:val="Grid Table 4 Accent 5"/>
     <w:basedOn w:val="TableNormal"/>
     <w:uiPriority w:val="49"/>
-    <w:rsid w:val="00DC7B71"/>
+    <w:rsid w:val="00D0625D"/>
     <w:pPr>
       <w:spacing w:after="0" w:line="240" w:lineRule="auto"/>
     </w:pPr>
@@ -9562,7 +9554,7 @@
     <w:name w:val="Grid Table 4 Accent 6"/>
     <w:basedOn w:val="TableNormal"/>
     <w:uiPriority w:val="49"/>
-    <w:rsid w:val="00DC7B71"/>
+    <w:rsid w:val="00D0625D"/>
     <w:pPr>
       <w:spacing w:after="0" w:line="240" w:lineRule="auto"/>
     </w:pPr>
@@ -9644,7 +9636,7 @@
     <w:name w:val="Grid Table 5 Dark"/>
     <w:basedOn w:val="TableNormal"/>
     <w:uiPriority w:val="50"/>
-    <w:rsid w:val="00DC7B71"/>
+    <w:rsid w:val="00D0625D"/>
     <w:pPr>
       <w:spacing w:after="0" w:line="240" w:lineRule="auto"/>
     </w:pPr>
@@ -9756,7 +9748,7 @@
     <w:name w:val="Grid Table 5 Dark Accent 1"/>
     <w:basedOn w:val="TableNormal"/>
     <w:uiPriority w:val="50"/>
-    <w:rsid w:val="00DC7B71"/>
+    <w:rsid w:val="00D0625D"/>
     <w:pPr>
       <w:spacing w:after="0" w:line="240" w:lineRule="auto"/>
     </w:pPr>
@@ -9868,7 +9860,7 @@
     <w:name w:val="Grid Table 5 Dark Accent 2"/>
     <w:basedOn w:val="TableNormal"/>
     <w:uiPriority w:val="50"/>
-    <w:rsid w:val="00DC7B71"/>
+    <w:rsid w:val="00D0625D"/>
     <w:pPr>
       <w:spacing w:after="0" w:line="240" w:lineRule="auto"/>
     </w:pPr>
@@ -9980,7 +9972,7 @@
     <w:name w:val="Grid Table 5 Dark Accent 3"/>
     <w:basedOn w:val="TableNormal"/>
     <w:uiPriority w:val="50"/>
-    <w:rsid w:val="00DC7B71"/>
+    <w:rsid w:val="00D0625D"/>
     <w:pPr>
       <w:spacing w:after="0" w:line="240" w:lineRule="auto"/>
     </w:pPr>
@@ -10092,7 +10084,7 @@
     <w:name w:val="Grid Table 5 Dark Accent 4"/>
     <w:basedOn w:val="TableNormal"/>
     <w:uiPriority w:val="50"/>
-    <w:rsid w:val="00DC7B71"/>
+    <w:rsid w:val="00D0625D"/>
     <w:pPr>
       <w:spacing w:after="0" w:line="240" w:lineRule="auto"/>
     </w:pPr>
@@ -10204,7 +10196,7 @@
     <w:name w:val="Grid Table 5 Dark Accent 5"/>
     <w:basedOn w:val="TableNormal"/>
     <w:uiPriority w:val="50"/>
-    <w:rsid w:val="00DC7B71"/>
+    <w:rsid w:val="00D0625D"/>
     <w:pPr>
       <w:spacing w:after="0" w:line="240" w:lineRule="auto"/>
     </w:pPr>
@@ -10316,7 +10308,7 @@
     <w:name w:val="Grid Table 5 Dark Accent 6"/>
     <w:basedOn w:val="TableNormal"/>
     <w:uiPriority w:val="50"/>
-    <w:rsid w:val="00DC7B71"/>
+    <w:rsid w:val="00D0625D"/>
     <w:pPr>
       <w:spacing w:after="0" w:line="240" w:lineRule="auto"/>
     </w:pPr>
@@ -10428,7 +10420,7 @@
     <w:name w:val="Grid Table 6 Colorful"/>
     <w:basedOn w:val="TableNormal"/>
     <w:uiPriority w:val="51"/>
-    <w:rsid w:val="00DC7B71"/>
+    <w:rsid w:val="00D0625D"/>
     <w:pPr>
       <w:spacing w:after="0" w:line="240" w:lineRule="auto"/>
     </w:pPr>
@@ -10504,7 +10496,7 @@
     <w:name w:val="Grid Table 6 Colorful Accent 1"/>
     <w:basedOn w:val="TableNormal"/>
     <w:uiPriority w:val="51"/>
-    <w:rsid w:val="00DC7B71"/>
+    <w:rsid w:val="00D0625D"/>
     <w:pPr>
       <w:spacing w:after="0" w:line="240" w:lineRule="auto"/>
     </w:pPr>
@@ -10580,7 +10572,7 @@
     <w:name w:val="Grid Table 6 Colorful Accent 2"/>
     <w:basedOn w:val="TableNormal"/>
     <w:uiPriority w:val="51"/>
-    <w:rsid w:val="00DC7B71"/>
+    <w:rsid w:val="00D0625D"/>
     <w:pPr>
       <w:spacing w:after="0" w:line="240" w:lineRule="auto"/>
     </w:pPr>
@@ -10656,7 +10648,7 @@
     <w:name w:val="Grid Table 6 Colorful Accent 3"/>
     <w:basedOn w:val="TableNormal"/>
     <w:uiPriority w:val="51"/>
-    <w:rsid w:val="00DC7B71"/>
+    <w:rsid w:val="00D0625D"/>
     <w:pPr>
       <w:spacing w:after="0" w:line="240" w:lineRule="auto"/>
     </w:pPr>
@@ -10732,7 +10724,7 @@
     <w:name w:val="Grid Table 6 Colorful Accent 4"/>
     <w:basedOn w:val="TableNormal"/>
     <w:uiPriority w:val="51"/>
-    <w:rsid w:val="00DC7B71"/>
+    <w:rsid w:val="00D0625D"/>
     <w:pPr>
       <w:spacing w:after="0" w:line="240" w:lineRule="auto"/>
     </w:pPr>
@@ -10808,7 +10800,7 @@
     <w:name w:val="Grid Table 6 Colorful Accent 5"/>
     <w:basedOn w:val="TableNormal"/>
     <w:uiPriority w:val="51"/>
-    <w:rsid w:val="00DC7B71"/>
+    <w:rsid w:val="00D0625D"/>
     <w:pPr>
       <w:spacing w:after="0" w:line="240" w:lineRule="auto"/>
     </w:pPr>
@@ -10884,7 +10876,7 @@
     <w:name w:val="Grid Table 6 Colorful Accent 6"/>
     <w:basedOn w:val="TableNormal"/>
     <w:uiPriority w:val="51"/>
-    <w:rsid w:val="00DC7B71"/>
+    <w:rsid w:val="00D0625D"/>
     <w:pPr>
       <w:spacing w:after="0" w:line="240" w:lineRule="auto"/>
     </w:pPr>
@@ -10960,7 +10952,7 @@
     <w:name w:val="Grid Table 7 Colorful"/>
     <w:basedOn w:val="TableNormal"/>
     <w:uiPriority w:val="52"/>
-    <w:rsid w:val="00DC7B71"/>
+    <w:rsid w:val="00D0625D"/>
     <w:pPr>
       <w:spacing w:after="0" w:line="240" w:lineRule="auto"/>
     </w:pPr>
@@ -11103,7 +11095,7 @@
     <w:name w:val="Grid Table 7 Colorful Accent 1"/>
     <w:basedOn w:val="TableNormal"/>
     <w:uiPriority w:val="52"/>
-    <w:rsid w:val="00DC7B71"/>
+    <w:rsid w:val="00D0625D"/>
     <w:pPr>
       <w:spacing w:after="0" w:line="240" w:lineRule="auto"/>
     </w:pPr>
@@ -11246,7 +11238,7 @@
     <w:name w:val="Grid Table 7 Colorful Accent 2"/>
     <w:basedOn w:val="TableNormal"/>
     <w:uiPriority w:val="52"/>
-    <w:rsid w:val="00DC7B71"/>
+    <w:rsid w:val="00D0625D"/>
     <w:pPr>
       <w:spacing w:after="0" w:line="240" w:lineRule="auto"/>
     </w:pPr>
@@ -11389,7 +11381,7 @@
     <w:name w:val="Grid Table 7 Colorful Accent 3"/>
     <w:basedOn w:val="TableNormal"/>
     <w:uiPriority w:val="52"/>
-    <w:rsid w:val="00DC7B71"/>
+    <w:rsid w:val="00D0625D"/>
     <w:pPr>
       <w:spacing w:after="0" w:line="240" w:lineRule="auto"/>
     </w:pPr>
@@ -11532,7 +11524,7 @@
     <w:name w:val="Grid Table 7 Colorful Accent 4"/>
     <w:basedOn w:val="TableNormal"/>
     <w:uiPriority w:val="52"/>
-    <w:rsid w:val="00DC7B71"/>
+    <w:rsid w:val="00D0625D"/>
     <w:pPr>
       <w:spacing w:after="0" w:line="240" w:lineRule="auto"/>
     </w:pPr>
@@ -11675,7 +11667,7 @@
     <w:name w:val="Grid Table 7 Colorful Accent 5"/>
     <w:basedOn w:val="TableNormal"/>
     <w:uiPriority w:val="52"/>
-    <w:rsid w:val="00DC7B71"/>
+    <w:rsid w:val="00D0625D"/>
     <w:pPr>
       <w:spacing w:after="0" w:line="240" w:lineRule="auto"/>
     </w:pPr>
@@ -11818,7 +11810,7 @@
     <w:name w:val="Grid Table 7 Colorful Accent 6"/>
     <w:basedOn w:val="TableNormal"/>
     <w:uiPriority w:val="52"/>
-    <w:rsid w:val="00DC7B71"/>
+    <w:rsid w:val="00D0625D"/>
     <w:pPr>
       <w:spacing w:after="0" w:line="240" w:lineRule="auto"/>
     </w:pPr>
@@ -11963,7 +11955,7 @@
     <w:uiPriority w:val="99"/>
     <w:semiHidden/>
     <w:unhideWhenUsed/>
-    <w:rsid w:val="00DC7B71"/>
+    <w:rsid w:val="00D0625D"/>
     <w:rPr>
       <w:color w:val="2B579A"/>
       <w:sz w:val="16"/>
@@ -11976,7 +11968,7 @@
     <w:uiPriority w:val="99"/>
     <w:semiHidden/>
     <w:unhideWhenUsed/>
-    <w:rsid w:val="00DC7B71"/>
+    <w:rsid w:val="00D0625D"/>
     <w:rPr>
       <w:sz w:val="16"/>
     </w:rPr>
@@ -11988,7 +11980,7 @@
     <w:uiPriority w:val="99"/>
     <w:semiHidden/>
     <w:unhideWhenUsed/>
-    <w:rsid w:val="00DC7B71"/>
+    <w:rsid w:val="00D0625D"/>
     <w:pPr>
       <w:spacing w:after="0" w:line="240" w:lineRule="auto"/>
     </w:pPr>
@@ -12003,7 +11995,7 @@
     <w:link w:val="HTMLAddress"/>
     <w:uiPriority w:val="99"/>
     <w:semiHidden/>
-    <w:rsid w:val="00DC7B71"/>
+    <w:rsid w:val="00D0625D"/>
     <w:rPr>
       <w:rFonts w:eastAsiaTheme="minorHAnsi"/>
       <w:i/>
@@ -12020,7 +12012,7 @@
     <w:uiPriority w:val="99"/>
     <w:semiHidden/>
     <w:unhideWhenUsed/>
-    <w:rsid w:val="00DC7B71"/>
+    <w:rsid w:val="00D0625D"/>
     <w:rPr>
       <w:i/>
       <w:iCs/>
@@ -12033,7 +12025,7 @@
     <w:uiPriority w:val="99"/>
     <w:semiHidden/>
     <w:unhideWhenUsed/>
-    <w:rsid w:val="00DC7B71"/>
+    <w:rsid w:val="00D0625D"/>
     <w:rPr>
       <w:rFonts w:ascii="Consolas" w:hAnsi="Consolas"/>
       <w:sz w:val="16"/>
@@ -12046,7 +12038,7 @@
     <w:uiPriority w:val="99"/>
     <w:semiHidden/>
     <w:unhideWhenUsed/>
-    <w:rsid w:val="00DC7B71"/>
+    <w:rsid w:val="00D0625D"/>
     <w:rPr>
       <w:i/>
       <w:iCs/>
@@ -12059,7 +12051,7 @@
     <w:uiPriority w:val="99"/>
     <w:semiHidden/>
     <w:unhideWhenUsed/>
-    <w:rsid w:val="00DC7B71"/>
+    <w:rsid w:val="00D0625D"/>
     <w:rPr>
       <w:rFonts w:ascii="Consolas" w:hAnsi="Consolas"/>
       <w:sz w:val="16"/>
@@ -12073,7 +12065,7 @@
     <w:uiPriority w:val="99"/>
     <w:semiHidden/>
     <w:unhideWhenUsed/>
-    <w:rsid w:val="00DC7B71"/>
+    <w:rsid w:val="00D0625D"/>
     <w:pPr>
       <w:spacing w:after="0" w:line="240" w:lineRule="auto"/>
     </w:pPr>
@@ -12088,7 +12080,7 @@
     <w:link w:val="HTMLPreformatted"/>
     <w:uiPriority w:val="99"/>
     <w:semiHidden/>
-    <w:rsid w:val="00DC7B71"/>
+    <w:rsid w:val="00D0625D"/>
     <w:rPr>
       <w:rFonts w:ascii="Consolas" w:eastAsiaTheme="minorHAnsi" w:hAnsi="Consolas"/>
       <w:color w:val="4D614C" w:themeColor="text1"/>
@@ -12103,7 +12095,7 @@
     <w:uiPriority w:val="99"/>
     <w:semiHidden/>
     <w:unhideWhenUsed/>
-    <w:rsid w:val="00DC7B71"/>
+    <w:rsid w:val="00D0625D"/>
     <w:rPr>
       <w:rFonts w:ascii="Consolas" w:hAnsi="Consolas"/>
       <w:sz w:val="16"/>
@@ -12116,7 +12108,7 @@
     <w:uiPriority w:val="99"/>
     <w:semiHidden/>
     <w:unhideWhenUsed/>
-    <w:rsid w:val="00DC7B71"/>
+    <w:rsid w:val="00D0625D"/>
     <w:rPr>
       <w:rFonts w:ascii="Consolas" w:hAnsi="Consolas"/>
       <w:sz w:val="16"/>
@@ -12129,7 +12121,7 @@
     <w:uiPriority w:val="99"/>
     <w:semiHidden/>
     <w:unhideWhenUsed/>
-    <w:rsid w:val="00DC7B71"/>
+    <w:rsid w:val="00D0625D"/>
     <w:rPr>
       <w:i/>
       <w:iCs/>
@@ -12143,7 +12135,7 @@
     <w:semiHidden/>
     <w:unhideWhenUsed/>
     <w:qFormat/>
-    <w:rsid w:val="00DC7B71"/>
+    <w:rsid w:val="00D0625D"/>
     <w:rPr>
       <w:color w:val="4D614C" w:themeColor="hyperlink"/>
       <w:sz w:val="16"/>
@@ -12158,7 +12150,7 @@
     <w:uiPriority w:val="99"/>
     <w:semiHidden/>
     <w:unhideWhenUsed/>
-    <w:rsid w:val="00DC7B71"/>
+    <w:rsid w:val="00D0625D"/>
     <w:pPr>
       <w:spacing w:after="0" w:line="240" w:lineRule="auto"/>
       <w:ind w:left="240" w:hanging="240"/>
@@ -12172,7 +12164,7 @@
     <w:uiPriority w:val="99"/>
     <w:semiHidden/>
     <w:unhideWhenUsed/>
-    <w:rsid w:val="00DC7B71"/>
+    <w:rsid w:val="00D0625D"/>
     <w:pPr>
       <w:spacing w:after="0" w:line="240" w:lineRule="auto"/>
       <w:ind w:left="480" w:hanging="240"/>
@@ -12186,7 +12178,7 @@
     <w:uiPriority w:val="99"/>
     <w:semiHidden/>
     <w:unhideWhenUsed/>
-    <w:rsid w:val="00DC7B71"/>
+    <w:rsid w:val="00D0625D"/>
     <w:pPr>
       <w:spacing w:after="0" w:line="240" w:lineRule="auto"/>
       <w:ind w:left="720" w:hanging="240"/>
@@ -12200,7 +12192,7 @@
     <w:uiPriority w:val="99"/>
     <w:semiHidden/>
     <w:unhideWhenUsed/>
-    <w:rsid w:val="00DC7B71"/>
+    <w:rsid w:val="00D0625D"/>
     <w:pPr>
       <w:spacing w:after="0" w:line="240" w:lineRule="auto"/>
       <w:ind w:left="960" w:hanging="240"/>
@@ -12214,7 +12206,7 @@
     <w:uiPriority w:val="99"/>
     <w:semiHidden/>
     <w:unhideWhenUsed/>
-    <w:rsid w:val="00DC7B71"/>
+    <w:rsid w:val="00D0625D"/>
     <w:pPr>
       <w:spacing w:after="0" w:line="240" w:lineRule="auto"/>
       <w:ind w:left="1200" w:hanging="240"/>
@@ -12228,7 +12220,7 @@
     <w:uiPriority w:val="99"/>
     <w:semiHidden/>
     <w:unhideWhenUsed/>
-    <w:rsid w:val="00DC7B71"/>
+    <w:rsid w:val="00D0625D"/>
     <w:pPr>
       <w:spacing w:after="0" w:line="240" w:lineRule="auto"/>
       <w:ind w:left="1440" w:hanging="240"/>
@@ -12242,7 +12234,7 @@
     <w:uiPriority w:val="99"/>
     <w:semiHidden/>
     <w:unhideWhenUsed/>
-    <w:rsid w:val="00DC7B71"/>
+    <w:rsid w:val="00D0625D"/>
     <w:pPr>
       <w:spacing w:after="0" w:line="240" w:lineRule="auto"/>
       <w:ind w:left="1680" w:hanging="240"/>
@@ -12256,7 +12248,7 @@
     <w:uiPriority w:val="99"/>
     <w:semiHidden/>
     <w:unhideWhenUsed/>
-    <w:rsid w:val="00DC7B71"/>
+    <w:rsid w:val="00D0625D"/>
     <w:pPr>
       <w:spacing w:after="0" w:line="240" w:lineRule="auto"/>
       <w:ind w:left="1920" w:hanging="240"/>
@@ -12270,7 +12262,7 @@
     <w:uiPriority w:val="99"/>
     <w:semiHidden/>
     <w:unhideWhenUsed/>
-    <w:rsid w:val="00DC7B71"/>
+    <w:rsid w:val="00D0625D"/>
     <w:pPr>
       <w:spacing w:after="0" w:line="240" w:lineRule="auto"/>
       <w:ind w:left="2160" w:hanging="240"/>
@@ -12283,7 +12275,7 @@
     <w:uiPriority w:val="99"/>
     <w:semiHidden/>
     <w:unhideWhenUsed/>
-    <w:rsid w:val="00DC7B71"/>
+    <w:rsid w:val="00D0625D"/>
     <w:rPr>
       <w:rFonts w:asciiTheme="majorHAnsi" w:eastAsiaTheme="majorEastAsia" w:hAnsiTheme="majorHAnsi" w:cstheme="majorBidi"/>
       <w:b/>
@@ -12296,7 +12288,7 @@
     <w:uiPriority w:val="62"/>
     <w:semiHidden/>
     <w:unhideWhenUsed/>
-    <w:rsid w:val="00DC7B71"/>
+    <w:rsid w:val="00D0625D"/>
     <w:pPr>
       <w:spacing w:after="0" w:line="240" w:lineRule="auto"/>
     </w:pPr>
@@ -12427,7 +12419,7 @@
     <w:uiPriority w:val="62"/>
     <w:semiHidden/>
     <w:unhideWhenUsed/>
-    <w:rsid w:val="00DC7B71"/>
+    <w:rsid w:val="00D0625D"/>
     <w:pPr>
       <w:spacing w:after="0" w:line="240" w:lineRule="auto"/>
     </w:pPr>
@@ -12558,7 +12550,7 @@
     <w:uiPriority w:val="62"/>
     <w:semiHidden/>
     <w:unhideWhenUsed/>
-    <w:rsid w:val="00DC7B71"/>
+    <w:rsid w:val="00D0625D"/>
     <w:pPr>
       <w:spacing w:after="0" w:line="240" w:lineRule="auto"/>
     </w:pPr>
@@ -12689,7 +12681,7 @@
     <w:uiPriority w:val="62"/>
     <w:semiHidden/>
     <w:unhideWhenUsed/>
-    <w:rsid w:val="00DC7B71"/>
+    <w:rsid w:val="00D0625D"/>
     <w:pPr>
       <w:spacing w:after="0" w:line="240" w:lineRule="auto"/>
     </w:pPr>
@@ -12820,7 +12812,7 @@
     <w:uiPriority w:val="62"/>
     <w:semiHidden/>
     <w:unhideWhenUsed/>
-    <w:rsid w:val="00DC7B71"/>
+    <w:rsid w:val="00D0625D"/>
     <w:pPr>
       <w:spacing w:after="0" w:line="240" w:lineRule="auto"/>
     </w:pPr>
@@ -12951,7 +12943,7 @@
     <w:uiPriority w:val="62"/>
     <w:semiHidden/>
     <w:unhideWhenUsed/>
-    <w:rsid w:val="00DC7B71"/>
+    <w:rsid w:val="00D0625D"/>
     <w:pPr>
       <w:spacing w:after="0" w:line="240" w:lineRule="auto"/>
     </w:pPr>
@@ -13082,7 +13074,7 @@
     <w:uiPriority w:val="62"/>
     <w:semiHidden/>
     <w:unhideWhenUsed/>
-    <w:rsid w:val="00DC7B71"/>
+    <w:rsid w:val="00D0625D"/>
     <w:pPr>
       <w:spacing w:after="0" w:line="240" w:lineRule="auto"/>
     </w:pPr>
@@ -13213,7 +13205,7 @@
     <w:uiPriority w:val="61"/>
     <w:semiHidden/>
     <w:unhideWhenUsed/>
-    <w:rsid w:val="00DC7B71"/>
+    <w:rsid w:val="00D0625D"/>
     <w:pPr>
       <w:spacing w:after="0" w:line="240" w:lineRule="auto"/>
     </w:pPr>
@@ -13306,7 +13298,7 @@
     <w:uiPriority w:val="61"/>
     <w:semiHidden/>
     <w:unhideWhenUsed/>
-    <w:rsid w:val="00DC7B71"/>
+    <w:rsid w:val="00D0625D"/>
     <w:pPr>
       <w:spacing w:after="0" w:line="240" w:lineRule="auto"/>
     </w:pPr>
@@ -13399,7 +13391,7 @@
     <w:uiPriority w:val="61"/>
     <w:semiHidden/>
     <w:unhideWhenUsed/>
-    <w:rsid w:val="00DC7B71"/>
+    <w:rsid w:val="00D0625D"/>
     <w:pPr>
       <w:spacing w:after="0" w:line="240" w:lineRule="auto"/>
     </w:pPr>
@@ -13492,7 +13484,7 @@
     <w:uiPriority w:val="61"/>
     <w:semiHidden/>
     <w:unhideWhenUsed/>
-    <w:rsid w:val="00DC7B71"/>
+    <w:rsid w:val="00D0625D"/>
     <w:pPr>
       <w:spacing w:after="0" w:line="240" w:lineRule="auto"/>
     </w:pPr>
@@ -13585,7 +13577,7 @@
     <w:uiPriority w:val="61"/>
     <w:semiHidden/>
     <w:unhideWhenUsed/>
-    <w:rsid w:val="00DC7B71"/>
+    <w:rsid w:val="00D0625D"/>
     <w:pPr>
       <w:spacing w:after="0" w:line="240" w:lineRule="auto"/>
     </w:pPr>
@@ -13678,7 +13670,7 @@
     <w:uiPriority w:val="61"/>
     <w:semiHidden/>
     <w:unhideWhenUsed/>
-    <w:rsid w:val="00DC7B71"/>
+    <w:rsid w:val="00D0625D"/>
     <w:pPr>
       <w:spacing w:after="0" w:line="240" w:lineRule="auto"/>
     </w:pPr>
@@ -13771,7 +13763,7 @@
     <w:uiPriority w:val="61"/>
     <w:semiHidden/>
     <w:unhideWhenUsed/>
-    <w:rsid w:val="00DC7B71"/>
+    <w:rsid w:val="00D0625D"/>
     <w:pPr>
       <w:spacing w:after="0" w:line="240" w:lineRule="auto"/>
     </w:pPr>
@@ -13864,7 +13856,7 @@
     <w:uiPriority w:val="60"/>
     <w:semiHidden/>
     <w:unhideWhenUsed/>
-    <w:rsid w:val="00DC7B71"/>
+    <w:rsid w:val="00D0625D"/>
     <w:pPr>
       <w:spacing w:after="0" w:line="240" w:lineRule="auto"/>
     </w:pPr>
@@ -13966,7 +13958,7 @@
     <w:uiPriority w:val="60"/>
     <w:semiHidden/>
     <w:unhideWhenUsed/>
-    <w:rsid w:val="00DC7B71"/>
+    <w:rsid w:val="00D0625D"/>
     <w:pPr>
       <w:spacing w:after="0" w:line="240" w:lineRule="auto"/>
     </w:pPr>
@@ -14068,7 +14060,7 @@
     <w:uiPriority w:val="60"/>
     <w:semiHidden/>
     <w:unhideWhenUsed/>
-    <w:rsid w:val="00DC7B71"/>
+    <w:rsid w:val="00D0625D"/>
     <w:pPr>
       <w:spacing w:after="0" w:line="240" w:lineRule="auto"/>
     </w:pPr>
@@ -14170,7 +14162,7 @@
     <w:uiPriority w:val="60"/>
     <w:semiHidden/>
     <w:unhideWhenUsed/>
-    <w:rsid w:val="00DC7B71"/>
+    <w:rsid w:val="00D0625D"/>
     <w:pPr>
       <w:spacing w:after="0" w:line="240" w:lineRule="auto"/>
     </w:pPr>
@@ -14272,7 +14264,7 @@
     <w:uiPriority w:val="60"/>
     <w:semiHidden/>
     <w:unhideWhenUsed/>
-    <w:rsid w:val="00DC7B71"/>
+    <w:rsid w:val="00D0625D"/>
     <w:pPr>
       <w:spacing w:after="0" w:line="240" w:lineRule="auto"/>
     </w:pPr>
@@ -14374,7 +14366,7 @@
     <w:uiPriority w:val="60"/>
     <w:semiHidden/>
     <w:unhideWhenUsed/>
-    <w:rsid w:val="00DC7B71"/>
+    <w:rsid w:val="00D0625D"/>
     <w:pPr>
       <w:spacing w:after="0" w:line="240" w:lineRule="auto"/>
     </w:pPr>
@@ -14476,7 +14468,7 @@
     <w:uiPriority w:val="60"/>
     <w:semiHidden/>
     <w:unhideWhenUsed/>
-    <w:rsid w:val="00DC7B71"/>
+    <w:rsid w:val="00D0625D"/>
     <w:pPr>
       <w:spacing w:after="0" w:line="240" w:lineRule="auto"/>
     </w:pPr>
@@ -14578,7 +14570,7 @@
     <w:uiPriority w:val="99"/>
     <w:semiHidden/>
     <w:unhideWhenUsed/>
-    <w:rsid w:val="00DC7B71"/>
+    <w:rsid w:val="00D0625D"/>
     <w:rPr>
       <w:sz w:val="16"/>
     </w:rPr>
@@ -14589,7 +14581,7 @@
     <w:uiPriority w:val="99"/>
     <w:semiHidden/>
     <w:unhideWhenUsed/>
-    <w:rsid w:val="00DC7B71"/>
+    <w:rsid w:val="00D0625D"/>
     <w:pPr>
       <w:ind w:left="360" w:hanging="360"/>
       <w:contextualSpacing/>
@@ -14601,7 +14593,7 @@
     <w:uiPriority w:val="99"/>
     <w:semiHidden/>
     <w:unhideWhenUsed/>
-    <w:rsid w:val="00DC7B71"/>
+    <w:rsid w:val="00D0625D"/>
     <w:pPr>
       <w:ind w:left="720" w:hanging="360"/>
       <w:contextualSpacing/>
@@ -14613,7 +14605,7 @@
     <w:uiPriority w:val="99"/>
     <w:semiHidden/>
     <w:unhideWhenUsed/>
-    <w:rsid w:val="00DC7B71"/>
+    <w:rsid w:val="00D0625D"/>
     <w:pPr>
       <w:ind w:left="1080" w:hanging="360"/>
       <w:contextualSpacing/>
@@ -14625,7 +14617,7 @@
     <w:uiPriority w:val="99"/>
     <w:semiHidden/>
     <w:unhideWhenUsed/>
-    <w:rsid w:val="00DC7B71"/>
+    <w:rsid w:val="00D0625D"/>
     <w:pPr>
       <w:ind w:left="1440" w:hanging="360"/>
       <w:contextualSpacing/>
@@ -14637,7 +14629,7 @@
     <w:uiPriority w:val="99"/>
     <w:semiHidden/>
     <w:unhideWhenUsed/>
-    <w:rsid w:val="00DC7B71"/>
+    <w:rsid w:val="00D0625D"/>
     <w:pPr>
       <w:ind w:left="1800" w:hanging="360"/>
       <w:contextualSpacing/>
@@ -14649,7 +14641,7 @@
     <w:uiPriority w:val="99"/>
     <w:semiHidden/>
     <w:unhideWhenUsed/>
-    <w:rsid w:val="00DC7B71"/>
+    <w:rsid w:val="00D0625D"/>
     <w:pPr>
       <w:numPr>
         <w:numId w:val="6"/>
@@ -14663,7 +14655,7 @@
     <w:uiPriority w:val="99"/>
     <w:semiHidden/>
     <w:unhideWhenUsed/>
-    <w:rsid w:val="00DC7B71"/>
+    <w:rsid w:val="00D0625D"/>
     <w:pPr>
       <w:numPr>
         <w:numId w:val="7"/>
@@ -14677,7 +14669,7 @@
     <w:uiPriority w:val="99"/>
     <w:semiHidden/>
     <w:unhideWhenUsed/>
-    <w:rsid w:val="00DC7B71"/>
+    <w:rsid w:val="00D0625D"/>
     <w:pPr>
       <w:numPr>
         <w:numId w:val="8"/>
@@ -14691,7 +14683,7 @@
     <w:uiPriority w:val="99"/>
     <w:semiHidden/>
     <w:unhideWhenUsed/>
-    <w:rsid w:val="00DC7B71"/>
+    <w:rsid w:val="00D0625D"/>
     <w:pPr>
       <w:numPr>
         <w:numId w:val="9"/>
@@ -14705,7 +14697,7 @@
     <w:uiPriority w:val="99"/>
     <w:semiHidden/>
     <w:unhideWhenUsed/>
-    <w:rsid w:val="00DC7B71"/>
+    <w:rsid w:val="00D0625D"/>
     <w:pPr>
       <w:numPr>
         <w:numId w:val="10"/>
@@ -14719,7 +14711,7 @@
     <w:uiPriority w:val="99"/>
     <w:semiHidden/>
     <w:unhideWhenUsed/>
-    <w:rsid w:val="00DC7B71"/>
+    <w:rsid w:val="00D0625D"/>
     <w:pPr>
       <w:spacing w:after="120"/>
       <w:ind w:left="360"/>
@@ -14732,7 +14724,7 @@
     <w:uiPriority w:val="99"/>
     <w:semiHidden/>
     <w:unhideWhenUsed/>
-    <w:rsid w:val="00DC7B71"/>
+    <w:rsid w:val="00D0625D"/>
     <w:pPr>
       <w:spacing w:after="120"/>
       <w:ind w:left="720"/>
@@ -14745,7 +14737,7 @@
     <w:uiPriority w:val="99"/>
     <w:semiHidden/>
     <w:unhideWhenUsed/>
-    <w:rsid w:val="00DC7B71"/>
+    <w:rsid w:val="00D0625D"/>
     <w:pPr>
       <w:spacing w:after="120"/>
       <w:ind w:left="1080"/>
@@ -14758,7 +14750,7 @@
     <w:uiPriority w:val="99"/>
     <w:semiHidden/>
     <w:unhideWhenUsed/>
-    <w:rsid w:val="00DC7B71"/>
+    <w:rsid w:val="00D0625D"/>
     <w:pPr>
       <w:spacing w:after="120"/>
       <w:ind w:left="1440"/>
@@ -14771,7 +14763,7 @@
     <w:uiPriority w:val="99"/>
     <w:semiHidden/>
     <w:unhideWhenUsed/>
-    <w:rsid w:val="00DC7B71"/>
+    <w:rsid w:val="00D0625D"/>
     <w:pPr>
       <w:spacing w:after="120"/>
       <w:ind w:left="1800"/>
@@ -14784,7 +14776,7 @@
     <w:uiPriority w:val="99"/>
     <w:semiHidden/>
     <w:unhideWhenUsed/>
-    <w:rsid w:val="00DC7B71"/>
+    <w:rsid w:val="00D0625D"/>
     <w:pPr>
       <w:numPr>
         <w:numId w:val="11"/>
@@ -14798,7 +14790,7 @@
     <w:uiPriority w:val="99"/>
     <w:semiHidden/>
     <w:unhideWhenUsed/>
-    <w:rsid w:val="00DC7B71"/>
+    <w:rsid w:val="00D0625D"/>
     <w:pPr>
       <w:numPr>
         <w:numId w:val="12"/>
@@ -14812,7 +14804,7 @@
     <w:uiPriority w:val="99"/>
     <w:semiHidden/>
     <w:unhideWhenUsed/>
-    <w:rsid w:val="00DC7B71"/>
+    <w:rsid w:val="00D0625D"/>
     <w:pPr>
       <w:numPr>
         <w:numId w:val="13"/>
@@ -14826,7 +14818,7 @@
     <w:uiPriority w:val="99"/>
     <w:semiHidden/>
     <w:unhideWhenUsed/>
-    <w:rsid w:val="00DC7B71"/>
+    <w:rsid w:val="00D0625D"/>
     <w:pPr>
       <w:numPr>
         <w:numId w:val="14"/>
@@ -14840,7 +14832,7 @@
     <w:uiPriority w:val="99"/>
     <w:semiHidden/>
     <w:unhideWhenUsed/>
-    <w:rsid w:val="00DC7B71"/>
+    <w:rsid w:val="00D0625D"/>
     <w:pPr>
       <w:numPr>
         <w:numId w:val="15"/>
@@ -14852,7 +14844,7 @@
     <w:name w:val="List Table 1 Light"/>
     <w:basedOn w:val="TableNormal"/>
     <w:uiPriority w:val="46"/>
-    <w:rsid w:val="00DC7B71"/>
+    <w:rsid w:val="00D0625D"/>
     <w:pPr>
       <w:spacing w:after="0" w:line="240" w:lineRule="auto"/>
     </w:pPr>
@@ -14919,7 +14911,7 @@
     <w:name w:val="List Table 1 Light Accent 3"/>
     <w:basedOn w:val="TableNormal"/>
     <w:uiPriority w:val="46"/>
-    <w:rsid w:val="00DC7B71"/>
+    <w:rsid w:val="00D0625D"/>
     <w:pPr>
       <w:spacing w:after="0" w:line="240" w:lineRule="auto"/>
     </w:pPr>
@@ -14986,7 +14978,7 @@
     <w:name w:val="List Table 1 Light Accent 4"/>
     <w:basedOn w:val="TableNormal"/>
     <w:uiPriority w:val="46"/>
-    <w:rsid w:val="00DC7B71"/>
+    <w:rsid w:val="00D0625D"/>
     <w:pPr>
       <w:spacing w:after="0" w:line="240" w:lineRule="auto"/>
     </w:pPr>
@@ -15053,7 +15045,7 @@
     <w:name w:val="List Table 1 Light Accent 5"/>
     <w:basedOn w:val="TableNormal"/>
     <w:uiPriority w:val="46"/>
-    <w:rsid w:val="00DC7B71"/>
+    <w:rsid w:val="00D0625D"/>
     <w:pPr>
       <w:spacing w:after="0" w:line="240" w:lineRule="auto"/>
     </w:pPr>
@@ -15120,7 +15112,7 @@
     <w:name w:val="List Table 1 Light Accent 6"/>
     <w:basedOn w:val="TableNormal"/>
     <w:uiPriority w:val="46"/>
-    <w:rsid w:val="00DC7B71"/>
+    <w:rsid w:val="00D0625D"/>
     <w:pPr>
       <w:spacing w:after="0" w:line="240" w:lineRule="auto"/>
     </w:pPr>
@@ -15187,7 +15179,7 @@
     <w:name w:val="List Table 2"/>
     <w:basedOn w:val="TableNormal"/>
     <w:uiPriority w:val="47"/>
-    <w:rsid w:val="00DC7B71"/>
+    <w:rsid w:val="00D0625D"/>
     <w:pPr>
       <w:spacing w:after="0" w:line="240" w:lineRule="auto"/>
     </w:pPr>
@@ -15247,7 +15239,7 @@
     <w:name w:val="List Table 2 Accent 1"/>
     <w:basedOn w:val="TableNormal"/>
     <w:uiPriority w:val="47"/>
-    <w:rsid w:val="00DC7B71"/>
+    <w:rsid w:val="00D0625D"/>
     <w:pPr>
       <w:spacing w:after="0" w:line="240" w:lineRule="auto"/>
     </w:pPr>
@@ -15307,7 +15299,7 @@
     <w:name w:val="List Table 2 Accent 2"/>
     <w:basedOn w:val="TableNormal"/>
     <w:uiPriority w:val="47"/>
-    <w:rsid w:val="00DC7B71"/>
+    <w:rsid w:val="00D0625D"/>
     <w:pPr>
       <w:spacing w:after="0" w:line="240" w:lineRule="auto"/>
     </w:pPr>
@@ -15367,7 +15359,7 @@
     <w:name w:val="List Table 2 Accent 3"/>
     <w:basedOn w:val="TableNormal"/>
     <w:uiPriority w:val="47"/>
-    <w:rsid w:val="00DC7B71"/>
+    <w:rsid w:val="00D0625D"/>
     <w:pPr>
       <w:spacing w:after="0" w:line="240" w:lineRule="auto"/>
     </w:pPr>
@@ -15427,7 +15419,7 @@
     <w:name w:val="List Table 2 Accent 4"/>
     <w:basedOn w:val="TableNormal"/>
     <w:uiPriority w:val="47"/>
-    <w:rsid w:val="00DC7B71"/>
+    <w:rsid w:val="00D0625D"/>
     <w:pPr>
       <w:spacing w:after="0" w:line="240" w:lineRule="auto"/>
     </w:pPr>
@@ -15487,7 +15479,7 @@
     <w:name w:val="List Table 2 Accent 5"/>
     <w:basedOn w:val="TableNormal"/>
     <w:uiPriority w:val="47"/>
-    <w:rsid w:val="00DC7B71"/>
+    <w:rsid w:val="00D0625D"/>
     <w:pPr>
       <w:spacing w:after="0" w:line="240" w:lineRule="auto"/>
     </w:pPr>
@@ -15547,7 +15539,7 @@
     <w:name w:val="List Table 2 Accent 6"/>
     <w:basedOn w:val="TableNormal"/>
     <w:uiPriority w:val="47"/>
-    <w:rsid w:val="00DC7B71"/>
+    <w:rsid w:val="00D0625D"/>
     <w:pPr>
       <w:spacing w:after="0" w:line="240" w:lineRule="auto"/>
     </w:pPr>
@@ -15607,7 +15599,7 @@
     <w:name w:val="List Table 3"/>
     <w:basedOn w:val="TableNormal"/>
     <w:uiPriority w:val="48"/>
-    <w:rsid w:val="00DC7B71"/>
+    <w:rsid w:val="00D0625D"/>
     <w:pPr>
       <w:spacing w:after="0" w:line="240" w:lineRule="auto"/>
     </w:pPr>
@@ -15737,7 +15729,7 @@
     <w:name w:val="List Table 3 Accent 1"/>
     <w:basedOn w:val="TableNormal"/>
     <w:uiPriority w:val="48"/>
-    <w:rsid w:val="00DC7B71"/>
+    <w:rsid w:val="00D0625D"/>
     <w:pPr>
       <w:spacing w:after="0" w:line="240" w:lineRule="auto"/>
     </w:pPr>
@@ -15867,7 +15859,7 @@
     <w:name w:val="List Table 3 Accent 2"/>
     <w:basedOn w:val="TableNormal"/>
     <w:uiPriority w:val="48"/>
-    <w:rsid w:val="00DC7B71"/>
+    <w:rsid w:val="00D0625D"/>
     <w:pPr>
       <w:spacing w:after="0" w:line="240" w:lineRule="auto"/>
     </w:pPr>
@@ -15997,7 +15989,7 @@
     <w:name w:val="List Table 3 Accent 3"/>
     <w:basedOn w:val="TableNormal"/>
     <w:uiPriority w:val="48"/>
-    <w:rsid w:val="00DC7B71"/>
+    <w:rsid w:val="00D0625D"/>
     <w:pPr>
       <w:spacing w:after="0" w:line="240" w:lineRule="auto"/>
     </w:pPr>
@@ -16127,7 +16119,7 @@
     <w:name w:val="List Table 3 Accent 4"/>
     <w:basedOn w:val="TableNormal"/>
     <w:uiPriority w:val="48"/>
-    <w:rsid w:val="00DC7B71"/>
+    <w:rsid w:val="00D0625D"/>
     <w:pPr>
       <w:spacing w:after="0" w:line="240" w:lineRule="auto"/>
     </w:pPr>
@@ -16257,7 +16249,7 @@
     <w:name w:val="List Table 3 Accent 5"/>
     <w:basedOn w:val="TableNormal"/>
     <w:uiPriority w:val="48"/>
-    <w:rsid w:val="00DC7B71"/>
+    <w:rsid w:val="00D0625D"/>
     <w:pPr>
       <w:spacing w:after="0" w:line="240" w:lineRule="auto"/>
     </w:pPr>
@@ -16387,7 +16379,7 @@
     <w:name w:val="List Table 3 Accent 6"/>
     <w:basedOn w:val="TableNormal"/>
     <w:uiPriority w:val="48"/>
-    <w:rsid w:val="00DC7B71"/>
+    <w:rsid w:val="00D0625D"/>
     <w:pPr>
       <w:spacing w:after="0" w:line="240" w:lineRule="auto"/>
     </w:pPr>
@@ -16517,7 +16509,7 @@
     <w:name w:val="List Table 4"/>
     <w:basedOn w:val="TableNormal"/>
     <w:uiPriority w:val="49"/>
-    <w:rsid w:val="00DC7B71"/>
+    <w:rsid w:val="00D0625D"/>
     <w:pPr>
       <w:spacing w:after="0" w:line="240" w:lineRule="auto"/>
     </w:pPr>
@@ -16597,7 +16589,7 @@
     <w:name w:val="List Table 4 Accent 1"/>
     <w:basedOn w:val="TableNormal"/>
     <w:uiPriority w:val="49"/>
-    <w:rsid w:val="00DC7B71"/>
+    <w:rsid w:val="00D0625D"/>
     <w:pPr>
       <w:spacing w:after="0" w:line="240" w:lineRule="auto"/>
     </w:pPr>
@@ -16677,7 +16669,7 @@
     <w:name w:val="List Table 4 Accent 2"/>
     <w:basedOn w:val="TableNormal"/>
     <w:uiPriority w:val="49"/>
-    <w:rsid w:val="00DC7B71"/>
+    <w:rsid w:val="00D0625D"/>
     <w:pPr>
       <w:spacing w:after="0" w:line="240" w:lineRule="auto"/>
     </w:pPr>
@@ -16757,7 +16749,7 @@
     <w:name w:val="List Table 4 Accent 3"/>
     <w:basedOn w:val="TableNormal"/>
     <w:uiPriority w:val="49"/>
-    <w:rsid w:val="00DC7B71"/>
+    <w:rsid w:val="00D0625D"/>
     <w:pPr>
       <w:spacing w:after="0" w:line="240" w:lineRule="auto"/>
     </w:pPr>
@@ -16837,7 +16829,7 @@
     <w:name w:val="List Table 4 Accent 4"/>
     <w:basedOn w:val="TableNormal"/>
     <w:uiPriority w:val="49"/>
-    <w:rsid w:val="00DC7B71"/>
+    <w:rsid w:val="00D0625D"/>
     <w:pPr>
       <w:spacing w:after="0" w:line="240" w:lineRule="auto"/>
     </w:pPr>
@@ -16917,7 +16909,7 @@
     <w:name w:val="List Table 4 Accent 5"/>
     <w:basedOn w:val="TableNormal"/>
     <w:uiPriority w:val="49"/>
-    <w:rsid w:val="00DC7B71"/>
+    <w:rsid w:val="00D0625D"/>
     <w:pPr>
       <w:spacing w:after="0" w:line="240" w:lineRule="auto"/>
     </w:pPr>
@@ -16997,7 +16989,7 @@
     <w:name w:val="List Table 4 Accent 6"/>
     <w:basedOn w:val="TableNormal"/>
     <w:uiPriority w:val="49"/>
-    <w:rsid w:val="00DC7B71"/>
+    <w:rsid w:val="00D0625D"/>
     <w:pPr>
       <w:spacing w:after="0" w:line="240" w:lineRule="auto"/>
     </w:pPr>
@@ -17077,7 +17069,7 @@
     <w:name w:val="List Table 5 Dark"/>
     <w:basedOn w:val="TableNormal"/>
     <w:uiPriority w:val="50"/>
-    <w:rsid w:val="00DC7B71"/>
+    <w:rsid w:val="00D0625D"/>
     <w:pPr>
       <w:spacing w:after="0" w:line="240" w:lineRule="auto"/>
     </w:pPr>
@@ -17215,7 +17207,7 @@
     <w:name w:val="List Table 5 Dark Accent 1"/>
     <w:basedOn w:val="TableNormal"/>
     <w:uiPriority w:val="50"/>
-    <w:rsid w:val="00DC7B71"/>
+    <w:rsid w:val="00D0625D"/>
     <w:pPr>
       <w:spacing w:after="0" w:line="240" w:lineRule="auto"/>
     </w:pPr>
@@ -17353,7 +17345,7 @@
     <w:name w:val="List Table 5 Dark Accent 2"/>
     <w:basedOn w:val="TableNormal"/>
     <w:uiPriority w:val="50"/>
-    <w:rsid w:val="00DC7B71"/>
+    <w:rsid w:val="00D0625D"/>
     <w:pPr>
       <w:spacing w:after="0" w:line="240" w:lineRule="auto"/>
     </w:pPr>
@@ -17491,7 +17483,7 @@
     <w:name w:val="List Table 5 Dark Accent 3"/>
     <w:basedOn w:val="TableNormal"/>
     <w:uiPriority w:val="50"/>
-    <w:rsid w:val="00DC7B71"/>
+    <w:rsid w:val="00D0625D"/>
     <w:pPr>
       <w:spacing w:after="0" w:line="240" w:lineRule="auto"/>
     </w:pPr>
@@ -17629,7 +17621,7 @@
     <w:name w:val="List Table 5 Dark Accent 4"/>
     <w:basedOn w:val="TableNormal"/>
     <w:uiPriority w:val="50"/>
-    <w:rsid w:val="00DC7B71"/>
+    <w:rsid w:val="00D0625D"/>
     <w:pPr>
       <w:spacing w:after="0" w:line="240" w:lineRule="auto"/>
     </w:pPr>
@@ -17767,7 +17759,7 @@
     <w:name w:val="List Table 5 Dark Accent 5"/>
     <w:basedOn w:val="TableNormal"/>
     <w:uiPriority w:val="50"/>
-    <w:rsid w:val="00DC7B71"/>
+    <w:rsid w:val="00D0625D"/>
     <w:pPr>
       <w:spacing w:after="0" w:line="240" w:lineRule="auto"/>
     </w:pPr>
@@ -17905,7 +17897,7 @@
     <w:name w:val="List Table 5 Dark Accent 6"/>
     <w:basedOn w:val="TableNormal"/>
     <w:uiPriority w:val="50"/>
-    <w:rsid w:val="00DC7B71"/>
+    <w:rsid w:val="00D0625D"/>
     <w:pPr>
       <w:spacing w:after="0" w:line="240" w:lineRule="auto"/>
     </w:pPr>
@@ -18043,7 +18035,7 @@
     <w:name w:val="List Table 6 Colorful"/>
     <w:basedOn w:val="TableNormal"/>
     <w:uiPriority w:val="51"/>
-    <w:rsid w:val="00DC7B71"/>
+    <w:rsid w:val="00D0625D"/>
     <w:pPr>
       <w:spacing w:after="0" w:line="240" w:lineRule="auto"/>
     </w:pPr>
@@ -18115,7 +18107,7 @@
     <w:name w:val="List Table 6 Colorful Accent 1"/>
     <w:basedOn w:val="TableNormal"/>
     <w:uiPriority w:val="51"/>
-    <w:rsid w:val="00DC7B71"/>
+    <w:rsid w:val="00D0625D"/>
     <w:pPr>
       <w:spacing w:after="0" w:line="240" w:lineRule="auto"/>
     </w:pPr>
@@ -18187,7 +18179,7 @@
     <w:name w:val="List Table 6 Colorful Accent 2"/>
     <w:basedOn w:val="TableNormal"/>
     <w:uiPriority w:val="51"/>
-    <w:rsid w:val="00DC7B71"/>
+    <w:rsid w:val="00D0625D"/>
     <w:pPr>
       <w:spacing w:after="0" w:line="240" w:lineRule="auto"/>
     </w:pPr>
@@ -18259,7 +18251,7 @@
     <w:name w:val="List Table 6 Colorful Accent 3"/>
     <w:basedOn w:val="TableNormal"/>
     <w:uiPriority w:val="51"/>
-    <w:rsid w:val="00DC7B71"/>
+    <w:rsid w:val="00D0625D"/>
     <w:pPr>
       <w:spacing w:after="0" w:line="240" w:lineRule="auto"/>
     </w:pPr>
@@ -18331,7 +18323,7 @@
     <w:name w:val="List Table 6 Colorful Accent 4"/>
     <w:basedOn w:val="TableNormal"/>
     <w:uiPriority w:val="51"/>
-    <w:rsid w:val="00DC7B71"/>
+    <w:rsid w:val="00D0625D"/>
     <w:pPr>
       <w:spacing w:after="0" w:line="240" w:lineRule="auto"/>
     </w:pPr>
@@ -18403,7 +18395,7 @@
     <w:name w:val="List Table 6 Colorful Accent 5"/>
     <w:basedOn w:val="TableNormal"/>
     <w:uiPriority w:val="51"/>
-    <w:rsid w:val="00DC7B71"/>
+    <w:rsid w:val="00D0625D"/>
     <w:pPr>
       <w:spacing w:after="0" w:line="240" w:lineRule="auto"/>
     </w:pPr>
@@ -18475,7 +18467,7 @@
     <w:name w:val="List Table 6 Colorful Accent 6"/>
     <w:basedOn w:val="TableNormal"/>
     <w:uiPriority w:val="51"/>
-    <w:rsid w:val="00DC7B71"/>
+    <w:rsid w:val="00D0625D"/>
     <w:pPr>
       <w:spacing w:after="0" w:line="240" w:lineRule="auto"/>
     </w:pPr>
@@ -18547,7 +18539,7 @@
     <w:name w:val="List Table 7 Colorful"/>
     <w:basedOn w:val="TableNormal"/>
     <w:uiPriority w:val="52"/>
-    <w:rsid w:val="00DC7B71"/>
+    <w:rsid w:val="00D0625D"/>
     <w:pPr>
       <w:spacing w:after="0" w:line="240" w:lineRule="auto"/>
     </w:pPr>
@@ -18674,7 +18666,7 @@
     <w:name w:val="List Table 7 Colorful Accent 1"/>
     <w:basedOn w:val="TableNormal"/>
     <w:uiPriority w:val="52"/>
-    <w:rsid w:val="00DC7B71"/>
+    <w:rsid w:val="00D0625D"/>
     <w:pPr>
       <w:spacing w:after="0" w:line="240" w:lineRule="auto"/>
     </w:pPr>
@@ -18801,7 +18793,7 @@
     <w:name w:val="List Table 7 Colorful Accent 2"/>
     <w:basedOn w:val="TableNormal"/>
     <w:uiPriority w:val="52"/>
-    <w:rsid w:val="00DC7B71"/>
+    <w:rsid w:val="00D0625D"/>
     <w:pPr>
       <w:spacing w:after="0" w:line="240" w:lineRule="auto"/>
     </w:pPr>
@@ -18928,7 +18920,7 @@
     <w:name w:val="List Table 7 Colorful Accent 3"/>
     <w:basedOn w:val="TableNormal"/>
     <w:uiPriority w:val="52"/>
-    <w:rsid w:val="00DC7B71"/>
+    <w:rsid w:val="00D0625D"/>
     <w:pPr>
       <w:spacing w:after="0" w:line="240" w:lineRule="auto"/>
     </w:pPr>
@@ -19055,7 +19047,7 @@
     <w:name w:val="List Table 7 Colorful Accent 4"/>
     <w:basedOn w:val="TableNormal"/>
     <w:uiPriority w:val="52"/>
-    <w:rsid w:val="00DC7B71"/>
+    <w:rsid w:val="00D0625D"/>
     <w:pPr>
       <w:spacing w:after="0" w:line="240" w:lineRule="auto"/>
     </w:pPr>
@@ -19182,7 +19174,7 @@
     <w:name w:val="List Table 7 Colorful Accent 5"/>
     <w:basedOn w:val="TableNormal"/>
     <w:uiPriority w:val="52"/>
-    <w:rsid w:val="00DC7B71"/>
+    <w:rsid w:val="00D0625D"/>
     <w:pPr>
       <w:spacing w:after="0" w:line="240" w:lineRule="auto"/>
     </w:pPr>
@@ -19309,7 +19301,7 @@
     <w:name w:val="List Table 7 Colorful Accent 6"/>
     <w:basedOn w:val="TableNormal"/>
     <w:uiPriority w:val="52"/>
-    <w:rsid w:val="00DC7B71"/>
+    <w:rsid w:val="00D0625D"/>
     <w:pPr>
       <w:spacing w:after="0" w:line="240" w:lineRule="auto"/>
     </w:pPr>
@@ -19438,7 +19430,7 @@
     <w:uiPriority w:val="99"/>
     <w:semiHidden/>
     <w:unhideWhenUsed/>
-    <w:rsid w:val="00DC7B71"/>
+    <w:rsid w:val="00D0625D"/>
     <w:pPr>
       <w:tabs>
         <w:tab w:val="left" w:pos="480"/>
@@ -19467,7 +19459,7 @@
     <w:link w:val="MacroText"/>
     <w:uiPriority w:val="99"/>
     <w:semiHidden/>
-    <w:rsid w:val="00DC7B71"/>
+    <w:rsid w:val="00D0625D"/>
     <w:rPr>
       <w:rFonts w:ascii="Consolas" w:eastAsiaTheme="minorHAnsi" w:hAnsi="Consolas"/>
       <w:color w:val="4D614C" w:themeColor="accent3"/>
@@ -19482,7 +19474,7 @@
     <w:uiPriority w:val="67"/>
     <w:semiHidden/>
     <w:unhideWhenUsed/>
-    <w:rsid w:val="00DC7B71"/>
+    <w:rsid w:val="00D0625D"/>
     <w:pPr>
       <w:spacing w:after="0" w:line="240" w:lineRule="auto"/>
     </w:pPr>
@@ -19556,7 +19548,7 @@
     <w:uiPriority w:val="67"/>
     <w:semiHidden/>
     <w:unhideWhenUsed/>
-    <w:rsid w:val="00DC7B71"/>
+    <w:rsid w:val="00D0625D"/>
     <w:pPr>
       <w:spacing w:after="0" w:line="240" w:lineRule="auto"/>
     </w:pPr>
@@ -19630,7 +19622,7 @@
     <w:uiPriority w:val="67"/>
     <w:semiHidden/>
     <w:unhideWhenUsed/>
-    <w:rsid w:val="00DC7B71"/>
+    <w:rsid w:val="00D0625D"/>
     <w:pPr>
       <w:spacing w:after="0" w:line="240" w:lineRule="auto"/>
     </w:pPr>
@@ -19704,7 +19696,7 @@
     <w:uiPriority w:val="67"/>
     <w:semiHidden/>
     <w:unhideWhenUsed/>
-    <w:rsid w:val="00DC7B71"/>
+    <w:rsid w:val="00D0625D"/>
     <w:pPr>
       <w:spacing w:after="0" w:line="240" w:lineRule="auto"/>
     </w:pPr>
@@ -19778,7 +19770,7 @@
     <w:uiPriority w:val="67"/>
     <w:semiHidden/>
     <w:unhideWhenUsed/>
-    <w:rsid w:val="00DC7B71"/>
+    <w:rsid w:val="00D0625D"/>
     <w:pPr>
       <w:spacing w:after="0" w:line="240" w:lineRule="auto"/>
     </w:pPr>
@@ -19852,7 +19844,7 @@
     <w:uiPriority w:val="67"/>
     <w:semiHidden/>
     <w:unhideWhenUsed/>
-    <w:rsid w:val="00DC7B71"/>
+    <w:rsid w:val="00D0625D"/>
     <w:pPr>
       <w:spacing w:after="0" w:line="240" w:lineRule="auto"/>
     </w:pPr>
@@ -19926,7 +19918,7 @@
     <w:uiPriority w:val="67"/>
     <w:semiHidden/>
     <w:unhideWhenUsed/>
-    <w:rsid w:val="00DC7B71"/>
+    <w:rsid w:val="00D0625D"/>
     <w:pPr>
       <w:spacing w:after="0" w:line="240" w:lineRule="auto"/>
     </w:pPr>
@@ -20000,7 +19992,7 @@
     <w:uiPriority w:val="68"/>
     <w:semiHidden/>
     <w:unhideWhenUsed/>
-    <w:rsid w:val="00DC7B71"/>
+    <w:rsid w:val="00D0625D"/>
     <w:pPr>
       <w:spacing w:after="0" w:line="240" w:lineRule="auto"/>
     </w:pPr>
@@ -20123,7 +20115,7 @@
     <w:uiPriority w:val="68"/>
     <w:semiHidden/>
     <w:unhideWhenUsed/>
-    <w:rsid w:val="00DC7B71"/>
+    <w:rsid w:val="00D0625D"/>
     <w:pPr>
       <w:spacing w:after="0" w:line="240" w:lineRule="auto"/>
     </w:pPr>
@@ -20246,7 +20238,7 @@
     <w:uiPriority w:val="68"/>
     <w:semiHidden/>
     <w:unhideWhenUsed/>
-    <w:rsid w:val="00DC7B71"/>
+    <w:rsid w:val="00D0625D"/>
     <w:pPr>
       <w:spacing w:after="0" w:line="240" w:lineRule="auto"/>
     </w:pPr>
@@ -20369,7 +20361,7 @@
     <w:uiPriority w:val="68"/>
     <w:semiHidden/>
     <w:unhideWhenUsed/>
-    <w:rsid w:val="00DC7B71"/>
+    <w:rsid w:val="00D0625D"/>
     <w:pPr>
       <w:spacing w:after="0" w:line="240" w:lineRule="auto"/>
     </w:pPr>
@@ -20492,7 +20484,7 @@
     <w:uiPriority w:val="68"/>
     <w:semiHidden/>
     <w:unhideWhenUsed/>
-    <w:rsid w:val="00DC7B71"/>
+    <w:rsid w:val="00D0625D"/>
     <w:pPr>
       <w:spacing w:after="0" w:line="240" w:lineRule="auto"/>
     </w:pPr>
@@ -20615,7 +20607,7 @@
     <w:uiPriority w:val="68"/>
     <w:semiHidden/>
     <w:unhideWhenUsed/>
-    <w:rsid w:val="00DC7B71"/>
+    <w:rsid w:val="00D0625D"/>
     <w:pPr>
       <w:spacing w:after="0" w:line="240" w:lineRule="auto"/>
     </w:pPr>
@@ -20738,7 +20730,7 @@
     <w:uiPriority w:val="68"/>
     <w:semiHidden/>
     <w:unhideWhenUsed/>
-    <w:rsid w:val="00DC7B71"/>
+    <w:rsid w:val="00D0625D"/>
     <w:pPr>
       <w:spacing w:after="0" w:line="240" w:lineRule="auto"/>
     </w:pPr>
@@ -20861,7 +20853,7 @@
     <w:uiPriority w:val="69"/>
     <w:semiHidden/>
     <w:unhideWhenUsed/>
-    <w:rsid w:val="00DC7B71"/>
+    <w:rsid w:val="00D0625D"/>
     <w:pPr>
       <w:spacing w:after="0" w:line="240" w:lineRule="auto"/>
     </w:pPr>
@@ -21003,7 +20995,7 @@
     <w:uiPriority w:val="69"/>
     <w:semiHidden/>
     <w:unhideWhenUsed/>
-    <w:rsid w:val="00DC7B71"/>
+    <w:rsid w:val="00D0625D"/>
     <w:pPr>
       <w:spacing w:after="0" w:line="240" w:lineRule="auto"/>
     </w:pPr>
@@ -21145,7 +21137,7 @@
     <w:uiPriority w:val="69"/>
     <w:semiHidden/>
     <w:unhideWhenUsed/>
-    <w:rsid w:val="00DC7B71"/>
+    <w:rsid w:val="00D0625D"/>
     <w:pPr>
       <w:spacing w:after="0" w:line="240" w:lineRule="auto"/>
     </w:pPr>
@@ -21287,7 +21279,7 @@
     <w:uiPriority w:val="69"/>
     <w:semiHidden/>
     <w:unhideWhenUsed/>
-    <w:rsid w:val="00DC7B71"/>
+    <w:rsid w:val="00D0625D"/>
     <w:pPr>
       <w:spacing w:after="0" w:line="240" w:lineRule="auto"/>
     </w:pPr>
@@ -21429,7 +21421,7 @@
     <w:uiPriority w:val="69"/>
     <w:semiHidden/>
     <w:unhideWhenUsed/>
-    <w:rsid w:val="00DC7B71"/>
+    <w:rsid w:val="00D0625D"/>
     <w:pPr>
       <w:spacing w:after="0" w:line="240" w:lineRule="auto"/>
     </w:pPr>
@@ -21571,7 +21563,7 @@
     <w:uiPriority w:val="69"/>
     <w:semiHidden/>
     <w:unhideWhenUsed/>
-    <w:rsid w:val="00DC7B71"/>
+    <w:rsid w:val="00D0625D"/>
     <w:pPr>
       <w:spacing w:after="0" w:line="240" w:lineRule="auto"/>
     </w:pPr>
@@ -21713,7 +21705,7 @@
     <w:uiPriority w:val="69"/>
     <w:semiHidden/>
     <w:unhideWhenUsed/>
-    <w:rsid w:val="00DC7B71"/>
+    <w:rsid w:val="00D0625D"/>
     <w:pPr>
       <w:spacing w:after="0" w:line="240" w:lineRule="auto"/>
     </w:pPr>
@@ -21855,7 +21847,7 @@
     <w:uiPriority w:val="65"/>
     <w:semiHidden/>
     <w:unhideWhenUsed/>
-    <w:rsid w:val="00DC7B71"/>
+    <w:rsid w:val="00D0625D"/>
     <w:pPr>
       <w:spacing w:after="0" w:line="240" w:lineRule="auto"/>
     </w:pPr>
@@ -21938,7 +21930,7 @@
     <w:uiPriority w:val="65"/>
     <w:semiHidden/>
     <w:unhideWhenUsed/>
-    <w:rsid w:val="00DC7B71"/>
+    <w:rsid w:val="00D0625D"/>
     <w:pPr>
       <w:spacing w:after="0" w:line="240" w:lineRule="auto"/>
     </w:pPr>
@@ -22021,7 +22013,7 @@
     <w:uiPriority w:val="65"/>
     <w:semiHidden/>
     <w:unhideWhenUsed/>
-    <w:rsid w:val="00DC7B71"/>
+    <w:rsid w:val="00D0625D"/>
     <w:pPr>
       <w:spacing w:after="0" w:line="240" w:lineRule="auto"/>
     </w:pPr>
@@ -22104,7 +22096,7 @@
     <w:uiPriority w:val="65"/>
     <w:semiHidden/>
     <w:unhideWhenUsed/>
-    <w:rsid w:val="00DC7B71"/>
+    <w:rsid w:val="00D0625D"/>
     <w:pPr>
       <w:spacing w:after="0" w:line="240" w:lineRule="auto"/>
     </w:pPr>
@@ -22187,7 +22179,7 @@
     <w:uiPriority w:val="65"/>
     <w:semiHidden/>
     <w:unhideWhenUsed/>
-    <w:rsid w:val="00DC7B71"/>
+    <w:rsid w:val="00D0625D"/>
     <w:pPr>
       <w:spacing w:after="0" w:line="240" w:lineRule="auto"/>
     </w:pPr>
@@ -22270,7 +22262,7 @@
     <w:uiPriority w:val="65"/>
     <w:semiHidden/>
     <w:unhideWhenUsed/>
-    <w:rsid w:val="00DC7B71"/>
+    <w:rsid w:val="00D0625D"/>
     <w:pPr>
       <w:spacing w:after="0" w:line="240" w:lineRule="auto"/>
     </w:pPr>
@@ -22353,7 +22345,7 @@
     <w:uiPriority w:val="65"/>
     <w:semiHidden/>
     <w:unhideWhenUsed/>
-    <w:rsid w:val="00DC7B71"/>
+    <w:rsid w:val="00D0625D"/>
     <w:pPr>
       <w:spacing w:after="0" w:line="240" w:lineRule="auto"/>
     </w:pPr>
@@ -22436,7 +22428,7 @@
     <w:uiPriority w:val="66"/>
     <w:semiHidden/>
     <w:unhideWhenUsed/>
-    <w:rsid w:val="00DC7B71"/>
+    <w:rsid w:val="00D0625D"/>
     <w:pPr>
       <w:spacing w:after="0" w:line="240" w:lineRule="auto"/>
     </w:pPr>
@@ -22562,7 +22554,7 @@
     <w:uiPriority w:val="66"/>
     <w:semiHidden/>
     <w:unhideWhenUsed/>
-    <w:rsid w:val="00DC7B71"/>
+    <w:rsid w:val="00D0625D"/>
     <w:pPr>
       <w:spacing w:after="0" w:line="240" w:lineRule="auto"/>
     </w:pPr>
@@ -22688,7 +22680,7 @@
     <w:uiPriority w:val="66"/>
     <w:semiHidden/>
     <w:unhideWhenUsed/>
-    <w:rsid w:val="00DC7B71"/>
+    <w:rsid w:val="00D0625D"/>
     <w:pPr>
       <w:spacing w:after="0" w:line="240" w:lineRule="auto"/>
     </w:pPr>
@@ -22813,7 +22805,7 @@
     <w:uiPriority w:val="66"/>
     <w:semiHidden/>
     <w:unhideWhenUsed/>
-    <w:rsid w:val="00DC7B71"/>
+    <w:rsid w:val="00D0625D"/>
     <w:pPr>
       <w:spacing w:after="0" w:line="240" w:lineRule="auto"/>
     </w:pPr>
@@ -22939,7 +22931,7 @@
     <w:uiPriority w:val="66"/>
     <w:semiHidden/>
     <w:unhideWhenUsed/>
-    <w:rsid w:val="00DC7B71"/>
+    <w:rsid w:val="00D0625D"/>
     <w:pPr>
       <w:spacing w:after="0" w:line="240" w:lineRule="auto"/>
     </w:pPr>
@@ -23065,7 +23057,7 @@
     <w:uiPriority w:val="66"/>
     <w:semiHidden/>
     <w:unhideWhenUsed/>
-    <w:rsid w:val="00DC7B71"/>
+    <w:rsid w:val="00D0625D"/>
     <w:pPr>
       <w:spacing w:after="0" w:line="240" w:lineRule="auto"/>
     </w:pPr>
@@ -23191,7 +23183,7 @@
     <w:uiPriority w:val="66"/>
     <w:semiHidden/>
     <w:unhideWhenUsed/>
-    <w:rsid w:val="00DC7B71"/>
+    <w:rsid w:val="00D0625D"/>
     <w:pPr>
       <w:spacing w:after="0" w:line="240" w:lineRule="auto"/>
     </w:pPr>
@@ -23317,7 +23309,7 @@
     <w:uiPriority w:val="63"/>
     <w:semiHidden/>
     <w:unhideWhenUsed/>
-    <w:rsid w:val="00DC7B71"/>
+    <w:rsid w:val="00D0625D"/>
     <w:pPr>
       <w:spacing w:after="0" w:line="240" w:lineRule="auto"/>
     </w:pPr>
@@ -23424,7 +23416,7 @@
     <w:uiPriority w:val="63"/>
     <w:semiHidden/>
     <w:unhideWhenUsed/>
-    <w:rsid w:val="00DC7B71"/>
+    <w:rsid w:val="00D0625D"/>
     <w:pPr>
       <w:spacing w:after="0" w:line="240" w:lineRule="auto"/>
     </w:pPr>
@@ -23531,7 +23523,7 @@
     <w:uiPriority w:val="63"/>
     <w:semiHidden/>
     <w:unhideWhenUsed/>
-    <w:rsid w:val="00DC7B71"/>
+    <w:rsid w:val="00D0625D"/>
     <w:pPr>
       <w:spacing w:after="0" w:line="240" w:lineRule="auto"/>
     </w:pPr>
@@ -23638,7 +23630,7 @@
     <w:uiPriority w:val="63"/>
     <w:semiHidden/>
     <w:unhideWhenUsed/>
-    <w:rsid w:val="00DC7B71"/>
+    <w:rsid w:val="00D0625D"/>
     <w:pPr>
       <w:spacing w:after="0" w:line="240" w:lineRule="auto"/>
     </w:pPr>
@@ -23745,7 +23737,7 @@
     <w:uiPriority w:val="63"/>
     <w:semiHidden/>
     <w:unhideWhenUsed/>
-    <w:rsid w:val="00DC7B71"/>
+    <w:rsid w:val="00D0625D"/>
     <w:pPr>
       <w:spacing w:after="0" w:line="240" w:lineRule="auto"/>
     </w:pPr>
@@ -23852,7 +23844,7 @@
     <w:uiPriority w:val="63"/>
     <w:semiHidden/>
     <w:unhideWhenUsed/>
-    <w:rsid w:val="00DC7B71"/>
+    <w:rsid w:val="00D0625D"/>
     <w:pPr>
       <w:spacing w:after="0" w:line="240" w:lineRule="auto"/>
     </w:pPr>
@@ -23959,7 +23951,7 @@
     <w:uiPriority w:val="63"/>
     <w:semiHidden/>
     <w:unhideWhenUsed/>
-    <w:rsid w:val="00DC7B71"/>
+    <w:rsid w:val="00D0625D"/>
     <w:pPr>
       <w:spacing w:after="0" w:line="240" w:lineRule="auto"/>
     </w:pPr>
@@ -24066,7 +24058,7 @@
     <w:uiPriority w:val="64"/>
     <w:semiHidden/>
     <w:unhideWhenUsed/>
-    <w:rsid w:val="00DC7B71"/>
+    <w:rsid w:val="00D0625D"/>
     <w:pPr>
       <w:spacing w:after="0" w:line="240" w:lineRule="auto"/>
     </w:pPr>
@@ -24216,7 +24208,7 @@
     <w:uiPriority w:val="64"/>
     <w:semiHidden/>
     <w:unhideWhenUsed/>
-    <w:rsid w:val="00DC7B71"/>
+    <w:rsid w:val="00D0625D"/>
     <w:pPr>
       <w:spacing w:after="0" w:line="240" w:lineRule="auto"/>
     </w:pPr>
@@ -24366,7 +24358,7 @@
     <w:uiPriority w:val="64"/>
     <w:semiHidden/>
     <w:unhideWhenUsed/>
-    <w:rsid w:val="00DC7B71"/>
+    <w:rsid w:val="00D0625D"/>
     <w:pPr>
       <w:spacing w:after="0" w:line="240" w:lineRule="auto"/>
     </w:pPr>
@@ -24516,7 +24508,7 @@
     <w:uiPriority w:val="64"/>
     <w:semiHidden/>
     <w:unhideWhenUsed/>
-    <w:rsid w:val="00DC7B71"/>
+    <w:rsid w:val="00D0625D"/>
     <w:pPr>
       <w:spacing w:after="0" w:line="240" w:lineRule="auto"/>
     </w:pPr>
@@ -24666,7 +24658,7 @@
     <w:uiPriority w:val="64"/>
     <w:semiHidden/>
     <w:unhideWhenUsed/>
-    <w:rsid w:val="00DC7B71"/>
+    <w:rsid w:val="00D0625D"/>
     <w:pPr>
       <w:spacing w:after="0" w:line="240" w:lineRule="auto"/>
     </w:pPr>
@@ -24816,7 +24808,7 @@
     <w:uiPriority w:val="64"/>
     <w:semiHidden/>
     <w:unhideWhenUsed/>
-    <w:rsid w:val="00DC7B71"/>
+    <w:rsid w:val="00D0625D"/>
     <w:pPr>
       <w:spacing w:after="0" w:line="240" w:lineRule="auto"/>
     </w:pPr>
@@ -24966,7 +24958,7 @@
     <w:uiPriority w:val="64"/>
     <w:semiHidden/>
     <w:unhideWhenUsed/>
-    <w:rsid w:val="00DC7B71"/>
+    <w:rsid w:val="00D0625D"/>
     <w:pPr>
       <w:spacing w:after="0" w:line="240" w:lineRule="auto"/>
     </w:pPr>
@@ -25116,7 +25108,7 @@
     <w:uiPriority w:val="99"/>
     <w:semiHidden/>
     <w:unhideWhenUsed/>
-    <w:rsid w:val="00DC7B71"/>
+    <w:rsid w:val="00D0625D"/>
     <w:rPr>
       <w:color w:val="2B579A"/>
       <w:sz w:val="16"/>
@@ -25130,7 +25122,7 @@
     <w:uiPriority w:val="99"/>
     <w:semiHidden/>
     <w:unhideWhenUsed/>
-    <w:rsid w:val="00DC7B71"/>
+    <w:rsid w:val="00D0625D"/>
     <w:pPr>
       <w:pBdr>
         <w:top w:val="single" w:sz="6" w:space="1" w:color="auto"/>
@@ -25152,7 +25144,7 @@
     <w:link w:val="MessageHeader"/>
     <w:uiPriority w:val="99"/>
     <w:semiHidden/>
-    <w:rsid w:val="00DC7B71"/>
+    <w:rsid w:val="00D0625D"/>
     <w:rPr>
       <w:rFonts w:asciiTheme="majorHAnsi" w:eastAsiaTheme="majorEastAsia" w:hAnsiTheme="majorHAnsi" w:cstheme="majorBidi"/>
       <w:color w:val="4D614C" w:themeColor="text1"/>
@@ -25168,7 +25160,7 @@
     <w:uiPriority w:val="99"/>
     <w:semiHidden/>
     <w:unhideWhenUsed/>
-    <w:rsid w:val="00DC7B71"/>
+    <w:rsid w:val="00D0625D"/>
     <w:rPr>
       <w:rFonts w:ascii="Times New Roman" w:hAnsi="Times New Roman" w:cs="Times New Roman"/>
     </w:rPr>
@@ -25179,7 +25171,7 @@
     <w:uiPriority w:val="99"/>
     <w:semiHidden/>
     <w:unhideWhenUsed/>
-    <w:rsid w:val="00DC7B71"/>
+    <w:rsid w:val="00D0625D"/>
     <w:pPr>
       <w:ind w:left="720"/>
     </w:pPr>
@@ -25192,7 +25184,7 @@
     <w:uiPriority w:val="99"/>
     <w:semiHidden/>
     <w:unhideWhenUsed/>
-    <w:rsid w:val="00DC7B71"/>
+    <w:rsid w:val="00D0625D"/>
     <w:pPr>
       <w:spacing w:after="0" w:line="240" w:lineRule="auto"/>
     </w:pPr>
@@ -25203,7 +25195,7 @@
     <w:link w:val="NoteHeading"/>
     <w:uiPriority w:val="99"/>
     <w:semiHidden/>
-    <w:rsid w:val="00DC7B71"/>
+    <w:rsid w:val="00D0625D"/>
     <w:rPr>
       <w:rFonts w:eastAsiaTheme="minorHAnsi"/>
       <w:color w:val="4D614C" w:themeColor="text1"/>
@@ -25218,7 +25210,7 @@
     <w:uiPriority w:val="99"/>
     <w:semiHidden/>
     <w:unhideWhenUsed/>
-    <w:rsid w:val="00DC7B71"/>
+    <w:rsid w:val="00D0625D"/>
     <w:rPr>
       <w:sz w:val="16"/>
     </w:rPr>
@@ -25227,7 +25219,7 @@
     <w:name w:val="Plain Table 2"/>
     <w:basedOn w:val="TableNormal"/>
     <w:uiPriority w:val="42"/>
-    <w:rsid w:val="00DC7B71"/>
+    <w:rsid w:val="00D0625D"/>
     <w:pPr>
       <w:spacing w:after="0" w:line="240" w:lineRule="auto"/>
     </w:pPr>
@@ -25313,7 +25305,7 @@
     <w:name w:val="Plain Table 3"/>
     <w:basedOn w:val="TableNormal"/>
     <w:uiPriority w:val="43"/>
-    <w:rsid w:val="00DC7B71"/>
+    <w:rsid w:val="00D0625D"/>
     <w:pPr>
       <w:spacing w:after="0" w:line="240" w:lineRule="auto"/>
     </w:pPr>
@@ -25412,7 +25404,7 @@
     <w:name w:val="Plain Table 4"/>
     <w:basedOn w:val="TableNormal"/>
     <w:uiPriority w:val="44"/>
-    <w:rsid w:val="00DC7B71"/>
+    <w:rsid w:val="00D0625D"/>
     <w:pPr>
       <w:spacing w:after="0" w:line="240" w:lineRule="auto"/>
     </w:pPr>
@@ -25470,7 +25462,7 @@
     <w:uiPriority w:val="99"/>
     <w:semiHidden/>
     <w:unhideWhenUsed/>
-    <w:rsid w:val="00DC7B71"/>
+    <w:rsid w:val="00D0625D"/>
     <w:pPr>
       <w:spacing w:after="0" w:line="240" w:lineRule="auto"/>
     </w:pPr>
@@ -25485,7 +25477,7 @@
     <w:link w:val="PlainText"/>
     <w:uiPriority w:val="99"/>
     <w:semiHidden/>
-    <w:rsid w:val="00DC7B71"/>
+    <w:rsid w:val="00D0625D"/>
     <w:rPr>
       <w:rFonts w:ascii="Consolas" w:eastAsiaTheme="minorHAnsi" w:hAnsi="Consolas"/>
       <w:color w:val="4D614C" w:themeColor="text1"/>
@@ -25502,7 +25494,7 @@
     <w:uiPriority w:val="99"/>
     <w:semiHidden/>
     <w:unhideWhenUsed/>
-    <w:rsid w:val="00DC7B71"/>
+    <w:rsid w:val="00D0625D"/>
   </w:style>
   <w:style w:type="character" w:customStyle="1" w:styleId="SalutationChar">
     <w:name w:val="Salutation Char"/>
@@ -25510,7 +25502,7 @@
     <w:link w:val="Salutation"/>
     <w:uiPriority w:val="99"/>
     <w:semiHidden/>
-    <w:rsid w:val="00DC7B71"/>
+    <w:rsid w:val="00D0625D"/>
     <w:rPr>
       <w:rFonts w:eastAsiaTheme="minorHAnsi"/>
       <w:color w:val="4D614C" w:themeColor="text1"/>
@@ -25526,7 +25518,7 @@
     <w:uiPriority w:val="99"/>
     <w:semiHidden/>
     <w:unhideWhenUsed/>
-    <w:rsid w:val="00DC7B71"/>
+    <w:rsid w:val="00D0625D"/>
     <w:pPr>
       <w:spacing w:after="0" w:line="240" w:lineRule="auto"/>
       <w:ind w:left="4320"/>
@@ -25538,7 +25530,7 @@
     <w:link w:val="Signature"/>
     <w:uiPriority w:val="99"/>
     <w:semiHidden/>
-    <w:rsid w:val="00DC7B71"/>
+    <w:rsid w:val="00D0625D"/>
     <w:rPr>
       <w:rFonts w:eastAsiaTheme="minorHAnsi"/>
       <w:color w:val="4D614C" w:themeColor="text1"/>
@@ -25553,7 +25545,7 @@
     <w:uiPriority w:val="99"/>
     <w:semiHidden/>
     <w:unhideWhenUsed/>
-    <w:rsid w:val="00DC7B71"/>
+    <w:rsid w:val="00D0625D"/>
     <w:rPr>
       <w:sz w:val="16"/>
       <w:u w:val="dotted"/>
@@ -25565,7 +25557,7 @@
     <w:uiPriority w:val="99"/>
     <w:semiHidden/>
     <w:unhideWhenUsed/>
-    <w:rsid w:val="00DC7B71"/>
+    <w:rsid w:val="00D0625D"/>
     <w:rPr>
       <w:color w:val="0000FF"/>
       <w:sz w:val="16"/>
@@ -25577,7 +25569,7 @@
     <w:name w:val="Subtle Reference"/>
     <w:basedOn w:val="DefaultParagraphFont"/>
     <w:uiPriority w:val="31"/>
-    <w:rsid w:val="00DC7B71"/>
+    <w:rsid w:val="00D0625D"/>
     <w:rPr>
       <w:smallCaps/>
       <w:color w:val="859F84" w:themeColor="text1" w:themeTint="A5"/>
@@ -25590,7 +25582,7 @@
     <w:uiPriority w:val="99"/>
     <w:semiHidden/>
     <w:unhideWhenUsed/>
-    <w:rsid w:val="00DC7B71"/>
+    <w:rsid w:val="00D0625D"/>
     <w:rPr>
       <w:rFonts w:eastAsiaTheme="minorHAnsi"/>
       <w:sz w:val="16"/>
@@ -25704,7 +25696,7 @@
     <w:uiPriority w:val="99"/>
     <w:semiHidden/>
     <w:unhideWhenUsed/>
-    <w:rsid w:val="00DC7B71"/>
+    <w:rsid w:val="00D0625D"/>
     <w:rPr>
       <w:rFonts w:eastAsiaTheme="minorHAnsi"/>
       <w:sz w:val="16"/>
@@ -25783,7 +25775,7 @@
     <w:uiPriority w:val="99"/>
     <w:semiHidden/>
     <w:unhideWhenUsed/>
-    <w:rsid w:val="00DC7B71"/>
+    <w:rsid w:val="00D0625D"/>
     <w:rPr>
       <w:rFonts w:eastAsiaTheme="minorHAnsi"/>
       <w:sz w:val="16"/>
@@ -25878,7 +25870,7 @@
     <w:uiPriority w:val="99"/>
     <w:semiHidden/>
     <w:unhideWhenUsed/>
-    <w:rsid w:val="00DC7B71"/>
+    <w:rsid w:val="00D0625D"/>
     <w:rPr>
       <w:rFonts w:eastAsiaTheme="minorHAnsi"/>
       <w:sz w:val="16"/>
@@ -25966,7 +25958,7 @@
     <w:uiPriority w:val="99"/>
     <w:semiHidden/>
     <w:unhideWhenUsed/>
-    <w:rsid w:val="00DC7B71"/>
+    <w:rsid w:val="00D0625D"/>
     <w:rPr>
       <w:rFonts w:eastAsiaTheme="minorHAnsi"/>
       <w:sz w:val="16"/>
@@ -26062,7 +26054,7 @@
     <w:uiPriority w:val="99"/>
     <w:semiHidden/>
     <w:unhideWhenUsed/>
-    <w:rsid w:val="00DC7B71"/>
+    <w:rsid w:val="00D0625D"/>
     <w:rPr>
       <w:rFonts w:eastAsiaTheme="minorHAnsi"/>
       <w:color w:val="000080"/>
@@ -26134,7 +26126,7 @@
     <w:uiPriority w:val="99"/>
     <w:semiHidden/>
     <w:unhideWhenUsed/>
-    <w:rsid w:val="00DC7B71"/>
+    <w:rsid w:val="00D0625D"/>
     <w:rPr>
       <w:rFonts w:eastAsiaTheme="minorHAnsi"/>
       <w:sz w:val="16"/>
@@ -26229,7 +26221,7 @@
     <w:uiPriority w:val="99"/>
     <w:semiHidden/>
     <w:unhideWhenUsed/>
-    <w:rsid w:val="00DC7B71"/>
+    <w:rsid w:val="00D0625D"/>
     <w:rPr>
       <w:rFonts w:eastAsiaTheme="minorHAnsi"/>
       <w:color w:val="FFFFFF"/>
@@ -26313,7 +26305,7 @@
     <w:uiPriority w:val="99"/>
     <w:semiHidden/>
     <w:unhideWhenUsed/>
-    <w:rsid w:val="00DC7B71"/>
+    <w:rsid w:val="00D0625D"/>
     <w:rPr>
       <w:rFonts w:eastAsiaTheme="minorHAnsi"/>
       <w:sz w:val="16"/>
@@ -26393,7 +26385,7 @@
     <w:uiPriority w:val="99"/>
     <w:semiHidden/>
     <w:unhideWhenUsed/>
-    <w:rsid w:val="00DC7B71"/>
+    <w:rsid w:val="00D0625D"/>
     <w:rPr>
       <w:rFonts w:eastAsiaTheme="minorHAnsi"/>
       <w:sz w:val="16"/>
@@ -26457,7 +26449,7 @@
     <w:uiPriority w:val="99"/>
     <w:semiHidden/>
     <w:unhideWhenUsed/>
-    <w:rsid w:val="00DC7B71"/>
+    <w:rsid w:val="00D0625D"/>
     <w:rPr>
       <w:rFonts w:eastAsiaTheme="minorHAnsi"/>
       <w:b/>
@@ -26579,7 +26571,7 @@
     <w:uiPriority w:val="99"/>
     <w:semiHidden/>
     <w:unhideWhenUsed/>
-    <w:rsid w:val="00DC7B71"/>
+    <w:rsid w:val="00D0625D"/>
     <w:rPr>
       <w:rFonts w:eastAsiaTheme="minorHAnsi"/>
       <w:b/>
@@ -26695,7 +26687,7 @@
     <w:uiPriority w:val="99"/>
     <w:semiHidden/>
     <w:unhideWhenUsed/>
-    <w:rsid w:val="00DC7B71"/>
+    <w:rsid w:val="00D0625D"/>
     <w:rPr>
       <w:rFonts w:eastAsiaTheme="minorHAnsi"/>
       <w:b/>
@@ -26805,7 +26797,7 @@
     <w:uiPriority w:val="99"/>
     <w:semiHidden/>
     <w:unhideWhenUsed/>
-    <w:rsid w:val="00DC7B71"/>
+    <w:rsid w:val="00D0625D"/>
     <w:rPr>
       <w:rFonts w:eastAsiaTheme="minorHAnsi"/>
       <w:sz w:val="16"/>
@@ -26879,7 +26871,7 @@
     <w:uiPriority w:val="99"/>
     <w:semiHidden/>
     <w:unhideWhenUsed/>
-    <w:rsid w:val="00DC7B71"/>
+    <w:rsid w:val="00D0625D"/>
     <w:rPr>
       <w:rFonts w:eastAsiaTheme="minorHAnsi"/>
       <w:sz w:val="16"/>
@@ -26973,7 +26965,7 @@
     <w:uiPriority w:val="99"/>
     <w:semiHidden/>
     <w:unhideWhenUsed/>
-    <w:rsid w:val="00DC7B71"/>
+    <w:rsid w:val="00D0625D"/>
     <w:rPr>
       <w:rFonts w:eastAsiaTheme="minorHAnsi"/>
       <w:sz w:val="16"/>
@@ -27035,7 +27027,7 @@
     <w:uiPriority w:val="99"/>
     <w:semiHidden/>
     <w:unhideWhenUsed/>
-    <w:rsid w:val="00DC7B71"/>
+    <w:rsid w:val="00D0625D"/>
     <w:rPr>
       <w:rFonts w:eastAsiaTheme="minorHAnsi"/>
       <w:sz w:val="16"/>
@@ -27075,7 +27067,7 @@
     <w:uiPriority w:val="99"/>
     <w:semiHidden/>
     <w:unhideWhenUsed/>
-    <w:rsid w:val="00DC7B71"/>
+    <w:rsid w:val="00D0625D"/>
     <w:rPr>
       <w:rFonts w:eastAsiaTheme="minorHAnsi"/>
       <w:sz w:val="16"/>
@@ -27128,7 +27120,7 @@
     <w:uiPriority w:val="99"/>
     <w:semiHidden/>
     <w:unhideWhenUsed/>
-    <w:rsid w:val="00DC7B71"/>
+    <w:rsid w:val="00D0625D"/>
     <w:rPr>
       <w:rFonts w:eastAsiaTheme="minorHAnsi"/>
       <w:sz w:val="16"/>
@@ -27204,7 +27196,7 @@
     <w:uiPriority w:val="99"/>
     <w:semiHidden/>
     <w:unhideWhenUsed/>
-    <w:rsid w:val="00DC7B71"/>
+    <w:rsid w:val="00D0625D"/>
     <w:rPr>
       <w:rFonts w:eastAsiaTheme="minorHAnsi"/>
       <w:sz w:val="16"/>
@@ -27267,7 +27259,7 @@
     <w:uiPriority w:val="99"/>
     <w:semiHidden/>
     <w:unhideWhenUsed/>
-    <w:rsid w:val="00DC7B71"/>
+    <w:rsid w:val="00D0625D"/>
     <w:rPr>
       <w:rFonts w:eastAsiaTheme="minorHAnsi"/>
       <w:sz w:val="16"/>
@@ -27336,7 +27328,7 @@
     <w:uiPriority w:val="99"/>
     <w:semiHidden/>
     <w:unhideWhenUsed/>
-    <w:rsid w:val="00DC7B71"/>
+    <w:rsid w:val="00D0625D"/>
     <w:rPr>
       <w:rFonts w:eastAsiaTheme="minorHAnsi"/>
       <w:sz w:val="16"/>
@@ -27408,7 +27400,7 @@
     <w:uiPriority w:val="99"/>
     <w:semiHidden/>
     <w:unhideWhenUsed/>
-    <w:rsid w:val="00DC7B71"/>
+    <w:rsid w:val="00D0625D"/>
     <w:rPr>
       <w:rFonts w:eastAsiaTheme="minorHAnsi"/>
       <w:sz w:val="16"/>
@@ -27483,7 +27475,7 @@
     <w:uiPriority w:val="99"/>
     <w:semiHidden/>
     <w:unhideWhenUsed/>
-    <w:rsid w:val="00DC7B71"/>
+    <w:rsid w:val="00D0625D"/>
     <w:rPr>
       <w:rFonts w:eastAsiaTheme="minorHAnsi"/>
       <w:b/>
@@ -27575,7 +27567,7 @@
     <w:uiPriority w:val="99"/>
     <w:semiHidden/>
     <w:unhideWhenUsed/>
-    <w:rsid w:val="00DC7B71"/>
+    <w:rsid w:val="00D0625D"/>
     <w:rPr>
       <w:rFonts w:eastAsiaTheme="minorHAnsi"/>
       <w:sz w:val="16"/>
@@ -27645,7 +27637,7 @@
     <w:uiPriority w:val="99"/>
     <w:semiHidden/>
     <w:unhideWhenUsed/>
-    <w:rsid w:val="00DC7B71"/>
+    <w:rsid w:val="00D0625D"/>
     <w:rPr>
       <w:rFonts w:eastAsiaTheme="minorHAnsi"/>
       <w:sz w:val="16"/>
@@ -27734,7 +27726,7 @@
     <w:uiPriority w:val="99"/>
     <w:semiHidden/>
     <w:unhideWhenUsed/>
-    <w:rsid w:val="00DC7B71"/>
+    <w:rsid w:val="00D0625D"/>
     <w:rPr>
       <w:rFonts w:eastAsiaTheme="minorHAnsi"/>
       <w:sz w:val="16"/>
@@ -27818,7 +27810,7 @@
     <w:uiPriority w:val="99"/>
     <w:semiHidden/>
     <w:unhideWhenUsed/>
-    <w:rsid w:val="00DC7B71"/>
+    <w:rsid w:val="00D0625D"/>
     <w:rPr>
       <w:rFonts w:eastAsiaTheme="minorHAnsi"/>
       <w:sz w:val="16"/>
@@ -27881,7 +27873,7 @@
     <w:uiPriority w:val="99"/>
     <w:semiHidden/>
     <w:unhideWhenUsed/>
-    <w:rsid w:val="00DC7B71"/>
+    <w:rsid w:val="00D0625D"/>
     <w:rPr>
       <w:rFonts w:eastAsiaTheme="minorHAnsi"/>
       <w:sz w:val="16"/>
@@ -27923,7 +27915,7 @@
     <w:uiPriority w:val="99"/>
     <w:semiHidden/>
     <w:unhideWhenUsed/>
-    <w:rsid w:val="00DC7B71"/>
+    <w:rsid w:val="00D0625D"/>
     <w:rPr>
       <w:rFonts w:eastAsiaTheme="minorHAnsi"/>
       <w:sz w:val="16"/>
@@ -27976,7 +27968,7 @@
     <w:uiPriority w:val="99"/>
     <w:semiHidden/>
     <w:unhideWhenUsed/>
-    <w:rsid w:val="00DC7B71"/>
+    <w:rsid w:val="00D0625D"/>
     <w:rPr>
       <w:rFonts w:eastAsiaTheme="minorHAnsi"/>
       <w:sz w:val="16"/>
@@ -28040,7 +28032,7 @@
     <w:uiPriority w:val="99"/>
     <w:semiHidden/>
     <w:unhideWhenUsed/>
-    <w:rsid w:val="00DC7B71"/>
+    <w:rsid w:val="00D0625D"/>
     <w:rPr>
       <w:rFonts w:eastAsiaTheme="minorHAnsi"/>
       <w:sz w:val="16"/>
@@ -28142,7 +28134,7 @@
     <w:uiPriority w:val="99"/>
     <w:semiHidden/>
     <w:unhideWhenUsed/>
-    <w:rsid w:val="00DC7B71"/>
+    <w:rsid w:val="00D0625D"/>
     <w:rPr>
       <w:rFonts w:eastAsiaTheme="minorHAnsi"/>
       <w:sz w:val="16"/>
@@ -28247,7 +28239,7 @@
     <w:uiPriority w:val="99"/>
     <w:semiHidden/>
     <w:unhideWhenUsed/>
-    <w:rsid w:val="00DC7B71"/>
+    <w:rsid w:val="00D0625D"/>
     <w:pPr>
       <w:spacing w:after="0"/>
       <w:ind w:left="240" w:hanging="240"/>
@@ -28260,7 +28252,7 @@
     <w:uiPriority w:val="99"/>
     <w:semiHidden/>
     <w:unhideWhenUsed/>
-    <w:rsid w:val="00DC7B71"/>
+    <w:rsid w:val="00D0625D"/>
     <w:pPr>
       <w:spacing w:after="0"/>
     </w:pPr>
@@ -28271,7 +28263,7 @@
     <w:uiPriority w:val="99"/>
     <w:semiHidden/>
     <w:unhideWhenUsed/>
-    <w:rsid w:val="00DC7B71"/>
+    <w:rsid w:val="00D0625D"/>
     <w:rPr>
       <w:rFonts w:eastAsiaTheme="minorHAnsi"/>
       <w:sz w:val="16"/>
@@ -28313,7 +28305,7 @@
     <w:uiPriority w:val="99"/>
     <w:semiHidden/>
     <w:unhideWhenUsed/>
-    <w:rsid w:val="00DC7B71"/>
+    <w:rsid w:val="00D0625D"/>
     <w:rPr>
       <w:rFonts w:eastAsiaTheme="minorHAnsi"/>
       <w:sz w:val="16"/>
@@ -28356,7 +28348,7 @@
     <w:uiPriority w:val="99"/>
     <w:semiHidden/>
     <w:unhideWhenUsed/>
-    <w:rsid w:val="00DC7B71"/>
+    <w:rsid w:val="00D0625D"/>
     <w:rPr>
       <w:rFonts w:eastAsiaTheme="minorHAnsi"/>
       <w:sz w:val="16"/>
@@ -28456,7 +28448,7 @@
     <w:uiPriority w:val="99"/>
     <w:semiHidden/>
     <w:unhideWhenUsed/>
-    <w:rsid w:val="00DC7B71"/>
+    <w:rsid w:val="00D0625D"/>
     <w:rPr>
       <w:rFonts w:eastAsiaTheme="minorHAnsi"/>
       <w:sz w:val="16"/>
@@ -28496,7 +28488,7 @@
     <w:uiPriority w:val="99"/>
     <w:semiHidden/>
     <w:unhideWhenUsed/>
-    <w:rsid w:val="00DC7B71"/>
+    <w:rsid w:val="00D0625D"/>
     <w:rPr>
       <w:rFonts w:eastAsiaTheme="minorHAnsi"/>
       <w:sz w:val="16"/>
@@ -28592,7 +28584,7 @@
     <w:uiPriority w:val="99"/>
     <w:semiHidden/>
     <w:unhideWhenUsed/>
-    <w:rsid w:val="00DC7B71"/>
+    <w:rsid w:val="00D0625D"/>
     <w:rPr>
       <w:rFonts w:eastAsiaTheme="minorHAnsi"/>
       <w:sz w:val="16"/>
@@ -28680,7 +28672,7 @@
     <w:uiPriority w:val="99"/>
     <w:semiHidden/>
     <w:unhideWhenUsed/>
-    <w:rsid w:val="00DC7B71"/>
+    <w:rsid w:val="00D0625D"/>
     <w:rPr>
       <w:rFonts w:eastAsiaTheme="minorHAnsi"/>
       <w:sz w:val="16"/>
@@ -28704,7 +28696,7 @@
     <w:uiPriority w:val="99"/>
     <w:semiHidden/>
     <w:unhideWhenUsed/>
-    <w:rsid w:val="00DC7B71"/>
+    <w:rsid w:val="00D0625D"/>
     <w:rPr>
       <w:rFonts w:eastAsiaTheme="minorHAnsi"/>
       <w:sz w:val="16"/>
@@ -28747,7 +28739,7 @@
     <w:uiPriority w:val="99"/>
     <w:semiHidden/>
     <w:unhideWhenUsed/>
-    <w:rsid w:val="00DC7B71"/>
+    <w:rsid w:val="00D0625D"/>
     <w:rPr>
       <w:rFonts w:eastAsiaTheme="minorHAnsi"/>
       <w:sz w:val="16"/>
@@ -28790,7 +28782,7 @@
     <w:uiPriority w:val="99"/>
     <w:semiHidden/>
     <w:unhideWhenUsed/>
-    <w:rsid w:val="00DC7B71"/>
+    <w:rsid w:val="00D0625D"/>
     <w:rPr>
       <w:rFonts w:eastAsiaTheme="minorHAnsi"/>
       <w:sz w:val="16"/>
@@ -28834,7 +28826,7 @@
     <w:uiPriority w:val="99"/>
     <w:semiHidden/>
     <w:unhideWhenUsed/>
-    <w:rsid w:val="00DC7B71"/>
+    <w:rsid w:val="00D0625D"/>
     <w:pPr>
       <w:spacing w:before="120"/>
     </w:pPr>
@@ -28852,7 +28844,7 @@
     <w:uiPriority w:val="39"/>
     <w:semiHidden/>
     <w:unhideWhenUsed/>
-    <w:rsid w:val="00DC7B71"/>
+    <w:rsid w:val="00D0625D"/>
     <w:pPr>
       <w:spacing w:after="100"/>
     </w:pPr>
@@ -28865,7 +28857,7 @@
     <w:uiPriority w:val="39"/>
     <w:semiHidden/>
     <w:unhideWhenUsed/>
-    <w:rsid w:val="00DC7B71"/>
+    <w:rsid w:val="00D0625D"/>
     <w:pPr>
       <w:spacing w:after="100"/>
       <w:ind w:left="240"/>
@@ -28879,7 +28871,7 @@
     <w:uiPriority w:val="39"/>
     <w:semiHidden/>
     <w:unhideWhenUsed/>
-    <w:rsid w:val="00DC7B71"/>
+    <w:rsid w:val="00D0625D"/>
     <w:pPr>
       <w:spacing w:after="100"/>
       <w:ind w:left="480"/>
@@ -28893,7 +28885,7 @@
     <w:uiPriority w:val="39"/>
     <w:semiHidden/>
     <w:unhideWhenUsed/>
-    <w:rsid w:val="00DC7B71"/>
+    <w:rsid w:val="00D0625D"/>
     <w:pPr>
       <w:spacing w:after="100"/>
       <w:ind w:left="720"/>
@@ -28907,7 +28899,7 @@
     <w:uiPriority w:val="39"/>
     <w:semiHidden/>
     <w:unhideWhenUsed/>
-    <w:rsid w:val="00DC7B71"/>
+    <w:rsid w:val="00D0625D"/>
     <w:pPr>
       <w:spacing w:after="100"/>
       <w:ind w:left="960"/>
@@ -28921,7 +28913,7 @@
     <w:uiPriority w:val="39"/>
     <w:semiHidden/>
     <w:unhideWhenUsed/>
-    <w:rsid w:val="00DC7B71"/>
+    <w:rsid w:val="00D0625D"/>
     <w:pPr>
       <w:spacing w:after="100"/>
       <w:ind w:left="1200"/>
@@ -28935,7 +28927,7 @@
     <w:uiPriority w:val="39"/>
     <w:semiHidden/>
     <w:unhideWhenUsed/>
-    <w:rsid w:val="00DC7B71"/>
+    <w:rsid w:val="00D0625D"/>
     <w:pPr>
       <w:spacing w:after="100"/>
       <w:ind w:left="1440"/>
@@ -28949,7 +28941,7 @@
     <w:uiPriority w:val="39"/>
     <w:semiHidden/>
     <w:unhideWhenUsed/>
-    <w:rsid w:val="00DC7B71"/>
+    <w:rsid w:val="00D0625D"/>
     <w:pPr>
       <w:spacing w:after="100"/>
       <w:ind w:left="1680"/>
@@ -28963,7 +28955,7 @@
     <w:uiPriority w:val="39"/>
     <w:semiHidden/>
     <w:unhideWhenUsed/>
-    <w:rsid w:val="00DC7B71"/>
+    <w:rsid w:val="00D0625D"/>
     <w:pPr>
       <w:spacing w:after="100"/>
       <w:ind w:left="1920"/>
@@ -28977,7 +28969,7 @@
     <w:semiHidden/>
     <w:unhideWhenUsed/>
     <w:qFormat/>
-    <w:rsid w:val="00DC7B71"/>
+    <w:rsid w:val="00D0625D"/>
     <w:pPr>
       <w:spacing w:before="240" w:after="0"/>
       <w:outlineLvl w:val="9"/>
@@ -28993,7 +28985,7 @@
     <w:uiPriority w:val="99"/>
     <w:semiHidden/>
     <w:unhideWhenUsed/>
-    <w:rsid w:val="00DC7B71"/>
+    <w:rsid w:val="00D0625D"/>
     <w:rPr>
       <w:color w:val="605E5C"/>
       <w:sz w:val="16"/>
@@ -29006,7 +28998,7 @@
     <w:next w:val="Normal"/>
     <w:uiPriority w:val="2"/>
     <w:qFormat/>
-    <w:rsid w:val="00DC7B71"/>
+    <w:rsid w:val="00D0625D"/>
     <w:pPr>
       <w:numPr>
         <w:numId w:val="1"/>
@@ -29019,7 +29011,7 @@
     <w:name w:val="BC Data Table Internal"/>
     <w:basedOn w:val="TableNormal"/>
     <w:uiPriority w:val="99"/>
-    <w:rsid w:val="00DC7B71"/>
+    <w:rsid w:val="00D0625D"/>
     <w:pPr>
       <w:spacing w:after="0" w:line="240" w:lineRule="auto"/>
     </w:pPr>
@@ -29561,6 +29553,7 @@
     <w:rsid w:val="003B3193"/>
     <w:rsid w:val="003E04C6"/>
     <w:rsid w:val="003E7E83"/>
+    <w:rsid w:val="0043296E"/>
     <w:rsid w:val="00440A55"/>
     <w:rsid w:val="0044668C"/>
     <w:rsid w:val="00453B74"/>
@@ -29586,6 +29579,7 @@
     <w:rsid w:val="006A12E0"/>
     <w:rsid w:val="006A4124"/>
     <w:rsid w:val="006A755B"/>
+    <w:rsid w:val="006B178C"/>
     <w:rsid w:val="006B68F8"/>
     <w:rsid w:val="006D1916"/>
     <w:rsid w:val="006E11E4"/>
@@ -29620,6 +29614,7 @@
     <w:rsid w:val="008B1141"/>
     <w:rsid w:val="008B37CC"/>
     <w:rsid w:val="008C0128"/>
+    <w:rsid w:val="008D4D40"/>
     <w:rsid w:val="008D6AA9"/>
     <w:rsid w:val="008E0609"/>
     <w:rsid w:val="008E3399"/>
@@ -30157,21 +30152,10 @@
     <w:name w:val="4E3F791A0A504FF2A79BA27CE85A6333"/>
     <w:rsid w:val="00E51881"/>
   </w:style>
-  <w:style w:type="paragraph" w:customStyle="1" w:styleId="FA2BD9B4F7624C65B1D97D2A56A8054C">
-    <w:name w:val="FA2BD9B4F7624C65B1D97D2A56A8054C"/>
-    <w:rsid w:val="00B679AD"/>
-  </w:style>
   <w:style w:type="paragraph" w:customStyle="1" w:styleId="FBACDB9111FA4EE283DB34560CE2BA50">
     <w:name w:val="FBACDB9111FA4EE283DB34560CE2BA50"/>
     <w:rsid w:val="00E51881"/>
   </w:style>
-  <w:style w:type="paragraph" w:customStyle="1" w:styleId="8EF10CE5896C4DF1835660F78E9506D0">
-    <w:name w:val="8EF10CE5896C4DF1835660F78E9506D0"/>
-    <w:rsid w:val="00A10522"/>
-    <w:rPr>
-      <w:lang w:val="da-DK" w:eastAsia="da-DK"/>
-    </w:rPr>
-  </w:style>
   <w:style w:type="paragraph" w:customStyle="1" w:styleId="85A58B6ACDE74E63BF5E5A3D4647C33E">
     <w:name w:val="85A58B6ACDE74E63BF5E5A3D4647C33E"/>
     <w:rsid w:val="002C0EAC"/>
@@ -30186,20 +30170,6 @@
       <w:lang w:val="da-DK" w:eastAsia="da-DK"/>
     </w:rPr>
   </w:style>
-  <w:style w:type="paragraph" w:customStyle="1" w:styleId="170DB549F3684B828ED5DE9E12544A8D">
-    <w:name w:val="170DB549F3684B828ED5DE9E12544A8D"/>
-    <w:rsid w:val="002C0EAC"/>
-    <w:rPr>
-      <w:lang w:val="da-DK" w:eastAsia="da-DK"/>
-    </w:rPr>
-  </w:style>
-  <w:style w:type="paragraph" w:customStyle="1" w:styleId="101923632F5945D58E498C423EAD6A2A">
-    <w:name w:val="101923632F5945D58E498C423EAD6A2A"/>
-    <w:rsid w:val="002C0EAC"/>
-    <w:rPr>
-      <w:lang w:val="da-DK" w:eastAsia="da-DK"/>
-    </w:rPr>
-  </w:style>
   <w:style w:type="paragraph" w:customStyle="1" w:styleId="1173A8867F1A48B589A90511B9B77D72">
     <w:name w:val="1173A8867F1A48B589A90511B9B77D72"/>
     <w:rsid w:val="002C0EAC"/>
@@ -30226,34 +30196,6 @@
     <w:rsid w:val="002C0EAC"/>
     <w:rPr>
       <w:lang w:val="da-DK" w:eastAsia="da-DK"/>
-    </w:rPr>
-  </w:style>
-  <w:style w:type="paragraph" w:customStyle="1" w:styleId="3C42C10E79AB4FCFB75AEA0046563B69">
-    <w:name w:val="3C42C10E79AB4FCFB75AEA0046563B69"/>
-    <w:rsid w:val="007E3EB4"/>
-    <w:rPr>
-      <w:lang w:val="en-US" w:eastAsia="en-US"/>
-    </w:rPr>
-  </w:style>
-  <w:style w:type="paragraph" w:customStyle="1" w:styleId="F15A6868C9624C0F9EC0AABF000E8F52">
-    <w:name w:val="F15A6868C9624C0F9EC0AABF000E8F52"/>
-    <w:rsid w:val="007E3EB4"/>
-    <w:rPr>
-      <w:lang w:val="en-US" w:eastAsia="en-US"/>
-    </w:rPr>
-  </w:style>
-  <w:style w:type="paragraph" w:customStyle="1" w:styleId="9A0BAFDB1CA24D76BBD9CCEF1D60468C">
-    <w:name w:val="9A0BAFDB1CA24D76BBD9CCEF1D60468C"/>
-    <w:rsid w:val="007E3EB4"/>
-    <w:rPr>
-      <w:lang w:val="en-US" w:eastAsia="en-US"/>
-    </w:rPr>
-  </w:style>
-  <w:style w:type="paragraph" w:customStyle="1" w:styleId="7D9EA957C4714CFF92966F8C2C9CBCA3">
-    <w:name w:val="7D9EA957C4714CFF92966F8C2C9CBCA3"/>
-    <w:rsid w:val="007E3EB4"/>
-    <w:rPr>
-      <w:lang w:val="en-US" w:eastAsia="en-US"/>
     </w:rPr>
   </w:style>
   <w:style w:type="paragraph" w:customStyle="1" w:styleId="55E7EA41093C4B6FAD02A5946CE9BBC7">
@@ -30584,265 +30526,8 @@
 </we:webextension>
 </file>
 
-<file path=customXml/item1.xml>��< ? x m l   v e r s i o n = " 1 . 0 "   e n c o d i n g = " u t f - 1 6 " ? > - 
- < N a v W o r d R e p o r t X m l P a r t   x m l n s = " u r n : m i c r o s o f t - d y n a m i c s - n a v / r e p o r t s / I n v e n t o r y _ V e n d o r _ P u r c h a s e s / 7 1 4 / " > - 
-     < B C R e p o r t I n f o r m a t i o n > - 
-         < R e p o r t M e t a d a t a > - 
-             < E x t e n s i o n I d > E x t e n s i o n   I D < / E x t e n s i o n I d > - 
-             < E x t e n s i o n N a m e > E x t e n s i o n   N a m e < / E x t e n s i o n N a m e > - 
-             < E x t e n s i o n P u b l i s h e r > E x t e n s i o n   P u b l i s h e r < / E x t e n s i o n P u b l i s h e r > - 
-             < E x t e n s i o n V e r s i o n > E x t e n s i o n   V e r s i o n < / E x t e n s i o n V e r s i o n > - 
-             < R e p o r t I d > R e p o r t   I D < / R e p o r t I d > - 
-             < R e p o r t N a m e > R e p o r t   N a m e < / R e p o r t N a m e > - 
-             < R e p o r t C a p t i o n > R e p o r t   C a p t i o n < / R e p o r t C a p t i o n > - 
-             < A b o u t T h i s R e p o r t T i t l e > A b o u t   T h i s   R e p o r t   T i t l e < / A b o u t T h i s R e p o r t T i t l e > - 
-             < A b o u t T h i s R e p o r t T e x t > A b o u t   T h i s   R e p o r t   T e x t < / A b o u t T h i s R e p o r t T e x t > - 
-             < R e p o r t H e l p L i n k > R e p o r t   H e l p   L i n k < / R e p o r t H e l p L i n k > - 
-         < / R e p o r t M e t a d a t a > - 
-         < R e p o r t R e q u e s t > - 
-             < T e n a n t E n t r a I d > T e n a n t   E n t r a   I d < / T e n a n t E n t r a I d > - 
-             < E n v i r o n m e n t N a m e > E n v i r o n m e n t   N a m e < / E n v i r o n m e n t N a m e > - 
-             < E n v i r o n m e n t T y p e > E n v i r o n m e n t   T y p e < / E n v i r o n m e n t T y p e > - 
-             < C o m p a n y N a m e > C o m p a n y   N a m e < / C o m p a n y N a m e > - 
-             < C o m p a n y D i s p l a y N a m e > C o m p a n y   D i s p l a y   N a m e < / C o m p a n y D i s p l a y N a m e > - 
-             < C o m p a n y I d > C o m p a n y   I D < / C o m p a n y I d > - 
-             < U s e r N a m e > U s e r   N a m e < / U s e r N a m e > - 
-             < D a t e A n d T i m e > D a t e   a n d   T i m e < / D a t e A n d T i m e > - 
-             < L a n g u a g e > L a n g u a g e < / L a n g u a g e > - 
-             < F o r m a t R e g i o n > F o r m a t   R e g i o n < / F o r m a t R e g i o n > - 
-             < D a t e T i m e V a l u e s > - 
-                 < Y e a r > Y e a r < / Y e a r > - 
-                 < M o n t h N u m b e r > M o n t h   N u m b e r < / M o n t h N u m b e r > - 
-                 < D a y N u m b e r > D a y   N u m b e r < / D a y N u m b e r > - 
-                 < H o u r > H o u r < / H o u r > - 
-                 < M i n u t e > M i n u t e < / M i n u t e > - 
-             < / D a t e T i m e V a l u e s > - 
-         < / R e p o r t R e q u e s t > - 
-         < C o m p a n y M e t a d a t a > - 
-             < C o m p a n y N a m e > C o m p a n y   N a m e < / C o m p a n y N a m e > - 
-             < C o m p a n y D i s p l a y N a m e > C o m p a n y   D i s p l a y   N a m e < / C o m p a n y D i s p l a y N a m e > - 
-             < C o m p a n y A d d r e s s L i n e s > - 
-                 < C o m p a n y A d d r e s s L i n e 1 > C o m p a n y   A d d r e s s   L i n e   1 < / C o m p a n y A d d r e s s L i n e 1 > - 
-                 < C o m p a n y A d d r e s s L i n e 2 > C o m p a n y   A d d r e s s   L i n e   2 < / C o m p a n y A d d r e s s L i n e 2 > - 
-                 < C o m p a n y A d d r e s s L i n e 3 > C o m p a n y   A d d r e s s   L i n e   3 < / C o m p a n y A d d r e s s L i n e 3 > - 
-                 < C o m p a n y A d d r e s s L i n e 4 > C o m p a n y   A d d r e s s   L i n e   4 < / C o m p a n y A d d r e s s L i n e 4 > - 
-                 < C o m p a n y A d d r e s s L i n e 5 > C o m p a n y   A d d r e s s   L i n e   5 < / C o m p a n y A d d r e s s L i n e 5 > - 
-                 < C o m p a n y A d d r e s s L i n e 6 > C o m p a n y   A d d r e s s   L i n e   6 < / C o m p a n y A d d r e s s L i n e 6 > - 
-                 < C o m p a n y A d d r e s s L i n e 7 > C o m p a n y   A d d r e s s   L i n e   7 < / C o m p a n y A d d r e s s L i n e 7 > - 
-                 < C o m p a n y A d d r e s s L i n e 8 > C o m p a n y   A d d r e s s   L i n e   8 < / C o m p a n y A d d r e s s L i n e 8 > - 
-             < / C o m p a n y A d d r e s s L i n e s > - 
-             < C o m p a n y P h o n e > C o m p a n y   P h o n e < / C o m p a n y P h o n e > - 
-             < C o m p a n y P h o n e C a p t i o n > C o m p a n y   P h o n e   C a p t i o n < / C o m p a n y P h o n e C a p t i o n > - 
-             < C o m p a n y F a x N o > C o m p a n y   F a x   N o . < / C o m p a n y F a x N o > - 
-             < C o m p a n y F a x N o C a p t i o n > C o m p a n y   F a x   N o .   C a p t i o n < / C o m p a n y F a x N o C a p t i o n > - 
-             < C o m p a n y E m a i l > C o m p a n y   E m a i l < / C o m p a n y E m a i l > - 
-             < C o m p a n y E m a i l C a p t i o n > C o m p a n y   E m a i l   C a p t i o n < / C o m p a n y E m a i l C a p t i o n > - 
-             < C o m p a n y H o m e P a g e > C o m p a n y   H o m e   P a g e < / C o m p a n y H o m e P a g e > - 
-             < C o m p a n y H o m e P a g e C a p t i o n > C o m p a n y   H o m e   P a g e   C a p t i o n < / C o m p a n y H o m e P a g e C a p t i o n > - 
-             < C o m p a n y L o g o > C o m p a n y   L o g o < / C o m p a n y L o g o > - 
-             < C o m p a n y V A T R e g i s t r a t i o n N o > C o m p a n y   V A T   R e g i s t r a t i o n   N o . < / C o m p a n y V A T R e g i s t r a t i o n N o > - 
-             < C o m p a n y V A T R e g i s t r a t i o n N o C a p t i o n > C o m p a n y   V A T   R e g i s t r a t i o n   N o .   C a p t i o n < / C o m p a n y V A T R e g i s t r a t i o n N o C a p t i o n > - 
-             < C o m p a n y R e g i s t r a t i o n N o > C o m p a n y   R e g i s t r a t i o n   N o . < / C o m p a n y R e g i s t r a t i o n N o > - 
-             < C o m p a n y R e g i s t r a t i o n N o C a p t i o n > C o m p a n y   R e g i s t r a t i o n   N o .   C a p t i o n < / C o m p a n y R e g i s t r a t i o n N o C a p t i o n > - 
-             < C o m p a n y B a n k N a m e > C o m p a n y   B a n k   N a m e < / C o m p a n y B a n k N a m e > - 
-             < C o m p a n y B a n k N a m e C a p t i o n > C o m p a n y   B a n k   N a m e   C a p t i o n < / C o m p a n y B a n k N a m e C a p t i o n > - 
-             < C o m p a n y B a n k A c c o u n t N o > C o m p a n y   B a n k   A c c o u n t   N o . < / C o m p a n y B a n k A c c o u n t N o > - 
-             < C o m p a n y B a n k A c c o u n t N o C a p t i o n > C o m p a n y   B a n k   A c c o u n t   N o .   C a p t i o n < / C o m p a n y B a n k A c c o u n t N o C a p t i o n > - 
-             < C o m p a n y B a n k B r a n c h N o > C o m p a n y   B a n k   B r a n c h   N o . < / C o m p a n y B a n k B r a n c h N o > - 
-             < C o m p a n y B a n k B r a n c h N o C a p t i o n > C o m p a n y   B a n k   B r a n c h   N o .   C a p t i o n < / C o m p a n y B a n k B r a n c h N o C a p t i o n > - 
-             < C o m p a n y I B A N > C o m p a n y   I B A N < / C o m p a n y I B A N > - 
-             < C o m p a n y I B A N C a p t i o n > C o m p a n y   I B A N   C a p t i o n < / C o m p a n y I B A N C a p t i o n > - 
-             < C o m p a n y B a n k S W I F T > C o m p a n y   B a n k   S W I F T < / C o m p a n y B a n k S W I F T > - 
-             < C o m p a n y B a n k S W I F T C a p t i o n > C o m p a n y   B a n k   S W I F T   C a p t i o n < / C o m p a n y B a n k S W I F T C a p t i o n > - 
-             < C o m p a n y G i r o N o > C o m p a n y   G i r o   N o . < / C o m p a n y G i r o N o > - 
-             < C o m p a n y G i r o N o C a p t i o n > C o m p a n y   G i r o   N o .   C a p t i o n < / C o m p a n y G i r o N o C a p t i o n > - 
-         < / C o m p a n y M e t a d a t a > - 
-     < / B C R e p o r t I n f o r m a t i o n > - 
-     < L a b e l s > - 
-         < A b o u t T h e R e p o r t L b l > A b o u t T h e R e p o r t L b l < / A b o u t T h e R e p o r t L b l > - 
-         < B a s e U O M _ I t e m C a p t i o n > B a s e U O M _ I t e m C a p t i o n < / B a s e U O M _ I t e m C a p t i o n > - 
-         < C o m p a n y L b l > C o m p a n y L b l < / C o m p a n y L b l > - 
-         < C o s t A m t A c t _ V a l u e E n t r y C a p t i o n > C o s t A m t A c t _ V a l u e E n t r y C a p t i o n < / C o s t A m t A c t _ V a l u e E n t r y C a p t i o n > - 
-         < D a t a R e t r i e v e d L b l > D a t a R e t r i e v e d L b l < / D a t a R e t r i e v e d L b l > - 
-         < D e s c r i p t i o n L b l > D e s c r i p t i o n L b l < / D e s c r i p t i o n L b l > - 
-         < D i s c A m t _ V a l u e E n t r y C a p t i o n > D i s c A m t _ V a l u e E n t r y C a p t i o n < / D i s c A m t _ V a l u e E n t r y C a p t i o n > - 
-         < D o c u m e n t a t i o n L b l > D o c u m e n t a t i o n L b l < / D o c u m e n t a t i o n L b l > - 
-         < E n v i r o n m e n t L b l > E n v i r o n m e n t L b l < / E n v i r o n m e n t L b l > - 
-         < I n v Q t y _ V a l u e E n t r y C a p t i o n > I n v Q t y _ V a l u e E n t r y C a p t i o n < / I n v Q t y _ V a l u e E n t r y C a p t i o n > - 
-         < I n v V e n d o r P u r c h A n a l y s i s L b l > I n v V e n d o r P u r c h A n a l y s i s L b l < / I n v V e n d o r P u r c h A n a l y s i s L b l > - 
-         < I n v V e n d o r P u r c h L b l > I n v V e n d o r P u r c h L b l < / I n v V e n d o r P u r c h L b l > - 
-         < I n v V e n d o r P u r c h P r i n t L b l > I n v V e n d o r P u r c h P r i n t L b l < / I n v V e n d o r P u r c h P r i n t L b l > - 
-         < I t e m N o L b l > I t e m N o L b l < / I t e m N o L b l > - 
-         < N a m e C a p t i o n > N a m e C a p t i o n < / N a m e C a p t i o n > - 
-         < P a g e C a p t i o n > P a g e C a p t i o n < / P a g e C a p t i o n > - 
-         < R e p o r t N a m e L b l > R e p o r t N a m e L b l < / R e p o r t N a m e L b l > - 
-         < R e p o r t T i t l e > R e p o r t T i t l e < / R e p o r t T i t l e > - 
-         < R u n O n L b l > R u n O n L b l < / R u n O n L b l > - 
-         < T o t a l C a p t i o n > T o t a l C a p t i o n < / T o t a l C a p t i o n > - 
-         < T o t a l L b l > T o t a l L b l < / T o t a l L b l > - 
-         < U s e r L b l > U s e r L b l < / U s e r L b l > - 
-         < V e n d N a m e C a p t i o n > V e n d N a m e C a p t i o n < / V e n d N a m e C a p t i o n > - 
-         < V e n d o r N o C a p t i o n > V e n d o r N o C a p t i o n < / V e n d o r N o C a p t i o n > - 
-         < V e n d o r N o L b l > V e n d o r N o L b l < / V e n d o r N o L b l > - 
-     < / L a b e l s > - 
-     < R e p o r t H e a d e r > - 
-         < C o m p a n y N a m e > C o m p a n y N a m e < / C o m p a n y N a m e > - 
-         < I t e m F i l t e r > I t e m F i l t e r < / I t e m F i l t e r > - 
-         < I t e m L e d g E n t r y F i l t e r > I t e m L e d g E n t r y F i l t e r < / I t e m L e d g E n t r y F i l t e r > - 
-         < P e r i o d T e x t > P e r i o d T e x t < / P e r i o d T e x t > - 
-     < / R e p o r t H e a d e r > - 
-     < I t e m > - 
-         < B a s e U O M _ I t e m > B a s e U O M _ I t e m < / B a s e U O M _ I t e m > - 
-         < D e s c _ I t e m > D e s c _ I t e m < / D e s c _ I t e m > - 
-         < N o _ I t e m > N o _ I t e m < / N o _ I t e m > - 
-         < V a l u e _ E n t r y   / > - 
-         < I n t e g e r > - 
-             < C o s t A m t A c t _ V a l u e E n t r y > C o s t A m t A c t _ V a l u e E n t r y < / C o s t A m t A c t _ V a l u e E n t r y > - 
-             < D i s c A m t _ V a l u e E n t r y > D i s c A m t _ V a l u e E n t r y < / D i s c A m t _ V a l u e E n t r y > - 
-             < I n v Q t y _ V a l u e E n t r y > I n v Q t y _ V a l u e E n t r y < / I n v Q t y _ V a l u e E n t r y > - 
-             < S o u r c e N o _ V a l u e E n t r y > S o u r c e N o _ V a l u e E n t r y < / S o u r c e N o _ V a l u e E n t r y > - 
-             < V e n d N a m e > V e n d N a m e < / V e n d N a m e > - 
-         < / I n t e g e r > - 
-         < S u b t o t a l s > - 
-             < S u b t o t a l s _ C o s t A m o u n t > S u b t o t a l s _ C o s t A m o u n t < / S u b t o t a l s _ C o s t A m o u n t > - 
-             < S u b t o t a l s _ D i s c o u n t A m o u n t > S u b t o t a l s _ D i s c o u n t A m o u n t < / S u b t o t a l s _ D i s c o u n t A m o u n t > - 
-             < S u b t o t a l s _ I n v o i c e d Q u a n t i t y > S u b t o t a l s _ I n v o i c e d Q u a n t i t y < / S u b t o t a l s _ I n v o i c e d Q u a n t i t y > - 
-         < / S u b t o t a l s > - 
-     < / I t e m > - 
-     < T o t a l s > - 
-         < T o t a l s _ C o s t A m o u n t > T o t a l s _ C o s t A m o u n t < / T o t a l s _ C o s t A m o u n t > - 
-         < T o t a l s _ D i s c o u n t A m o u n t > T o t a l s _ D i s c o u n t A m o u n t < / T o t a l s _ D i s c o u n t A m o u n t > - 
-     < / T o t a l s > - 
- < / N a v W o r d R e p o r t X m l P a r t > 
+<file path=customXml/item1.xml><?xml version="1.0" encoding="utf-8"?>
+<b:Sources xmlns:b="http://schemas.openxmlformats.org/officeDocument/2006/bibliography" xmlns="http://schemas.openxmlformats.org/officeDocument/2006/bibliography" SelectedStyle="\APASixthEditionOfficeOnline.xsl" StyleName="APA" Version="6"/>
 </file>
 
 <file path=customXml/item2.xml>��< ? x m l   v e r s i o n = " 1 . 0 "   e n c o d i n g = " u t f - 1 6 " ? > < N a v W o r d R e p o r t X m l P a r t   x m l n s = " u r n : m i c r o s o f t - d y n a m i c s - b u s i n e s s c e n t r a l / i n t e r n a l / e x t e n d e d / r e p o r t s / I n v e n t o r y _ V e n d o r _ P u r c h a s e s / 7 1 4 / " > @@ -31150,14 +30835,269 @@
  < / N a v W o r d R e p o r t X m l P a r t > 
 </file>
 
-<file path=customXml/item3.xml><?xml version="1.0" encoding="utf-8"?>
-<b:Sources xmlns:b="http://schemas.openxmlformats.org/officeDocument/2006/bibliography" xmlns="http://schemas.openxmlformats.org/officeDocument/2006/bibliography" SelectedStyle="\APASixthEditionOfficeOnline.xsl" StyleName="APA" Version="6"/>
+<file path=customXml/item3.xml>��< ? x m l   v e r s i o n = " 1 . 0 "   e n c o d i n g = " u t f - 1 6 " ? > < N a v W o r d R e p o r t X m l P a r t   x m l n s = " u r n : m i c r o s o f t - d y n a m i c s - n a v / r e p o r t s / I n v e n t o r y _ V e n d o r _ P u r c h a s e s / 7 1 4 / " > + 
+     < B C R e p o r t I n f o r m a t i o n > + 
+         < R e p o r t M e t a d a t a > + 
+             < E x t e n s i o n I d > E x t e n s i o n   I D < / E x t e n s i o n I d > + 
+             < E x t e n s i o n N a m e > E x t e n s i o n   N a m e < / E x t e n s i o n N a m e > + 
+             < E x t e n s i o n P u b l i s h e r > E x t e n s i o n   P u b l i s h e r < / E x t e n s i o n P u b l i s h e r > + 
+             < E x t e n s i o n V e r s i o n > E x t e n s i o n   V e r s i o n < / E x t e n s i o n V e r s i o n > + 
+             < R e p o r t I d > R e p o r t   I D < / R e p o r t I d > + 
+             < R e p o r t N a m e > R e p o r t   N a m e < / R e p o r t N a m e > + 
+             < R e p o r t C a p t i o n > R e p o r t   C a p t i o n < / R e p o r t C a p t i o n > + 
+             < A b o u t T h i s R e p o r t T i t l e > A b o u t   T h i s   R e p o r t   T i t l e < / A b o u t T h i s R e p o r t T i t l e > + 
+             < A b o u t T h i s R e p o r t T e x t > A b o u t   T h i s   R e p o r t   T e x t < / A b o u t T h i s R e p o r t T e x t > + 
+             < R e p o r t H e l p L i n k > R e p o r t   H e l p   L i n k < / R e p o r t H e l p L i n k > + 
+         < / R e p o r t M e t a d a t a > + 
+         < R e p o r t R e q u e s t > + 
+             < T e n a n t E n t r a I d > T e n a n t   E n t r a   I d < / T e n a n t E n t r a I d > + 
+             < E n v i r o n m e n t N a m e > E n v i r o n m e n t   N a m e < / E n v i r o n m e n t N a m e > + 
+             < E n v i r o n m e n t T y p e > E n v i r o n m e n t   T y p e < / E n v i r o n m e n t T y p e > + 
+             < C o m p a n y N a m e > C o m p a n y   N a m e < / C o m p a n y N a m e > + 
+             < C o m p a n y D i s p l a y N a m e > C o m p a n y   D i s p l a y   N a m e < / C o m p a n y D i s p l a y N a m e > + 
+             < C o m p a n y I d > C o m p a n y   I D < / C o m p a n y I d > + 
+             < U s e r N a m e > U s e r   N a m e < / U s e r N a m e > + 
+             < D a t e A n d T i m e > D a t e   a n d   T i m e < / D a t e A n d T i m e > + 
+             < L a n g u a g e > L a n g u a g e < / L a n g u a g e > + 
+             < F o r m a t R e g i o n > F o r m a t   R e g i o n < / F o r m a t R e g i o n > + 
+             < D a t e T i m e V a l u e s > + 
+                 < Y e a r > Y e a r < / Y e a r > + 
+                 < M o n t h N u m b e r > M o n t h   N u m b e r < / M o n t h N u m b e r > + 
+                 < D a y N u m b e r > D a y   N u m b e r < / D a y N u m b e r > + 
+                 < H o u r > H o u r < / H o u r > + 
+                 < M i n u t e > M i n u t e < / M i n u t e > + 
+             < / D a t e T i m e V a l u e s > + 
+         < / R e p o r t R e q u e s t > + 
+         < C o m p a n y M e t a d a t a > + 
+             < C o m p a n y N a m e > C o m p a n y   N a m e < / C o m p a n y N a m e > + 
+             < C o m p a n y D i s p l a y N a m e > C o m p a n y   D i s p l a y   N a m e < / C o m p a n y D i s p l a y N a m e > + 
+             < C o m p a n y A d d r e s s L i n e s > + 
+                 < C o m p a n y A d d r e s s L i n e 1 > C o m p a n y   A d d r e s s   L i n e   1 < / C o m p a n y A d d r e s s L i n e 1 > + 
+                 < C o m p a n y A d d r e s s L i n e 2 > C o m p a n y   A d d r e s s   L i n e   2 < / C o m p a n y A d d r e s s L i n e 2 > + 
+                 < C o m p a n y A d d r e s s L i n e 3 > C o m p a n y   A d d r e s s   L i n e   3 < / C o m p a n y A d d r e s s L i n e 3 > + 
+                 < C o m p a n y A d d r e s s L i n e 4 > C o m p a n y   A d d r e s s   L i n e   4 < / C o m p a n y A d d r e s s L i n e 4 > + 
+                 < C o m p a n y A d d r e s s L i n e 5 > C o m p a n y   A d d r e s s   L i n e   5 < / C o m p a n y A d d r e s s L i n e 5 > + 
+                 < C o m p a n y A d d r e s s L i n e 6 > C o m p a n y   A d d r e s s   L i n e   6 < / C o m p a n y A d d r e s s L i n e 6 > + 
+                 < C o m p a n y A d d r e s s L i n e 7 > C o m p a n y   A d d r e s s   L i n e   7 < / C o m p a n y A d d r e s s L i n e 7 > + 
+                 < C o m p a n y A d d r e s s L i n e 8 > C o m p a n y   A d d r e s s   L i n e   8 < / C o m p a n y A d d r e s s L i n e 8 > + 
+             < / C o m p a n y A d d r e s s L i n e s > + 
+             < C o m p a n y P h o n e > C o m p a n y   P h o n e < / C o m p a n y P h o n e > + 
+             < C o m p a n y P h o n e C a p t i o n > C o m p a n y   P h o n e   C a p t i o n < / C o m p a n y P h o n e C a p t i o n > + 
+             < C o m p a n y F a x N o > C o m p a n y   F a x   N o . < / C o m p a n y F a x N o > + 
+             < C o m p a n y F a x N o C a p t i o n > C o m p a n y   F a x   N o .   C a p t i o n < / C o m p a n y F a x N o C a p t i o n > + 
+             < C o m p a n y E m a i l > C o m p a n y   E m a i l < / C o m p a n y E m a i l > + 
+             < C o m p a n y E m a i l C a p t i o n > C o m p a n y   E m a i l   C a p t i o n < / C o m p a n y E m a i l C a p t i o n > + 
+             < C o m p a n y H o m e P a g e > C o m p a n y   H o m e   P a g e < / C o m p a n y H o m e P a g e > + 
+             < C o m p a n y H o m e P a g e C a p t i o n > C o m p a n y   H o m e   P a g e   C a p t i o n < / C o m p a n y H o m e P a g e C a p t i o n > + 
+             < C o m p a n y L o g o > C o m p a n y   L o g o < / C o m p a n y L o g o > + 
+             < C o m p a n y V A T R e g i s t r a t i o n N o > C o m p a n y   V A T   R e g i s t r a t i o n   N o . < / C o m p a n y V A T R e g i s t r a t i o n N o > + 
+             < C o m p a n y V A T R e g i s t r a t i o n N o C a p t i o n > C o m p a n y   V A T   R e g i s t r a t i o n   N o .   C a p t i o n < / C o m p a n y V A T R e g i s t r a t i o n N o C a p t i o n > + 
+             < C o m p a n y R e g i s t r a t i o n N o > C o m p a n y   R e g i s t r a t i o n   N o . < / C o m p a n y R e g i s t r a t i o n N o > + 
+             < C o m p a n y R e g i s t r a t i o n N o C a p t i o n > C o m p a n y   R e g i s t r a t i o n   N o .   C a p t i o n < / C o m p a n y R e g i s t r a t i o n N o C a p t i o n > + 
+             < C o m p a n y B a n k N a m e > C o m p a n y   B a n k   N a m e < / C o m p a n y B a n k N a m e > + 
+             < C o m p a n y B a n k N a m e C a p t i o n > C o m p a n y   B a n k   N a m e   C a p t i o n < / C o m p a n y B a n k N a m e C a p t i o n > + 
+             < C o m p a n y B a n k A c c o u n t N o > C o m p a n y   B a n k   A c c o u n t   N o . < / C o m p a n y B a n k A c c o u n t N o > + 
+             < C o m p a n y B a n k A c c o u n t N o C a p t i o n > C o m p a n y   B a n k   A c c o u n t   N o .   C a p t i o n < / C o m p a n y B a n k A c c o u n t N o C a p t i o n > + 
+             < C o m p a n y B a n k B r a n c h N o > C o m p a n y   B a n k   B r a n c h   N o . < / C o m p a n y B a n k B r a n c h N o > + 
+             < C o m p a n y B a n k B r a n c h N o C a p t i o n > C o m p a n y   B a n k   B r a n c h   N o .   C a p t i o n < / C o m p a n y B a n k B r a n c h N o C a p t i o n > + 
+             < C o m p a n y I B A N > C o m p a n y   I B A N < / C o m p a n y I B A N > + 
+             < C o m p a n y I B A N C a p t i o n > C o m p a n y   I B A N   C a p t i o n < / C o m p a n y I B A N C a p t i o n > + 
+             < C o m p a n y B a n k S W I F T > C o m p a n y   B a n k   S W I F T < / C o m p a n y B a n k S W I F T > + 
+             < C o m p a n y B a n k S W I F T C a p t i o n > C o m p a n y   B a n k   S W I F T   C a p t i o n < / C o m p a n y B a n k S W I F T C a p t i o n > + 
+             < C o m p a n y G i r o N o > C o m p a n y   G i r o   N o . < / C o m p a n y G i r o N o > + 
+             < C o m p a n y G i r o N o C a p t i o n > C o m p a n y   G i r o   N o .   C a p t i o n < / C o m p a n y G i r o N o C a p t i o n > + 
+         < / C o m p a n y M e t a d a t a > + 
+     < / B C R e p o r t I n f o r m a t i o n > + 
+     < L a b e l s > + 
+         < A b o u t T h e R e p o r t L b l > A b o u t T h e R e p o r t L b l < / A b o u t T h e R e p o r t L b l > + 
+         < B a s e U O M _ I t e m C a p t i o n > B a s e U O M _ I t e m C a p t i o n < / B a s e U O M _ I t e m C a p t i o n > + 
+         < C o m p a n y L b l > C o m p a n y L b l < / C o m p a n y L b l > + 
+         < C o s t A m t A c t _ V a l u e E n t r y C a p t i o n > C o s t A m t A c t _ V a l u e E n t r y C a p t i o n < / C o s t A m t A c t _ V a l u e E n t r y C a p t i o n > + 
+         < D a t a R e t r i e v e d L b l > D a t a R e t r i e v e d L b l < / D a t a R e t r i e v e d L b l > + 
+         < D e s c r i p t i o n L b l > D e s c r i p t i o n L b l < / D e s c r i p t i o n L b l > + 
+         < D i s c A m t _ V a l u e E n t r y C a p t i o n > D i s c A m t _ V a l u e E n t r y C a p t i o n < / D i s c A m t _ V a l u e E n t r y C a p t i o n > + 
+         < D o c u m e n t a t i o n L b l > D o c u m e n t a t i o n L b l < / D o c u m e n t a t i o n L b l > + 
+         < E n v i r o n m e n t L b l > E n v i r o n m e n t L b l < / E n v i r o n m e n t L b l > + 
+         < I n v Q t y _ V a l u e E n t r y C a p t i o n > I n v Q t y _ V a l u e E n t r y C a p t i o n < / I n v Q t y _ V a l u e E n t r y C a p t i o n > + 
+         < I n v V e n d o r P u r c h A n a l y s i s L b l > I n v V e n d o r P u r c h A n a l y s i s L b l < / I n v V e n d o r P u r c h A n a l y s i s L b l > + 
+         < I n v V e n d o r P u r c h L b l > I n v V e n d o r P u r c h L b l < / I n v V e n d o r P u r c h L b l > + 
+         < I n v V e n d o r P u r c h P r i n t L b l > I n v V e n d o r P u r c h P r i n t L b l < / I n v V e n d o r P u r c h P r i n t L b l > + 
+         < I t e m N o L b l > I t e m N o L b l < / I t e m N o L b l > + 
+         < N a m e C a p t i o n > N a m e C a p t i o n < / N a m e C a p t i o n > + 
+         < P a g e C a p t i o n > P a g e C a p t i o n < / P a g e C a p t i o n > + 
+         < R e p o r t N a m e L b l > R e p o r t N a m e L b l < / R e p o r t N a m e L b l > + 
+         < R e p o r t T i t l e > R e p o r t T i t l e < / R e p o r t T i t l e > + 
+         < R u n O n L b l > R u n O n L b l < / R u n O n L b l > + 
+         < T o t a l C a p t i o n > T o t a l C a p t i o n < / T o t a l C a p t i o n > + 
+         < T o t a l L b l > T o t a l L b l < / T o t a l L b l > + 
+         < U s e r L b l > U s e r L b l < / U s e r L b l > + 
+         < V e n d N a m e C a p t i o n > V e n d N a m e C a p t i o n < / V e n d N a m e C a p t i o n > + 
+         < V e n d o r N o C a p t i o n > V e n d o r N o C a p t i o n < / V e n d o r N o C a p t i o n > + 
+         < V e n d o r N o L b l > V e n d o r N o L b l < / V e n d o r N o L b l > + 
+     < / L a b e l s > + 
+     < R e p o r t H e a d e r > + 
+         < C o m p a n y N a m e > C o m p a n y N a m e < / C o m p a n y N a m e > + 
+         < I t e m F i l t e r > I t e m F i l t e r < / I t e m F i l t e r > + 
+         < I t e m L e d g E n t r y F i l t e r > I t e m L e d g E n t r y F i l t e r < / I t e m L e d g E n t r y F i l t e r > + 
+         < P e r i o d T e x t > P e r i o d T e x t < / P e r i o d T e x t > + 
+     < / R e p o r t H e a d e r > + 
+     < I t e m > + 
+         < B a s e U O M _ I t e m > B a s e U O M _ I t e m < / B a s e U O M _ I t e m > + 
+         < D e s c _ I t e m > D e s c _ I t e m < / D e s c _ I t e m > + 
+         < N o _ I t e m > N o _ I t e m < / N o _ I t e m > + 
+         < V a l u e _ E n t r y / > + 
+         < I n t e g e r > + 
+             < C o s t A m t A c t _ V a l u e E n t r y > C o s t A m t A c t _ V a l u e E n t r y < / C o s t A m t A c t _ V a l u e E n t r y > + 
+             < D i s c A m t _ V a l u e E n t r y > D i s c A m t _ V a l u e E n t r y < / D i s c A m t _ V a l u e E n t r y > + 
+             < I n v Q t y _ V a l u e E n t r y > I n v Q t y _ V a l u e E n t r y < / I n v Q t y _ V a l u e E n t r y > + 
+             < S o u r c e N o _ V a l u e E n t r y > S o u r c e N o _ V a l u e E n t r y < / S o u r c e N o _ V a l u e E n t r y > + 
+             < V e n d N a m e > V e n d N a m e < / V e n d N a m e > + 
+         < / I n t e g e r > + 
+         < S u b t o t a l s > + 
+             < S u b t o t a l s _ C o s t A m o u n t > S u b t o t a l s _ C o s t A m o u n t < / S u b t o t a l s _ C o s t A m o u n t > + 
+             < S u b t o t a l s _ D i s c o u n t A m o u n t > S u b t o t a l s _ D i s c o u n t A m o u n t < / S u b t o t a l s _ D i s c o u n t A m o u n t > + 
+             < S u b t o t a l s _ I n v o i c e d Q u a n t i t y > S u b t o t a l s _ I n v o i c e d Q u a n t i t y < / S u b t o t a l s _ I n v o i c e d Q u a n t i t y > + 
+         < / S u b t o t a l s > + 
+     < / I t e m > + 
+     < T o t a l s > + 
+         < T o t a l s _ C o s t A m o u n t > T o t a l s _ C o s t A m o u n t < / T o t a l s _ C o s t A m o u n t > + 
+         < T o t a l s _ D i s c o u n t A m o u n t > T o t a l s _ D i s c o u n t A m o u n t < / T o t a l s _ D i s c o u n t A m o u n t > + 
+     < / T o t a l s > + 
+ < / N a v W o r d R e p o r t X m l P a r t > 
 </file>
 
 <file path=customXml/itemProps1.xml><?xml version="1.0" encoding="utf-8"?>
-<ds:datastoreItem xmlns:ds="http://schemas.openxmlformats.org/officeDocument/2006/customXml" ds:itemID="{59EAA5A0-D970-49F5-B085-DB932DABF36D}">
+<ds:datastoreItem xmlns:ds="http://schemas.openxmlformats.org/officeDocument/2006/customXml" ds:itemID="{9D1BAD0E-B8C2-42BF-8A09-930653ED0B45}">
   <ds:schemaRefs>
-    <ds:schemaRef ds:uri="urn:microsoft-dynamics-nav/reports/Inventory_Vendor_Purchases/714/"/>
+    <ds:schemaRef ds:uri="http://schemas.openxmlformats.org/officeDocument/2006/bibliography"/>
   </ds:schemaRefs>
 </ds:datastoreItem>
 </file>
@@ -31171,9 +31111,9 @@
 </file>
 
 <file path=customXml/itemProps3.xml><?xml version="1.0" encoding="utf-8"?>
-<ds:datastoreItem xmlns:ds="http://schemas.openxmlformats.org/officeDocument/2006/customXml" ds:itemID="{9D1BAD0E-B8C2-42BF-8A09-930653ED0B45}">
+<ds:datastoreItem xmlns:ds="http://schemas.openxmlformats.org/officeDocument/2006/customXml" ds:itemID="{59EAA5A0-D970-49F5-B085-DB932DABF36D}">
   <ds:schemaRefs>
-    <ds:schemaRef ds:uri="http://schemas.openxmlformats.org/officeDocument/2006/bibliography"/>
+    <ds:schemaRef ds:uri="urn:microsoft-dynamics-nav/reports/Inventory_Vendor_Purchases/714/"/>
   </ds:schemaRefs>
 </ds:datastoreItem>
 </file>

--- a/src/Layers/W1/BaseApp/Inventory/Reports/InventoryVendorPurchasesBody.docx
+++ b/src/Layers/W1/BaseApp/Inventory/Reports/InventoryVendorPurchasesBody.docx
@@ -6,8 +6,9 @@
       <w:tblPr>
         <w:tblStyle w:val="BCBlockTable"/>
         <w:tblW w:w="5000" w:type="pct"/>
-        <w:tblLook w:val="0620" w:firstRow="1" w:lastRow="0" w:firstColumn="0" w:lastColumn="0" w:noHBand="1" w:noVBand="1"/>
-        <w:tblCaption w:val="Table 1"/>
+        <w:tblLayout w:type="fixed"/>
+        <w:tblLook w:val="0600" w:firstRow="0" w:lastRow="0" w:firstColumn="0" w:lastColumn="0" w:noHBand="1" w:noVBand="1"/>
+        <w:tblCaption w:val="bc-block:notes-1"/>
         <w:tblDescription w:val="Layout table. Used for positioning, not for tabular data."/>
       </w:tblPr>
       <w:tblGrid>
@@ -15,7 +16,6 @@
       </w:tblGrid>
       <w:tr>
         <w:trPr>
-          <w:cnfStyle w:val="100000000000" w:firstRow="1" w:lastRow="0" w:firstColumn="0" w:lastColumn="0" w:oddVBand="0" w:evenVBand="0" w:oddHBand="0" w:evenHBand="0" w:firstRowFirstColumn="0" w:firstRowLastColumn="0" w:lastRowFirstColumn="0" w:lastRowLastColumn="0"/>
           <w:cantSplit/>
         </w:trPr>
         <w:tc>
@@ -75,7 +75,7 @@
     </w:tbl>
     <w:p>
       <w:pPr>
-        <w:spacing w:beforeLines="120" w:before="288" w:afterLines="120" w:after="288" w:line="240" w:lineRule="auto"/>
+        <w:spacing w:before="288" w:beforeLines="120" w:after="288" w:afterLines="120" w:line="240" w:lineRule="auto"/>
         <w:ind w:right="960"/>
       </w:pPr>
     </w:p>
@@ -84,8 +84,8 @@
         <w:tblStyle w:val="BCDataTable"/>
         <w:tblW w:w="5000" w:type="pct"/>
         <w:tblLayout w:type="fixed"/>
-        <w:tblLook w:val="0660" w:firstRow="1" w:lastRow="1" w:firstColumn="0" w:lastColumn="0" w:noHBand="1" w:noVBand="1"/>
-        <w:tblCaption w:val="Table 2"/>
+        <w:tblLook w:val="0620" w:firstRow="1" w:lastRow="0" w:firstColumn="0" w:lastColumn="0" w:noHBand="1" w:noVBand="1"/>
+        <w:tblCaption w:val="  bc-block:data  "/>
         <w:tblDescription w:val="Document lines. Column headers in the first row."/>
       </w:tblPr>
       <w:tblGrid>
@@ -251,8 +251,7 @@
       <w:sdt>
         <w:sdtPr>
           <w:rPr>
-            <w:b/>
-            <w:bCs/>
+            <w:rFonts w:asciiTheme="majorHAnsi" w:hAnsiTheme="majorHAnsi"/>
           </w:rPr>
           <w:alias w:val="Repeater: Item"/>
           <w:tag w:val="#BC:InsertRepeater,DataItems/Item"/>
@@ -264,31 +263,16 @@
           <w15:color w:val="808080"/>
           <w15:repeatingSection/>
         </w:sdtPr>
-        <w:sdtEndPr>
-          <w:rPr>
-            <w:rFonts w:eastAsiaTheme="minorEastAsia"/>
-            <w:b w:val="0"/>
-            <w:bCs w:val="0"/>
-            <w:color w:val="auto"/>
-          </w:rPr>
-        </w:sdtEndPr>
         <w:sdtContent>
           <w:sdt>
             <w:sdtPr>
               <w:rPr>
-                <w:b/>
-                <w:bCs/>
+                <w:rFonts w:asciiTheme="majorHAnsi" w:hAnsiTheme="majorHAnsi"/>
               </w:rPr>
               <w:id w:val="421006292"/>
               <w15:color w:val="808080"/>
               <w15:repeatingSectionItem/>
             </w:sdtPr>
-            <w:sdtEndPr>
-              <w:rPr>
-                <w:b w:val="0"/>
-                <w:bCs w:val="0"/>
-              </w:rPr>
-            </w:sdtEndPr>
             <w:sdtContent>
               <w:tr>
                 <w:trPr>
@@ -297,8 +281,7 @@
                 <w:sdt>
                   <w:sdtPr>
                     <w:rPr>
-                      <w:b/>
-                      <w:bCs/>
+                      <w:rFonts w:asciiTheme="majorHAnsi" w:hAnsiTheme="majorHAnsi"/>
                     </w:rPr>
                     <w:alias w:val="No_Item"/>
                     <w:tag w:val="#BC:InsertDataItem,DataItems/Item/No_Item"/>
@@ -317,16 +300,15 @@
                       </w:tcPr>
                       <w:p>
                         <w:pPr>
+                          <w:spacing w:before="120" w:after="60"/>
                           <w:rPr>
-                            <w:b/>
-                            <w:bCs/>
+                            <w:rFonts w:asciiTheme="majorHAnsi" w:hAnsiTheme="majorHAnsi"/>
                           </w:rPr>
                         </w:pPr>
                         <w:proofErr w:type="spellStart"/>
                         <w:r>
                           <w:rPr>
-                            <w:b/>
-                            <w:bCs/>
+                            <w:rFonts w:asciiTheme="majorHAnsi" w:hAnsiTheme="majorHAnsi"/>
                           </w:rPr>
                           <w:t>No_Item</w:t>
                         </w:r>
@@ -338,8 +320,7 @@
                 <w:sdt>
                   <w:sdtPr>
                     <w:rPr>
-                      <w:b/>
-                      <w:bCs/>
+                      <w:rFonts w:asciiTheme="majorHAnsi" w:hAnsiTheme="majorHAnsi"/>
                     </w:rPr>
                     <w:alias w:val="Desc_Item"/>
                     <w:tag w:val="#BC:InsertDataItem,DataItems/Item/Desc_Item"/>
@@ -358,16 +339,15 @@
                       </w:tcPr>
                       <w:p>
                         <w:pPr>
+                          <w:spacing w:before="120" w:after="60"/>
                           <w:rPr>
-                            <w:b/>
-                            <w:bCs/>
+                            <w:rFonts w:asciiTheme="majorHAnsi" w:hAnsiTheme="majorHAnsi"/>
                           </w:rPr>
                         </w:pPr>
                         <w:proofErr w:type="spellStart"/>
                         <w:r>
                           <w:rPr>
-                            <w:b/>
-                            <w:bCs/>
+                            <w:rFonts w:asciiTheme="majorHAnsi" w:hAnsiTheme="majorHAnsi"/>
                           </w:rPr>
                           <w:t>Desc_Item</w:t>
                         </w:r>
@@ -379,8 +359,7 @@
                 <w:sdt>
                   <w:sdtPr>
                     <w:rPr>
-                      <w:b/>
-                      <w:bCs/>
+                      <w:rFonts w:asciiTheme="majorHAnsi" w:hAnsiTheme="majorHAnsi"/>
                     </w:rPr>
                     <w:alias w:val="BaseUOM_Item"/>
                     <w:tag w:val="#BC:InsertDataItem,DataItems/Item/BaseUOM_Item"/>
@@ -399,17 +378,16 @@
                       </w:tcPr>
                       <w:p>
                         <w:pPr>
+                          <w:spacing w:before="120" w:after="60"/>
                           <w:jc w:val="right"/>
                           <w:rPr>
-                            <w:b/>
-                            <w:bCs/>
+                            <w:rFonts w:asciiTheme="majorHAnsi" w:hAnsiTheme="majorHAnsi"/>
                           </w:rPr>
                         </w:pPr>
                         <w:proofErr w:type="spellStart"/>
                         <w:r>
                           <w:rPr>
-                            <w:b/>
-                            <w:bCs/>
+                            <w:rFonts w:asciiTheme="majorHAnsi" w:hAnsiTheme="majorHAnsi"/>
                           </w:rPr>
                           <w:t>BaseUOM_Item</w:t>
                         </w:r>
@@ -425,7 +403,11 @@
                   </w:tcPr>
                   <w:p>
                     <w:pPr>
+                      <w:spacing w:before="120" w:after="60"/>
                       <w:jc w:val="right"/>
+                      <w:rPr>
+                        <w:rFonts w:asciiTheme="majorHAnsi" w:hAnsiTheme="majorHAnsi"/>
+                      </w:rPr>
                     </w:pPr>
                   </w:p>
                 </w:tc>
@@ -435,7 +417,11 @@
                   </w:tcPr>
                   <w:p>
                     <w:pPr>
+                      <w:spacing w:before="120" w:after="60"/>
                       <w:jc w:val="right"/>
+                      <w:rPr>
+                        <w:rFonts w:asciiTheme="majorHAnsi" w:hAnsiTheme="majorHAnsi"/>
+                      </w:rPr>
                     </w:pPr>
                   </w:p>
                 </w:tc>
@@ -456,24 +442,21 @@
                   <w:tbl>
                     <w:tblPr>
                       <w:tblStyle w:val="BCDataTableInternal"/>
-                      <w:tblW w:w="10480" w:type="dxa"/>
+                      <w:tblW w:w="5000" w:type="pct"/>
                       <w:tblLayout w:type="fixed"/>
                       <w:tblLook w:val="0480" w:firstRow="0" w:lastRow="0" w:firstColumn="1" w:lastColumn="0" w:noHBand="0" w:noVBand="1"/>
                       <w:tblCaption w:val="Table 2"/>
                       <w:tblDescription w:val="Document lines. Column headers in the first row."/>
                     </w:tblPr>
                     <w:tblGrid>
-                      <w:gridCol w:w="1079"/>
-                      <w:gridCol w:w="3056"/>
-                      <w:gridCol w:w="2067"/>
-                      <w:gridCol w:w="2247"/>
-                      <w:gridCol w:w="2031"/>
+                      <w:gridCol w:w="1080"/>
+                      <w:gridCol w:w="3060"/>
+                      <w:gridCol w:w="2070"/>
+                      <w:gridCol w:w="2250"/>
+                      <w:gridCol w:w="2034"/>
                     </w:tblGrid>
                     <w:sdt>
                       <w:sdtPr>
-                        <w:rPr>
-                          <w14:numSpacing w14:val="tabular"/>
-                        </w:rPr>
                         <w:alias w:val="Repeater: Integer"/>
                         <w:tag w:val="#BC:InsertRepeater,DataItems/Item/Integer"/>
                         <w:id w:val="1352989679"/>
@@ -484,26 +467,13 @@
                         <w15:color w:val="808080"/>
                         <w15:repeatingSection/>
                       </w:sdtPr>
-                      <w:sdtEndPr>
-                        <w:rPr>
-                          <w14:numSpacing w14:val="default"/>
-                        </w:rPr>
-                      </w:sdtEndPr>
                       <w:sdtContent>
                         <w:sdt>
                           <w:sdtPr>
-                            <w:rPr>
-                              <w14:numSpacing w14:val="tabular"/>
-                            </w:rPr>
                             <w:id w:val="1124663855"/>
                             <w15:color w:val="808080"/>
                             <w15:repeatingSectionItem/>
                           </w:sdtPr>
-                          <w:sdtEndPr>
-                            <w:rPr>
-                              <w14:numSpacing w14:val="default"/>
-                            </w:rPr>
-                          </w:sdtEndPr>
                           <w:sdtContent>
                             <w:tr>
                               <w:trPr>
@@ -512,9 +482,6 @@
                               </w:trPr>
                               <w:sdt>
                                 <w:sdtPr>
-                                  <w:rPr>
-                                    <w14:numSpacing w14:val="tabular"/>
-                                  </w:rPr>
                                   <w:alias w:val="SourceNo_ValueEntry"/>
                                   <w:tag w:val="#BC:InsertDataItem,DataItems/Item/Integer/SourceNo_ValueEntry"/>
                                   <w:id w:val="1369874486"/>
@@ -538,14 +505,8 @@
                                       <w:vAlign w:val="center"/>
                                     </w:tcPr>
                                     <w:p>
-                                      <w:pPr>
-                                        <w:jc w:val="right"/>
-                                      </w:pPr>
                                       <w:proofErr w:type="spellStart"/>
                                       <w:r>
-                                        <w:rPr>
-                                          <w14:numSpacing w14:val="tabular"/>
-                                        </w:rPr>
                                         <w:t>SourceNo_ValueEntry</w:t>
                                       </w:r>
                                       <w:proofErr w:type="spellEnd"/>
@@ -578,9 +539,6 @@
                                       <w:vAlign w:val="center"/>
                                     </w:tcPr>
                                     <w:p>
-                                      <w:pPr>
-                                        <w:jc w:val="right"/>
-                                      </w:pPr>
                                       <w:proofErr w:type="spellStart"/>
                                       <w:r>
                                         <w:t>VendName</w:t>
@@ -716,24 +674,27 @@
               </w:tr>
               <w:tr>
                 <w:trPr>
-                  <w:cnfStyle w:val="010000000000" w:firstRow="0" w:lastRow="1" w:firstColumn="0" w:lastColumn="0" w:oddVBand="0" w:evenVBand="0" w:oddHBand="0" w:evenHBand="0" w:firstRowFirstColumn="0" w:firstRowLastColumn="0" w:lastRowFirstColumn="0" w:lastRowLastColumn="0"/>
                   <w:trHeight w:val="360"/>
                 </w:trPr>
                 <w:tc>
                   <w:tcPr>
                     <w:tcW w:w="515" w:type="pct"/>
-                    <w:tcBorders>
-                      <w:bottom w:val="single" w:sz="4" w:space="0" w:color="auto"/>
-                    </w:tcBorders>
                   </w:tcPr>
                   <w:p>
                     <w:pPr>
+                      <w:spacing w:before="60" w:after="120"/>
                       <w:jc w:val="right"/>
+                      <w:rPr>
+                        <w:rFonts w:asciiTheme="majorHAnsi" w:hAnsiTheme="majorHAnsi"/>
+                      </w:rPr>
                     </w:pPr>
                   </w:p>
                 </w:tc>
                 <w:sdt>
                   <w:sdtPr>
+                    <w:rPr>
+                      <w:rFonts w:asciiTheme="majorHAnsi" w:hAnsiTheme="majorHAnsi"/>
+                    </w:rPr>
                     <w:alias w:val="Desc_Item"/>
                     <w:tag w:val="#BC:InsertDataItem,DataItems/Item/Desc_Item"/>
                     <w:id w:val="-273858650"/>
@@ -748,16 +709,19 @@
                     <w:tc>
                       <w:tcPr>
                         <w:tcW w:w="1458" w:type="pct"/>
-                        <w:tcBorders>
-                          <w:bottom w:val="single" w:sz="4" w:space="0" w:color="auto"/>
-                        </w:tcBorders>
                       </w:tcPr>
                       <w:p>
                         <w:pPr>
-                          <w:jc w:val="right"/>
+                          <w:spacing w:before="60" w:after="120"/>
+                          <w:rPr>
+                            <w:rFonts w:asciiTheme="majorHAnsi" w:hAnsiTheme="majorHAnsi"/>
+                          </w:rPr>
                         </w:pPr>
                         <w:proofErr w:type="spellStart"/>
                         <w:r>
+                          <w:rPr>
+                            <w:rFonts w:asciiTheme="majorHAnsi" w:hAnsiTheme="majorHAnsi"/>
+                          </w:rPr>
                           <w:t>Desc_Item</w:t>
                         </w:r>
                         <w:proofErr w:type="spellEnd"/>
@@ -767,6 +731,9 @@
                 </w:sdt>
                 <w:sdt>
                   <w:sdtPr>
+                    <w:rPr>
+                      <w:rFonts w:asciiTheme="majorHAnsi" w:hAnsiTheme="majorHAnsi"/>
+                    </w:rPr>
                     <w:alias w:val="Subtotals_InvoicedQuantity"/>
                     <w:tag w:val="#BC:InsertDataItem,DataItems/Item/Subtotals/Subtotals_InvoicedQuantity"/>
                     <w:id w:val="-147065643"/>
@@ -781,16 +748,20 @@
                     <w:tc>
                       <w:tcPr>
                         <w:tcW w:w="986" w:type="pct"/>
-                        <w:tcBorders>
-                          <w:bottom w:val="single" w:sz="4" w:space="0" w:color="auto"/>
-                        </w:tcBorders>
                       </w:tcPr>
                       <w:p>
                         <w:pPr>
+                          <w:spacing w:before="60" w:after="120"/>
                           <w:jc w:val="right"/>
+                          <w:rPr>
+                            <w:rFonts w:asciiTheme="majorHAnsi" w:hAnsiTheme="majorHAnsi"/>
+                          </w:rPr>
                         </w:pPr>
                         <w:proofErr w:type="spellStart"/>
                         <w:r>
+                          <w:rPr>
+                            <w:rFonts w:asciiTheme="majorHAnsi" w:hAnsiTheme="majorHAnsi"/>
+                          </w:rPr>
                           <w:t>Subtotals_InvoicedQuantity</w:t>
                         </w:r>
                         <w:proofErr w:type="spellEnd"/>
@@ -800,6 +771,9 @@
                 </w:sdt>
                 <w:sdt>
                   <w:sdtPr>
+                    <w:rPr>
+                      <w:rFonts w:asciiTheme="majorHAnsi" w:hAnsiTheme="majorHAnsi"/>
+                    </w:rPr>
                     <w:alias w:val="Subtotals_CostAmount"/>
                     <w:tag w:val="#BC:InsertDataItem,DataItems/Item/Subtotals/Subtotals_CostAmount"/>
                     <w:id w:val="-1023855584"/>
@@ -814,16 +788,20 @@
                     <w:tc>
                       <w:tcPr>
                         <w:tcW w:w="1069" w:type="pct"/>
-                        <w:tcBorders>
-                          <w:bottom w:val="single" w:sz="4" w:space="0" w:color="auto"/>
-                        </w:tcBorders>
                       </w:tcPr>
                       <w:p>
                         <w:pPr>
+                          <w:spacing w:before="60" w:after="120"/>
                           <w:jc w:val="right"/>
+                          <w:rPr>
+                            <w:rFonts w:asciiTheme="majorHAnsi" w:hAnsiTheme="majorHAnsi"/>
+                          </w:rPr>
                         </w:pPr>
                         <w:proofErr w:type="spellStart"/>
                         <w:r>
+                          <w:rPr>
+                            <w:rFonts w:asciiTheme="majorHAnsi" w:hAnsiTheme="majorHAnsi"/>
+                          </w:rPr>
                           <w:t>Subtotals_CostAmount</w:t>
                         </w:r>
                         <w:proofErr w:type="spellEnd"/>
@@ -833,6 +811,9 @@
                 </w:sdt>
                 <w:sdt>
                   <w:sdtPr>
+                    <w:rPr>
+                      <w:rFonts w:asciiTheme="majorHAnsi" w:hAnsiTheme="majorHAnsi"/>
+                    </w:rPr>
                     <w:alias w:val="Subtotals_DiscountAmount"/>
                     <w:tag w:val="#BC:InsertDataItem,DataItems/Item/Subtotals/Subtotals_DiscountAmount"/>
                     <w:id w:val="-191775766"/>
@@ -848,16 +829,20 @@
                       <w:tcPr>
                         <w:tcW w:w="972" w:type="pct"/>
                         <w:gridSpan w:val="2"/>
-                        <w:tcBorders>
-                          <w:bottom w:val="single" w:sz="4" w:space="0" w:color="auto"/>
-                        </w:tcBorders>
                       </w:tcPr>
                       <w:p>
                         <w:pPr>
+                          <w:spacing w:before="60" w:after="120"/>
                           <w:jc w:val="right"/>
+                          <w:rPr>
+                            <w:rFonts w:asciiTheme="majorHAnsi" w:hAnsiTheme="majorHAnsi"/>
+                          </w:rPr>
                         </w:pPr>
                         <w:proofErr w:type="spellStart"/>
                         <w:r>
+                          <w:rPr>
+                            <w:rFonts w:asciiTheme="majorHAnsi" w:hAnsiTheme="majorHAnsi"/>
+                          </w:rPr>
                           <w:t>Subtotals_DiscountAmount</w:t>
                         </w:r>
                         <w:proofErr w:type="spellEnd"/>
@@ -877,8 +862,8 @@
         <w:tblStyle w:val="BCTotalsTable"/>
         <w:tblW w:w="5000" w:type="pct"/>
         <w:tblLayout w:type="fixed"/>
-        <w:tblLook w:val="0460" w:firstRow="1" w:lastRow="1" w:firstColumn="0" w:lastColumn="0" w:noHBand="0" w:noVBand="1"/>
-        <w:tblCaption w:val="Table 2"/>
+        <w:tblLook w:val="0640" w:firstRow="0" w:lastRow="1" w:firstColumn="0" w:lastColumn="0" w:noHBand="1" w:noVBand="1"/>
+        <w:tblCaption w:val="bc-block:totals-1"/>
         <w:tblDescription w:val="Document lines. Column headers in the first row."/>
       </w:tblPr>
       <w:tblGrid>
@@ -2246,7 +2231,7 @@
   <w:style w:type="paragraph" w:default="1" w:styleId="Normal">
     <w:name w:val="Normal"/>
     <w:qFormat/>
-    <w:rsid w:val="00D0625D"/>
+    <w:rsid w:val="0072297B"/>
     <w:rPr>
       <w:rFonts w:eastAsiaTheme="minorHAnsi"/>
       <w:color w:val="4D614C" w:themeColor="text1"/>
@@ -2262,7 +2247,7 @@
     <w:link w:val="Heading1Char"/>
     <w:uiPriority w:val="9"/>
     <w:qFormat/>
-    <w:rsid w:val="00D0625D"/>
+    <w:rsid w:val="0072297B"/>
     <w:pPr>
       <w:keepNext/>
       <w:keepLines/>
@@ -2283,7 +2268,7 @@
     <w:uiPriority w:val="9"/>
     <w:unhideWhenUsed/>
     <w:qFormat/>
-    <w:rsid w:val="00D0625D"/>
+    <w:rsid w:val="0072297B"/>
     <w:pPr>
       <w:keepNext/>
       <w:keepLines/>
@@ -2305,7 +2290,7 @@
     <w:semiHidden/>
     <w:unhideWhenUsed/>
     <w:qFormat/>
-    <w:rsid w:val="00D0625D"/>
+    <w:rsid w:val="0072297B"/>
     <w:pPr>
       <w:outlineLvl w:val="2"/>
     </w:pPr>
@@ -2321,7 +2306,7 @@
     <w:uiPriority w:val="9"/>
     <w:unhideWhenUsed/>
     <w:qFormat/>
-    <w:rsid w:val="00D0625D"/>
+    <w:rsid w:val="0072297B"/>
     <w:pPr>
       <w:keepNext/>
       <w:keepLines/>
@@ -2343,7 +2328,7 @@
     <w:semiHidden/>
     <w:unhideWhenUsed/>
     <w:qFormat/>
-    <w:rsid w:val="00D0625D"/>
+    <w:rsid w:val="0072297B"/>
     <w:pPr>
       <w:keepNext/>
       <w:keepLines/>
@@ -2364,7 +2349,7 @@
     <w:semiHidden/>
     <w:unhideWhenUsed/>
     <w:qFormat/>
-    <w:rsid w:val="00D0625D"/>
+    <w:rsid w:val="0072297B"/>
     <w:pPr>
       <w:keepNext/>
       <w:keepLines/>
@@ -2387,7 +2372,7 @@
     <w:semiHidden/>
     <w:unhideWhenUsed/>
     <w:qFormat/>
-    <w:rsid w:val="00D0625D"/>
+    <w:rsid w:val="0072297B"/>
     <w:pPr>
       <w:keepNext/>
       <w:keepLines/>
@@ -2408,7 +2393,7 @@
     <w:semiHidden/>
     <w:unhideWhenUsed/>
     <w:qFormat/>
-    <w:rsid w:val="00D0625D"/>
+    <w:rsid w:val="0072297B"/>
     <w:pPr>
       <w:keepNext/>
       <w:keepLines/>
@@ -2431,7 +2416,7 @@
     <w:semiHidden/>
     <w:unhideWhenUsed/>
     <w:qFormat/>
-    <w:rsid w:val="00D0625D"/>
+    <w:rsid w:val="0072297B"/>
     <w:pPr>
       <w:keepNext/>
       <w:keepLines/>
@@ -2446,9 +2431,8 @@
   <w:style w:type="character" w:default="1" w:styleId="DefaultParagraphFont">
     <w:name w:val="Default Paragraph Font"/>
     <w:uiPriority w:val="1"/>
-    <w:semiHidden/>
     <w:unhideWhenUsed/>
-    <w:rsid w:val="00D0625D"/>
+    <w:rsid w:val="0072297B"/>
   </w:style>
   <w:style w:type="table" w:default="1" w:styleId="TableNormal">
     <w:name w:val="Normal Table"/>
@@ -2470,14 +2454,14 @@
     <w:uiPriority w:val="99"/>
     <w:semiHidden/>
     <w:unhideWhenUsed/>
-    <w:rsid w:val="00D0625D"/>
+    <w:rsid w:val="0072297B"/>
   </w:style>
   <w:style w:type="table" w:styleId="TableGrid">
     <w:name w:val="Table Grid"/>
     <w:aliases w:val="BC THEME v.2"/>
     <w:basedOn w:val="TableNormal"/>
     <w:uiPriority w:val="39"/>
-    <w:rsid w:val="00D0625D"/>
+    <w:rsid w:val="0072297B"/>
     <w:pPr>
       <w:spacing w:after="0" w:line="240" w:lineRule="auto"/>
     </w:pPr>
@@ -2504,7 +2488,7 @@
     <w:link w:val="HeaderChar"/>
     <w:uiPriority w:val="99"/>
     <w:unhideWhenUsed/>
-    <w:rsid w:val="00D0625D"/>
+    <w:rsid w:val="0072297B"/>
     <w:pPr>
       <w:tabs>
         <w:tab w:val="center" w:pos="4513"/>
@@ -2518,7 +2502,7 @@
     <w:basedOn w:val="DefaultParagraphFont"/>
     <w:link w:val="Header"/>
     <w:uiPriority w:val="99"/>
-    <w:rsid w:val="00D0625D"/>
+    <w:rsid w:val="0072297B"/>
     <w:rPr>
       <w:rFonts w:eastAsiaTheme="minorHAnsi"/>
       <w:color w:val="4D614C" w:themeColor="text1"/>
@@ -2533,7 +2517,7 @@
     <w:link w:val="FooterChar"/>
     <w:uiPriority w:val="99"/>
     <w:unhideWhenUsed/>
-    <w:rsid w:val="00D0625D"/>
+    <w:rsid w:val="0072297B"/>
     <w:pPr>
       <w:tabs>
         <w:tab w:val="center" w:pos="4513"/>
@@ -2547,7 +2531,7 @@
     <w:basedOn w:val="DefaultParagraphFont"/>
     <w:link w:val="Footer"/>
     <w:uiPriority w:val="99"/>
-    <w:rsid w:val="00D0625D"/>
+    <w:rsid w:val="0072297B"/>
     <w:rPr>
       <w:rFonts w:eastAsiaTheme="minorHAnsi"/>
       <w:color w:val="4D614C" w:themeColor="text1"/>
@@ -2561,7 +2545,7 @@
     <w:basedOn w:val="DefaultParagraphFont"/>
     <w:uiPriority w:val="99"/>
     <w:semiHidden/>
-    <w:rsid w:val="00D0625D"/>
+    <w:rsid w:val="0072297B"/>
     <w:rPr>
       <w:color w:val="666666"/>
       <w:sz w:val="16"/>
@@ -2571,7 +2555,7 @@
     <w:name w:val="Grid Table Light"/>
     <w:basedOn w:val="TableNormal"/>
     <w:uiPriority w:val="40"/>
-    <w:rsid w:val="00D0625D"/>
+    <w:rsid w:val="0072297B"/>
     <w:pPr>
       <w:spacing w:after="0" w:line="240" w:lineRule="auto"/>
     </w:pPr>
@@ -2596,7 +2580,7 @@
     <w:name w:val="Plain Table 1"/>
     <w:basedOn w:val="TableNormal"/>
     <w:uiPriority w:val="41"/>
-    <w:rsid w:val="00D0625D"/>
+    <w:rsid w:val="0072297B"/>
     <w:pPr>
       <w:spacing w:after="0" w:line="240" w:lineRule="auto"/>
     </w:pPr>
@@ -2665,7 +2649,7 @@
     <w:name w:val="Grid Table 1 Light Accent 6"/>
     <w:basedOn w:val="TableNormal"/>
     <w:uiPriority w:val="46"/>
-    <w:rsid w:val="00D0625D"/>
+    <w:rsid w:val="0072297B"/>
     <w:pPr>
       <w:spacing w:after="0" w:line="240" w:lineRule="auto"/>
     </w:pPr>
@@ -2729,7 +2713,7 @@
     <w:basedOn w:val="DefaultParagraphFont"/>
     <w:link w:val="Heading2"/>
     <w:uiPriority w:val="9"/>
-    <w:rsid w:val="00D0625D"/>
+    <w:rsid w:val="0072297B"/>
     <w:rPr>
       <w:rFonts w:asciiTheme="majorHAnsi" w:eastAsiaTheme="majorEastAsia" w:hAnsiTheme="majorHAnsi" w:cstheme="majorBidi"/>
       <w:b/>
@@ -2743,7 +2727,7 @@
     <w:name w:val="No Spacing"/>
     <w:uiPriority w:val="1"/>
     <w:qFormat/>
-    <w:rsid w:val="00D0625D"/>
+    <w:rsid w:val="0072297B"/>
     <w:pPr>
       <w:spacing w:after="0" w:line="240" w:lineRule="auto"/>
     </w:pPr>
@@ -2761,7 +2745,7 @@
     <w:next w:val="Normal"/>
     <w:uiPriority w:val="2"/>
     <w:qFormat/>
-    <w:rsid w:val="00D0625D"/>
+    <w:rsid w:val="0072297B"/>
     <w:rPr>
       <w14:numSpacing w14:val="tabular"/>
     </w:rPr>
@@ -2772,7 +2756,7 @@
     <w:next w:val="Normal"/>
     <w:uiPriority w:val="2"/>
     <w:qFormat/>
-    <w:rsid w:val="00D0625D"/>
+    <w:rsid w:val="0072297B"/>
     <w:pPr>
       <w:keepNext/>
     </w:pPr>
@@ -2786,7 +2770,7 @@
     <w:next w:val="Normal"/>
     <w:uiPriority w:val="2"/>
     <w:qFormat/>
-    <w:rsid w:val="00D0625D"/>
+    <w:rsid w:val="0072297B"/>
     <w:rPr>
       <w14:numSpacing w14:val="tabular"/>
     </w:rPr>
@@ -2796,7 +2780,7 @@
     <w:basedOn w:val="TableNormal"/>
     <w:uiPriority w:val="99"/>
     <w:qFormat/>
-    <w:rsid w:val="00D0625D"/>
+    <w:rsid w:val="0072297B"/>
     <w:pPr>
       <w:spacing w:after="0" w:line="240" w:lineRule="auto"/>
     </w:pPr>
@@ -2851,7 +2835,7 @@
     <w:basedOn w:val="TableNormal"/>
     <w:uiPriority w:val="99"/>
     <w:qFormat/>
-    <w:rsid w:val="00D0625D"/>
+    <w:rsid w:val="0072297B"/>
     <w:pPr>
       <w:spacing w:after="0" w:line="240" w:lineRule="auto"/>
     </w:pPr>
@@ -2913,7 +2897,7 @@
     <w:basedOn w:val="TableNormal"/>
     <w:uiPriority w:val="99"/>
     <w:qFormat/>
-    <w:rsid w:val="00D0625D"/>
+    <w:rsid w:val="0072297B"/>
     <w:pPr>
       <w:spacing w:after="0" w:line="240" w:lineRule="auto"/>
     </w:pPr>
@@ -2952,7 +2936,7 @@
     <w:basedOn w:val="TableNormal"/>
     <w:uiPriority w:val="99"/>
     <w:qFormat/>
-    <w:rsid w:val="00D0625D"/>
+    <w:rsid w:val="0072297B"/>
     <w:pPr>
       <w:spacing w:after="0" w:line="240" w:lineRule="auto"/>
     </w:pPr>
@@ -3001,7 +2985,7 @@
     <w:basedOn w:val="TableNormal"/>
     <w:uiPriority w:val="99"/>
     <w:qFormat/>
-    <w:rsid w:val="00D0625D"/>
+    <w:rsid w:val="0072297B"/>
     <w:pPr>
       <w:spacing w:after="0" w:line="240" w:lineRule="auto"/>
     </w:pPr>
@@ -3033,7 +3017,7 @@
     <w:basedOn w:val="SubtitleChar"/>
     <w:uiPriority w:val="21"/>
     <w:qFormat/>
-    <w:rsid w:val="00D0625D"/>
+    <w:rsid w:val="0072297B"/>
     <w:rPr>
       <w:rFonts w:eastAsiaTheme="majorEastAsia" w:cstheme="majorBidi"/>
       <w:i w:val="0"/>
@@ -3055,7 +3039,7 @@
     <w:basedOn w:val="DefaultParagraphFont"/>
     <w:link w:val="Heading1"/>
     <w:uiPriority w:val="9"/>
-    <w:rsid w:val="00D0625D"/>
+    <w:rsid w:val="0072297B"/>
     <w:rPr>
       <w:rFonts w:asciiTheme="majorHAnsi" w:eastAsiaTheme="majorEastAsia" w:hAnsiTheme="majorHAnsi" w:cstheme="majorBidi"/>
       <w:b/>
@@ -3071,7 +3055,7 @@
     <w:link w:val="Heading3"/>
     <w:uiPriority w:val="9"/>
     <w:semiHidden/>
-    <w:rsid w:val="00D0625D"/>
+    <w:rsid w:val="0072297B"/>
     <w:rPr>
       <w:rFonts w:asciiTheme="majorHAnsi" w:eastAsiaTheme="majorEastAsia" w:hAnsiTheme="majorHAnsi" w:cstheme="majorBidi"/>
       <w:b/>
@@ -3086,7 +3070,7 @@
     <w:basedOn w:val="DefaultParagraphFont"/>
     <w:link w:val="Heading4"/>
     <w:uiPriority w:val="9"/>
-    <w:rsid w:val="00D0625D"/>
+    <w:rsid w:val="0072297B"/>
     <w:rPr>
       <w:rFonts w:asciiTheme="majorHAnsi" w:eastAsiaTheme="majorEastAsia" w:hAnsiTheme="majorHAnsi" w:cstheme="majorBidi"/>
       <w:i/>
@@ -3103,7 +3087,7 @@
     <w:link w:val="Heading5"/>
     <w:uiPriority w:val="9"/>
     <w:semiHidden/>
-    <w:rsid w:val="00D0625D"/>
+    <w:rsid w:val="0072297B"/>
     <w:rPr>
       <w:rFonts w:eastAsiaTheme="majorEastAsia" w:cstheme="majorBidi"/>
       <w:color w:val="394839" w:themeColor="accent1" w:themeShade="BF"/>
@@ -3118,7 +3102,7 @@
     <w:link w:val="Heading6"/>
     <w:uiPriority w:val="9"/>
     <w:semiHidden/>
-    <w:rsid w:val="00D0625D"/>
+    <w:rsid w:val="0072297B"/>
     <w:rPr>
       <w:rFonts w:eastAsiaTheme="majorEastAsia" w:cstheme="majorBidi"/>
       <w:i/>
@@ -3135,7 +3119,7 @@
     <w:link w:val="Heading7"/>
     <w:uiPriority w:val="9"/>
     <w:semiHidden/>
-    <w:rsid w:val="00D0625D"/>
+    <w:rsid w:val="0072297B"/>
     <w:rPr>
       <w:rFonts w:eastAsiaTheme="majorEastAsia" w:cstheme="majorBidi"/>
       <w:color w:val="859E83" w:themeColor="text1" w:themeTint="A6"/>
@@ -3150,7 +3134,7 @@
     <w:link w:val="Heading8"/>
     <w:uiPriority w:val="9"/>
     <w:semiHidden/>
-    <w:rsid w:val="00D0625D"/>
+    <w:rsid w:val="0072297B"/>
     <w:rPr>
       <w:rFonts w:eastAsiaTheme="majorEastAsia" w:cstheme="majorBidi"/>
       <w:i/>
@@ -3167,7 +3151,7 @@
     <w:link w:val="Heading9"/>
     <w:uiPriority w:val="9"/>
     <w:semiHidden/>
-    <w:rsid w:val="00D0625D"/>
+    <w:rsid w:val="0072297B"/>
     <w:rPr>
       <w:rFonts w:eastAsiaTheme="majorEastAsia" w:cstheme="majorBidi"/>
       <w:color w:val="637D62" w:themeColor="text1" w:themeTint="D8"/>
@@ -3183,7 +3167,7 @@
     <w:link w:val="TitleChar"/>
     <w:uiPriority w:val="10"/>
     <w:qFormat/>
-    <w:rsid w:val="00D0625D"/>
+    <w:rsid w:val="0072297B"/>
     <w:pPr>
       <w:spacing w:before="360" w:after="80"/>
       <w:contextualSpacing/>
@@ -3201,7 +3185,7 @@
     <w:basedOn w:val="DefaultParagraphFont"/>
     <w:link w:val="Title"/>
     <w:uiPriority w:val="10"/>
-    <w:rsid w:val="00D0625D"/>
+    <w:rsid w:val="0072297B"/>
     <w:rPr>
       <w:rFonts w:asciiTheme="majorHAnsi" w:eastAsiaTheme="majorEastAsia" w:hAnsiTheme="majorHAnsi" w:cstheme="majorBidi"/>
       <w:color w:val="4D614C" w:themeColor="text1"/>
@@ -3219,7 +3203,7 @@
     <w:link w:val="SubtitleChar"/>
     <w:uiPriority w:val="11"/>
     <w:qFormat/>
-    <w:rsid w:val="00D0625D"/>
+    <w:rsid w:val="0072297B"/>
     <w:pPr>
       <w:numPr>
         <w:ilvl w:val="1"/>
@@ -3235,7 +3219,7 @@
     <w:basedOn w:val="DefaultParagraphFont"/>
     <w:link w:val="Subtitle"/>
     <w:uiPriority w:val="11"/>
-    <w:rsid w:val="00D0625D"/>
+    <w:rsid w:val="0072297B"/>
     <w:rPr>
       <w:rFonts w:eastAsiaTheme="majorEastAsia" w:cstheme="majorBidi"/>
       <w:color w:val="4D614C" w:themeColor="text1"/>
@@ -3250,7 +3234,7 @@
     <w:link w:val="QuoteChar"/>
     <w:uiPriority w:val="29"/>
     <w:qFormat/>
-    <w:rsid w:val="00D0625D"/>
+    <w:rsid w:val="0072297B"/>
     <w:pPr>
       <w:spacing w:before="160"/>
     </w:pPr>
@@ -3269,7 +3253,7 @@
     <w:basedOn w:val="DefaultParagraphFont"/>
     <w:link w:val="Quote"/>
     <w:uiPriority w:val="29"/>
-    <w:rsid w:val="00D0625D"/>
+    <w:rsid w:val="0072297B"/>
     <w:rPr>
       <w:rFonts w:eastAsiaTheme="minorHAnsi"/>
       <w:i/>
@@ -3285,7 +3269,7 @@
     <w:basedOn w:val="Normal"/>
     <w:uiPriority w:val="34"/>
     <w:qFormat/>
-    <w:rsid w:val="00D0625D"/>
+    <w:rsid w:val="0072297B"/>
     <w:pPr>
       <w:contextualSpacing/>
     </w:pPr>
@@ -3296,7 +3280,7 @@
     <w:next w:val="Normal"/>
     <w:link w:val="IntenseQuoteChar"/>
     <w:uiPriority w:val="30"/>
-    <w:rsid w:val="00D0625D"/>
+    <w:rsid w:val="0072297B"/>
     <w:pPr>
       <w:pBdr>
         <w:top w:val="single" w:sz="4" w:space="10" w:color="394839" w:themeColor="accent1" w:themeShade="BF"/>
@@ -3317,7 +3301,7 @@
     <w:basedOn w:val="DefaultParagraphFont"/>
     <w:link w:val="IntenseQuote"/>
     <w:uiPriority w:val="30"/>
-    <w:rsid w:val="00D0625D"/>
+    <w:rsid w:val="0072297B"/>
     <w:rPr>
       <w:rFonts w:eastAsiaTheme="minorHAnsi"/>
       <w:i/>
@@ -3332,7 +3316,7 @@
     <w:name w:val="Intense Reference"/>
     <w:basedOn w:val="DefaultParagraphFont"/>
     <w:uiPriority w:val="32"/>
-    <w:rsid w:val="00D0625D"/>
+    <w:rsid w:val="0072297B"/>
     <w:rPr>
       <w:b/>
       <w:bCs/>
@@ -3347,7 +3331,7 @@
     <w:basedOn w:val="SubtitleChar"/>
     <w:uiPriority w:val="22"/>
     <w:qFormat/>
-    <w:rsid w:val="00D0625D"/>
+    <w:rsid w:val="0072297B"/>
     <w:rPr>
       <w:rFonts w:asciiTheme="majorHAnsi" w:eastAsiaTheme="majorEastAsia" w:hAnsiTheme="majorHAnsi" w:cstheme="majorBidi"/>
       <w:i w:val="0"/>
@@ -3368,7 +3352,7 @@
     <w:basedOn w:val="SubtitleChar"/>
     <w:uiPriority w:val="20"/>
     <w:qFormat/>
-    <w:rsid w:val="00D0625D"/>
+    <w:rsid w:val="0072297B"/>
     <w:rPr>
       <w:rFonts w:eastAsiaTheme="majorEastAsia" w:cstheme="majorBidi"/>
       <w:b w:val="0"/>
@@ -3391,7 +3375,7 @@
     <w:basedOn w:val="SubtitleChar"/>
     <w:uiPriority w:val="19"/>
     <w:qFormat/>
-    <w:rsid w:val="00D0625D"/>
+    <w:rsid w:val="0072297B"/>
     <w:rPr>
       <w:rFonts w:eastAsiaTheme="majorEastAsia" w:cstheme="majorBidi"/>
       <w:i w:val="0"/>
@@ -3413,7 +3397,7 @@
     <w:basedOn w:val="SubtitleChar"/>
     <w:uiPriority w:val="33"/>
     <w:qFormat/>
-    <w:rsid w:val="00D0625D"/>
+    <w:rsid w:val="0072297B"/>
     <w:rPr>
       <w:rFonts w:eastAsiaTheme="majorEastAsia" w:cstheme="majorBidi"/>
       <w:b w:val="0"/>
@@ -3437,7 +3421,7 @@
     <w:name w:val="Plain Table 5"/>
     <w:basedOn w:val="TableNormal"/>
     <w:uiPriority w:val="45"/>
-    <w:rsid w:val="00D0625D"/>
+    <w:rsid w:val="0072297B"/>
     <w:pPr>
       <w:spacing w:after="0" w:line="240" w:lineRule="auto"/>
     </w:pPr>
@@ -3563,7 +3547,7 @@
     <w:name w:val="List Table 1 Light Accent 2"/>
     <w:basedOn w:val="TableNormal"/>
     <w:uiPriority w:val="46"/>
-    <w:rsid w:val="00D0625D"/>
+    <w:rsid w:val="0072297B"/>
     <w:pPr>
       <w:spacing w:after="0" w:line="240" w:lineRule="auto"/>
     </w:pPr>
@@ -3630,7 +3614,7 @@
     <w:name w:val="List Table 1 Light Accent 1"/>
     <w:basedOn w:val="TableNormal"/>
     <w:uiPriority w:val="46"/>
-    <w:rsid w:val="00D0625D"/>
+    <w:rsid w:val="0072297B"/>
     <w:pPr>
       <w:spacing w:after="0" w:line="240" w:lineRule="auto"/>
     </w:pPr>
@@ -3699,7 +3683,7 @@
     <w:uiPriority w:val="99"/>
     <w:semiHidden/>
     <w:unhideWhenUsed/>
-    <w:rsid w:val="00D0625D"/>
+    <w:rsid w:val="0072297B"/>
     <w:pPr>
       <w:numPr>
         <w:numId w:val="3"/>
@@ -3712,7 +3696,7 @@
     <w:uiPriority w:val="99"/>
     <w:semiHidden/>
     <w:unhideWhenUsed/>
-    <w:rsid w:val="00D0625D"/>
+    <w:rsid w:val="0072297B"/>
     <w:pPr>
       <w:numPr>
         <w:numId w:val="4"/>
@@ -3725,7 +3709,7 @@
     <w:uiPriority w:val="99"/>
     <w:semiHidden/>
     <w:unhideWhenUsed/>
-    <w:rsid w:val="00D0625D"/>
+    <w:rsid w:val="0072297B"/>
     <w:pPr>
       <w:numPr>
         <w:numId w:val="5"/>
@@ -3739,7 +3723,7 @@
     <w:uiPriority w:val="99"/>
     <w:semiHidden/>
     <w:unhideWhenUsed/>
-    <w:rsid w:val="00D0625D"/>
+    <w:rsid w:val="0072297B"/>
     <w:pPr>
       <w:spacing w:after="0" w:line="240" w:lineRule="auto"/>
     </w:pPr>
@@ -3753,7 +3737,7 @@
     <w:link w:val="BalloonText"/>
     <w:uiPriority w:val="99"/>
     <w:semiHidden/>
-    <w:rsid w:val="00D0625D"/>
+    <w:rsid w:val="0072297B"/>
     <w:rPr>
       <w:rFonts w:eastAsiaTheme="minorHAnsi"/>
       <w:color w:val="4D614C" w:themeColor="text1"/>
@@ -3769,7 +3753,7 @@
     <w:uiPriority w:val="37"/>
     <w:semiHidden/>
     <w:unhideWhenUsed/>
-    <w:rsid w:val="00D0625D"/>
+    <w:rsid w:val="0072297B"/>
   </w:style>
   <w:style w:type="paragraph" w:styleId="BlockText">
     <w:name w:val="Block Text"/>
@@ -3777,7 +3761,7 @@
     <w:uiPriority w:val="99"/>
     <w:semiHidden/>
     <w:unhideWhenUsed/>
-    <w:rsid w:val="00D0625D"/>
+    <w:rsid w:val="0072297B"/>
     <w:pPr>
       <w:pBdr>
         <w:top w:val="single" w:sz="2" w:space="10" w:color="4D614C" w:themeColor="accent1"/>
@@ -3801,7 +3785,7 @@
     <w:uiPriority w:val="99"/>
     <w:semiHidden/>
     <w:unhideWhenUsed/>
-    <w:rsid w:val="00D0625D"/>
+    <w:rsid w:val="0072297B"/>
     <w:pPr>
       <w:spacing w:after="120"/>
     </w:pPr>
@@ -3812,7 +3796,7 @@
     <w:link w:val="BodyText"/>
     <w:uiPriority w:val="99"/>
     <w:semiHidden/>
-    <w:rsid w:val="00D0625D"/>
+    <w:rsid w:val="0072297B"/>
     <w:rPr>
       <w:rFonts w:eastAsiaTheme="minorHAnsi"/>
       <w:color w:val="4D614C" w:themeColor="text1"/>
@@ -3828,7 +3812,7 @@
     <w:uiPriority w:val="99"/>
     <w:semiHidden/>
     <w:unhideWhenUsed/>
-    <w:rsid w:val="00D0625D"/>
+    <w:rsid w:val="0072297B"/>
     <w:pPr>
       <w:spacing w:after="120" w:line="480" w:lineRule="auto"/>
     </w:pPr>
@@ -3839,7 +3823,7 @@
     <w:link w:val="BodyText2"/>
     <w:uiPriority w:val="99"/>
     <w:semiHidden/>
-    <w:rsid w:val="00D0625D"/>
+    <w:rsid w:val="0072297B"/>
     <w:rPr>
       <w:rFonts w:eastAsiaTheme="minorHAnsi"/>
       <w:color w:val="4D614C" w:themeColor="text1"/>
@@ -3855,7 +3839,7 @@
     <w:uiPriority w:val="99"/>
     <w:semiHidden/>
     <w:unhideWhenUsed/>
-    <w:rsid w:val="00D0625D"/>
+    <w:rsid w:val="0072297B"/>
     <w:pPr>
       <w:spacing w:after="120"/>
     </w:pPr>
@@ -3866,7 +3850,7 @@
     <w:link w:val="BodyText3"/>
     <w:uiPriority w:val="99"/>
     <w:semiHidden/>
-    <w:rsid w:val="00D0625D"/>
+    <w:rsid w:val="0072297B"/>
     <w:rPr>
       <w:rFonts w:eastAsiaTheme="minorHAnsi"/>
       <w:color w:val="4D614C" w:themeColor="text1"/>
@@ -3882,7 +3866,7 @@
     <w:uiPriority w:val="99"/>
     <w:semiHidden/>
     <w:unhideWhenUsed/>
-    <w:rsid w:val="00D0625D"/>
+    <w:rsid w:val="0072297B"/>
     <w:pPr>
       <w:spacing w:after="160"/>
       <w:ind w:firstLine="360"/>
@@ -3894,7 +3878,7 @@
     <w:link w:val="BodyTextFirstIndent"/>
     <w:uiPriority w:val="99"/>
     <w:semiHidden/>
-    <w:rsid w:val="00D0625D"/>
+    <w:rsid w:val="0072297B"/>
     <w:rPr>
       <w:rFonts w:eastAsiaTheme="minorHAnsi"/>
       <w:color w:val="4D614C" w:themeColor="text1"/>
@@ -3910,7 +3894,7 @@
     <w:uiPriority w:val="99"/>
     <w:semiHidden/>
     <w:unhideWhenUsed/>
-    <w:rsid w:val="00D0625D"/>
+    <w:rsid w:val="0072297B"/>
     <w:pPr>
       <w:spacing w:after="120"/>
       <w:ind w:left="360"/>
@@ -3922,7 +3906,7 @@
     <w:link w:val="BodyTextIndent"/>
     <w:uiPriority w:val="99"/>
     <w:semiHidden/>
-    <w:rsid w:val="00D0625D"/>
+    <w:rsid w:val="0072297B"/>
     <w:rPr>
       <w:rFonts w:eastAsiaTheme="minorHAnsi"/>
       <w:color w:val="4D614C" w:themeColor="text1"/>
@@ -3938,7 +3922,7 @@
     <w:uiPriority w:val="99"/>
     <w:semiHidden/>
     <w:unhideWhenUsed/>
-    <w:rsid w:val="00D0625D"/>
+    <w:rsid w:val="0072297B"/>
     <w:pPr>
       <w:spacing w:after="160"/>
       <w:ind w:firstLine="360"/>
@@ -3950,7 +3934,7 @@
     <w:link w:val="BodyTextFirstIndent2"/>
     <w:uiPriority w:val="99"/>
     <w:semiHidden/>
-    <w:rsid w:val="00D0625D"/>
+    <w:rsid w:val="0072297B"/>
     <w:rPr>
       <w:rFonts w:eastAsiaTheme="minorHAnsi"/>
       <w:color w:val="4D614C" w:themeColor="text1"/>
@@ -3966,7 +3950,7 @@
     <w:uiPriority w:val="99"/>
     <w:semiHidden/>
     <w:unhideWhenUsed/>
-    <w:rsid w:val="00D0625D"/>
+    <w:rsid w:val="0072297B"/>
     <w:pPr>
       <w:spacing w:after="120" w:line="480" w:lineRule="auto"/>
       <w:ind w:left="360"/>
@@ -3978,7 +3962,7 @@
     <w:link w:val="BodyTextIndent2"/>
     <w:uiPriority w:val="99"/>
     <w:semiHidden/>
-    <w:rsid w:val="00D0625D"/>
+    <w:rsid w:val="0072297B"/>
     <w:rPr>
       <w:rFonts w:eastAsiaTheme="minorHAnsi"/>
       <w:color w:val="4D614C" w:themeColor="text1"/>
@@ -3994,7 +3978,7 @@
     <w:uiPriority w:val="99"/>
     <w:semiHidden/>
     <w:unhideWhenUsed/>
-    <w:rsid w:val="00D0625D"/>
+    <w:rsid w:val="0072297B"/>
     <w:pPr>
       <w:spacing w:after="120"/>
       <w:ind w:left="360"/>
@@ -4006,7 +3990,7 @@
     <w:link w:val="BodyTextIndent3"/>
     <w:uiPriority w:val="99"/>
     <w:semiHidden/>
-    <w:rsid w:val="00D0625D"/>
+    <w:rsid w:val="0072297B"/>
     <w:rPr>
       <w:rFonts w:eastAsiaTheme="minorHAnsi"/>
       <w:color w:val="4D614C" w:themeColor="text1"/>
@@ -4023,7 +4007,7 @@
     <w:semiHidden/>
     <w:unhideWhenUsed/>
     <w:qFormat/>
-    <w:rsid w:val="00D0625D"/>
+    <w:rsid w:val="0072297B"/>
     <w:pPr>
       <w:spacing w:after="200" w:line="240" w:lineRule="auto"/>
     </w:pPr>
@@ -4041,7 +4025,7 @@
     <w:uiPriority w:val="99"/>
     <w:semiHidden/>
     <w:unhideWhenUsed/>
-    <w:rsid w:val="00D0625D"/>
+    <w:rsid w:val="0072297B"/>
     <w:pPr>
       <w:spacing w:after="0" w:line="240" w:lineRule="auto"/>
       <w:ind w:left="4320"/>
@@ -4053,7 +4037,7 @@
     <w:link w:val="Closing"/>
     <w:uiPriority w:val="99"/>
     <w:semiHidden/>
-    <w:rsid w:val="00D0625D"/>
+    <w:rsid w:val="0072297B"/>
     <w:rPr>
       <w:rFonts w:eastAsiaTheme="minorHAnsi"/>
       <w:color w:val="4D614C" w:themeColor="text1"/>
@@ -4068,7 +4052,7 @@
     <w:uiPriority w:val="73"/>
     <w:semiHidden/>
     <w:unhideWhenUsed/>
-    <w:rsid w:val="00D0625D"/>
+    <w:rsid w:val="0072297B"/>
     <w:pPr>
       <w:spacing w:after="0" w:line="240" w:lineRule="auto"/>
     </w:pPr>
@@ -4147,7 +4131,7 @@
     <w:uiPriority w:val="73"/>
     <w:semiHidden/>
     <w:unhideWhenUsed/>
-    <w:rsid w:val="00D0625D"/>
+    <w:rsid w:val="0072297B"/>
     <w:pPr>
       <w:spacing w:after="0" w:line="240" w:lineRule="auto"/>
     </w:pPr>
@@ -4226,7 +4210,7 @@
     <w:uiPriority w:val="73"/>
     <w:semiHidden/>
     <w:unhideWhenUsed/>
-    <w:rsid w:val="00D0625D"/>
+    <w:rsid w:val="0072297B"/>
     <w:pPr>
       <w:spacing w:after="0" w:line="240" w:lineRule="auto"/>
     </w:pPr>
@@ -4305,7 +4289,7 @@
     <w:uiPriority w:val="73"/>
     <w:semiHidden/>
     <w:unhideWhenUsed/>
-    <w:rsid w:val="00D0625D"/>
+    <w:rsid w:val="0072297B"/>
     <w:pPr>
       <w:spacing w:after="0" w:line="240" w:lineRule="auto"/>
     </w:pPr>
@@ -4384,7 +4368,7 @@
     <w:uiPriority w:val="73"/>
     <w:semiHidden/>
     <w:unhideWhenUsed/>
-    <w:rsid w:val="00D0625D"/>
+    <w:rsid w:val="0072297B"/>
     <w:pPr>
       <w:spacing w:after="0" w:line="240" w:lineRule="auto"/>
     </w:pPr>
@@ -4463,7 +4447,7 @@
     <w:uiPriority w:val="73"/>
     <w:semiHidden/>
     <w:unhideWhenUsed/>
-    <w:rsid w:val="00D0625D"/>
+    <w:rsid w:val="0072297B"/>
     <w:pPr>
       <w:spacing w:after="0" w:line="240" w:lineRule="auto"/>
     </w:pPr>
@@ -4542,7 +4526,7 @@
     <w:uiPriority w:val="73"/>
     <w:semiHidden/>
     <w:unhideWhenUsed/>
-    <w:rsid w:val="00D0625D"/>
+    <w:rsid w:val="0072297B"/>
     <w:pPr>
       <w:spacing w:after="0" w:line="240" w:lineRule="auto"/>
     </w:pPr>
@@ -4621,7 +4605,7 @@
     <w:uiPriority w:val="72"/>
     <w:semiHidden/>
     <w:unhideWhenUsed/>
-    <w:rsid w:val="00D0625D"/>
+    <w:rsid w:val="0072297B"/>
     <w:pPr>
       <w:spacing w:after="0" w:line="240" w:lineRule="auto"/>
     </w:pPr>
@@ -4706,7 +4690,7 @@
     <w:uiPriority w:val="72"/>
     <w:semiHidden/>
     <w:unhideWhenUsed/>
-    <w:rsid w:val="00D0625D"/>
+    <w:rsid w:val="0072297B"/>
     <w:pPr>
       <w:spacing w:after="0" w:line="240" w:lineRule="auto"/>
     </w:pPr>
@@ -4791,7 +4775,7 @@
     <w:uiPriority w:val="72"/>
     <w:semiHidden/>
     <w:unhideWhenUsed/>
-    <w:rsid w:val="00D0625D"/>
+    <w:rsid w:val="0072297B"/>
     <w:pPr>
       <w:spacing w:after="0" w:line="240" w:lineRule="auto"/>
     </w:pPr>
@@ -4876,7 +4860,7 @@
     <w:uiPriority w:val="72"/>
     <w:semiHidden/>
     <w:unhideWhenUsed/>
-    <w:rsid w:val="00D0625D"/>
+    <w:rsid w:val="0072297B"/>
     <w:pPr>
       <w:spacing w:after="0" w:line="240" w:lineRule="auto"/>
     </w:pPr>
@@ -4961,7 +4945,7 @@
     <w:uiPriority w:val="72"/>
     <w:semiHidden/>
     <w:unhideWhenUsed/>
-    <w:rsid w:val="00D0625D"/>
+    <w:rsid w:val="0072297B"/>
     <w:pPr>
       <w:spacing w:after="0" w:line="240" w:lineRule="auto"/>
     </w:pPr>
@@ -5046,7 +5030,7 @@
     <w:uiPriority w:val="72"/>
     <w:semiHidden/>
     <w:unhideWhenUsed/>
-    <w:rsid w:val="00D0625D"/>
+    <w:rsid w:val="0072297B"/>
     <w:pPr>
       <w:spacing w:after="0" w:line="240" w:lineRule="auto"/>
     </w:pPr>
@@ -5131,7 +5115,7 @@
     <w:uiPriority w:val="72"/>
     <w:semiHidden/>
     <w:unhideWhenUsed/>
-    <w:rsid w:val="00D0625D"/>
+    <w:rsid w:val="0072297B"/>
     <w:pPr>
       <w:spacing w:after="0" w:line="240" w:lineRule="auto"/>
     </w:pPr>
@@ -5216,7 +5200,7 @@
     <w:uiPriority w:val="71"/>
     <w:semiHidden/>
     <w:unhideWhenUsed/>
-    <w:rsid w:val="00D0625D"/>
+    <w:rsid w:val="0072297B"/>
     <w:pPr>
       <w:spacing w:after="0" w:line="240" w:lineRule="auto"/>
     </w:pPr>
@@ -5337,7 +5321,7 @@
     <w:uiPriority w:val="71"/>
     <w:semiHidden/>
     <w:unhideWhenUsed/>
-    <w:rsid w:val="00D0625D"/>
+    <w:rsid w:val="0072297B"/>
     <w:pPr>
       <w:spacing w:after="0" w:line="240" w:lineRule="auto"/>
     </w:pPr>
@@ -5458,7 +5442,7 @@
     <w:uiPriority w:val="71"/>
     <w:semiHidden/>
     <w:unhideWhenUsed/>
-    <w:rsid w:val="00D0625D"/>
+    <w:rsid w:val="0072297B"/>
     <w:pPr>
       <w:spacing w:after="0" w:line="240" w:lineRule="auto"/>
     </w:pPr>
@@ -5579,7 +5563,7 @@
     <w:uiPriority w:val="71"/>
     <w:semiHidden/>
     <w:unhideWhenUsed/>
-    <w:rsid w:val="00D0625D"/>
+    <w:rsid w:val="0072297B"/>
     <w:pPr>
       <w:spacing w:after="0" w:line="240" w:lineRule="auto"/>
     </w:pPr>
@@ -5690,7 +5674,7 @@
     <w:uiPriority w:val="71"/>
     <w:semiHidden/>
     <w:unhideWhenUsed/>
-    <w:rsid w:val="00D0625D"/>
+    <w:rsid w:val="0072297B"/>
     <w:pPr>
       <w:spacing w:after="0" w:line="240" w:lineRule="auto"/>
     </w:pPr>
@@ -5811,7 +5795,7 @@
     <w:uiPriority w:val="71"/>
     <w:semiHidden/>
     <w:unhideWhenUsed/>
-    <w:rsid w:val="00D0625D"/>
+    <w:rsid w:val="0072297B"/>
     <w:pPr>
       <w:spacing w:after="0" w:line="240" w:lineRule="auto"/>
     </w:pPr>
@@ -5932,7 +5916,7 @@
     <w:uiPriority w:val="71"/>
     <w:semiHidden/>
     <w:unhideWhenUsed/>
-    <w:rsid w:val="00D0625D"/>
+    <w:rsid w:val="0072297B"/>
     <w:pPr>
       <w:spacing w:after="0" w:line="240" w:lineRule="auto"/>
     </w:pPr>
@@ -6053,7 +6037,7 @@
     <w:uiPriority w:val="99"/>
     <w:semiHidden/>
     <w:unhideWhenUsed/>
-    <w:rsid w:val="00D0625D"/>
+    <w:rsid w:val="0072297B"/>
     <w:rPr>
       <w:sz w:val="16"/>
       <w:szCs w:val="16"/>
@@ -6066,7 +6050,7 @@
     <w:uiPriority w:val="99"/>
     <w:semiHidden/>
     <w:unhideWhenUsed/>
-    <w:rsid w:val="00D0625D"/>
+    <w:rsid w:val="0072297B"/>
     <w:pPr>
       <w:spacing w:line="240" w:lineRule="auto"/>
     </w:pPr>
@@ -6080,7 +6064,7 @@
     <w:link w:val="CommentText"/>
     <w:uiPriority w:val="99"/>
     <w:semiHidden/>
-    <w:rsid w:val="00D0625D"/>
+    <w:rsid w:val="0072297B"/>
     <w:rPr>
       <w:rFonts w:eastAsiaTheme="minorHAnsi"/>
       <w:color w:val="4D614C" w:themeColor="text1"/>
@@ -6097,7 +6081,7 @@
     <w:uiPriority w:val="99"/>
     <w:semiHidden/>
     <w:unhideWhenUsed/>
-    <w:rsid w:val="00D0625D"/>
+    <w:rsid w:val="0072297B"/>
     <w:rPr>
       <w:b/>
       <w:bCs/>
@@ -6110,7 +6094,7 @@
     <w:link w:val="CommentSubject"/>
     <w:uiPriority w:val="99"/>
     <w:semiHidden/>
-    <w:rsid w:val="00D0625D"/>
+    <w:rsid w:val="0072297B"/>
     <w:rPr>
       <w:rFonts w:eastAsiaTheme="minorHAnsi"/>
       <w:b/>
@@ -6127,7 +6111,7 @@
     <w:uiPriority w:val="70"/>
     <w:semiHidden/>
     <w:unhideWhenUsed/>
-    <w:rsid w:val="00D0625D"/>
+    <w:rsid w:val="0072297B"/>
     <w:pPr>
       <w:spacing w:after="0" w:line="240" w:lineRule="auto"/>
     </w:pPr>
@@ -6240,7 +6224,7 @@
     <w:uiPriority w:val="70"/>
     <w:semiHidden/>
     <w:unhideWhenUsed/>
-    <w:rsid w:val="00D0625D"/>
+    <w:rsid w:val="0072297B"/>
     <w:pPr>
       <w:spacing w:after="0" w:line="240" w:lineRule="auto"/>
     </w:pPr>
@@ -6353,7 +6337,7 @@
     <w:uiPriority w:val="70"/>
     <w:semiHidden/>
     <w:unhideWhenUsed/>
-    <w:rsid w:val="00D0625D"/>
+    <w:rsid w:val="0072297B"/>
     <w:pPr>
       <w:spacing w:after="0" w:line="240" w:lineRule="auto"/>
     </w:pPr>
@@ -6466,7 +6450,7 @@
     <w:uiPriority w:val="70"/>
     <w:semiHidden/>
     <w:unhideWhenUsed/>
-    <w:rsid w:val="00D0625D"/>
+    <w:rsid w:val="0072297B"/>
     <w:pPr>
       <w:spacing w:after="0" w:line="240" w:lineRule="auto"/>
     </w:pPr>
@@ -6579,7 +6563,7 @@
     <w:uiPriority w:val="70"/>
     <w:semiHidden/>
     <w:unhideWhenUsed/>
-    <w:rsid w:val="00D0625D"/>
+    <w:rsid w:val="0072297B"/>
     <w:pPr>
       <w:spacing w:after="0" w:line="240" w:lineRule="auto"/>
     </w:pPr>
@@ -6692,7 +6676,7 @@
     <w:uiPriority w:val="70"/>
     <w:semiHidden/>
     <w:unhideWhenUsed/>
-    <w:rsid w:val="00D0625D"/>
+    <w:rsid w:val="0072297B"/>
     <w:pPr>
       <w:spacing w:after="0" w:line="240" w:lineRule="auto"/>
     </w:pPr>
@@ -6805,7 +6789,7 @@
     <w:uiPriority w:val="70"/>
     <w:semiHidden/>
     <w:unhideWhenUsed/>
-    <w:rsid w:val="00D0625D"/>
+    <w:rsid w:val="0072297B"/>
     <w:pPr>
       <w:spacing w:after="0" w:line="240" w:lineRule="auto"/>
     </w:pPr>
@@ -6920,7 +6904,7 @@
     <w:uiPriority w:val="99"/>
     <w:semiHidden/>
     <w:unhideWhenUsed/>
-    <w:rsid w:val="00D0625D"/>
+    <w:rsid w:val="0072297B"/>
   </w:style>
   <w:style w:type="character" w:customStyle="1" w:styleId="DateChar">
     <w:name w:val="Date Char"/>
@@ -6928,7 +6912,7 @@
     <w:link w:val="Date"/>
     <w:uiPriority w:val="99"/>
     <w:semiHidden/>
-    <w:rsid w:val="00D0625D"/>
+    <w:rsid w:val="0072297B"/>
     <w:rPr>
       <w:rFonts w:eastAsiaTheme="minorHAnsi"/>
       <w:color w:val="4D614C" w:themeColor="text1"/>
@@ -6944,7 +6928,7 @@
     <w:uiPriority w:val="99"/>
     <w:semiHidden/>
     <w:unhideWhenUsed/>
-    <w:rsid w:val="00D0625D"/>
+    <w:rsid w:val="0072297B"/>
     <w:pPr>
       <w:spacing w:after="0" w:line="240" w:lineRule="auto"/>
     </w:pPr>
@@ -6955,7 +6939,7 @@
     <w:link w:val="DocumentMap"/>
     <w:uiPriority w:val="99"/>
     <w:semiHidden/>
-    <w:rsid w:val="00D0625D"/>
+    <w:rsid w:val="0072297B"/>
     <w:rPr>
       <w:rFonts w:eastAsiaTheme="minorHAnsi"/>
       <w:color w:val="4D614C" w:themeColor="text1"/>
@@ -6971,7 +6955,7 @@
     <w:uiPriority w:val="99"/>
     <w:semiHidden/>
     <w:unhideWhenUsed/>
-    <w:rsid w:val="00D0625D"/>
+    <w:rsid w:val="0072297B"/>
     <w:pPr>
       <w:spacing w:after="0" w:line="240" w:lineRule="auto"/>
     </w:pPr>
@@ -6982,7 +6966,7 @@
     <w:link w:val="E-mailSignature"/>
     <w:uiPriority w:val="99"/>
     <w:semiHidden/>
-    <w:rsid w:val="00D0625D"/>
+    <w:rsid w:val="0072297B"/>
     <w:rPr>
       <w:rFonts w:eastAsiaTheme="minorHAnsi"/>
       <w:color w:val="4D614C" w:themeColor="text1"/>
@@ -6997,7 +6981,7 @@
     <w:uiPriority w:val="99"/>
     <w:semiHidden/>
     <w:unhideWhenUsed/>
-    <w:rsid w:val="00D0625D"/>
+    <w:rsid w:val="0072297B"/>
     <w:rPr>
       <w:sz w:val="16"/>
       <w:vertAlign w:val="superscript"/>
@@ -7010,7 +6994,7 @@
     <w:uiPriority w:val="99"/>
     <w:semiHidden/>
     <w:unhideWhenUsed/>
-    <w:rsid w:val="00D0625D"/>
+    <w:rsid w:val="0072297B"/>
     <w:pPr>
       <w:spacing w:after="0" w:line="240" w:lineRule="auto"/>
     </w:pPr>
@@ -7024,7 +7008,7 @@
     <w:link w:val="EndnoteText"/>
     <w:uiPriority w:val="99"/>
     <w:semiHidden/>
-    <w:rsid w:val="00D0625D"/>
+    <w:rsid w:val="0072297B"/>
     <w:rPr>
       <w:rFonts w:eastAsiaTheme="minorHAnsi"/>
       <w:color w:val="4D614C" w:themeColor="text1"/>
@@ -7039,7 +7023,7 @@
     <w:uiPriority w:val="99"/>
     <w:semiHidden/>
     <w:unhideWhenUsed/>
-    <w:rsid w:val="00D0625D"/>
+    <w:rsid w:val="0072297B"/>
     <w:pPr>
       <w:framePr w:w="7920" w:h="1980" w:hRule="exact" w:hSpace="180" w:wrap="auto" w:hAnchor="page" w:xAlign="center" w:yAlign="bottom"/>
       <w:spacing w:after="0" w:line="240" w:lineRule="auto"/>
@@ -7055,7 +7039,7 @@
     <w:uiPriority w:val="99"/>
     <w:semiHidden/>
     <w:unhideWhenUsed/>
-    <w:rsid w:val="00D0625D"/>
+    <w:rsid w:val="0072297B"/>
     <w:pPr>
       <w:spacing w:after="0" w:line="240" w:lineRule="auto"/>
     </w:pPr>
@@ -7070,7 +7054,7 @@
     <w:uiPriority w:val="99"/>
     <w:semiHidden/>
     <w:unhideWhenUsed/>
-    <w:rsid w:val="00D0625D"/>
+    <w:rsid w:val="0072297B"/>
     <w:rPr>
       <w:color w:val="4D614C" w:themeColor="followedHyperlink"/>
       <w:sz w:val="16"/>
@@ -7083,7 +7067,7 @@
     <w:uiPriority w:val="99"/>
     <w:semiHidden/>
     <w:unhideWhenUsed/>
-    <w:rsid w:val="00D0625D"/>
+    <w:rsid w:val="0072297B"/>
     <w:rPr>
       <w:sz w:val="16"/>
       <w:vertAlign w:val="superscript"/>
@@ -7096,7 +7080,7 @@
     <w:uiPriority w:val="99"/>
     <w:semiHidden/>
     <w:unhideWhenUsed/>
-    <w:rsid w:val="00D0625D"/>
+    <w:rsid w:val="0072297B"/>
     <w:pPr>
       <w:spacing w:after="0" w:line="240" w:lineRule="auto"/>
     </w:pPr>
@@ -7110,7 +7094,7 @@
     <w:link w:val="FootnoteText"/>
     <w:uiPriority w:val="99"/>
     <w:semiHidden/>
-    <w:rsid w:val="00D0625D"/>
+    <w:rsid w:val="0072297B"/>
     <w:rPr>
       <w:rFonts w:eastAsiaTheme="minorHAnsi"/>
       <w:color w:val="4D614C" w:themeColor="text1"/>
@@ -7123,7 +7107,7 @@
     <w:name w:val="Grid Table 1 Light"/>
     <w:basedOn w:val="TableNormal"/>
     <w:uiPriority w:val="46"/>
-    <w:rsid w:val="00D0625D"/>
+    <w:rsid w:val="0072297B"/>
     <w:pPr>
       <w:spacing w:after="0" w:line="240" w:lineRule="auto"/>
     </w:pPr>
@@ -7186,7 +7170,7 @@
     <w:name w:val="Grid Table 1 Light Accent 1"/>
     <w:basedOn w:val="TableNormal"/>
     <w:uiPriority w:val="46"/>
-    <w:rsid w:val="00D0625D"/>
+    <w:rsid w:val="0072297B"/>
     <w:pPr>
       <w:spacing w:after="0" w:line="240" w:lineRule="auto"/>
     </w:pPr>
@@ -7249,7 +7233,7 @@
     <w:name w:val="Grid Table 1 Light Accent 2"/>
     <w:basedOn w:val="TableNormal"/>
     <w:uiPriority w:val="46"/>
-    <w:rsid w:val="00D0625D"/>
+    <w:rsid w:val="0072297B"/>
     <w:pPr>
       <w:spacing w:after="0" w:line="240" w:lineRule="auto"/>
     </w:pPr>
@@ -7312,7 +7296,7 @@
     <w:name w:val="Grid Table 1 Light Accent 3"/>
     <w:basedOn w:val="TableNormal"/>
     <w:uiPriority w:val="46"/>
-    <w:rsid w:val="00D0625D"/>
+    <w:rsid w:val="0072297B"/>
     <w:pPr>
       <w:spacing w:after="0" w:line="240" w:lineRule="auto"/>
     </w:pPr>
@@ -7375,7 +7359,7 @@
     <w:name w:val="Grid Table 1 Light Accent 4"/>
     <w:basedOn w:val="TableNormal"/>
     <w:uiPriority w:val="46"/>
-    <w:rsid w:val="00D0625D"/>
+    <w:rsid w:val="0072297B"/>
     <w:pPr>
       <w:spacing w:after="0" w:line="240" w:lineRule="auto"/>
     </w:pPr>
@@ -7438,7 +7422,7 @@
     <w:name w:val="Grid Table 1 Light Accent 5"/>
     <w:basedOn w:val="TableNormal"/>
     <w:uiPriority w:val="46"/>
-    <w:rsid w:val="00D0625D"/>
+    <w:rsid w:val="0072297B"/>
     <w:pPr>
       <w:spacing w:after="0" w:line="240" w:lineRule="auto"/>
     </w:pPr>
@@ -7501,7 +7485,7 @@
     <w:name w:val="Grid Table 2"/>
     <w:basedOn w:val="TableNormal"/>
     <w:uiPriority w:val="47"/>
-    <w:rsid w:val="00D0625D"/>
+    <w:rsid w:val="0072297B"/>
     <w:pPr>
       <w:spacing w:after="0" w:line="240" w:lineRule="auto"/>
     </w:pPr>
@@ -7582,7 +7566,7 @@
     <w:name w:val="Grid Table 2 Accent 1"/>
     <w:basedOn w:val="TableNormal"/>
     <w:uiPriority w:val="47"/>
-    <w:rsid w:val="00D0625D"/>
+    <w:rsid w:val="0072297B"/>
     <w:pPr>
       <w:spacing w:after="0" w:line="240" w:lineRule="auto"/>
     </w:pPr>
@@ -7663,7 +7647,7 @@
     <w:name w:val="Grid Table 2 Accent 2"/>
     <w:basedOn w:val="TableNormal"/>
     <w:uiPriority w:val="47"/>
-    <w:rsid w:val="00D0625D"/>
+    <w:rsid w:val="0072297B"/>
     <w:pPr>
       <w:spacing w:after="0" w:line="240" w:lineRule="auto"/>
     </w:pPr>
@@ -7744,7 +7728,7 @@
     <w:name w:val="Grid Table 2 Accent 3"/>
     <w:basedOn w:val="TableNormal"/>
     <w:uiPriority w:val="47"/>
-    <w:rsid w:val="00D0625D"/>
+    <w:rsid w:val="0072297B"/>
     <w:pPr>
       <w:spacing w:after="0" w:line="240" w:lineRule="auto"/>
     </w:pPr>
@@ -7825,7 +7809,7 @@
     <w:name w:val="Grid Table 2 Accent 4"/>
     <w:basedOn w:val="TableNormal"/>
     <w:uiPriority w:val="47"/>
-    <w:rsid w:val="00D0625D"/>
+    <w:rsid w:val="0072297B"/>
     <w:pPr>
       <w:spacing w:after="0" w:line="240" w:lineRule="auto"/>
     </w:pPr>
@@ -7906,7 +7890,7 @@
     <w:name w:val="Grid Table 2 Accent 5"/>
     <w:basedOn w:val="TableNormal"/>
     <w:uiPriority w:val="47"/>
-    <w:rsid w:val="00D0625D"/>
+    <w:rsid w:val="0072297B"/>
     <w:pPr>
       <w:spacing w:after="0" w:line="240" w:lineRule="auto"/>
     </w:pPr>
@@ -7987,7 +7971,7 @@
     <w:name w:val="Grid Table 2 Accent 6"/>
     <w:basedOn w:val="TableNormal"/>
     <w:uiPriority w:val="47"/>
-    <w:rsid w:val="00D0625D"/>
+    <w:rsid w:val="0072297B"/>
     <w:pPr>
       <w:spacing w:after="0" w:line="240" w:lineRule="auto"/>
     </w:pPr>
@@ -8068,7 +8052,7 @@
     <w:name w:val="Grid Table 3"/>
     <w:basedOn w:val="TableNormal"/>
     <w:uiPriority w:val="48"/>
-    <w:rsid w:val="00D0625D"/>
+    <w:rsid w:val="0072297B"/>
     <w:pPr>
       <w:spacing w:after="0" w:line="240" w:lineRule="auto"/>
     </w:pPr>
@@ -8210,7 +8194,7 @@
     <w:name w:val="Grid Table 3 Accent 1"/>
     <w:basedOn w:val="TableNormal"/>
     <w:uiPriority w:val="48"/>
-    <w:rsid w:val="00D0625D"/>
+    <w:rsid w:val="0072297B"/>
     <w:pPr>
       <w:spacing w:after="0" w:line="240" w:lineRule="auto"/>
     </w:pPr>
@@ -8352,7 +8336,7 @@
     <w:name w:val="Grid Table 3 Accent 2"/>
     <w:basedOn w:val="TableNormal"/>
     <w:uiPriority w:val="48"/>
-    <w:rsid w:val="00D0625D"/>
+    <w:rsid w:val="0072297B"/>
     <w:pPr>
       <w:spacing w:after="0" w:line="240" w:lineRule="auto"/>
     </w:pPr>
@@ -8494,7 +8478,7 @@
     <w:name w:val="Grid Table 3 Accent 3"/>
     <w:basedOn w:val="TableNormal"/>
     <w:uiPriority w:val="48"/>
-    <w:rsid w:val="00D0625D"/>
+    <w:rsid w:val="0072297B"/>
     <w:pPr>
       <w:spacing w:after="0" w:line="240" w:lineRule="auto"/>
     </w:pPr>
@@ -8636,7 +8620,7 @@
     <w:name w:val="Grid Table 3 Accent 4"/>
     <w:basedOn w:val="TableNormal"/>
     <w:uiPriority w:val="48"/>
-    <w:rsid w:val="00D0625D"/>
+    <w:rsid w:val="0072297B"/>
     <w:pPr>
       <w:spacing w:after="0" w:line="240" w:lineRule="auto"/>
     </w:pPr>
@@ -8778,7 +8762,7 @@
     <w:name w:val="Grid Table 3 Accent 5"/>
     <w:basedOn w:val="TableNormal"/>
     <w:uiPriority w:val="48"/>
-    <w:rsid w:val="00D0625D"/>
+    <w:rsid w:val="0072297B"/>
     <w:pPr>
       <w:spacing w:after="0" w:line="240" w:lineRule="auto"/>
     </w:pPr>
@@ -8920,7 +8904,7 @@
     <w:name w:val="Grid Table 3 Accent 6"/>
     <w:basedOn w:val="TableNormal"/>
     <w:uiPriority w:val="48"/>
-    <w:rsid w:val="00D0625D"/>
+    <w:rsid w:val="0072297B"/>
     <w:pPr>
       <w:spacing w:after="0" w:line="240" w:lineRule="auto"/>
     </w:pPr>
@@ -9062,7 +9046,7 @@
     <w:name w:val="Grid Table 4"/>
     <w:basedOn w:val="TableNormal"/>
     <w:uiPriority w:val="49"/>
-    <w:rsid w:val="00D0625D"/>
+    <w:rsid w:val="0072297B"/>
     <w:pPr>
       <w:spacing w:after="0" w:line="240" w:lineRule="auto"/>
     </w:pPr>
@@ -9144,7 +9128,7 @@
     <w:name w:val="Grid Table 4 Accent 1"/>
     <w:basedOn w:val="TableNormal"/>
     <w:uiPriority w:val="49"/>
-    <w:rsid w:val="00D0625D"/>
+    <w:rsid w:val="0072297B"/>
     <w:pPr>
       <w:spacing w:after="0" w:line="240" w:lineRule="auto"/>
     </w:pPr>
@@ -9226,7 +9210,7 @@
     <w:name w:val="Grid Table 4 Accent 2"/>
     <w:basedOn w:val="TableNormal"/>
     <w:uiPriority w:val="49"/>
-    <w:rsid w:val="00D0625D"/>
+    <w:rsid w:val="0072297B"/>
     <w:pPr>
       <w:spacing w:after="0" w:line="240" w:lineRule="auto"/>
     </w:pPr>
@@ -9308,7 +9292,7 @@
     <w:name w:val="Grid Table 4 Accent 3"/>
     <w:basedOn w:val="TableNormal"/>
     <w:uiPriority w:val="49"/>
-    <w:rsid w:val="00D0625D"/>
+    <w:rsid w:val="0072297B"/>
     <w:pPr>
       <w:spacing w:after="0" w:line="240" w:lineRule="auto"/>
     </w:pPr>
@@ -9390,7 +9374,7 @@
     <w:name w:val="Grid Table 4 Accent 4"/>
     <w:basedOn w:val="TableNormal"/>
     <w:uiPriority w:val="49"/>
-    <w:rsid w:val="00D0625D"/>
+    <w:rsid w:val="0072297B"/>
     <w:pPr>
       <w:spacing w:after="0" w:line="240" w:lineRule="auto"/>
     </w:pPr>
@@ -9472,7 +9456,7 @@
     <w:name w:val="Grid Table 4 Accent 5"/>
     <w:basedOn w:val="TableNormal"/>
     <w:uiPriority w:val="49"/>
-    <w:rsid w:val="00D0625D"/>
+    <w:rsid w:val="0072297B"/>
     <w:pPr>
       <w:spacing w:after="0" w:line="240" w:lineRule="auto"/>
     </w:pPr>
@@ -9554,7 +9538,7 @@
     <w:name w:val="Grid Table 4 Accent 6"/>
     <w:basedOn w:val="TableNormal"/>
     <w:uiPriority w:val="49"/>
-    <w:rsid w:val="00D0625D"/>
+    <w:rsid w:val="0072297B"/>
     <w:pPr>
       <w:spacing w:after="0" w:line="240" w:lineRule="auto"/>
     </w:pPr>
@@ -9636,7 +9620,7 @@
     <w:name w:val="Grid Table 5 Dark"/>
     <w:basedOn w:val="TableNormal"/>
     <w:uiPriority w:val="50"/>
-    <w:rsid w:val="00D0625D"/>
+    <w:rsid w:val="0072297B"/>
     <w:pPr>
       <w:spacing w:after="0" w:line="240" w:lineRule="auto"/>
     </w:pPr>
@@ -9748,7 +9732,7 @@
     <w:name w:val="Grid Table 5 Dark Accent 1"/>
     <w:basedOn w:val="TableNormal"/>
     <w:uiPriority w:val="50"/>
-    <w:rsid w:val="00D0625D"/>
+    <w:rsid w:val="0072297B"/>
     <w:pPr>
       <w:spacing w:after="0" w:line="240" w:lineRule="auto"/>
     </w:pPr>
@@ -9860,7 +9844,7 @@
     <w:name w:val="Grid Table 5 Dark Accent 2"/>
     <w:basedOn w:val="TableNormal"/>
     <w:uiPriority w:val="50"/>
-    <w:rsid w:val="00D0625D"/>
+    <w:rsid w:val="0072297B"/>
     <w:pPr>
       <w:spacing w:after="0" w:line="240" w:lineRule="auto"/>
     </w:pPr>
@@ -9972,7 +9956,7 @@
     <w:name w:val="Grid Table 5 Dark Accent 3"/>
     <w:basedOn w:val="TableNormal"/>
     <w:uiPriority w:val="50"/>
-    <w:rsid w:val="00D0625D"/>
+    <w:rsid w:val="0072297B"/>
     <w:pPr>
       <w:spacing w:after="0" w:line="240" w:lineRule="auto"/>
     </w:pPr>
@@ -10084,7 +10068,7 @@
     <w:name w:val="Grid Table 5 Dark Accent 4"/>
     <w:basedOn w:val="TableNormal"/>
     <w:uiPriority w:val="50"/>
-    <w:rsid w:val="00D0625D"/>
+    <w:rsid w:val="0072297B"/>
     <w:pPr>
       <w:spacing w:after="0" w:line="240" w:lineRule="auto"/>
     </w:pPr>
@@ -10196,7 +10180,7 @@
     <w:name w:val="Grid Table 5 Dark Accent 5"/>
     <w:basedOn w:val="TableNormal"/>
     <w:uiPriority w:val="50"/>
-    <w:rsid w:val="00D0625D"/>
+    <w:rsid w:val="0072297B"/>
     <w:pPr>
       <w:spacing w:after="0" w:line="240" w:lineRule="auto"/>
     </w:pPr>
@@ -10308,7 +10292,7 @@
     <w:name w:val="Grid Table 5 Dark Accent 6"/>
     <w:basedOn w:val="TableNormal"/>
     <w:uiPriority w:val="50"/>
-    <w:rsid w:val="00D0625D"/>
+    <w:rsid w:val="0072297B"/>
     <w:pPr>
       <w:spacing w:after="0" w:line="240" w:lineRule="auto"/>
     </w:pPr>
@@ -10420,7 +10404,7 @@
     <w:name w:val="Grid Table 6 Colorful"/>
     <w:basedOn w:val="TableNormal"/>
     <w:uiPriority w:val="51"/>
-    <w:rsid w:val="00D0625D"/>
+    <w:rsid w:val="0072297B"/>
     <w:pPr>
       <w:spacing w:after="0" w:line="240" w:lineRule="auto"/>
     </w:pPr>
@@ -10496,7 +10480,7 @@
     <w:name w:val="Grid Table 6 Colorful Accent 1"/>
     <w:basedOn w:val="TableNormal"/>
     <w:uiPriority w:val="51"/>
-    <w:rsid w:val="00D0625D"/>
+    <w:rsid w:val="0072297B"/>
     <w:pPr>
       <w:spacing w:after="0" w:line="240" w:lineRule="auto"/>
     </w:pPr>
@@ -10572,7 +10556,7 @@
     <w:name w:val="Grid Table 6 Colorful Accent 2"/>
     <w:basedOn w:val="TableNormal"/>
     <w:uiPriority w:val="51"/>
-    <w:rsid w:val="00D0625D"/>
+    <w:rsid w:val="0072297B"/>
     <w:pPr>
       <w:spacing w:after="0" w:line="240" w:lineRule="auto"/>
     </w:pPr>
@@ -10648,7 +10632,7 @@
     <w:name w:val="Grid Table 6 Colorful Accent 3"/>
     <w:basedOn w:val="TableNormal"/>
     <w:uiPriority w:val="51"/>
-    <w:rsid w:val="00D0625D"/>
+    <w:rsid w:val="0072297B"/>
     <w:pPr>
       <w:spacing w:after="0" w:line="240" w:lineRule="auto"/>
     </w:pPr>
@@ -10724,7 +10708,7 @@
     <w:name w:val="Grid Table 6 Colorful Accent 4"/>
     <w:basedOn w:val="TableNormal"/>
     <w:uiPriority w:val="51"/>
-    <w:rsid w:val="00D0625D"/>
+    <w:rsid w:val="0072297B"/>
     <w:pPr>
       <w:spacing w:after="0" w:line="240" w:lineRule="auto"/>
     </w:pPr>
@@ -10800,7 +10784,7 @@
     <w:name w:val="Grid Table 6 Colorful Accent 5"/>
     <w:basedOn w:val="TableNormal"/>
     <w:uiPriority w:val="51"/>
-    <w:rsid w:val="00D0625D"/>
+    <w:rsid w:val="0072297B"/>
     <w:pPr>
       <w:spacing w:after="0" w:line="240" w:lineRule="auto"/>
     </w:pPr>
@@ -10876,7 +10860,7 @@
     <w:name w:val="Grid Table 6 Colorful Accent 6"/>
     <w:basedOn w:val="TableNormal"/>
     <w:uiPriority w:val="51"/>
-    <w:rsid w:val="00D0625D"/>
+    <w:rsid w:val="0072297B"/>
     <w:pPr>
       <w:spacing w:after="0" w:line="240" w:lineRule="auto"/>
     </w:pPr>
@@ -10952,7 +10936,7 @@
     <w:name w:val="Grid Table 7 Colorful"/>
     <w:basedOn w:val="TableNormal"/>
     <w:uiPriority w:val="52"/>
-    <w:rsid w:val="00D0625D"/>
+    <w:rsid w:val="0072297B"/>
     <w:pPr>
       <w:spacing w:after="0" w:line="240" w:lineRule="auto"/>
     </w:pPr>
@@ -11095,7 +11079,7 @@
     <w:name w:val="Grid Table 7 Colorful Accent 1"/>
     <w:basedOn w:val="TableNormal"/>
     <w:uiPriority w:val="52"/>
-    <w:rsid w:val="00D0625D"/>
+    <w:rsid w:val="0072297B"/>
     <w:pPr>
       <w:spacing w:after="0" w:line="240" w:lineRule="auto"/>
     </w:pPr>
@@ -11238,7 +11222,7 @@
     <w:name w:val="Grid Table 7 Colorful Accent 2"/>
     <w:basedOn w:val="TableNormal"/>
     <w:uiPriority w:val="52"/>
-    <w:rsid w:val="00D0625D"/>
+    <w:rsid w:val="0072297B"/>
     <w:pPr>
       <w:spacing w:after="0" w:line="240" w:lineRule="auto"/>
     </w:pPr>
@@ -11381,7 +11365,7 @@
     <w:name w:val="Grid Table 7 Colorful Accent 3"/>
     <w:basedOn w:val="TableNormal"/>
     <w:uiPriority w:val="52"/>
-    <w:rsid w:val="00D0625D"/>
+    <w:rsid w:val="0072297B"/>
     <w:pPr>
       <w:spacing w:after="0" w:line="240" w:lineRule="auto"/>
     </w:pPr>
@@ -11524,7 +11508,7 @@
     <w:name w:val="Grid Table 7 Colorful Accent 4"/>
     <w:basedOn w:val="TableNormal"/>
     <w:uiPriority w:val="52"/>
-    <w:rsid w:val="00D0625D"/>
+    <w:rsid w:val="0072297B"/>
     <w:pPr>
       <w:spacing w:after="0" w:line="240" w:lineRule="auto"/>
     </w:pPr>
@@ -11667,7 +11651,7 @@
     <w:name w:val="Grid Table 7 Colorful Accent 5"/>
     <w:basedOn w:val="TableNormal"/>
     <w:uiPriority w:val="52"/>
-    <w:rsid w:val="00D0625D"/>
+    <w:rsid w:val="0072297B"/>
     <w:pPr>
       <w:spacing w:after="0" w:line="240" w:lineRule="auto"/>
     </w:pPr>
@@ -11810,7 +11794,7 @@
     <w:name w:val="Grid Table 7 Colorful Accent 6"/>
     <w:basedOn w:val="TableNormal"/>
     <w:uiPriority w:val="52"/>
-    <w:rsid w:val="00D0625D"/>
+    <w:rsid w:val="0072297B"/>
     <w:pPr>
       <w:spacing w:after="0" w:line="240" w:lineRule="auto"/>
     </w:pPr>
@@ -11955,7 +11939,7 @@
     <w:uiPriority w:val="99"/>
     <w:semiHidden/>
     <w:unhideWhenUsed/>
-    <w:rsid w:val="00D0625D"/>
+    <w:rsid w:val="0072297B"/>
     <w:rPr>
       <w:color w:val="2B579A"/>
       <w:sz w:val="16"/>
@@ -11968,7 +11952,7 @@
     <w:uiPriority w:val="99"/>
     <w:semiHidden/>
     <w:unhideWhenUsed/>
-    <w:rsid w:val="00D0625D"/>
+    <w:rsid w:val="0072297B"/>
     <w:rPr>
       <w:sz w:val="16"/>
     </w:rPr>
@@ -11980,7 +11964,7 @@
     <w:uiPriority w:val="99"/>
     <w:semiHidden/>
     <w:unhideWhenUsed/>
-    <w:rsid w:val="00D0625D"/>
+    <w:rsid w:val="0072297B"/>
     <w:pPr>
       <w:spacing w:after="0" w:line="240" w:lineRule="auto"/>
     </w:pPr>
@@ -11995,7 +11979,7 @@
     <w:link w:val="HTMLAddress"/>
     <w:uiPriority w:val="99"/>
     <w:semiHidden/>
-    <w:rsid w:val="00D0625D"/>
+    <w:rsid w:val="0072297B"/>
     <w:rPr>
       <w:rFonts w:eastAsiaTheme="minorHAnsi"/>
       <w:i/>
@@ -12012,7 +11996,7 @@
     <w:uiPriority w:val="99"/>
     <w:semiHidden/>
     <w:unhideWhenUsed/>
-    <w:rsid w:val="00D0625D"/>
+    <w:rsid w:val="0072297B"/>
     <w:rPr>
       <w:i/>
       <w:iCs/>
@@ -12025,7 +12009,7 @@
     <w:uiPriority w:val="99"/>
     <w:semiHidden/>
     <w:unhideWhenUsed/>
-    <w:rsid w:val="00D0625D"/>
+    <w:rsid w:val="0072297B"/>
     <w:rPr>
       <w:rFonts w:ascii="Consolas" w:hAnsi="Consolas"/>
       <w:sz w:val="16"/>
@@ -12038,7 +12022,7 @@
     <w:uiPriority w:val="99"/>
     <w:semiHidden/>
     <w:unhideWhenUsed/>
-    <w:rsid w:val="00D0625D"/>
+    <w:rsid w:val="0072297B"/>
     <w:rPr>
       <w:i/>
       <w:iCs/>
@@ -12051,7 +12035,7 @@
     <w:uiPriority w:val="99"/>
     <w:semiHidden/>
     <w:unhideWhenUsed/>
-    <w:rsid w:val="00D0625D"/>
+    <w:rsid w:val="0072297B"/>
     <w:rPr>
       <w:rFonts w:ascii="Consolas" w:hAnsi="Consolas"/>
       <w:sz w:val="16"/>
@@ -12065,7 +12049,7 @@
     <w:uiPriority w:val="99"/>
     <w:semiHidden/>
     <w:unhideWhenUsed/>
-    <w:rsid w:val="00D0625D"/>
+    <w:rsid w:val="0072297B"/>
     <w:pPr>
       <w:spacing w:after="0" w:line="240" w:lineRule="auto"/>
     </w:pPr>
@@ -12080,7 +12064,7 @@
     <w:link w:val="HTMLPreformatted"/>
     <w:uiPriority w:val="99"/>
     <w:semiHidden/>
-    <w:rsid w:val="00D0625D"/>
+    <w:rsid w:val="0072297B"/>
     <w:rPr>
       <w:rFonts w:ascii="Consolas" w:eastAsiaTheme="minorHAnsi" w:hAnsi="Consolas"/>
       <w:color w:val="4D614C" w:themeColor="text1"/>
@@ -12095,7 +12079,7 @@
     <w:uiPriority w:val="99"/>
     <w:semiHidden/>
     <w:unhideWhenUsed/>
-    <w:rsid w:val="00D0625D"/>
+    <w:rsid w:val="0072297B"/>
     <w:rPr>
       <w:rFonts w:ascii="Consolas" w:hAnsi="Consolas"/>
       <w:sz w:val="16"/>
@@ -12108,7 +12092,7 @@
     <w:uiPriority w:val="99"/>
     <w:semiHidden/>
     <w:unhideWhenUsed/>
-    <w:rsid w:val="00D0625D"/>
+    <w:rsid w:val="0072297B"/>
     <w:rPr>
       <w:rFonts w:ascii="Consolas" w:hAnsi="Consolas"/>
       <w:sz w:val="16"/>
@@ -12121,7 +12105,7 @@
     <w:uiPriority w:val="99"/>
     <w:semiHidden/>
     <w:unhideWhenUsed/>
-    <w:rsid w:val="00D0625D"/>
+    <w:rsid w:val="0072297B"/>
     <w:rPr>
       <w:i/>
       <w:iCs/>
@@ -12135,7 +12119,7 @@
     <w:semiHidden/>
     <w:unhideWhenUsed/>
     <w:qFormat/>
-    <w:rsid w:val="00D0625D"/>
+    <w:rsid w:val="0072297B"/>
     <w:rPr>
       <w:color w:val="4D614C" w:themeColor="hyperlink"/>
       <w:sz w:val="16"/>
@@ -12150,7 +12134,7 @@
     <w:uiPriority w:val="99"/>
     <w:semiHidden/>
     <w:unhideWhenUsed/>
-    <w:rsid w:val="00D0625D"/>
+    <w:rsid w:val="0072297B"/>
     <w:pPr>
       <w:spacing w:after="0" w:line="240" w:lineRule="auto"/>
       <w:ind w:left="240" w:hanging="240"/>
@@ -12164,7 +12148,7 @@
     <w:uiPriority w:val="99"/>
     <w:semiHidden/>
     <w:unhideWhenUsed/>
-    <w:rsid w:val="00D0625D"/>
+    <w:rsid w:val="0072297B"/>
     <w:pPr>
       <w:spacing w:after="0" w:line="240" w:lineRule="auto"/>
       <w:ind w:left="480" w:hanging="240"/>
@@ -12178,7 +12162,7 @@
     <w:uiPriority w:val="99"/>
     <w:semiHidden/>
     <w:unhideWhenUsed/>
-    <w:rsid w:val="00D0625D"/>
+    <w:rsid w:val="0072297B"/>
     <w:pPr>
       <w:spacing w:after="0" w:line="240" w:lineRule="auto"/>
       <w:ind w:left="720" w:hanging="240"/>
@@ -12192,7 +12176,7 @@
     <w:uiPriority w:val="99"/>
     <w:semiHidden/>
     <w:unhideWhenUsed/>
-    <w:rsid w:val="00D0625D"/>
+    <w:rsid w:val="0072297B"/>
     <w:pPr>
       <w:spacing w:after="0" w:line="240" w:lineRule="auto"/>
       <w:ind w:left="960" w:hanging="240"/>
@@ -12206,7 +12190,7 @@
     <w:uiPriority w:val="99"/>
     <w:semiHidden/>
     <w:unhideWhenUsed/>
-    <w:rsid w:val="00D0625D"/>
+    <w:rsid w:val="0072297B"/>
     <w:pPr>
       <w:spacing w:after="0" w:line="240" w:lineRule="auto"/>
       <w:ind w:left="1200" w:hanging="240"/>
@@ -12220,7 +12204,7 @@
     <w:uiPriority w:val="99"/>
     <w:semiHidden/>
     <w:unhideWhenUsed/>
-    <w:rsid w:val="00D0625D"/>
+    <w:rsid w:val="0072297B"/>
     <w:pPr>
       <w:spacing w:after="0" w:line="240" w:lineRule="auto"/>
       <w:ind w:left="1440" w:hanging="240"/>
@@ -12234,7 +12218,7 @@
     <w:uiPriority w:val="99"/>
     <w:semiHidden/>
     <w:unhideWhenUsed/>
-    <w:rsid w:val="00D0625D"/>
+    <w:rsid w:val="0072297B"/>
     <w:pPr>
       <w:spacing w:after="0" w:line="240" w:lineRule="auto"/>
       <w:ind w:left="1680" w:hanging="240"/>
@@ -12248,7 +12232,7 @@
     <w:uiPriority w:val="99"/>
     <w:semiHidden/>
     <w:unhideWhenUsed/>
-    <w:rsid w:val="00D0625D"/>
+    <w:rsid w:val="0072297B"/>
     <w:pPr>
       <w:spacing w:after="0" w:line="240" w:lineRule="auto"/>
       <w:ind w:left="1920" w:hanging="240"/>
@@ -12262,7 +12246,7 @@
     <w:uiPriority w:val="99"/>
     <w:semiHidden/>
     <w:unhideWhenUsed/>
-    <w:rsid w:val="00D0625D"/>
+    <w:rsid w:val="0072297B"/>
     <w:pPr>
       <w:spacing w:after="0" w:line="240" w:lineRule="auto"/>
       <w:ind w:left="2160" w:hanging="240"/>
@@ -12275,7 +12259,7 @@
     <w:uiPriority w:val="99"/>
     <w:semiHidden/>
     <w:unhideWhenUsed/>
-    <w:rsid w:val="00D0625D"/>
+    <w:rsid w:val="0072297B"/>
     <w:rPr>
       <w:rFonts w:asciiTheme="majorHAnsi" w:eastAsiaTheme="majorEastAsia" w:hAnsiTheme="majorHAnsi" w:cstheme="majorBidi"/>
       <w:b/>
@@ -12288,7 +12272,7 @@
     <w:uiPriority w:val="62"/>
     <w:semiHidden/>
     <w:unhideWhenUsed/>
-    <w:rsid w:val="00D0625D"/>
+    <w:rsid w:val="0072297B"/>
     <w:pPr>
       <w:spacing w:after="0" w:line="240" w:lineRule="auto"/>
     </w:pPr>
@@ -12419,7 +12403,7 @@
     <w:uiPriority w:val="62"/>
     <w:semiHidden/>
     <w:unhideWhenUsed/>
-    <w:rsid w:val="00D0625D"/>
+    <w:rsid w:val="0072297B"/>
     <w:pPr>
       <w:spacing w:after="0" w:line="240" w:lineRule="auto"/>
     </w:pPr>
@@ -12550,7 +12534,7 @@
     <w:uiPriority w:val="62"/>
     <w:semiHidden/>
     <w:unhideWhenUsed/>
-    <w:rsid w:val="00D0625D"/>
+    <w:rsid w:val="0072297B"/>
     <w:pPr>
       <w:spacing w:after="0" w:line="240" w:lineRule="auto"/>
     </w:pPr>
@@ -12681,7 +12665,7 @@
     <w:uiPriority w:val="62"/>
     <w:semiHidden/>
     <w:unhideWhenUsed/>
-    <w:rsid w:val="00D0625D"/>
+    <w:rsid w:val="0072297B"/>
     <w:pPr>
       <w:spacing w:after="0" w:line="240" w:lineRule="auto"/>
     </w:pPr>
@@ -12812,7 +12796,7 @@
     <w:uiPriority w:val="62"/>
     <w:semiHidden/>
     <w:unhideWhenUsed/>
-    <w:rsid w:val="00D0625D"/>
+    <w:rsid w:val="0072297B"/>
     <w:pPr>
       <w:spacing w:after="0" w:line="240" w:lineRule="auto"/>
     </w:pPr>
@@ -12943,7 +12927,7 @@
     <w:uiPriority w:val="62"/>
     <w:semiHidden/>
     <w:unhideWhenUsed/>
-    <w:rsid w:val="00D0625D"/>
+    <w:rsid w:val="0072297B"/>
     <w:pPr>
       <w:spacing w:after="0" w:line="240" w:lineRule="auto"/>
     </w:pPr>
@@ -13074,7 +13058,7 @@
     <w:uiPriority w:val="62"/>
     <w:semiHidden/>
     <w:unhideWhenUsed/>
-    <w:rsid w:val="00D0625D"/>
+    <w:rsid w:val="0072297B"/>
     <w:pPr>
       <w:spacing w:after="0" w:line="240" w:lineRule="auto"/>
     </w:pPr>
@@ -13205,7 +13189,7 @@
     <w:uiPriority w:val="61"/>
     <w:semiHidden/>
     <w:unhideWhenUsed/>
-    <w:rsid w:val="00D0625D"/>
+    <w:rsid w:val="0072297B"/>
     <w:pPr>
       <w:spacing w:after="0" w:line="240" w:lineRule="auto"/>
     </w:pPr>
@@ -13298,7 +13282,7 @@
     <w:uiPriority w:val="61"/>
     <w:semiHidden/>
     <w:unhideWhenUsed/>
-    <w:rsid w:val="00D0625D"/>
+    <w:rsid w:val="0072297B"/>
     <w:pPr>
       <w:spacing w:after="0" w:line="240" w:lineRule="auto"/>
     </w:pPr>
@@ -13391,7 +13375,7 @@
     <w:uiPriority w:val="61"/>
     <w:semiHidden/>
     <w:unhideWhenUsed/>
-    <w:rsid w:val="00D0625D"/>
+    <w:rsid w:val="0072297B"/>
     <w:pPr>
       <w:spacing w:after="0" w:line="240" w:lineRule="auto"/>
     </w:pPr>
@@ -13484,7 +13468,7 @@
     <w:uiPriority w:val="61"/>
     <w:semiHidden/>
     <w:unhideWhenUsed/>
-    <w:rsid w:val="00D0625D"/>
+    <w:rsid w:val="0072297B"/>
     <w:pPr>
       <w:spacing w:after="0" w:line="240" w:lineRule="auto"/>
     </w:pPr>
@@ -13577,7 +13561,7 @@
     <w:uiPriority w:val="61"/>
     <w:semiHidden/>
     <w:unhideWhenUsed/>
-    <w:rsid w:val="00D0625D"/>
+    <w:rsid w:val="0072297B"/>
     <w:pPr>
       <w:spacing w:after="0" w:line="240" w:lineRule="auto"/>
     </w:pPr>
@@ -13670,7 +13654,7 @@
     <w:uiPriority w:val="61"/>
     <w:semiHidden/>
     <w:unhideWhenUsed/>
-    <w:rsid w:val="00D0625D"/>
+    <w:rsid w:val="0072297B"/>
     <w:pPr>
       <w:spacing w:after="0" w:line="240" w:lineRule="auto"/>
     </w:pPr>
@@ -13763,7 +13747,7 @@
     <w:uiPriority w:val="61"/>
     <w:semiHidden/>
     <w:unhideWhenUsed/>
-    <w:rsid w:val="00D0625D"/>
+    <w:rsid w:val="0072297B"/>
     <w:pPr>
       <w:spacing w:after="0" w:line="240" w:lineRule="auto"/>
     </w:pPr>
@@ -13856,7 +13840,7 @@
     <w:uiPriority w:val="60"/>
     <w:semiHidden/>
     <w:unhideWhenUsed/>
-    <w:rsid w:val="00D0625D"/>
+    <w:rsid w:val="0072297B"/>
     <w:pPr>
       <w:spacing w:after="0" w:line="240" w:lineRule="auto"/>
     </w:pPr>
@@ -13958,7 +13942,7 @@
     <w:uiPriority w:val="60"/>
     <w:semiHidden/>
     <w:unhideWhenUsed/>
-    <w:rsid w:val="00D0625D"/>
+    <w:rsid w:val="0072297B"/>
     <w:pPr>
       <w:spacing w:after="0" w:line="240" w:lineRule="auto"/>
     </w:pPr>
@@ -14060,7 +14044,7 @@
     <w:uiPriority w:val="60"/>
     <w:semiHidden/>
     <w:unhideWhenUsed/>
-    <w:rsid w:val="00D0625D"/>
+    <w:rsid w:val="0072297B"/>
     <w:pPr>
       <w:spacing w:after="0" w:line="240" w:lineRule="auto"/>
     </w:pPr>
@@ -14162,7 +14146,7 @@
     <w:uiPriority w:val="60"/>
     <w:semiHidden/>
     <w:unhideWhenUsed/>
-    <w:rsid w:val="00D0625D"/>
+    <w:rsid w:val="0072297B"/>
     <w:pPr>
       <w:spacing w:after="0" w:line="240" w:lineRule="auto"/>
     </w:pPr>
@@ -14264,7 +14248,7 @@
     <w:uiPriority w:val="60"/>
     <w:semiHidden/>
     <w:unhideWhenUsed/>
-    <w:rsid w:val="00D0625D"/>
+    <w:rsid w:val="0072297B"/>
     <w:pPr>
       <w:spacing w:after="0" w:line="240" w:lineRule="auto"/>
     </w:pPr>
@@ -14366,7 +14350,7 @@
     <w:uiPriority w:val="60"/>
     <w:semiHidden/>
     <w:unhideWhenUsed/>
-    <w:rsid w:val="00D0625D"/>
+    <w:rsid w:val="0072297B"/>
     <w:pPr>
       <w:spacing w:after="0" w:line="240" w:lineRule="auto"/>
     </w:pPr>
@@ -14468,7 +14452,7 @@
     <w:uiPriority w:val="60"/>
     <w:semiHidden/>
     <w:unhideWhenUsed/>
-    <w:rsid w:val="00D0625D"/>
+    <w:rsid w:val="0072297B"/>
     <w:pPr>
       <w:spacing w:after="0" w:line="240" w:lineRule="auto"/>
     </w:pPr>
@@ -14570,7 +14554,7 @@
     <w:uiPriority w:val="99"/>
     <w:semiHidden/>
     <w:unhideWhenUsed/>
-    <w:rsid w:val="00D0625D"/>
+    <w:rsid w:val="0072297B"/>
     <w:rPr>
       <w:sz w:val="16"/>
     </w:rPr>
@@ -14581,7 +14565,7 @@
     <w:uiPriority w:val="99"/>
     <w:semiHidden/>
     <w:unhideWhenUsed/>
-    <w:rsid w:val="00D0625D"/>
+    <w:rsid w:val="0072297B"/>
     <w:pPr>
       <w:ind w:left="360" w:hanging="360"/>
       <w:contextualSpacing/>
@@ -14593,7 +14577,7 @@
     <w:uiPriority w:val="99"/>
     <w:semiHidden/>
     <w:unhideWhenUsed/>
-    <w:rsid w:val="00D0625D"/>
+    <w:rsid w:val="0072297B"/>
     <w:pPr>
       <w:ind w:left="720" w:hanging="360"/>
       <w:contextualSpacing/>
@@ -14605,7 +14589,7 @@
     <w:uiPriority w:val="99"/>
     <w:semiHidden/>
     <w:unhideWhenUsed/>
-    <w:rsid w:val="00D0625D"/>
+    <w:rsid w:val="0072297B"/>
     <w:pPr>
       <w:ind w:left="1080" w:hanging="360"/>
       <w:contextualSpacing/>
@@ -14617,7 +14601,7 @@
     <w:uiPriority w:val="99"/>
     <w:semiHidden/>
     <w:unhideWhenUsed/>
-    <w:rsid w:val="00D0625D"/>
+    <w:rsid w:val="0072297B"/>
     <w:pPr>
       <w:ind w:left="1440" w:hanging="360"/>
       <w:contextualSpacing/>
@@ -14629,7 +14613,7 @@
     <w:uiPriority w:val="99"/>
     <w:semiHidden/>
     <w:unhideWhenUsed/>
-    <w:rsid w:val="00D0625D"/>
+    <w:rsid w:val="0072297B"/>
     <w:pPr>
       <w:ind w:left="1800" w:hanging="360"/>
       <w:contextualSpacing/>
@@ -14641,7 +14625,7 @@
     <w:uiPriority w:val="99"/>
     <w:semiHidden/>
     <w:unhideWhenUsed/>
-    <w:rsid w:val="00D0625D"/>
+    <w:rsid w:val="0072297B"/>
     <w:pPr>
       <w:numPr>
         <w:numId w:val="6"/>
@@ -14655,7 +14639,7 @@
     <w:uiPriority w:val="99"/>
     <w:semiHidden/>
     <w:unhideWhenUsed/>
-    <w:rsid w:val="00D0625D"/>
+    <w:rsid w:val="0072297B"/>
     <w:pPr>
       <w:numPr>
         <w:numId w:val="7"/>
@@ -14669,7 +14653,7 @@
     <w:uiPriority w:val="99"/>
     <w:semiHidden/>
     <w:unhideWhenUsed/>
-    <w:rsid w:val="00D0625D"/>
+    <w:rsid w:val="0072297B"/>
     <w:pPr>
       <w:numPr>
         <w:numId w:val="8"/>
@@ -14683,7 +14667,7 @@
     <w:uiPriority w:val="99"/>
     <w:semiHidden/>
     <w:unhideWhenUsed/>
-    <w:rsid w:val="00D0625D"/>
+    <w:rsid w:val="0072297B"/>
     <w:pPr>
       <w:numPr>
         <w:numId w:val="9"/>
@@ -14697,7 +14681,7 @@
     <w:uiPriority w:val="99"/>
     <w:semiHidden/>
     <w:unhideWhenUsed/>
-    <w:rsid w:val="00D0625D"/>
+    <w:rsid w:val="0072297B"/>
     <w:pPr>
       <w:numPr>
         <w:numId w:val="10"/>
@@ -14711,7 +14695,7 @@
     <w:uiPriority w:val="99"/>
     <w:semiHidden/>
     <w:unhideWhenUsed/>
-    <w:rsid w:val="00D0625D"/>
+    <w:rsid w:val="0072297B"/>
     <w:pPr>
       <w:spacing w:after="120"/>
       <w:ind w:left="360"/>
@@ -14724,7 +14708,7 @@
     <w:uiPriority w:val="99"/>
     <w:semiHidden/>
     <w:unhideWhenUsed/>
-    <w:rsid w:val="00D0625D"/>
+    <w:rsid w:val="0072297B"/>
     <w:pPr>
       <w:spacing w:after="120"/>
       <w:ind w:left="720"/>
@@ -14737,7 +14721,7 @@
     <w:uiPriority w:val="99"/>
     <w:semiHidden/>
     <w:unhideWhenUsed/>
-    <w:rsid w:val="00D0625D"/>
+    <w:rsid w:val="0072297B"/>
     <w:pPr>
       <w:spacing w:after="120"/>
       <w:ind w:left="1080"/>
@@ -14750,7 +14734,7 @@
     <w:uiPriority w:val="99"/>
     <w:semiHidden/>
     <w:unhideWhenUsed/>
-    <w:rsid w:val="00D0625D"/>
+    <w:rsid w:val="0072297B"/>
     <w:pPr>
       <w:spacing w:after="120"/>
       <w:ind w:left="1440"/>
@@ -14763,7 +14747,7 @@
     <w:uiPriority w:val="99"/>
     <w:semiHidden/>
     <w:unhideWhenUsed/>
-    <w:rsid w:val="00D0625D"/>
+    <w:rsid w:val="0072297B"/>
     <w:pPr>
       <w:spacing w:after="120"/>
       <w:ind w:left="1800"/>
@@ -14776,7 +14760,7 @@
     <w:uiPriority w:val="99"/>
     <w:semiHidden/>
     <w:unhideWhenUsed/>
-    <w:rsid w:val="00D0625D"/>
+    <w:rsid w:val="0072297B"/>
     <w:pPr>
       <w:numPr>
         <w:numId w:val="11"/>
@@ -14790,7 +14774,7 @@
     <w:uiPriority w:val="99"/>
     <w:semiHidden/>
     <w:unhideWhenUsed/>
-    <w:rsid w:val="00D0625D"/>
+    <w:rsid w:val="0072297B"/>
     <w:pPr>
       <w:numPr>
         <w:numId w:val="12"/>
@@ -14804,7 +14788,7 @@
     <w:uiPriority w:val="99"/>
     <w:semiHidden/>
     <w:unhideWhenUsed/>
-    <w:rsid w:val="00D0625D"/>
+    <w:rsid w:val="0072297B"/>
     <w:pPr>
       <w:numPr>
         <w:numId w:val="13"/>
@@ -14818,7 +14802,7 @@
     <w:uiPriority w:val="99"/>
     <w:semiHidden/>
     <w:unhideWhenUsed/>
-    <w:rsid w:val="00D0625D"/>
+    <w:rsid w:val="0072297B"/>
     <w:pPr>
       <w:numPr>
         <w:numId w:val="14"/>
@@ -14832,7 +14816,7 @@
     <w:uiPriority w:val="99"/>
     <w:semiHidden/>
     <w:unhideWhenUsed/>
-    <w:rsid w:val="00D0625D"/>
+    <w:rsid w:val="0072297B"/>
     <w:pPr>
       <w:numPr>
         <w:numId w:val="15"/>
@@ -14844,7 +14828,7 @@
     <w:name w:val="List Table 1 Light"/>
     <w:basedOn w:val="TableNormal"/>
     <w:uiPriority w:val="46"/>
-    <w:rsid w:val="00D0625D"/>
+    <w:rsid w:val="0072297B"/>
     <w:pPr>
       <w:spacing w:after="0" w:line="240" w:lineRule="auto"/>
     </w:pPr>
@@ -14911,7 +14895,7 @@
     <w:name w:val="List Table 1 Light Accent 3"/>
     <w:basedOn w:val="TableNormal"/>
     <w:uiPriority w:val="46"/>
-    <w:rsid w:val="00D0625D"/>
+    <w:rsid w:val="0072297B"/>
     <w:pPr>
       <w:spacing w:after="0" w:line="240" w:lineRule="auto"/>
     </w:pPr>
@@ -14978,7 +14962,7 @@
     <w:name w:val="List Table 1 Light Accent 4"/>
     <w:basedOn w:val="TableNormal"/>
     <w:uiPriority w:val="46"/>
-    <w:rsid w:val="00D0625D"/>
+    <w:rsid w:val="0072297B"/>
     <w:pPr>
       <w:spacing w:after="0" w:line="240" w:lineRule="auto"/>
     </w:pPr>
@@ -15045,7 +15029,7 @@
     <w:name w:val="List Table 1 Light Accent 5"/>
     <w:basedOn w:val="TableNormal"/>
     <w:uiPriority w:val="46"/>
-    <w:rsid w:val="00D0625D"/>
+    <w:rsid w:val="0072297B"/>
     <w:pPr>
       <w:spacing w:after="0" w:line="240" w:lineRule="auto"/>
     </w:pPr>
@@ -15112,7 +15096,7 @@
     <w:name w:val="List Table 1 Light Accent 6"/>
     <w:basedOn w:val="TableNormal"/>
     <w:uiPriority w:val="46"/>
-    <w:rsid w:val="00D0625D"/>
+    <w:rsid w:val="0072297B"/>
     <w:pPr>
       <w:spacing w:after="0" w:line="240" w:lineRule="auto"/>
     </w:pPr>
@@ -15179,7 +15163,7 @@
     <w:name w:val="List Table 2"/>
     <w:basedOn w:val="TableNormal"/>
     <w:uiPriority w:val="47"/>
-    <w:rsid w:val="00D0625D"/>
+    <w:rsid w:val="0072297B"/>
     <w:pPr>
       <w:spacing w:after="0" w:line="240" w:lineRule="auto"/>
     </w:pPr>
@@ -15239,7 +15223,7 @@
     <w:name w:val="List Table 2 Accent 1"/>
     <w:basedOn w:val="TableNormal"/>
     <w:uiPriority w:val="47"/>
-    <w:rsid w:val="00D0625D"/>
+    <w:rsid w:val="0072297B"/>
     <w:pPr>
       <w:spacing w:after="0" w:line="240" w:lineRule="auto"/>
     </w:pPr>
@@ -15299,7 +15283,7 @@
     <w:name w:val="List Table 2 Accent 2"/>
     <w:basedOn w:val="TableNormal"/>
     <w:uiPriority w:val="47"/>
-    <w:rsid w:val="00D0625D"/>
+    <w:rsid w:val="0072297B"/>
     <w:pPr>
       <w:spacing w:after="0" w:line="240" w:lineRule="auto"/>
     </w:pPr>
@@ -15359,7 +15343,7 @@
     <w:name w:val="List Table 2 Accent 3"/>
     <w:basedOn w:val="TableNormal"/>
     <w:uiPriority w:val="47"/>
-    <w:rsid w:val="00D0625D"/>
+    <w:rsid w:val="0072297B"/>
     <w:pPr>
       <w:spacing w:after="0" w:line="240" w:lineRule="auto"/>
     </w:pPr>
@@ -15419,7 +15403,7 @@
     <w:name w:val="List Table 2 Accent 4"/>
     <w:basedOn w:val="TableNormal"/>
     <w:uiPriority w:val="47"/>
-    <w:rsid w:val="00D0625D"/>
+    <w:rsid w:val="0072297B"/>
     <w:pPr>
       <w:spacing w:after="0" w:line="240" w:lineRule="auto"/>
     </w:pPr>
@@ -15479,7 +15463,7 @@
     <w:name w:val="List Table 2 Accent 5"/>
     <w:basedOn w:val="TableNormal"/>
     <w:uiPriority w:val="47"/>
-    <w:rsid w:val="00D0625D"/>
+    <w:rsid w:val="0072297B"/>
     <w:pPr>
       <w:spacing w:after="0" w:line="240" w:lineRule="auto"/>
     </w:pPr>
@@ -15539,7 +15523,7 @@
     <w:name w:val="List Table 2 Accent 6"/>
     <w:basedOn w:val="TableNormal"/>
     <w:uiPriority w:val="47"/>
-    <w:rsid w:val="00D0625D"/>
+    <w:rsid w:val="0072297B"/>
     <w:pPr>
       <w:spacing w:after="0" w:line="240" w:lineRule="auto"/>
     </w:pPr>
@@ -15599,7 +15583,7 @@
     <w:name w:val="List Table 3"/>
     <w:basedOn w:val="TableNormal"/>
     <w:uiPriority w:val="48"/>
-    <w:rsid w:val="00D0625D"/>
+    <w:rsid w:val="0072297B"/>
     <w:pPr>
       <w:spacing w:after="0" w:line="240" w:lineRule="auto"/>
     </w:pPr>
@@ -15729,7 +15713,7 @@
     <w:name w:val="List Table 3 Accent 1"/>
     <w:basedOn w:val="TableNormal"/>
     <w:uiPriority w:val="48"/>
-    <w:rsid w:val="00D0625D"/>
+    <w:rsid w:val="0072297B"/>
     <w:pPr>
       <w:spacing w:after="0" w:line="240" w:lineRule="auto"/>
     </w:pPr>
@@ -15859,7 +15843,7 @@
     <w:name w:val="List Table 3 Accent 2"/>
     <w:basedOn w:val="TableNormal"/>
     <w:uiPriority w:val="48"/>
-    <w:rsid w:val="00D0625D"/>
+    <w:rsid w:val="0072297B"/>
     <w:pPr>
       <w:spacing w:after="0" w:line="240" w:lineRule="auto"/>
     </w:pPr>
@@ -15989,7 +15973,7 @@
     <w:name w:val="List Table 3 Accent 3"/>
     <w:basedOn w:val="TableNormal"/>
     <w:uiPriority w:val="48"/>
-    <w:rsid w:val="00D0625D"/>
+    <w:rsid w:val="0072297B"/>
     <w:pPr>
       <w:spacing w:after="0" w:line="240" w:lineRule="auto"/>
     </w:pPr>
@@ -16119,7 +16103,7 @@
     <w:name w:val="List Table 3 Accent 4"/>
     <w:basedOn w:val="TableNormal"/>
     <w:uiPriority w:val="48"/>
-    <w:rsid w:val="00D0625D"/>
+    <w:rsid w:val="0072297B"/>
     <w:pPr>
       <w:spacing w:after="0" w:line="240" w:lineRule="auto"/>
     </w:pPr>
@@ -16249,7 +16233,7 @@
     <w:name w:val="List Table 3 Accent 5"/>
     <w:basedOn w:val="TableNormal"/>
     <w:uiPriority w:val="48"/>
-    <w:rsid w:val="00D0625D"/>
+    <w:rsid w:val="0072297B"/>
     <w:pPr>
       <w:spacing w:after="0" w:line="240" w:lineRule="auto"/>
     </w:pPr>
@@ -16379,7 +16363,7 @@
     <w:name w:val="List Table 3 Accent 6"/>
     <w:basedOn w:val="TableNormal"/>
     <w:uiPriority w:val="48"/>
-    <w:rsid w:val="00D0625D"/>
+    <w:rsid w:val="0072297B"/>
     <w:pPr>
       <w:spacing w:after="0" w:line="240" w:lineRule="auto"/>
     </w:pPr>
@@ -16509,7 +16493,7 @@
     <w:name w:val="List Table 4"/>
     <w:basedOn w:val="TableNormal"/>
     <w:uiPriority w:val="49"/>
-    <w:rsid w:val="00D0625D"/>
+    <w:rsid w:val="0072297B"/>
     <w:pPr>
       <w:spacing w:after="0" w:line="240" w:lineRule="auto"/>
     </w:pPr>
@@ -16589,7 +16573,7 @@
     <w:name w:val="List Table 4 Accent 1"/>
     <w:basedOn w:val="TableNormal"/>
     <w:uiPriority w:val="49"/>
-    <w:rsid w:val="00D0625D"/>
+    <w:rsid w:val="0072297B"/>
     <w:pPr>
       <w:spacing w:after="0" w:line="240" w:lineRule="auto"/>
     </w:pPr>
@@ -16669,7 +16653,7 @@
     <w:name w:val="List Table 4 Accent 2"/>
     <w:basedOn w:val="TableNormal"/>
     <w:uiPriority w:val="49"/>
-    <w:rsid w:val="00D0625D"/>
+    <w:rsid w:val="0072297B"/>
     <w:pPr>
       <w:spacing w:after="0" w:line="240" w:lineRule="auto"/>
     </w:pPr>
@@ -16749,7 +16733,7 @@
     <w:name w:val="List Table 4 Accent 3"/>
     <w:basedOn w:val="TableNormal"/>
     <w:uiPriority w:val="49"/>
-    <w:rsid w:val="00D0625D"/>
+    <w:rsid w:val="0072297B"/>
     <w:pPr>
       <w:spacing w:after="0" w:line="240" w:lineRule="auto"/>
     </w:pPr>
@@ -16829,7 +16813,7 @@
     <w:name w:val="List Table 4 Accent 4"/>
     <w:basedOn w:val="TableNormal"/>
     <w:uiPriority w:val="49"/>
-    <w:rsid w:val="00D0625D"/>
+    <w:rsid w:val="0072297B"/>
     <w:pPr>
       <w:spacing w:after="0" w:line="240" w:lineRule="auto"/>
     </w:pPr>
@@ -16909,7 +16893,7 @@
     <w:name w:val="List Table 4 Accent 5"/>
     <w:basedOn w:val="TableNormal"/>
     <w:uiPriority w:val="49"/>
-    <w:rsid w:val="00D0625D"/>
+    <w:rsid w:val="0072297B"/>
     <w:pPr>
       <w:spacing w:after="0" w:line="240" w:lineRule="auto"/>
     </w:pPr>
@@ -16989,7 +16973,7 @@
     <w:name w:val="List Table 4 Accent 6"/>
     <w:basedOn w:val="TableNormal"/>
     <w:uiPriority w:val="49"/>
-    <w:rsid w:val="00D0625D"/>
+    <w:rsid w:val="0072297B"/>
     <w:pPr>
       <w:spacing w:after="0" w:line="240" w:lineRule="auto"/>
     </w:pPr>
@@ -17069,7 +17053,7 @@
     <w:name w:val="List Table 5 Dark"/>
     <w:basedOn w:val="TableNormal"/>
     <w:uiPriority w:val="50"/>
-    <w:rsid w:val="00D0625D"/>
+    <w:rsid w:val="0072297B"/>
     <w:pPr>
       <w:spacing w:after="0" w:line="240" w:lineRule="auto"/>
     </w:pPr>
@@ -17207,7 +17191,7 @@
     <w:name w:val="List Table 5 Dark Accent 1"/>
     <w:basedOn w:val="TableNormal"/>
     <w:uiPriority w:val="50"/>
-    <w:rsid w:val="00D0625D"/>
+    <w:rsid w:val="0072297B"/>
     <w:pPr>
       <w:spacing w:after="0" w:line="240" w:lineRule="auto"/>
     </w:pPr>
@@ -17345,7 +17329,7 @@
     <w:name w:val="List Table 5 Dark Accent 2"/>
     <w:basedOn w:val="TableNormal"/>
     <w:uiPriority w:val="50"/>
-    <w:rsid w:val="00D0625D"/>
+    <w:rsid w:val="0072297B"/>
     <w:pPr>
       <w:spacing w:after="0" w:line="240" w:lineRule="auto"/>
     </w:pPr>
@@ -17483,7 +17467,7 @@
     <w:name w:val="List Table 5 Dark Accent 3"/>
     <w:basedOn w:val="TableNormal"/>
     <w:uiPriority w:val="50"/>
-    <w:rsid w:val="00D0625D"/>
+    <w:rsid w:val="0072297B"/>
     <w:pPr>
       <w:spacing w:after="0" w:line="240" w:lineRule="auto"/>
     </w:pPr>
@@ -17621,7 +17605,7 @@
     <w:name w:val="List Table 5 Dark Accent 4"/>
     <w:basedOn w:val="TableNormal"/>
     <w:uiPriority w:val="50"/>
-    <w:rsid w:val="00D0625D"/>
+    <w:rsid w:val="0072297B"/>
     <w:pPr>
       <w:spacing w:after="0" w:line="240" w:lineRule="auto"/>
     </w:pPr>
@@ -17759,7 +17743,7 @@
     <w:name w:val="List Table 5 Dark Accent 5"/>
     <w:basedOn w:val="TableNormal"/>
     <w:uiPriority w:val="50"/>
-    <w:rsid w:val="00D0625D"/>
+    <w:rsid w:val="0072297B"/>
     <w:pPr>
       <w:spacing w:after="0" w:line="240" w:lineRule="auto"/>
     </w:pPr>
@@ -17897,7 +17881,7 @@
     <w:name w:val="List Table 5 Dark Accent 6"/>
     <w:basedOn w:val="TableNormal"/>
     <w:uiPriority w:val="50"/>
-    <w:rsid w:val="00D0625D"/>
+    <w:rsid w:val="0072297B"/>
     <w:pPr>
       <w:spacing w:after="0" w:line="240" w:lineRule="auto"/>
     </w:pPr>
@@ -18035,7 +18019,7 @@
     <w:name w:val="List Table 6 Colorful"/>
     <w:basedOn w:val="TableNormal"/>
     <w:uiPriority w:val="51"/>
-    <w:rsid w:val="00D0625D"/>
+    <w:rsid w:val="0072297B"/>
     <w:pPr>
       <w:spacing w:after="0" w:line="240" w:lineRule="auto"/>
     </w:pPr>
@@ -18107,7 +18091,7 @@
     <w:name w:val="List Table 6 Colorful Accent 1"/>
     <w:basedOn w:val="TableNormal"/>
     <w:uiPriority w:val="51"/>
-    <w:rsid w:val="00D0625D"/>
+    <w:rsid w:val="0072297B"/>
     <w:pPr>
       <w:spacing w:after="0" w:line="240" w:lineRule="auto"/>
     </w:pPr>
@@ -18179,7 +18163,7 @@
     <w:name w:val="List Table 6 Colorful Accent 2"/>
     <w:basedOn w:val="TableNormal"/>
     <w:uiPriority w:val="51"/>
-    <w:rsid w:val="00D0625D"/>
+    <w:rsid w:val="0072297B"/>
     <w:pPr>
       <w:spacing w:after="0" w:line="240" w:lineRule="auto"/>
     </w:pPr>
@@ -18251,7 +18235,7 @@
     <w:name w:val="List Table 6 Colorful Accent 3"/>
     <w:basedOn w:val="TableNormal"/>
     <w:uiPriority w:val="51"/>
-    <w:rsid w:val="00D0625D"/>
+    <w:rsid w:val="0072297B"/>
     <w:pPr>
       <w:spacing w:after="0" w:line="240" w:lineRule="auto"/>
     </w:pPr>
@@ -18323,7 +18307,7 @@
     <w:name w:val="List Table 6 Colorful Accent 4"/>
     <w:basedOn w:val="TableNormal"/>
     <w:uiPriority w:val="51"/>
-    <w:rsid w:val="00D0625D"/>
+    <w:rsid w:val="0072297B"/>
     <w:pPr>
       <w:spacing w:after="0" w:line="240" w:lineRule="auto"/>
     </w:pPr>
@@ -18395,7 +18379,7 @@
     <w:name w:val="List Table 6 Colorful Accent 5"/>
     <w:basedOn w:val="TableNormal"/>
     <w:uiPriority w:val="51"/>
-    <w:rsid w:val="00D0625D"/>
+    <w:rsid w:val="0072297B"/>
     <w:pPr>
       <w:spacing w:after="0" w:line="240" w:lineRule="auto"/>
     </w:pPr>
@@ -18467,7 +18451,7 @@
     <w:name w:val="List Table 6 Colorful Accent 6"/>
     <w:basedOn w:val="TableNormal"/>
     <w:uiPriority w:val="51"/>
-    <w:rsid w:val="00D0625D"/>
+    <w:rsid w:val="0072297B"/>
     <w:pPr>
       <w:spacing w:after="0" w:line="240" w:lineRule="auto"/>
     </w:pPr>
@@ -18539,7 +18523,7 @@
     <w:name w:val="List Table 7 Colorful"/>
     <w:basedOn w:val="TableNormal"/>
     <w:uiPriority w:val="52"/>
-    <w:rsid w:val="00D0625D"/>
+    <w:rsid w:val="0072297B"/>
     <w:pPr>
       <w:spacing w:after="0" w:line="240" w:lineRule="auto"/>
     </w:pPr>
@@ -18666,7 +18650,7 @@
     <w:name w:val="List Table 7 Colorful Accent 1"/>
     <w:basedOn w:val="TableNormal"/>
     <w:uiPriority w:val="52"/>
-    <w:rsid w:val="00D0625D"/>
+    <w:rsid w:val="0072297B"/>
     <w:pPr>
       <w:spacing w:after="0" w:line="240" w:lineRule="auto"/>
     </w:pPr>
@@ -18793,7 +18777,7 @@
     <w:name w:val="List Table 7 Colorful Accent 2"/>
     <w:basedOn w:val="TableNormal"/>
     <w:uiPriority w:val="52"/>
-    <w:rsid w:val="00D0625D"/>
+    <w:rsid w:val="0072297B"/>
     <w:pPr>
       <w:spacing w:after="0" w:line="240" w:lineRule="auto"/>
     </w:pPr>
@@ -18920,7 +18904,7 @@
     <w:name w:val="List Table 7 Colorful Accent 3"/>
     <w:basedOn w:val="TableNormal"/>
     <w:uiPriority w:val="52"/>
-    <w:rsid w:val="00D0625D"/>
+    <w:rsid w:val="0072297B"/>
     <w:pPr>
       <w:spacing w:after="0" w:line="240" w:lineRule="auto"/>
     </w:pPr>
@@ -19047,7 +19031,7 @@
     <w:name w:val="List Table 7 Colorful Accent 4"/>
     <w:basedOn w:val="TableNormal"/>
     <w:uiPriority w:val="52"/>
-    <w:rsid w:val="00D0625D"/>
+    <w:rsid w:val="0072297B"/>
     <w:pPr>
       <w:spacing w:after="0" w:line="240" w:lineRule="auto"/>
     </w:pPr>
@@ -19174,7 +19158,7 @@
     <w:name w:val="List Table 7 Colorful Accent 5"/>
     <w:basedOn w:val="TableNormal"/>
     <w:uiPriority w:val="52"/>
-    <w:rsid w:val="00D0625D"/>
+    <w:rsid w:val="0072297B"/>
     <w:pPr>
       <w:spacing w:after="0" w:line="240" w:lineRule="auto"/>
     </w:pPr>
@@ -19301,7 +19285,7 @@
     <w:name w:val="List Table 7 Colorful Accent 6"/>
     <w:basedOn w:val="TableNormal"/>
     <w:uiPriority w:val="52"/>
-    <w:rsid w:val="00D0625D"/>
+    <w:rsid w:val="0072297B"/>
     <w:pPr>
       <w:spacing w:after="0" w:line="240" w:lineRule="auto"/>
     </w:pPr>
@@ -19430,7 +19414,7 @@
     <w:uiPriority w:val="99"/>
     <w:semiHidden/>
     <w:unhideWhenUsed/>
-    <w:rsid w:val="00D0625D"/>
+    <w:rsid w:val="0072297B"/>
     <w:pPr>
       <w:tabs>
         <w:tab w:val="left" w:pos="480"/>
@@ -19459,7 +19443,7 @@
     <w:link w:val="MacroText"/>
     <w:uiPriority w:val="99"/>
     <w:semiHidden/>
-    <w:rsid w:val="00D0625D"/>
+    <w:rsid w:val="0072297B"/>
     <w:rPr>
       <w:rFonts w:ascii="Consolas" w:eastAsiaTheme="minorHAnsi" w:hAnsi="Consolas"/>
       <w:color w:val="4D614C" w:themeColor="accent3"/>
@@ -19474,7 +19458,7 @@
     <w:uiPriority w:val="67"/>
     <w:semiHidden/>
     <w:unhideWhenUsed/>
-    <w:rsid w:val="00D0625D"/>
+    <w:rsid w:val="0072297B"/>
     <w:pPr>
       <w:spacing w:after="0" w:line="240" w:lineRule="auto"/>
     </w:pPr>
@@ -19548,7 +19532,7 @@
     <w:uiPriority w:val="67"/>
     <w:semiHidden/>
     <w:unhideWhenUsed/>
-    <w:rsid w:val="00D0625D"/>
+    <w:rsid w:val="0072297B"/>
     <w:pPr>
       <w:spacing w:after="0" w:line="240" w:lineRule="auto"/>
     </w:pPr>
@@ -19622,7 +19606,7 @@
     <w:uiPriority w:val="67"/>
     <w:semiHidden/>
     <w:unhideWhenUsed/>
-    <w:rsid w:val="00D0625D"/>
+    <w:rsid w:val="0072297B"/>
     <w:pPr>
       <w:spacing w:after="0" w:line="240" w:lineRule="auto"/>
     </w:pPr>
@@ -19696,7 +19680,7 @@
     <w:uiPriority w:val="67"/>
     <w:semiHidden/>
     <w:unhideWhenUsed/>
-    <w:rsid w:val="00D0625D"/>
+    <w:rsid w:val="0072297B"/>
     <w:pPr>
       <w:spacing w:after="0" w:line="240" w:lineRule="auto"/>
     </w:pPr>
@@ -19770,7 +19754,7 @@
     <w:uiPriority w:val="67"/>
     <w:semiHidden/>
     <w:unhideWhenUsed/>
-    <w:rsid w:val="00D0625D"/>
+    <w:rsid w:val="0072297B"/>
     <w:pPr>
       <w:spacing w:after="0" w:line="240" w:lineRule="auto"/>
     </w:pPr>
@@ -19844,7 +19828,7 @@
     <w:uiPriority w:val="67"/>
     <w:semiHidden/>
     <w:unhideWhenUsed/>
-    <w:rsid w:val="00D0625D"/>
+    <w:rsid w:val="0072297B"/>
     <w:pPr>
       <w:spacing w:after="0" w:line="240" w:lineRule="auto"/>
     </w:pPr>
@@ -19918,7 +19902,7 @@
     <w:uiPriority w:val="67"/>
     <w:semiHidden/>
     <w:unhideWhenUsed/>
-    <w:rsid w:val="00D0625D"/>
+    <w:rsid w:val="0072297B"/>
     <w:pPr>
       <w:spacing w:after="0" w:line="240" w:lineRule="auto"/>
     </w:pPr>
@@ -19992,7 +19976,7 @@
     <w:uiPriority w:val="68"/>
     <w:semiHidden/>
     <w:unhideWhenUsed/>
-    <w:rsid w:val="00D0625D"/>
+    <w:rsid w:val="0072297B"/>
     <w:pPr>
       <w:spacing w:after="0" w:line="240" w:lineRule="auto"/>
     </w:pPr>
@@ -20115,7 +20099,7 @@
     <w:uiPriority w:val="68"/>
     <w:semiHidden/>
     <w:unhideWhenUsed/>
-    <w:rsid w:val="00D0625D"/>
+    <w:rsid w:val="0072297B"/>
     <w:pPr>
       <w:spacing w:after="0" w:line="240" w:lineRule="auto"/>
     </w:pPr>
@@ -20238,7 +20222,7 @@
     <w:uiPriority w:val="68"/>
     <w:semiHidden/>
     <w:unhideWhenUsed/>
-    <w:rsid w:val="00D0625D"/>
+    <w:rsid w:val="0072297B"/>
     <w:pPr>
       <w:spacing w:after="0" w:line="240" w:lineRule="auto"/>
     </w:pPr>
@@ -20361,7 +20345,7 @@
     <w:uiPriority w:val="68"/>
     <w:semiHidden/>
     <w:unhideWhenUsed/>
-    <w:rsid w:val="00D0625D"/>
+    <w:rsid w:val="0072297B"/>
     <w:pPr>
       <w:spacing w:after="0" w:line="240" w:lineRule="auto"/>
     </w:pPr>
@@ -20484,7 +20468,7 @@
     <w:uiPriority w:val="68"/>
     <w:semiHidden/>
     <w:unhideWhenUsed/>
-    <w:rsid w:val="00D0625D"/>
+    <w:rsid w:val="0072297B"/>
     <w:pPr>
       <w:spacing w:after="0" w:line="240" w:lineRule="auto"/>
     </w:pPr>
@@ -20607,7 +20591,7 @@
     <w:uiPriority w:val="68"/>
     <w:semiHidden/>
     <w:unhideWhenUsed/>
-    <w:rsid w:val="00D0625D"/>
+    <w:rsid w:val="0072297B"/>
     <w:pPr>
       <w:spacing w:after="0" w:line="240" w:lineRule="auto"/>
     </w:pPr>
@@ -20730,7 +20714,7 @@
     <w:uiPriority w:val="68"/>
     <w:semiHidden/>
     <w:unhideWhenUsed/>
-    <w:rsid w:val="00D0625D"/>
+    <w:rsid w:val="0072297B"/>
     <w:pPr>
       <w:spacing w:after="0" w:line="240" w:lineRule="auto"/>
     </w:pPr>
@@ -20853,7 +20837,7 @@
     <w:uiPriority w:val="69"/>
     <w:semiHidden/>
     <w:unhideWhenUsed/>
-    <w:rsid w:val="00D0625D"/>
+    <w:rsid w:val="0072297B"/>
     <w:pPr>
       <w:spacing w:after="0" w:line="240" w:lineRule="auto"/>
     </w:pPr>
@@ -20995,7 +20979,7 @@
     <w:uiPriority w:val="69"/>
     <w:semiHidden/>
     <w:unhideWhenUsed/>
-    <w:rsid w:val="00D0625D"/>
+    <w:rsid w:val="0072297B"/>
     <w:pPr>
       <w:spacing w:after="0" w:line="240" w:lineRule="auto"/>
     </w:pPr>
@@ -21137,7 +21121,7 @@
     <w:uiPriority w:val="69"/>
     <w:semiHidden/>
     <w:unhideWhenUsed/>
-    <w:rsid w:val="00D0625D"/>
+    <w:rsid w:val="0072297B"/>
     <w:pPr>
       <w:spacing w:after="0" w:line="240" w:lineRule="auto"/>
     </w:pPr>
@@ -21279,7 +21263,7 @@
     <w:uiPriority w:val="69"/>
     <w:semiHidden/>
     <w:unhideWhenUsed/>
-    <w:rsid w:val="00D0625D"/>
+    <w:rsid w:val="0072297B"/>
     <w:pPr>
       <w:spacing w:after="0" w:line="240" w:lineRule="auto"/>
     </w:pPr>
@@ -21421,7 +21405,7 @@
     <w:uiPriority w:val="69"/>
     <w:semiHidden/>
     <w:unhideWhenUsed/>
-    <w:rsid w:val="00D0625D"/>
+    <w:rsid w:val="0072297B"/>
     <w:pPr>
       <w:spacing w:after="0" w:line="240" w:lineRule="auto"/>
     </w:pPr>
@@ -21563,7 +21547,7 @@
     <w:uiPriority w:val="69"/>
     <w:semiHidden/>
     <w:unhideWhenUsed/>
-    <w:rsid w:val="00D0625D"/>
+    <w:rsid w:val="0072297B"/>
     <w:pPr>
       <w:spacing w:after="0" w:line="240" w:lineRule="auto"/>
     </w:pPr>
@@ -21705,7 +21689,7 @@
     <w:uiPriority w:val="69"/>
     <w:semiHidden/>
     <w:unhideWhenUsed/>
-    <w:rsid w:val="00D0625D"/>
+    <w:rsid w:val="0072297B"/>
     <w:pPr>
       <w:spacing w:after="0" w:line="240" w:lineRule="auto"/>
     </w:pPr>
@@ -21847,7 +21831,7 @@
     <w:uiPriority w:val="65"/>
     <w:semiHidden/>
     <w:unhideWhenUsed/>
-    <w:rsid w:val="00D0625D"/>
+    <w:rsid w:val="0072297B"/>
     <w:pPr>
       <w:spacing w:after="0" w:line="240" w:lineRule="auto"/>
     </w:pPr>
@@ -21930,7 +21914,7 @@
     <w:uiPriority w:val="65"/>
     <w:semiHidden/>
     <w:unhideWhenUsed/>
-    <w:rsid w:val="00D0625D"/>
+    <w:rsid w:val="0072297B"/>
     <w:pPr>
       <w:spacing w:after="0" w:line="240" w:lineRule="auto"/>
     </w:pPr>
@@ -22013,7 +21997,7 @@
     <w:uiPriority w:val="65"/>
     <w:semiHidden/>
     <w:unhideWhenUsed/>
-    <w:rsid w:val="00D0625D"/>
+    <w:rsid w:val="0072297B"/>
     <w:pPr>
       <w:spacing w:after="0" w:line="240" w:lineRule="auto"/>
     </w:pPr>
@@ -22096,7 +22080,7 @@
     <w:uiPriority w:val="65"/>
     <w:semiHidden/>
     <w:unhideWhenUsed/>
-    <w:rsid w:val="00D0625D"/>
+    <w:rsid w:val="0072297B"/>
     <w:pPr>
       <w:spacing w:after="0" w:line="240" w:lineRule="auto"/>
     </w:pPr>
@@ -22179,7 +22163,7 @@
     <w:uiPriority w:val="65"/>
     <w:semiHidden/>
     <w:unhideWhenUsed/>
-    <w:rsid w:val="00D0625D"/>
+    <w:rsid w:val="0072297B"/>
     <w:pPr>
       <w:spacing w:after="0" w:line="240" w:lineRule="auto"/>
     </w:pPr>
@@ -22262,7 +22246,7 @@
     <w:uiPriority w:val="65"/>
     <w:semiHidden/>
     <w:unhideWhenUsed/>
-    <w:rsid w:val="00D0625D"/>
+    <w:rsid w:val="0072297B"/>
     <w:pPr>
       <w:spacing w:after="0" w:line="240" w:lineRule="auto"/>
     </w:pPr>
@@ -22345,7 +22329,7 @@
     <w:uiPriority w:val="65"/>
     <w:semiHidden/>
     <w:unhideWhenUsed/>
-    <w:rsid w:val="00D0625D"/>
+    <w:rsid w:val="0072297B"/>
     <w:pPr>
       <w:spacing w:after="0" w:line="240" w:lineRule="auto"/>
     </w:pPr>
@@ -22428,7 +22412,7 @@
     <w:uiPriority w:val="66"/>
     <w:semiHidden/>
     <w:unhideWhenUsed/>
-    <w:rsid w:val="00D0625D"/>
+    <w:rsid w:val="0072297B"/>
     <w:pPr>
       <w:spacing w:after="0" w:line="240" w:lineRule="auto"/>
     </w:pPr>
@@ -22554,7 +22538,7 @@
     <w:uiPriority w:val="66"/>
     <w:semiHidden/>
     <w:unhideWhenUsed/>
-    <w:rsid w:val="00D0625D"/>
+    <w:rsid w:val="0072297B"/>
     <w:pPr>
       <w:spacing w:after="0" w:line="240" w:lineRule="auto"/>
     </w:pPr>
@@ -22680,7 +22664,7 @@
     <w:uiPriority w:val="66"/>
     <w:semiHidden/>
     <w:unhideWhenUsed/>
-    <w:rsid w:val="00D0625D"/>
+    <w:rsid w:val="0072297B"/>
     <w:pPr>
       <w:spacing w:after="0" w:line="240" w:lineRule="auto"/>
     </w:pPr>
@@ -22805,7 +22789,7 @@
     <w:uiPriority w:val="66"/>
     <w:semiHidden/>
     <w:unhideWhenUsed/>
-    <w:rsid w:val="00D0625D"/>
+    <w:rsid w:val="0072297B"/>
     <w:pPr>
       <w:spacing w:after="0" w:line="240" w:lineRule="auto"/>
     </w:pPr>
@@ -22931,7 +22915,7 @@
     <w:uiPriority w:val="66"/>
     <w:semiHidden/>
     <w:unhideWhenUsed/>
-    <w:rsid w:val="00D0625D"/>
+    <w:rsid w:val="0072297B"/>
     <w:pPr>
       <w:spacing w:after="0" w:line="240" w:lineRule="auto"/>
     </w:pPr>
@@ -23057,7 +23041,7 @@
     <w:uiPriority w:val="66"/>
     <w:semiHidden/>
     <w:unhideWhenUsed/>
-    <w:rsid w:val="00D0625D"/>
+    <w:rsid w:val="0072297B"/>
     <w:pPr>
       <w:spacing w:after="0" w:line="240" w:lineRule="auto"/>
     </w:pPr>
@@ -23183,7 +23167,7 @@
     <w:uiPriority w:val="66"/>
     <w:semiHidden/>
     <w:unhideWhenUsed/>
-    <w:rsid w:val="00D0625D"/>
+    <w:rsid w:val="0072297B"/>
     <w:pPr>
       <w:spacing w:after="0" w:line="240" w:lineRule="auto"/>
     </w:pPr>
@@ -23309,7 +23293,7 @@
     <w:uiPriority w:val="63"/>
     <w:semiHidden/>
     <w:unhideWhenUsed/>
-    <w:rsid w:val="00D0625D"/>
+    <w:rsid w:val="0072297B"/>
     <w:pPr>
       <w:spacing w:after="0" w:line="240" w:lineRule="auto"/>
     </w:pPr>
@@ -23416,7 +23400,7 @@
     <w:uiPriority w:val="63"/>
     <w:semiHidden/>
     <w:unhideWhenUsed/>
-    <w:rsid w:val="00D0625D"/>
+    <w:rsid w:val="0072297B"/>
     <w:pPr>
       <w:spacing w:after="0" w:line="240" w:lineRule="auto"/>
     </w:pPr>
@@ -23523,7 +23507,7 @@
     <w:uiPriority w:val="63"/>
     <w:semiHidden/>
     <w:unhideWhenUsed/>
-    <w:rsid w:val="00D0625D"/>
+    <w:rsid w:val="0072297B"/>
     <w:pPr>
       <w:spacing w:after="0" w:line="240" w:lineRule="auto"/>
     </w:pPr>
@@ -23630,7 +23614,7 @@
     <w:uiPriority w:val="63"/>
     <w:semiHidden/>
     <w:unhideWhenUsed/>
-    <w:rsid w:val="00D0625D"/>
+    <w:rsid w:val="0072297B"/>
     <w:pPr>
       <w:spacing w:after="0" w:line="240" w:lineRule="auto"/>
     </w:pPr>
@@ -23737,7 +23721,7 @@
     <w:uiPriority w:val="63"/>
     <w:semiHidden/>
     <w:unhideWhenUsed/>
-    <w:rsid w:val="00D0625D"/>
+    <w:rsid w:val="0072297B"/>
     <w:pPr>
       <w:spacing w:after="0" w:line="240" w:lineRule="auto"/>
     </w:pPr>
@@ -23844,7 +23828,7 @@
     <w:uiPriority w:val="63"/>
     <w:semiHidden/>
     <w:unhideWhenUsed/>
-    <w:rsid w:val="00D0625D"/>
+    <w:rsid w:val="0072297B"/>
     <w:pPr>
       <w:spacing w:after="0" w:line="240" w:lineRule="auto"/>
     </w:pPr>
@@ -23951,7 +23935,7 @@
     <w:uiPriority w:val="63"/>
     <w:semiHidden/>
     <w:unhideWhenUsed/>
-    <w:rsid w:val="00D0625D"/>
+    <w:rsid w:val="0072297B"/>
     <w:pPr>
       <w:spacing w:after="0" w:line="240" w:lineRule="auto"/>
     </w:pPr>
@@ -24058,7 +24042,7 @@
     <w:uiPriority w:val="64"/>
     <w:semiHidden/>
     <w:unhideWhenUsed/>
-    <w:rsid w:val="00D0625D"/>
+    <w:rsid w:val="0072297B"/>
     <w:pPr>
       <w:spacing w:after="0" w:line="240" w:lineRule="auto"/>
     </w:pPr>
@@ -24208,7 +24192,7 @@
     <w:uiPriority w:val="64"/>
     <w:semiHidden/>
     <w:unhideWhenUsed/>
-    <w:rsid w:val="00D0625D"/>
+    <w:rsid w:val="0072297B"/>
     <w:pPr>
       <w:spacing w:after="0" w:line="240" w:lineRule="auto"/>
     </w:pPr>
@@ -24358,7 +24342,7 @@
     <w:uiPriority w:val="64"/>
     <w:semiHidden/>
     <w:unhideWhenUsed/>
-    <w:rsid w:val="00D0625D"/>
+    <w:rsid w:val="0072297B"/>
     <w:pPr>
       <w:spacing w:after="0" w:line="240" w:lineRule="auto"/>
     </w:pPr>
@@ -24508,7 +24492,7 @@
     <w:uiPriority w:val="64"/>
     <w:semiHidden/>
     <w:unhideWhenUsed/>
-    <w:rsid w:val="00D0625D"/>
+    <w:rsid w:val="0072297B"/>
     <w:pPr>
       <w:spacing w:after="0" w:line="240" w:lineRule="auto"/>
     </w:pPr>
@@ -24658,7 +24642,7 @@
     <w:uiPriority w:val="64"/>
     <w:semiHidden/>
     <w:unhideWhenUsed/>
-    <w:rsid w:val="00D0625D"/>
+    <w:rsid w:val="0072297B"/>
     <w:pPr>
       <w:spacing w:after="0" w:line="240" w:lineRule="auto"/>
     </w:pPr>
@@ -24808,7 +24792,7 @@
     <w:uiPriority w:val="64"/>
     <w:semiHidden/>
     <w:unhideWhenUsed/>
-    <w:rsid w:val="00D0625D"/>
+    <w:rsid w:val="0072297B"/>
     <w:pPr>
       <w:spacing w:after="0" w:line="240" w:lineRule="auto"/>
     </w:pPr>
@@ -24958,7 +24942,7 @@
     <w:uiPriority w:val="64"/>
     <w:semiHidden/>
     <w:unhideWhenUsed/>
-    <w:rsid w:val="00D0625D"/>
+    <w:rsid w:val="0072297B"/>
     <w:pPr>
       <w:spacing w:after="0" w:line="240" w:lineRule="auto"/>
     </w:pPr>
@@ -25108,7 +25092,7 @@
     <w:uiPriority w:val="99"/>
     <w:semiHidden/>
     <w:unhideWhenUsed/>
-    <w:rsid w:val="00D0625D"/>
+    <w:rsid w:val="0072297B"/>
     <w:rPr>
       <w:color w:val="2B579A"/>
       <w:sz w:val="16"/>
@@ -25122,7 +25106,7 @@
     <w:uiPriority w:val="99"/>
     <w:semiHidden/>
     <w:unhideWhenUsed/>
-    <w:rsid w:val="00D0625D"/>
+    <w:rsid w:val="0072297B"/>
     <w:pPr>
       <w:pBdr>
         <w:top w:val="single" w:sz="6" w:space="1" w:color="auto"/>
@@ -25144,7 +25128,7 @@
     <w:link w:val="MessageHeader"/>
     <w:uiPriority w:val="99"/>
     <w:semiHidden/>
-    <w:rsid w:val="00D0625D"/>
+    <w:rsid w:val="0072297B"/>
     <w:rPr>
       <w:rFonts w:asciiTheme="majorHAnsi" w:eastAsiaTheme="majorEastAsia" w:hAnsiTheme="majorHAnsi" w:cstheme="majorBidi"/>
       <w:color w:val="4D614C" w:themeColor="text1"/>
@@ -25160,7 +25144,7 @@
     <w:uiPriority w:val="99"/>
     <w:semiHidden/>
     <w:unhideWhenUsed/>
-    <w:rsid w:val="00D0625D"/>
+    <w:rsid w:val="0072297B"/>
     <w:rPr>
       <w:rFonts w:ascii="Times New Roman" w:hAnsi="Times New Roman" w:cs="Times New Roman"/>
     </w:rPr>
@@ -25171,7 +25155,7 @@
     <w:uiPriority w:val="99"/>
     <w:semiHidden/>
     <w:unhideWhenUsed/>
-    <w:rsid w:val="00D0625D"/>
+    <w:rsid w:val="0072297B"/>
     <w:pPr>
       <w:ind w:left="720"/>
     </w:pPr>
@@ -25184,7 +25168,7 @@
     <w:uiPriority w:val="99"/>
     <w:semiHidden/>
     <w:unhideWhenUsed/>
-    <w:rsid w:val="00D0625D"/>
+    <w:rsid w:val="0072297B"/>
     <w:pPr>
       <w:spacing w:after="0" w:line="240" w:lineRule="auto"/>
     </w:pPr>
@@ -25195,7 +25179,7 @@
     <w:link w:val="NoteHeading"/>
     <w:uiPriority w:val="99"/>
     <w:semiHidden/>
-    <w:rsid w:val="00D0625D"/>
+    <w:rsid w:val="0072297B"/>
     <w:rPr>
       <w:rFonts w:eastAsiaTheme="minorHAnsi"/>
       <w:color w:val="4D614C" w:themeColor="text1"/>
@@ -25210,7 +25194,7 @@
     <w:uiPriority w:val="99"/>
     <w:semiHidden/>
     <w:unhideWhenUsed/>
-    <w:rsid w:val="00D0625D"/>
+    <w:rsid w:val="0072297B"/>
     <w:rPr>
       <w:sz w:val="16"/>
     </w:rPr>
@@ -25219,7 +25203,7 @@
     <w:name w:val="Plain Table 2"/>
     <w:basedOn w:val="TableNormal"/>
     <w:uiPriority w:val="42"/>
-    <w:rsid w:val="00D0625D"/>
+    <w:rsid w:val="0072297B"/>
     <w:pPr>
       <w:spacing w:after="0" w:line="240" w:lineRule="auto"/>
     </w:pPr>
@@ -25305,7 +25289,7 @@
     <w:name w:val="Plain Table 3"/>
     <w:basedOn w:val="TableNormal"/>
     <w:uiPriority w:val="43"/>
-    <w:rsid w:val="00D0625D"/>
+    <w:rsid w:val="0072297B"/>
     <w:pPr>
       <w:spacing w:after="0" w:line="240" w:lineRule="auto"/>
     </w:pPr>
@@ -25404,7 +25388,7 @@
     <w:name w:val="Plain Table 4"/>
     <w:basedOn w:val="TableNormal"/>
     <w:uiPriority w:val="44"/>
-    <w:rsid w:val="00D0625D"/>
+    <w:rsid w:val="0072297B"/>
     <w:pPr>
       <w:spacing w:after="0" w:line="240" w:lineRule="auto"/>
     </w:pPr>
@@ -25462,7 +25446,7 @@
     <w:uiPriority w:val="99"/>
     <w:semiHidden/>
     <w:unhideWhenUsed/>
-    <w:rsid w:val="00D0625D"/>
+    <w:rsid w:val="0072297B"/>
     <w:pPr>
       <w:spacing w:after="0" w:line="240" w:lineRule="auto"/>
     </w:pPr>
@@ -25477,7 +25461,7 @@
     <w:link w:val="PlainText"/>
     <w:uiPriority w:val="99"/>
     <w:semiHidden/>
-    <w:rsid w:val="00D0625D"/>
+    <w:rsid w:val="0072297B"/>
     <w:rPr>
       <w:rFonts w:ascii="Consolas" w:eastAsiaTheme="minorHAnsi" w:hAnsi="Consolas"/>
       <w:color w:val="4D614C" w:themeColor="text1"/>
@@ -25494,7 +25478,7 @@
     <w:uiPriority w:val="99"/>
     <w:semiHidden/>
     <w:unhideWhenUsed/>
-    <w:rsid w:val="00D0625D"/>
+    <w:rsid w:val="0072297B"/>
   </w:style>
   <w:style w:type="character" w:customStyle="1" w:styleId="SalutationChar">
     <w:name w:val="Salutation Char"/>
@@ -25502,7 +25486,7 @@
     <w:link w:val="Salutation"/>
     <w:uiPriority w:val="99"/>
     <w:semiHidden/>
-    <w:rsid w:val="00D0625D"/>
+    <w:rsid w:val="0072297B"/>
     <w:rPr>
       <w:rFonts w:eastAsiaTheme="minorHAnsi"/>
       <w:color w:val="4D614C" w:themeColor="text1"/>
@@ -25518,7 +25502,7 @@
     <w:uiPriority w:val="99"/>
     <w:semiHidden/>
     <w:unhideWhenUsed/>
-    <w:rsid w:val="00D0625D"/>
+    <w:rsid w:val="0072297B"/>
     <w:pPr>
       <w:spacing w:after="0" w:line="240" w:lineRule="auto"/>
       <w:ind w:left="4320"/>
@@ -25530,7 +25514,7 @@
     <w:link w:val="Signature"/>
     <w:uiPriority w:val="99"/>
     <w:semiHidden/>
-    <w:rsid w:val="00D0625D"/>
+    <w:rsid w:val="0072297B"/>
     <w:rPr>
       <w:rFonts w:eastAsiaTheme="minorHAnsi"/>
       <w:color w:val="4D614C" w:themeColor="text1"/>
@@ -25545,7 +25529,7 @@
     <w:uiPriority w:val="99"/>
     <w:semiHidden/>
     <w:unhideWhenUsed/>
-    <w:rsid w:val="00D0625D"/>
+    <w:rsid w:val="0072297B"/>
     <w:rPr>
       <w:sz w:val="16"/>
       <w:u w:val="dotted"/>
@@ -25557,7 +25541,7 @@
     <w:uiPriority w:val="99"/>
     <w:semiHidden/>
     <w:unhideWhenUsed/>
-    <w:rsid w:val="00D0625D"/>
+    <w:rsid w:val="0072297B"/>
     <w:rPr>
       <w:color w:val="0000FF"/>
       <w:sz w:val="16"/>
@@ -25569,7 +25553,7 @@
     <w:name w:val="Subtle Reference"/>
     <w:basedOn w:val="DefaultParagraphFont"/>
     <w:uiPriority w:val="31"/>
-    <w:rsid w:val="00D0625D"/>
+    <w:rsid w:val="0072297B"/>
     <w:rPr>
       <w:smallCaps/>
       <w:color w:val="859F84" w:themeColor="text1" w:themeTint="A5"/>
@@ -25582,7 +25566,7 @@
     <w:uiPriority w:val="99"/>
     <w:semiHidden/>
     <w:unhideWhenUsed/>
-    <w:rsid w:val="00D0625D"/>
+    <w:rsid w:val="0072297B"/>
     <w:rPr>
       <w:rFonts w:eastAsiaTheme="minorHAnsi"/>
       <w:sz w:val="16"/>
@@ -25696,7 +25680,7 @@
     <w:uiPriority w:val="99"/>
     <w:semiHidden/>
     <w:unhideWhenUsed/>
-    <w:rsid w:val="00D0625D"/>
+    <w:rsid w:val="0072297B"/>
     <w:rPr>
       <w:rFonts w:eastAsiaTheme="minorHAnsi"/>
       <w:sz w:val="16"/>
@@ -25775,7 +25759,7 @@
     <w:uiPriority w:val="99"/>
     <w:semiHidden/>
     <w:unhideWhenUsed/>
-    <w:rsid w:val="00D0625D"/>
+    <w:rsid w:val="0072297B"/>
     <w:rPr>
       <w:rFonts w:eastAsiaTheme="minorHAnsi"/>
       <w:sz w:val="16"/>
@@ -25870,7 +25854,7 @@
     <w:uiPriority w:val="99"/>
     <w:semiHidden/>
     <w:unhideWhenUsed/>
-    <w:rsid w:val="00D0625D"/>
+    <w:rsid w:val="0072297B"/>
     <w:rPr>
       <w:rFonts w:eastAsiaTheme="minorHAnsi"/>
       <w:sz w:val="16"/>
@@ -25958,7 +25942,7 @@
     <w:uiPriority w:val="99"/>
     <w:semiHidden/>
     <w:unhideWhenUsed/>
-    <w:rsid w:val="00D0625D"/>
+    <w:rsid w:val="0072297B"/>
     <w:rPr>
       <w:rFonts w:eastAsiaTheme="minorHAnsi"/>
       <w:sz w:val="16"/>
@@ -26054,7 +26038,7 @@
     <w:uiPriority w:val="99"/>
     <w:semiHidden/>
     <w:unhideWhenUsed/>
-    <w:rsid w:val="00D0625D"/>
+    <w:rsid w:val="0072297B"/>
     <w:rPr>
       <w:rFonts w:eastAsiaTheme="minorHAnsi"/>
       <w:color w:val="000080"/>
@@ -26126,7 +26110,7 @@
     <w:uiPriority w:val="99"/>
     <w:semiHidden/>
     <w:unhideWhenUsed/>
-    <w:rsid w:val="00D0625D"/>
+    <w:rsid w:val="0072297B"/>
     <w:rPr>
       <w:rFonts w:eastAsiaTheme="minorHAnsi"/>
       <w:sz w:val="16"/>
@@ -26221,7 +26205,7 @@
     <w:uiPriority w:val="99"/>
     <w:semiHidden/>
     <w:unhideWhenUsed/>
-    <w:rsid w:val="00D0625D"/>
+    <w:rsid w:val="0072297B"/>
     <w:rPr>
       <w:rFonts w:eastAsiaTheme="minorHAnsi"/>
       <w:color w:val="FFFFFF"/>
@@ -26305,7 +26289,7 @@
     <w:uiPriority w:val="99"/>
     <w:semiHidden/>
     <w:unhideWhenUsed/>
-    <w:rsid w:val="00D0625D"/>
+    <w:rsid w:val="0072297B"/>
     <w:rPr>
       <w:rFonts w:eastAsiaTheme="minorHAnsi"/>
       <w:sz w:val="16"/>
@@ -26385,7 +26369,7 @@
     <w:uiPriority w:val="99"/>
     <w:semiHidden/>
     <w:unhideWhenUsed/>
-    <w:rsid w:val="00D0625D"/>
+    <w:rsid w:val="0072297B"/>
     <w:rPr>
       <w:rFonts w:eastAsiaTheme="minorHAnsi"/>
       <w:sz w:val="16"/>
@@ -26449,7 +26433,7 @@
     <w:uiPriority w:val="99"/>
     <w:semiHidden/>
     <w:unhideWhenUsed/>
-    <w:rsid w:val="00D0625D"/>
+    <w:rsid w:val="0072297B"/>
     <w:rPr>
       <w:rFonts w:eastAsiaTheme="minorHAnsi"/>
       <w:b/>
@@ -26571,7 +26555,7 @@
     <w:uiPriority w:val="99"/>
     <w:semiHidden/>
     <w:unhideWhenUsed/>
-    <w:rsid w:val="00D0625D"/>
+    <w:rsid w:val="0072297B"/>
     <w:rPr>
       <w:rFonts w:eastAsiaTheme="minorHAnsi"/>
       <w:b/>
@@ -26687,7 +26671,7 @@
     <w:uiPriority w:val="99"/>
     <w:semiHidden/>
     <w:unhideWhenUsed/>
-    <w:rsid w:val="00D0625D"/>
+    <w:rsid w:val="0072297B"/>
     <w:rPr>
       <w:rFonts w:eastAsiaTheme="minorHAnsi"/>
       <w:b/>
@@ -26797,7 +26781,7 @@
     <w:uiPriority w:val="99"/>
     <w:semiHidden/>
     <w:unhideWhenUsed/>
-    <w:rsid w:val="00D0625D"/>
+    <w:rsid w:val="0072297B"/>
     <w:rPr>
       <w:rFonts w:eastAsiaTheme="minorHAnsi"/>
       <w:sz w:val="16"/>
@@ -26871,7 +26855,7 @@
     <w:uiPriority w:val="99"/>
     <w:semiHidden/>
     <w:unhideWhenUsed/>
-    <w:rsid w:val="00D0625D"/>
+    <w:rsid w:val="0072297B"/>
     <w:rPr>
       <w:rFonts w:eastAsiaTheme="minorHAnsi"/>
       <w:sz w:val="16"/>
@@ -26965,7 +26949,7 @@
     <w:uiPriority w:val="99"/>
     <w:semiHidden/>
     <w:unhideWhenUsed/>
-    <w:rsid w:val="00D0625D"/>
+    <w:rsid w:val="0072297B"/>
     <w:rPr>
       <w:rFonts w:eastAsiaTheme="minorHAnsi"/>
       <w:sz w:val="16"/>
@@ -27027,7 +27011,7 @@
     <w:uiPriority w:val="99"/>
     <w:semiHidden/>
     <w:unhideWhenUsed/>
-    <w:rsid w:val="00D0625D"/>
+    <w:rsid w:val="0072297B"/>
     <w:rPr>
       <w:rFonts w:eastAsiaTheme="minorHAnsi"/>
       <w:sz w:val="16"/>
@@ -27067,7 +27051,7 @@
     <w:uiPriority w:val="99"/>
     <w:semiHidden/>
     <w:unhideWhenUsed/>
-    <w:rsid w:val="00D0625D"/>
+    <w:rsid w:val="0072297B"/>
     <w:rPr>
       <w:rFonts w:eastAsiaTheme="minorHAnsi"/>
       <w:sz w:val="16"/>
@@ -27120,7 +27104,7 @@
     <w:uiPriority w:val="99"/>
     <w:semiHidden/>
     <w:unhideWhenUsed/>
-    <w:rsid w:val="00D0625D"/>
+    <w:rsid w:val="0072297B"/>
     <w:rPr>
       <w:rFonts w:eastAsiaTheme="minorHAnsi"/>
       <w:sz w:val="16"/>
@@ -27196,7 +27180,7 @@
     <w:uiPriority w:val="99"/>
     <w:semiHidden/>
     <w:unhideWhenUsed/>
-    <w:rsid w:val="00D0625D"/>
+    <w:rsid w:val="0072297B"/>
     <w:rPr>
       <w:rFonts w:eastAsiaTheme="minorHAnsi"/>
       <w:sz w:val="16"/>
@@ -27259,7 +27243,7 @@
     <w:uiPriority w:val="99"/>
     <w:semiHidden/>
     <w:unhideWhenUsed/>
-    <w:rsid w:val="00D0625D"/>
+    <w:rsid w:val="0072297B"/>
     <w:rPr>
       <w:rFonts w:eastAsiaTheme="minorHAnsi"/>
       <w:sz w:val="16"/>
@@ -27328,7 +27312,7 @@
     <w:uiPriority w:val="99"/>
     <w:semiHidden/>
     <w:unhideWhenUsed/>
-    <w:rsid w:val="00D0625D"/>
+    <w:rsid w:val="0072297B"/>
     <w:rPr>
       <w:rFonts w:eastAsiaTheme="minorHAnsi"/>
       <w:sz w:val="16"/>
@@ -27400,7 +27384,7 @@
     <w:uiPriority w:val="99"/>
     <w:semiHidden/>
     <w:unhideWhenUsed/>
-    <w:rsid w:val="00D0625D"/>
+    <w:rsid w:val="0072297B"/>
     <w:rPr>
       <w:rFonts w:eastAsiaTheme="minorHAnsi"/>
       <w:sz w:val="16"/>
@@ -27475,7 +27459,7 @@
     <w:uiPriority w:val="99"/>
     <w:semiHidden/>
     <w:unhideWhenUsed/>
-    <w:rsid w:val="00D0625D"/>
+    <w:rsid w:val="0072297B"/>
     <w:rPr>
       <w:rFonts w:eastAsiaTheme="minorHAnsi"/>
       <w:b/>
@@ -27567,7 +27551,7 @@
     <w:uiPriority w:val="99"/>
     <w:semiHidden/>
     <w:unhideWhenUsed/>
-    <w:rsid w:val="00D0625D"/>
+    <w:rsid w:val="0072297B"/>
     <w:rPr>
       <w:rFonts w:eastAsiaTheme="minorHAnsi"/>
       <w:sz w:val="16"/>
@@ -27637,7 +27621,7 @@
     <w:uiPriority w:val="99"/>
     <w:semiHidden/>
     <w:unhideWhenUsed/>
-    <w:rsid w:val="00D0625D"/>
+    <w:rsid w:val="0072297B"/>
     <w:rPr>
       <w:rFonts w:eastAsiaTheme="minorHAnsi"/>
       <w:sz w:val="16"/>
@@ -27726,7 +27710,7 @@
     <w:uiPriority w:val="99"/>
     <w:semiHidden/>
     <w:unhideWhenUsed/>
-    <w:rsid w:val="00D0625D"/>
+    <w:rsid w:val="0072297B"/>
     <w:rPr>
       <w:rFonts w:eastAsiaTheme="minorHAnsi"/>
       <w:sz w:val="16"/>
@@ -27810,7 +27794,7 @@
     <w:uiPriority w:val="99"/>
     <w:semiHidden/>
     <w:unhideWhenUsed/>
-    <w:rsid w:val="00D0625D"/>
+    <w:rsid w:val="0072297B"/>
     <w:rPr>
       <w:rFonts w:eastAsiaTheme="minorHAnsi"/>
       <w:sz w:val="16"/>
@@ -27873,7 +27857,7 @@
     <w:uiPriority w:val="99"/>
     <w:semiHidden/>
     <w:unhideWhenUsed/>
-    <w:rsid w:val="00D0625D"/>
+    <w:rsid w:val="0072297B"/>
     <w:rPr>
       <w:rFonts w:eastAsiaTheme="minorHAnsi"/>
       <w:sz w:val="16"/>
@@ -27915,7 +27899,7 @@
     <w:uiPriority w:val="99"/>
     <w:semiHidden/>
     <w:unhideWhenUsed/>
-    <w:rsid w:val="00D0625D"/>
+    <w:rsid w:val="0072297B"/>
     <w:rPr>
       <w:rFonts w:eastAsiaTheme="minorHAnsi"/>
       <w:sz w:val="16"/>
@@ -27968,7 +27952,7 @@
     <w:uiPriority w:val="99"/>
     <w:semiHidden/>
     <w:unhideWhenUsed/>
-    <w:rsid w:val="00D0625D"/>
+    <w:rsid w:val="0072297B"/>
     <w:rPr>
       <w:rFonts w:eastAsiaTheme="minorHAnsi"/>
       <w:sz w:val="16"/>
@@ -28032,7 +28016,7 @@
     <w:uiPriority w:val="99"/>
     <w:semiHidden/>
     <w:unhideWhenUsed/>
-    <w:rsid w:val="00D0625D"/>
+    <w:rsid w:val="0072297B"/>
     <w:rPr>
       <w:rFonts w:eastAsiaTheme="minorHAnsi"/>
       <w:sz w:val="16"/>
@@ -28134,7 +28118,7 @@
     <w:uiPriority w:val="99"/>
     <w:semiHidden/>
     <w:unhideWhenUsed/>
-    <w:rsid w:val="00D0625D"/>
+    <w:rsid w:val="0072297B"/>
     <w:rPr>
       <w:rFonts w:eastAsiaTheme="minorHAnsi"/>
       <w:sz w:val="16"/>
@@ -28239,7 +28223,7 @@
     <w:uiPriority w:val="99"/>
     <w:semiHidden/>
     <w:unhideWhenUsed/>
-    <w:rsid w:val="00D0625D"/>
+    <w:rsid w:val="0072297B"/>
     <w:pPr>
       <w:spacing w:after="0"/>
       <w:ind w:left="240" w:hanging="240"/>
@@ -28252,7 +28236,7 @@
     <w:uiPriority w:val="99"/>
     <w:semiHidden/>
     <w:unhideWhenUsed/>
-    <w:rsid w:val="00D0625D"/>
+    <w:rsid w:val="0072297B"/>
     <w:pPr>
       <w:spacing w:after="0"/>
     </w:pPr>
@@ -28263,7 +28247,7 @@
     <w:uiPriority w:val="99"/>
     <w:semiHidden/>
     <w:unhideWhenUsed/>
-    <w:rsid w:val="00D0625D"/>
+    <w:rsid w:val="0072297B"/>
     <w:rPr>
       <w:rFonts w:eastAsiaTheme="minorHAnsi"/>
       <w:sz w:val="16"/>
@@ -28305,7 +28289,7 @@
     <w:uiPriority w:val="99"/>
     <w:semiHidden/>
     <w:unhideWhenUsed/>
-    <w:rsid w:val="00D0625D"/>
+    <w:rsid w:val="0072297B"/>
     <w:rPr>
       <w:rFonts w:eastAsiaTheme="minorHAnsi"/>
       <w:sz w:val="16"/>
@@ -28348,7 +28332,7 @@
     <w:uiPriority w:val="99"/>
     <w:semiHidden/>
     <w:unhideWhenUsed/>
-    <w:rsid w:val="00D0625D"/>
+    <w:rsid w:val="0072297B"/>
     <w:rPr>
       <w:rFonts w:eastAsiaTheme="minorHAnsi"/>
       <w:sz w:val="16"/>
@@ -28448,7 +28432,7 @@
     <w:uiPriority w:val="99"/>
     <w:semiHidden/>
     <w:unhideWhenUsed/>
-    <w:rsid w:val="00D0625D"/>
+    <w:rsid w:val="0072297B"/>
     <w:rPr>
       <w:rFonts w:eastAsiaTheme="minorHAnsi"/>
       <w:sz w:val="16"/>
@@ -28488,7 +28472,7 @@
     <w:uiPriority w:val="99"/>
     <w:semiHidden/>
     <w:unhideWhenUsed/>
-    <w:rsid w:val="00D0625D"/>
+    <w:rsid w:val="0072297B"/>
     <w:rPr>
       <w:rFonts w:eastAsiaTheme="minorHAnsi"/>
       <w:sz w:val="16"/>
@@ -28584,7 +28568,7 @@
     <w:uiPriority w:val="99"/>
     <w:semiHidden/>
     <w:unhideWhenUsed/>
-    <w:rsid w:val="00D0625D"/>
+    <w:rsid w:val="0072297B"/>
     <w:rPr>
       <w:rFonts w:eastAsiaTheme="minorHAnsi"/>
       <w:sz w:val="16"/>
@@ -28672,7 +28656,7 @@
     <w:uiPriority w:val="99"/>
     <w:semiHidden/>
     <w:unhideWhenUsed/>
-    <w:rsid w:val="00D0625D"/>
+    <w:rsid w:val="0072297B"/>
     <w:rPr>
       <w:rFonts w:eastAsiaTheme="minorHAnsi"/>
       <w:sz w:val="16"/>
@@ -28696,7 +28680,7 @@
     <w:uiPriority w:val="99"/>
     <w:semiHidden/>
     <w:unhideWhenUsed/>
-    <w:rsid w:val="00D0625D"/>
+    <w:rsid w:val="0072297B"/>
     <w:rPr>
       <w:rFonts w:eastAsiaTheme="minorHAnsi"/>
       <w:sz w:val="16"/>
@@ -28739,7 +28723,7 @@
     <w:uiPriority w:val="99"/>
     <w:semiHidden/>
     <w:unhideWhenUsed/>
-    <w:rsid w:val="00D0625D"/>
+    <w:rsid w:val="0072297B"/>
     <w:rPr>
       <w:rFonts w:eastAsiaTheme="minorHAnsi"/>
       <w:sz w:val="16"/>
@@ -28782,7 +28766,7 @@
     <w:uiPriority w:val="99"/>
     <w:semiHidden/>
     <w:unhideWhenUsed/>
-    <w:rsid w:val="00D0625D"/>
+    <w:rsid w:val="0072297B"/>
     <w:rPr>
       <w:rFonts w:eastAsiaTheme="minorHAnsi"/>
       <w:sz w:val="16"/>
@@ -28826,7 +28810,7 @@
     <w:uiPriority w:val="99"/>
     <w:semiHidden/>
     <w:unhideWhenUsed/>
-    <w:rsid w:val="00D0625D"/>
+    <w:rsid w:val="0072297B"/>
     <w:pPr>
       <w:spacing w:before="120"/>
     </w:pPr>
@@ -28844,7 +28828,7 @@
     <w:uiPriority w:val="39"/>
     <w:semiHidden/>
     <w:unhideWhenUsed/>
-    <w:rsid w:val="00D0625D"/>
+    <w:rsid w:val="0072297B"/>
     <w:pPr>
       <w:spacing w:after="100"/>
     </w:pPr>
@@ -28857,7 +28841,7 @@
     <w:uiPriority w:val="39"/>
     <w:semiHidden/>
     <w:unhideWhenUsed/>
-    <w:rsid w:val="00D0625D"/>
+    <w:rsid w:val="0072297B"/>
     <w:pPr>
       <w:spacing w:after="100"/>
       <w:ind w:left="240"/>
@@ -28871,7 +28855,7 @@
     <w:uiPriority w:val="39"/>
     <w:semiHidden/>
     <w:unhideWhenUsed/>
-    <w:rsid w:val="00D0625D"/>
+    <w:rsid w:val="0072297B"/>
     <w:pPr>
       <w:spacing w:after="100"/>
       <w:ind w:left="480"/>
@@ -28885,7 +28869,7 @@
     <w:uiPriority w:val="39"/>
     <w:semiHidden/>
     <w:unhideWhenUsed/>
-    <w:rsid w:val="00D0625D"/>
+    <w:rsid w:val="0072297B"/>
     <w:pPr>
       <w:spacing w:after="100"/>
       <w:ind w:left="720"/>
@@ -28899,7 +28883,7 @@
     <w:uiPriority w:val="39"/>
     <w:semiHidden/>
     <w:unhideWhenUsed/>
-    <w:rsid w:val="00D0625D"/>
+    <w:rsid w:val="0072297B"/>
     <w:pPr>
       <w:spacing w:after="100"/>
       <w:ind w:left="960"/>
@@ -28913,7 +28897,7 @@
     <w:uiPriority w:val="39"/>
     <w:semiHidden/>
     <w:unhideWhenUsed/>
-    <w:rsid w:val="00D0625D"/>
+    <w:rsid w:val="0072297B"/>
     <w:pPr>
       <w:spacing w:after="100"/>
       <w:ind w:left="1200"/>
@@ -28927,7 +28911,7 @@
     <w:uiPriority w:val="39"/>
     <w:semiHidden/>
     <w:unhideWhenUsed/>
-    <w:rsid w:val="00D0625D"/>
+    <w:rsid w:val="0072297B"/>
     <w:pPr>
       <w:spacing w:after="100"/>
       <w:ind w:left="1440"/>
@@ -28941,7 +28925,7 @@
     <w:uiPriority w:val="39"/>
     <w:semiHidden/>
     <w:unhideWhenUsed/>
-    <w:rsid w:val="00D0625D"/>
+    <w:rsid w:val="0072297B"/>
     <w:pPr>
       <w:spacing w:after="100"/>
       <w:ind w:left="1680"/>
@@ -28955,7 +28939,7 @@
     <w:uiPriority w:val="39"/>
     <w:semiHidden/>
     <w:unhideWhenUsed/>
-    <w:rsid w:val="00D0625D"/>
+    <w:rsid w:val="0072297B"/>
     <w:pPr>
       <w:spacing w:after="100"/>
       <w:ind w:left="1920"/>
@@ -28969,7 +28953,7 @@
     <w:semiHidden/>
     <w:unhideWhenUsed/>
     <w:qFormat/>
-    <w:rsid w:val="00D0625D"/>
+    <w:rsid w:val="0072297B"/>
     <w:pPr>
       <w:spacing w:before="240" w:after="0"/>
       <w:outlineLvl w:val="9"/>
@@ -28985,7 +28969,7 @@
     <w:uiPriority w:val="99"/>
     <w:semiHidden/>
     <w:unhideWhenUsed/>
-    <w:rsid w:val="00D0625D"/>
+    <w:rsid w:val="0072297B"/>
     <w:rPr>
       <w:color w:val="605E5C"/>
       <w:sz w:val="16"/>
@@ -28998,7 +28982,7 @@
     <w:next w:val="Normal"/>
     <w:uiPriority w:val="2"/>
     <w:qFormat/>
-    <w:rsid w:val="00D0625D"/>
+    <w:rsid w:val="0072297B"/>
     <w:pPr>
       <w:numPr>
         <w:numId w:val="1"/>
@@ -29011,7 +28995,7 @@
     <w:name w:val="BC Data Table Internal"/>
     <w:basedOn w:val="TableNormal"/>
     <w:uiPriority w:val="99"/>
-    <w:rsid w:val="00D0625D"/>
+    <w:rsid w:val="0072297B"/>
     <w:pPr>
       <w:spacing w:after="0" w:line="240" w:lineRule="auto"/>
     </w:pPr>
@@ -29591,6 +29575,7 @@
     <w:rsid w:val="00736B87"/>
     <w:rsid w:val="00740D0F"/>
     <w:rsid w:val="00777F1C"/>
+    <w:rsid w:val="0078420F"/>
     <w:rsid w:val="007A75D3"/>
     <w:rsid w:val="007C0563"/>
     <w:rsid w:val="007C2D71"/>
@@ -29674,6 +29659,7 @@
     <w:rsid w:val="00E61028"/>
     <w:rsid w:val="00E62DB8"/>
     <w:rsid w:val="00EA48E4"/>
+    <w:rsid w:val="00EE27DA"/>
     <w:rsid w:val="00EF44D4"/>
     <w:rsid w:val="00F00072"/>
     <w:rsid w:val="00F06BA8"/>
@@ -30526,11 +30512,7 @@
 </we:webextension>
 </file>
 
-<file path=customXml/item1.xml><?xml version="1.0" encoding="utf-8"?>
-<b:Sources xmlns:b="http://schemas.openxmlformats.org/officeDocument/2006/bibliography" xmlns="http://schemas.openxmlformats.org/officeDocument/2006/bibliography" SelectedStyle="\APASixthEditionOfficeOnline.xsl" StyleName="APA" Version="6"/>
-</file>
-
-<file path=customXml/item2.xml>��< ? x m l   v e r s i o n = " 1 . 0 "   e n c o d i n g = " u t f - 1 6 " ? > < N a v W o r d R e p o r t X m l P a r t   x m l n s = " u r n : m i c r o s o f t - d y n a m i c s - b u s i n e s s c e n t r a l / i n t e r n a l / e x t e n d e d / r e p o r t s / I n v e n t o r y _ V e n d o r _ P u r c h a s e s / 7 1 4 / " > +<file path=customXml/item1.xml>��< ? x m l   v e r s i o n = " 1 . 0 "   e n c o d i n g = " u t f - 1 6 " ? > < N a v W o r d R e p o r t X m l P a r t   x m l n s = " u r n : m i c r o s o f t - d y n a m i c s - b u s i n e s s c e n t r a l / i n t e r n a l / e x t e n d e d / r e p o r t s / I n v e n t o r y _ V e n d o r _ P u r c h a s e s / 7 1 4 / " >   
      < B C R e p o r t I n f o r m a t i o n >   
@@ -30835,7 +30817,13 @@
  < / N a v W o r d R e p o r t X m l P a r t > 
 </file>
 
-<file path=customXml/item3.xml>��< ? x m l   v e r s i o n = " 1 . 0 "   e n c o d i n g = " u t f - 1 6 " ? > < N a v W o r d R e p o r t X m l P a r t   x m l n s = " u r n : m i c r o s o f t - d y n a m i c s - n a v / r e p o r t s / I n v e n t o r y _ V e n d o r _ P u r c h a s e s / 7 1 4 / " > +<file path=customXml/item2.xml><?xml version="1.0" encoding="utf-8"?>
+<b:Sources xmlns:b="http://schemas.openxmlformats.org/officeDocument/2006/bibliography" xmlns="http://schemas.openxmlformats.org/officeDocument/2006/bibliography" SelectedStyle="\APASixthEditionOfficeOnline.xsl" StyleName="APA" Version="6"/>
+</file>
+
+<file path=customXml/item3.xml>��< ? x m l   v e r s i o n = " 1 . 0 "   e n c o d i n g = " u t f - 1 6 " ? > + 
+ < N a v W o r d R e p o r t X m l P a r t   x m l n s = " u r n : m i c r o s o f t - d y n a m i c s - n a v / r e p o r t s / I n v e n t o r y _ V e n d o r _ P u r c h a s e s / 7 1 4 / " >   
      < B C R e p o r t I n f o r m a t i o n >   
@@ -31055,7 +31043,7 @@
  
          < N o _ I t e m > N o _ I t e m < / N o _ I t e m >   
-         < V a l u e _ E n t r y / > +         < V a l u e _ E n t r y   / >   
          < I n t e g e r >   
@@ -31095,17 +31083,17 @@
 </file>
 
 <file path=customXml/itemProps1.xml><?xml version="1.0" encoding="utf-8"?>
-<ds:datastoreItem xmlns:ds="http://schemas.openxmlformats.org/officeDocument/2006/customXml" ds:itemID="{9D1BAD0E-B8C2-42BF-8A09-930653ED0B45}">
+<ds:datastoreItem xmlns:ds="http://schemas.openxmlformats.org/officeDocument/2006/customXml" ds:itemID="{283C560A-7472-41A4-B99E-0EE69DA3181C}">
   <ds:schemaRefs>
-    <ds:schemaRef ds:uri="http://schemas.openxmlformats.org/officeDocument/2006/bibliography"/>
+    <ds:schemaRef ds:uri="urn:microsoft-dynamics-businesscentral/internal/extended/reports/Inventory_Vendor_Purchases/714/"/>
   </ds:schemaRefs>
 </ds:datastoreItem>
 </file>
 
 <file path=customXml/itemProps2.xml><?xml version="1.0" encoding="utf-8"?>
-<ds:datastoreItem xmlns:ds="http://schemas.openxmlformats.org/officeDocument/2006/customXml" ds:itemID="{283C560A-7472-41A4-B99E-0EE69DA3181C}">
+<ds:datastoreItem xmlns:ds="http://schemas.openxmlformats.org/officeDocument/2006/customXml" ds:itemID="{9D1BAD0E-B8C2-42BF-8A09-930653ED0B45}">
   <ds:schemaRefs>
-    <ds:schemaRef ds:uri="urn:microsoft-dynamics-businesscentral/internal/extended/reports/Inventory_Vendor_Purchases/714/"/>
+    <ds:schemaRef ds:uri="http://schemas.openxmlformats.org/officeDocument/2006/bibliography"/>
   </ds:schemaRefs>
 </ds:datastoreItem>
 </file>

--- a/src/Layers/W1/BaseApp/Inventory/Reports/InventoryVendorPurchasesBody.docx
+++ b/src/Layers/W1/BaseApp/Inventory/Reports/InventoryVendorPurchasesBody.docx
@@ -441,7 +441,7 @@
                   </w:tcPr>
                   <w:tbl>
                     <w:tblPr>
-                      <w:tblStyle w:val="BCDataTableInternal"/>
+                      <w:tblStyle w:val="BCDataTable"/>
                       <w:tblW w:w="5000" w:type="pct"/>
                       <w:tblLayout w:type="fixed"/>
                       <w:tblLook w:val="0480" w:firstRow="0" w:lastRow="0" w:firstColumn="1" w:lastColumn="0" w:noHBand="0" w:noVBand="1"/>
@@ -1836,10 +1836,10 @@
   <w:docDefaults>
     <w:rPrDefault>
       <w:rPr>
-        <w:rFonts w:asciiTheme="minorHAnsi" w:eastAsiaTheme="minorEastAsia" w:hAnsiTheme="minorHAnsi" w:cstheme="minorBidi"/>
+        <w:rFonts w:asciiTheme="minorHAnsi" w:eastAsiaTheme="minorHAnsi" w:hAnsiTheme="minorHAnsi" w:cstheme="minorBidi"/>
         <w:kern w:val="2"/>
-        <w:sz w:val="24"/>
-        <w:szCs w:val="24"/>
+        <w:sz w:val="16"/>
+        <w:szCs w:val="16"/>
         <w:lang w:val="en-AU" w:eastAsia="ja-JP" w:bidi="ar-SA"/>
         <w14:ligatures w14:val="standardContextual"/>
       </w:rPr>
@@ -2233,10 +2233,7 @@
     <w:qFormat/>
     <w:rsid w:val="0072297B"/>
     <w:rPr>
-      <w:rFonts w:eastAsiaTheme="minorHAnsi"/>
       <w:color w:val="4D614C" w:themeColor="text1"/>
-      <w:sz w:val="16"/>
-      <w:szCs w:val="16"/>
       <w:lang w:val="en-US" w:eastAsia="en-US"/>
     </w:rPr>
   </w:style>

--- a/src/Layers/W1/BaseApp/Inventory/Reports/InventoryVendorPurchasesBody.docx
+++ b/src/Layers/W1/BaseApp/Inventory/Reports/InventoryVendorPurchasesBody.docx
@@ -14,64 +14,82 @@
       <w:tblGrid>
         <w:gridCol w:w="10494"/>
       </w:tblGrid>
-      <w:tr>
-        <w:trPr>
-          <w:cantSplit/>
-        </w:trPr>
-        <w:tc>
-          <w:tcPr>
-            <w:tcW w:w="5000" w:type="pct"/>
-          </w:tcPr>
-          <w:sdt>
-            <w:sdtPr>
-              <w:alias w:val="#Nav: /ReportHeader/ItemFilter"/>
-              <w:tag w:val="#Nav: Inventory_Vendor_Purchases/714"/>
-              <w:id w:val="936412923"/>
-              <w:placeholder>
-                <w:docPart w:val="4E3F791A0A504FF2A79BA27CE85A6333"/>
-              </w:placeholder>
-              <w:dataBinding w:prefixMappings="xmlns:ns0='urn:microsoft-dynamics-nav/reports/Inventory_Vendor_Purchases/714/'" w:xpath="/ns0:NavWordReportXmlPart[1]/ns0:ReportHeader[1]/ns0:ItemFilter[1]" w:storeItemID="{59EAA5A0-D970-49F5-B085-DB932DABF36D}"/>
-              <w:text/>
-            </w:sdtPr>
-            <w:sdtContent>
-              <w:p>
-                <w:r>
-                  <w:t>ItemFilter</w:t>
-                </w:r>
-              </w:p>
-            </w:sdtContent>
-          </w:sdt>
-        </w:tc>
-      </w:tr>
-      <w:tr>
-        <w:trPr>
-          <w:cantSplit/>
-        </w:trPr>
-        <w:tc>
-          <w:tcPr>
-            <w:tcW w:w="5000" w:type="pct"/>
-          </w:tcPr>
-          <w:sdt>
-            <w:sdtPr>
-              <w:alias w:val="#Nav: /ReportHeader/ItemLedgEntryFilter"/>
-              <w:tag w:val="#Nav: Inventory_Vendor_Purchases/714"/>
-              <w:id w:val="-1180347308"/>
-              <w:placeholder>
-                <w:docPart w:val="FBACDB9111FA4EE283DB34560CE2BA50"/>
-              </w:placeholder>
-              <w:dataBinding w:prefixMappings="xmlns:ns0='urn:microsoft-dynamics-nav/reports/Inventory_Vendor_Purchases/714/'" w:xpath="/ns0:NavWordReportXmlPart[1]/ns0:ReportHeader[1]/ns0:ItemLedgEntryFilter[1]" w:storeItemID="{59EAA5A0-D970-49F5-B085-DB932DABF36D}"/>
-              <w:text/>
-            </w:sdtPr>
-            <w:sdtContent>
-              <w:p>
-                <w:r>
-                  <w:t>ItemLedgEntryFilter</w:t>
-                </w:r>
-              </w:p>
-            </w:sdtContent>
-          </w:sdt>
-        </w:tc>
-      </w:tr>
+      <w:sdt>
+        <w:sdtPr>
+          <w:alias w:val="Hide Table Row If Empty"/>
+          <w:tag w:val="#BC:HideTableRowIfEmpty"/>
+          <w:id w:val="-1457458681"/>
+        </w:sdtPr>
+        <w:sdtContent>
+          <w:tr>
+            <w:trPr>
+              <w:cantSplit/>
+            </w:trPr>
+            <w:tc>
+              <w:tcPr>
+                <w:tcW w:w="5000" w:type="pct"/>
+              </w:tcPr>
+              <w:sdt>
+                <w:sdtPr>
+                  <w:alias w:val="#Nav: /ReportHeader/ItemFilter"/>
+                  <w:tag w:val="#Nav: Inventory_Vendor_Purchases/714"/>
+                  <w:id w:val="936412923"/>
+                  <w:placeholder>
+                    <w:docPart w:val="4E3F791A0A504FF2A79BA27CE85A6333"/>
+                  </w:placeholder>
+                  <w:dataBinding w:prefixMappings="xmlns:ns0='urn:microsoft-dynamics-nav/reports/Inventory_Vendor_Purchases/714/'" w:xpath="/ns0:NavWordReportXmlPart[1]/ns0:ReportHeader[1]/ns0:ItemFilter[1]" w:storeItemID="{59EAA5A0-D970-49F5-B085-DB932DABF36D}"/>
+                  <w:text/>
+                </w:sdtPr>
+                <w:sdtContent>
+                  <w:p>
+                    <w:r>
+                      <w:t>ItemFilter</w:t>
+                    </w:r>
+                  </w:p>
+                </w:sdtContent>
+              </w:sdt>
+            </w:tc>
+          </w:tr>
+        </w:sdtContent>
+      </w:sdt>
+      <w:sdt>
+        <w:sdtPr>
+          <w:alias w:val="Hide Table Row If Empty"/>
+          <w:tag w:val="#BC:HideTableRowIfEmpty"/>
+          <w:id w:val="-540630754"/>
+        </w:sdtPr>
+        <w:sdtContent>
+          <w:tr>
+            <w:trPr>
+              <w:cantSplit/>
+            </w:trPr>
+            <w:tc>
+              <w:tcPr>
+                <w:tcW w:w="5000" w:type="pct"/>
+              </w:tcPr>
+              <w:sdt>
+                <w:sdtPr>
+                  <w:alias w:val="#Nav: /ReportHeader/ItemLedgEntryFilter"/>
+                  <w:tag w:val="#Nav: Inventory_Vendor_Purchases/714"/>
+                  <w:id w:val="-1180347308"/>
+                  <w:placeholder>
+                    <w:docPart w:val="FBACDB9111FA4EE283DB34560CE2BA50"/>
+                  </w:placeholder>
+                  <w:dataBinding w:prefixMappings="xmlns:ns0='urn:microsoft-dynamics-nav/reports/Inventory_Vendor_Purchases/714/'" w:xpath="/ns0:NavWordReportXmlPart[1]/ns0:ReportHeader[1]/ns0:ItemLedgEntryFilter[1]" w:storeItemID="{59EAA5A0-D970-49F5-B085-DB932DABF36D}"/>
+                  <w:text/>
+                </w:sdtPr>
+                <w:sdtContent>
+                  <w:p>
+                    <w:r>
+                      <w:t>ItemLedgEntryFilter</w:t>
+                    </w:r>
+                  </w:p>
+                </w:sdtContent>
+              </w:sdt>
+            </w:tc>
+          </w:tr>
+        </w:sdtContent>
+      </w:sdt>
     </w:tbl>
     <w:p>
       <w:pPr>
@@ -300,7 +318,6 @@
                       </w:tcPr>
                       <w:p>
                         <w:pPr>
-                          <w:spacing w:before="120" w:after="60"/>
                           <w:rPr>
                             <w:rFonts w:asciiTheme="majorHAnsi" w:hAnsiTheme="majorHAnsi"/>
                           </w:rPr>
@@ -339,7 +356,6 @@
                       </w:tcPr>
                       <w:p>
                         <w:pPr>
-                          <w:spacing w:before="120" w:after="60"/>
                           <w:rPr>
                             <w:rFonts w:asciiTheme="majorHAnsi" w:hAnsiTheme="majorHAnsi"/>
                           </w:rPr>
@@ -378,7 +394,6 @@
                       </w:tcPr>
                       <w:p>
                         <w:pPr>
-                          <w:spacing w:before="120" w:after="60"/>
                           <w:jc w:val="right"/>
                           <w:rPr>
                             <w:rFonts w:asciiTheme="majorHAnsi" w:hAnsiTheme="majorHAnsi"/>
@@ -403,7 +418,6 @@
                   </w:tcPr>
                   <w:p>
                     <w:pPr>
-                      <w:spacing w:before="120" w:after="60"/>
                       <w:jc w:val="right"/>
                       <w:rPr>
                         <w:rFonts w:asciiTheme="majorHAnsi" w:hAnsiTheme="majorHAnsi"/>
@@ -417,7 +431,6 @@
                   </w:tcPr>
                   <w:p>
                     <w:pPr>
-                      <w:spacing w:before="120" w:after="60"/>
                       <w:jc w:val="right"/>
                       <w:rPr>
                         <w:rFonts w:asciiTheme="majorHAnsi" w:hAnsiTheme="majorHAnsi"/>
@@ -682,7 +695,6 @@
                   </w:tcPr>
                   <w:p>
                     <w:pPr>
-                      <w:spacing w:before="60" w:after="120"/>
                       <w:jc w:val="right"/>
                       <w:rPr>
                         <w:rFonts w:asciiTheme="majorHAnsi" w:hAnsiTheme="majorHAnsi"/>
@@ -712,7 +724,6 @@
                       </w:tcPr>
                       <w:p>
                         <w:pPr>
-                          <w:spacing w:before="60" w:after="120"/>
                           <w:rPr>
                             <w:rFonts w:asciiTheme="majorHAnsi" w:hAnsiTheme="majorHAnsi"/>
                           </w:rPr>
@@ -751,7 +762,6 @@
                       </w:tcPr>
                       <w:p>
                         <w:pPr>
-                          <w:spacing w:before="60" w:after="120"/>
                           <w:jc w:val="right"/>
                           <w:rPr>
                             <w:rFonts w:asciiTheme="majorHAnsi" w:hAnsiTheme="majorHAnsi"/>
@@ -791,7 +801,6 @@
                       </w:tcPr>
                       <w:p>
                         <w:pPr>
-                          <w:spacing w:before="60" w:after="120"/>
                           <w:jc w:val="right"/>
                           <w:rPr>
                             <w:rFonts w:asciiTheme="majorHAnsi" w:hAnsiTheme="majorHAnsi"/>
@@ -832,7 +841,6 @@
                       </w:tcPr>
                       <w:p>
                         <w:pPr>
-                          <w:spacing w:before="60" w:after="120"/>
                           <w:jc w:val="right"/>
                           <w:rPr>
                             <w:rFonts w:asciiTheme="majorHAnsi" w:hAnsiTheme="majorHAnsi"/>

--- a/src/Layers/W1/BaseApp/Inventory/Reports/InventoryVendorPurchasesBody.docx
+++ b/src/Layers/W1/BaseApp/Inventory/Reports/InventoryVendorPurchasesBody.docx
@@ -93,7 +93,7 @@
     </w:tbl>
     <w:p>
       <w:pPr>
-        <w:spacing w:before="288" w:beforeLines="120" w:after="288" w:afterLines="120" w:line="240" w:lineRule="auto"/>
+        <w:spacing w:beforeLines="120" w:before="288" w:afterLines="120" w:after="288" w:line="240" w:lineRule="auto"/>
         <w:ind w:right="960"/>
       </w:pPr>
     </w:p>
@@ -515,7 +515,6 @@
                                         <w:bottom w:w="0" w:type="dxa"/>
                                         <w:right w:w="115" w:type="dxa"/>
                                       </w:tcMar>
-                                      <w:vAlign w:val="center"/>
                                     </w:tcPr>
                                     <w:p>
                                       <w:proofErr w:type="spellStart"/>
@@ -549,7 +548,6 @@
                                         <w:bottom w:w="0" w:type="dxa"/>
                                         <w:right w:w="115" w:type="dxa"/>
                                       </w:tcMar>
-                                      <w:vAlign w:val="center"/>
                                     </w:tcPr>
                                     <w:p>
                                       <w:proofErr w:type="spellStart"/>
@@ -583,7 +581,6 @@
                                         <w:bottom w:w="0" w:type="dxa"/>
                                         <w:right w:w="115" w:type="dxa"/>
                                       </w:tcMar>
-                                      <w:vAlign w:val="center"/>
                                     </w:tcPr>
                                     <w:p>
                                       <w:pPr>
@@ -620,7 +617,6 @@
                                         <w:bottom w:w="0" w:type="dxa"/>
                                         <w:right w:w="115" w:type="dxa"/>
                                       </w:tcMar>
-                                      <w:vAlign w:val="center"/>
                                     </w:tcPr>
                                     <w:p>
                                       <w:pPr>
@@ -657,7 +653,6 @@
                                         <w:bottom w:w="0" w:type="dxa"/>
                                         <w:right w:w="115" w:type="dxa"/>
                                       </w:tcMar>
-                                      <w:vAlign w:val="center"/>
                                     </w:tcPr>
                                     <w:p>
                                       <w:pPr>
@@ -695,7 +690,6 @@
                   </w:tcPr>
                   <w:p>
                     <w:pPr>
-                      <w:jc w:val="right"/>
                       <w:rPr>
                         <w:rFonts w:asciiTheme="majorHAnsi" w:hAnsiTheme="majorHAnsi"/>
                       </w:rPr>
@@ -2436,8 +2430,8 @@
   <w:style w:type="character" w:default="1" w:styleId="DefaultParagraphFont">
     <w:name w:val="Default Paragraph Font"/>
     <w:uiPriority w:val="1"/>
+    <w:semiHidden/>
     <w:unhideWhenUsed/>
-    <w:rsid w:val="0072297B"/>
   </w:style>
   <w:style w:type="table" w:default="1" w:styleId="TableNormal">
     <w:name w:val="Normal Table"/>
@@ -2459,7 +2453,6 @@
     <w:uiPriority w:val="99"/>
     <w:semiHidden/>
     <w:unhideWhenUsed/>
-    <w:rsid w:val="0072297B"/>
   </w:style>
   <w:style w:type="table" w:styleId="TableGrid">
     <w:name w:val="Table Grid"/>
@@ -2471,9 +2464,6 @@
       <w:spacing w:after="0" w:line="240" w:lineRule="auto"/>
     </w:pPr>
     <w:rPr>
-      <w:rFonts w:eastAsiaTheme="minorHAnsi"/>
-      <w:sz w:val="16"/>
-      <w:szCs w:val="16"/>
       <w:lang w:val="en-US" w:eastAsia="en-US"/>
     </w:rPr>
     <w:tblPr>
@@ -2565,9 +2555,6 @@
       <w:spacing w:after="0" w:line="240" w:lineRule="auto"/>
     </w:pPr>
     <w:rPr>
-      <w:rFonts w:eastAsiaTheme="minorHAnsi"/>
-      <w:sz w:val="16"/>
-      <w:szCs w:val="16"/>
       <w:lang w:val="en-US" w:eastAsia="en-US"/>
     </w:rPr>
     <w:tblPr>
@@ -2590,9 +2577,6 @@
       <w:spacing w:after="0" w:line="240" w:lineRule="auto"/>
     </w:pPr>
     <w:rPr>
-      <w:rFonts w:eastAsiaTheme="minorHAnsi"/>
-      <w:sz w:val="16"/>
-      <w:szCs w:val="16"/>
       <w:lang w:val="en-US" w:eastAsia="en-US"/>
     </w:rPr>
     <w:tblPr>
@@ -2659,9 +2643,6 @@
       <w:spacing w:after="0" w:line="240" w:lineRule="auto"/>
     </w:pPr>
     <w:rPr>
-      <w:rFonts w:eastAsiaTheme="minorHAnsi"/>
-      <w:sz w:val="16"/>
-      <w:szCs w:val="16"/>
       <w:lang w:val="en-US" w:eastAsia="en-US"/>
     </w:rPr>
     <w:tblPr>
@@ -2737,10 +2718,7 @@
       <w:spacing w:after="0" w:line="240" w:lineRule="auto"/>
     </w:pPr>
     <w:rPr>
-      <w:rFonts w:eastAsiaTheme="minorHAnsi"/>
       <w:color w:val="4D614C" w:themeColor="text1"/>
-      <w:sz w:val="16"/>
-      <w:szCs w:val="16"/>
       <w:lang w:val="en-US" w:eastAsia="en-US"/>
     </w:rPr>
   </w:style>
@@ -2790,9 +2768,6 @@
       <w:spacing w:after="0" w:line="240" w:lineRule="auto"/>
     </w:pPr>
     <w:rPr>
-      <w:rFonts w:eastAsiaTheme="minorHAnsi"/>
-      <w:sz w:val="16"/>
-      <w:szCs w:val="16"/>
       <w:lang w:val="en-US" w:eastAsia="en-US"/>
     </w:rPr>
     <w:tblPr>
@@ -2845,9 +2820,6 @@
       <w:spacing w:after="0" w:line="240" w:lineRule="auto"/>
     </w:pPr>
     <w:rPr>
-      <w:rFonts w:eastAsiaTheme="minorHAnsi"/>
-      <w:sz w:val="16"/>
-      <w:szCs w:val="16"/>
       <w:lang w:val="en-US" w:eastAsia="en-US"/>
     </w:rPr>
     <w:tblPr>
@@ -2907,9 +2879,6 @@
       <w:spacing w:after="0" w:line="240" w:lineRule="auto"/>
     </w:pPr>
     <w:rPr>
-      <w:rFonts w:eastAsiaTheme="minorHAnsi"/>
-      <w:sz w:val="16"/>
-      <w:szCs w:val="16"/>
       <w:lang w:val="en-US" w:eastAsia="en-US"/>
     </w:rPr>
     <w:tblPr>
@@ -2946,9 +2915,6 @@
       <w:spacing w:after="0" w:line="240" w:lineRule="auto"/>
     </w:pPr>
     <w:rPr>
-      <w:rFonts w:eastAsiaTheme="minorHAnsi"/>
-      <w:sz w:val="16"/>
-      <w:szCs w:val="16"/>
       <w:lang w:val="en-US" w:eastAsia="en-US"/>
     </w:rPr>
     <w:tblPr>
@@ -2995,9 +2961,6 @@
       <w:spacing w:after="0" w:line="240" w:lineRule="auto"/>
     </w:pPr>
     <w:rPr>
-      <w:rFonts w:eastAsiaTheme="minorHAnsi"/>
-      <w:sz w:val="16"/>
-      <w:szCs w:val="16"/>
       <w:lang w:val="en-US" w:eastAsia="en-US"/>
     </w:rPr>
     <w:tblPr>
@@ -3244,12 +3207,9 @@
       <w:spacing w:before="160"/>
     </w:pPr>
     <w:rPr>
-      <w:rFonts w:eastAsiaTheme="minorHAnsi"/>
       <w:i/>
       <w:iCs/>
       <w:color w:val="4D614C" w:themeColor="text1"/>
-      <w:sz w:val="16"/>
-      <w:szCs w:val="16"/>
       <w:lang w:val="en-US" w:eastAsia="en-US"/>
     </w:rPr>
   </w:style>
@@ -3431,9 +3391,6 @@
       <w:spacing w:after="0" w:line="240" w:lineRule="auto"/>
     </w:pPr>
     <w:rPr>
-      <w:rFonts w:eastAsiaTheme="minorHAnsi"/>
-      <w:sz w:val="16"/>
-      <w:szCs w:val="16"/>
       <w:lang w:val="en-US" w:eastAsia="en-US"/>
     </w:rPr>
     <w:tblPr>
@@ -3557,9 +3514,6 @@
       <w:spacing w:after="0" w:line="240" w:lineRule="auto"/>
     </w:pPr>
     <w:rPr>
-      <w:rFonts w:eastAsiaTheme="minorHAnsi"/>
-      <w:sz w:val="16"/>
-      <w:szCs w:val="16"/>
       <w:lang w:val="en-US" w:eastAsia="en-US"/>
     </w:rPr>
     <w:tblPr>
@@ -3624,9 +3578,6 @@
       <w:spacing w:after="0" w:line="240" w:lineRule="auto"/>
     </w:pPr>
     <w:rPr>
-      <w:rFonts w:eastAsiaTheme="minorHAnsi"/>
-      <w:sz w:val="16"/>
-      <w:szCs w:val="16"/>
       <w:lang w:val="en-US" w:eastAsia="en-US"/>
     </w:rPr>
     <w:tblPr>
@@ -4062,10 +4013,7 @@
       <w:spacing w:after="0" w:line="240" w:lineRule="auto"/>
     </w:pPr>
     <w:rPr>
-      <w:rFonts w:eastAsiaTheme="minorHAnsi"/>
       <w:color w:val="4D614C" w:themeColor="text1"/>
-      <w:sz w:val="16"/>
-      <w:szCs w:val="16"/>
       <w:lang w:val="en-US" w:eastAsia="en-US"/>
     </w:rPr>
     <w:tblPr>
@@ -4141,10 +4089,7 @@
       <w:spacing w:after="0" w:line="240" w:lineRule="auto"/>
     </w:pPr>
     <w:rPr>
-      <w:rFonts w:eastAsiaTheme="minorHAnsi"/>
       <w:color w:val="4D614C" w:themeColor="text1"/>
-      <w:sz w:val="16"/>
-      <w:szCs w:val="16"/>
       <w:lang w:val="en-US" w:eastAsia="en-US"/>
     </w:rPr>
     <w:tblPr>
@@ -4220,10 +4165,7 @@
       <w:spacing w:after="0" w:line="240" w:lineRule="auto"/>
     </w:pPr>
     <w:rPr>
-      <w:rFonts w:eastAsiaTheme="minorHAnsi"/>
       <w:color w:val="4D614C" w:themeColor="text1"/>
-      <w:sz w:val="16"/>
-      <w:szCs w:val="16"/>
       <w:lang w:val="en-US" w:eastAsia="en-US"/>
     </w:rPr>
     <w:tblPr>
@@ -4299,10 +4241,7 @@
       <w:spacing w:after="0" w:line="240" w:lineRule="auto"/>
     </w:pPr>
     <w:rPr>
-      <w:rFonts w:eastAsiaTheme="minorHAnsi"/>
       <w:color w:val="4D614C" w:themeColor="text1"/>
-      <w:sz w:val="16"/>
-      <w:szCs w:val="16"/>
       <w:lang w:val="en-US" w:eastAsia="en-US"/>
     </w:rPr>
     <w:tblPr>
@@ -4378,10 +4317,7 @@
       <w:spacing w:after="0" w:line="240" w:lineRule="auto"/>
     </w:pPr>
     <w:rPr>
-      <w:rFonts w:eastAsiaTheme="minorHAnsi"/>
       <w:color w:val="4D614C" w:themeColor="text1"/>
-      <w:sz w:val="16"/>
-      <w:szCs w:val="16"/>
       <w:lang w:val="en-US" w:eastAsia="en-US"/>
     </w:rPr>
     <w:tblPr>
@@ -4457,10 +4393,7 @@
       <w:spacing w:after="0" w:line="240" w:lineRule="auto"/>
     </w:pPr>
     <w:rPr>
-      <w:rFonts w:eastAsiaTheme="minorHAnsi"/>
       <w:color w:val="4D614C" w:themeColor="text1"/>
-      <w:sz w:val="16"/>
-      <w:szCs w:val="16"/>
       <w:lang w:val="en-US" w:eastAsia="en-US"/>
     </w:rPr>
     <w:tblPr>
@@ -4536,10 +4469,7 @@
       <w:spacing w:after="0" w:line="240" w:lineRule="auto"/>
     </w:pPr>
     <w:rPr>
-      <w:rFonts w:eastAsiaTheme="minorHAnsi"/>
       <w:color w:val="4D614C" w:themeColor="text1"/>
-      <w:sz w:val="16"/>
-      <w:szCs w:val="16"/>
       <w:lang w:val="en-US" w:eastAsia="en-US"/>
     </w:rPr>
     <w:tblPr>
@@ -4615,10 +4545,7 @@
       <w:spacing w:after="0" w:line="240" w:lineRule="auto"/>
     </w:pPr>
     <w:rPr>
-      <w:rFonts w:eastAsiaTheme="minorHAnsi"/>
       <w:color w:val="4D614C" w:themeColor="text1"/>
-      <w:sz w:val="16"/>
-      <w:szCs w:val="16"/>
       <w:lang w:val="en-US" w:eastAsia="en-US"/>
     </w:rPr>
     <w:tblPr>
@@ -4700,10 +4627,7 @@
       <w:spacing w:after="0" w:line="240" w:lineRule="auto"/>
     </w:pPr>
     <w:rPr>
-      <w:rFonts w:eastAsiaTheme="minorHAnsi"/>
       <w:color w:val="4D614C" w:themeColor="text1"/>
-      <w:sz w:val="16"/>
-      <w:szCs w:val="16"/>
       <w:lang w:val="en-US" w:eastAsia="en-US"/>
     </w:rPr>
     <w:tblPr>
@@ -4785,10 +4709,7 @@
       <w:spacing w:after="0" w:line="240" w:lineRule="auto"/>
     </w:pPr>
     <w:rPr>
-      <w:rFonts w:eastAsiaTheme="minorHAnsi"/>
       <w:color w:val="4D614C" w:themeColor="text1"/>
-      <w:sz w:val="16"/>
-      <w:szCs w:val="16"/>
       <w:lang w:val="en-US" w:eastAsia="en-US"/>
     </w:rPr>
     <w:tblPr>
@@ -4870,10 +4791,7 @@
       <w:spacing w:after="0" w:line="240" w:lineRule="auto"/>
     </w:pPr>
     <w:rPr>
-      <w:rFonts w:eastAsiaTheme="minorHAnsi"/>
       <w:color w:val="4D614C" w:themeColor="text1"/>
-      <w:sz w:val="16"/>
-      <w:szCs w:val="16"/>
       <w:lang w:val="en-US" w:eastAsia="en-US"/>
     </w:rPr>
     <w:tblPr>
@@ -4955,10 +4873,7 @@
       <w:spacing w:after="0" w:line="240" w:lineRule="auto"/>
     </w:pPr>
     <w:rPr>
-      <w:rFonts w:eastAsiaTheme="minorHAnsi"/>
       <w:color w:val="4D614C" w:themeColor="text1"/>
-      <w:sz w:val="16"/>
-      <w:szCs w:val="16"/>
       <w:lang w:val="en-US" w:eastAsia="en-US"/>
     </w:rPr>
     <w:tblPr>
@@ -5040,10 +4955,7 @@
       <w:spacing w:after="0" w:line="240" w:lineRule="auto"/>
     </w:pPr>
     <w:rPr>
-      <w:rFonts w:eastAsiaTheme="minorHAnsi"/>
       <w:color w:val="4D614C" w:themeColor="text1"/>
-      <w:sz w:val="16"/>
-      <w:szCs w:val="16"/>
       <w:lang w:val="en-US" w:eastAsia="en-US"/>
     </w:rPr>
     <w:tblPr>
@@ -5125,10 +5037,7 @@
       <w:spacing w:after="0" w:line="240" w:lineRule="auto"/>
     </w:pPr>
     <w:rPr>
-      <w:rFonts w:eastAsiaTheme="minorHAnsi"/>
       <w:color w:val="4D614C" w:themeColor="text1"/>
-      <w:sz w:val="16"/>
-      <w:szCs w:val="16"/>
       <w:lang w:val="en-US" w:eastAsia="en-US"/>
     </w:rPr>
     <w:tblPr>
@@ -5210,10 +5119,7 @@
       <w:spacing w:after="0" w:line="240" w:lineRule="auto"/>
     </w:pPr>
     <w:rPr>
-      <w:rFonts w:eastAsiaTheme="minorHAnsi"/>
       <w:color w:val="4D614C" w:themeColor="text1"/>
-      <w:sz w:val="16"/>
-      <w:szCs w:val="16"/>
       <w:lang w:val="en-US" w:eastAsia="en-US"/>
     </w:rPr>
     <w:tblPr>
@@ -5331,10 +5237,7 @@
       <w:spacing w:after="0" w:line="240" w:lineRule="auto"/>
     </w:pPr>
     <w:rPr>
-      <w:rFonts w:eastAsiaTheme="minorHAnsi"/>
       <w:color w:val="4D614C" w:themeColor="text1"/>
-      <w:sz w:val="16"/>
-      <w:szCs w:val="16"/>
       <w:lang w:val="en-US" w:eastAsia="en-US"/>
     </w:rPr>
     <w:tblPr>
@@ -5452,10 +5355,7 @@
       <w:spacing w:after="0" w:line="240" w:lineRule="auto"/>
     </w:pPr>
     <w:rPr>
-      <w:rFonts w:eastAsiaTheme="minorHAnsi"/>
       <w:color w:val="4D614C" w:themeColor="text1"/>
-      <w:sz w:val="16"/>
-      <w:szCs w:val="16"/>
       <w:lang w:val="en-US" w:eastAsia="en-US"/>
     </w:rPr>
     <w:tblPr>
@@ -5573,10 +5473,7 @@
       <w:spacing w:after="0" w:line="240" w:lineRule="auto"/>
     </w:pPr>
     <w:rPr>
-      <w:rFonts w:eastAsiaTheme="minorHAnsi"/>
       <w:color w:val="4D614C" w:themeColor="text1"/>
-      <w:sz w:val="16"/>
-      <w:szCs w:val="16"/>
       <w:lang w:val="en-US" w:eastAsia="en-US"/>
     </w:rPr>
     <w:tblPr>
@@ -5684,10 +5581,7 @@
       <w:spacing w:after="0" w:line="240" w:lineRule="auto"/>
     </w:pPr>
     <w:rPr>
-      <w:rFonts w:eastAsiaTheme="minorHAnsi"/>
       <w:color w:val="4D614C" w:themeColor="text1"/>
-      <w:sz w:val="16"/>
-      <w:szCs w:val="16"/>
       <w:lang w:val="en-US" w:eastAsia="en-US"/>
     </w:rPr>
     <w:tblPr>
@@ -5805,10 +5699,7 @@
       <w:spacing w:after="0" w:line="240" w:lineRule="auto"/>
     </w:pPr>
     <w:rPr>
-      <w:rFonts w:eastAsiaTheme="minorHAnsi"/>
       <w:color w:val="4D614C" w:themeColor="text1"/>
-      <w:sz w:val="16"/>
-      <w:szCs w:val="16"/>
       <w:lang w:val="en-US" w:eastAsia="en-US"/>
     </w:rPr>
     <w:tblPr>
@@ -5926,10 +5817,7 @@
       <w:spacing w:after="0" w:line="240" w:lineRule="auto"/>
     </w:pPr>
     <w:rPr>
-      <w:rFonts w:eastAsiaTheme="minorHAnsi"/>
       <w:color w:val="4D614C" w:themeColor="text1"/>
-      <w:sz w:val="16"/>
-      <w:szCs w:val="16"/>
       <w:lang w:val="en-US" w:eastAsia="en-US"/>
     </w:rPr>
     <w:tblPr>
@@ -6121,10 +6009,7 @@
       <w:spacing w:after="0" w:line="240" w:lineRule="auto"/>
     </w:pPr>
     <w:rPr>
-      <w:rFonts w:eastAsiaTheme="minorHAnsi"/>
       <w:color w:val="F7F7F2" w:themeColor="background1"/>
-      <w:sz w:val="16"/>
-      <w:szCs w:val="16"/>
       <w:lang w:val="en-US" w:eastAsia="en-US"/>
     </w:rPr>
     <w:tblPr>
@@ -6234,10 +6119,7 @@
       <w:spacing w:after="0" w:line="240" w:lineRule="auto"/>
     </w:pPr>
     <w:rPr>
-      <w:rFonts w:eastAsiaTheme="minorHAnsi"/>
       <w:color w:val="F7F7F2" w:themeColor="background1"/>
-      <w:sz w:val="16"/>
-      <w:szCs w:val="16"/>
       <w:lang w:val="en-US" w:eastAsia="en-US"/>
     </w:rPr>
     <w:tblPr>
@@ -6347,10 +6229,7 @@
       <w:spacing w:after="0" w:line="240" w:lineRule="auto"/>
     </w:pPr>
     <w:rPr>
-      <w:rFonts w:eastAsiaTheme="minorHAnsi"/>
       <w:color w:val="F7F7F2" w:themeColor="background1"/>
-      <w:sz w:val="16"/>
-      <w:szCs w:val="16"/>
       <w:lang w:val="en-US" w:eastAsia="en-US"/>
     </w:rPr>
     <w:tblPr>
@@ -6460,10 +6339,7 @@
       <w:spacing w:after="0" w:line="240" w:lineRule="auto"/>
     </w:pPr>
     <w:rPr>
-      <w:rFonts w:eastAsiaTheme="minorHAnsi"/>
       <w:color w:val="F7F7F2" w:themeColor="background1"/>
-      <w:sz w:val="16"/>
-      <w:szCs w:val="16"/>
       <w:lang w:val="en-US" w:eastAsia="en-US"/>
     </w:rPr>
     <w:tblPr>
@@ -6573,10 +6449,7 @@
       <w:spacing w:after="0" w:line="240" w:lineRule="auto"/>
     </w:pPr>
     <w:rPr>
-      <w:rFonts w:eastAsiaTheme="minorHAnsi"/>
       <w:color w:val="F7F7F2" w:themeColor="background1"/>
-      <w:sz w:val="16"/>
-      <w:szCs w:val="16"/>
       <w:lang w:val="en-US" w:eastAsia="en-US"/>
     </w:rPr>
     <w:tblPr>
@@ -6686,10 +6559,7 @@
       <w:spacing w:after="0" w:line="240" w:lineRule="auto"/>
     </w:pPr>
     <w:rPr>
-      <w:rFonts w:eastAsiaTheme="minorHAnsi"/>
       <w:color w:val="F7F7F2" w:themeColor="background1"/>
-      <w:sz w:val="16"/>
-      <w:szCs w:val="16"/>
       <w:lang w:val="en-US" w:eastAsia="en-US"/>
     </w:rPr>
     <w:tblPr>
@@ -6799,10 +6669,7 @@
       <w:spacing w:after="0" w:line="240" w:lineRule="auto"/>
     </w:pPr>
     <w:rPr>
-      <w:rFonts w:eastAsiaTheme="minorHAnsi"/>
       <w:color w:val="F7F7F2" w:themeColor="background1"/>
-      <w:sz w:val="16"/>
-      <w:szCs w:val="16"/>
       <w:lang w:val="en-US" w:eastAsia="en-US"/>
     </w:rPr>
     <w:tblPr>
@@ -7117,9 +6984,6 @@
       <w:spacing w:after="0" w:line="240" w:lineRule="auto"/>
     </w:pPr>
     <w:rPr>
-      <w:rFonts w:eastAsiaTheme="minorHAnsi"/>
-      <w:sz w:val="16"/>
-      <w:szCs w:val="16"/>
       <w:lang w:val="en-US" w:eastAsia="en-US"/>
     </w:rPr>
     <w:tblPr>
@@ -7180,9 +7044,6 @@
       <w:spacing w:after="0" w:line="240" w:lineRule="auto"/>
     </w:pPr>
     <w:rPr>
-      <w:rFonts w:eastAsiaTheme="minorHAnsi"/>
-      <w:sz w:val="16"/>
-      <w:szCs w:val="16"/>
       <w:lang w:val="en-US" w:eastAsia="en-US"/>
     </w:rPr>
     <w:tblPr>
@@ -7243,9 +7104,6 @@
       <w:spacing w:after="0" w:line="240" w:lineRule="auto"/>
     </w:pPr>
     <w:rPr>
-      <w:rFonts w:eastAsiaTheme="minorHAnsi"/>
-      <w:sz w:val="16"/>
-      <w:szCs w:val="16"/>
       <w:lang w:val="en-US" w:eastAsia="en-US"/>
     </w:rPr>
     <w:tblPr>
@@ -7306,9 +7164,6 @@
       <w:spacing w:after="0" w:line="240" w:lineRule="auto"/>
     </w:pPr>
     <w:rPr>
-      <w:rFonts w:eastAsiaTheme="minorHAnsi"/>
-      <w:sz w:val="16"/>
-      <w:szCs w:val="16"/>
       <w:lang w:val="en-US" w:eastAsia="en-US"/>
     </w:rPr>
     <w:tblPr>
@@ -7369,9 +7224,6 @@
       <w:spacing w:after="0" w:line="240" w:lineRule="auto"/>
     </w:pPr>
     <w:rPr>
-      <w:rFonts w:eastAsiaTheme="minorHAnsi"/>
-      <w:sz w:val="16"/>
-      <w:szCs w:val="16"/>
       <w:lang w:val="en-US" w:eastAsia="en-US"/>
     </w:rPr>
     <w:tblPr>
@@ -7432,9 +7284,6 @@
       <w:spacing w:after="0" w:line="240" w:lineRule="auto"/>
     </w:pPr>
     <w:rPr>
-      <w:rFonts w:eastAsiaTheme="minorHAnsi"/>
-      <w:sz w:val="16"/>
-      <w:szCs w:val="16"/>
       <w:lang w:val="en-US" w:eastAsia="en-US"/>
     </w:rPr>
     <w:tblPr>
@@ -7495,9 +7344,6 @@
       <w:spacing w:after="0" w:line="240" w:lineRule="auto"/>
     </w:pPr>
     <w:rPr>
-      <w:rFonts w:eastAsiaTheme="minorHAnsi"/>
-      <w:sz w:val="16"/>
-      <w:szCs w:val="16"/>
       <w:lang w:val="en-US" w:eastAsia="en-US"/>
     </w:rPr>
     <w:tblPr>
@@ -7576,9 +7422,6 @@
       <w:spacing w:after="0" w:line="240" w:lineRule="auto"/>
     </w:pPr>
     <w:rPr>
-      <w:rFonts w:eastAsiaTheme="minorHAnsi"/>
-      <w:sz w:val="16"/>
-      <w:szCs w:val="16"/>
       <w:lang w:val="en-US" w:eastAsia="en-US"/>
     </w:rPr>
     <w:tblPr>
@@ -7657,9 +7500,6 @@
       <w:spacing w:after="0" w:line="240" w:lineRule="auto"/>
     </w:pPr>
     <w:rPr>
-      <w:rFonts w:eastAsiaTheme="minorHAnsi"/>
-      <w:sz w:val="16"/>
-      <w:szCs w:val="16"/>
       <w:lang w:val="en-US" w:eastAsia="en-US"/>
     </w:rPr>
     <w:tblPr>
@@ -7738,9 +7578,6 @@
       <w:spacing w:after="0" w:line="240" w:lineRule="auto"/>
     </w:pPr>
     <w:rPr>
-      <w:rFonts w:eastAsiaTheme="minorHAnsi"/>
-      <w:sz w:val="16"/>
-      <w:szCs w:val="16"/>
       <w:lang w:val="en-US" w:eastAsia="en-US"/>
     </w:rPr>
     <w:tblPr>
@@ -7819,9 +7656,6 @@
       <w:spacing w:after="0" w:line="240" w:lineRule="auto"/>
     </w:pPr>
     <w:rPr>
-      <w:rFonts w:eastAsiaTheme="minorHAnsi"/>
-      <w:sz w:val="16"/>
-      <w:szCs w:val="16"/>
       <w:lang w:val="en-US" w:eastAsia="en-US"/>
     </w:rPr>
     <w:tblPr>
@@ -7900,9 +7734,6 @@
       <w:spacing w:after="0" w:line="240" w:lineRule="auto"/>
     </w:pPr>
     <w:rPr>
-      <w:rFonts w:eastAsiaTheme="minorHAnsi"/>
-      <w:sz w:val="16"/>
-      <w:szCs w:val="16"/>
       <w:lang w:val="en-US" w:eastAsia="en-US"/>
     </w:rPr>
     <w:tblPr>
@@ -7981,9 +7812,6 @@
       <w:spacing w:after="0" w:line="240" w:lineRule="auto"/>
     </w:pPr>
     <w:rPr>
-      <w:rFonts w:eastAsiaTheme="minorHAnsi"/>
-      <w:sz w:val="16"/>
-      <w:szCs w:val="16"/>
       <w:lang w:val="en-US" w:eastAsia="en-US"/>
     </w:rPr>
     <w:tblPr>
@@ -8062,9 +7890,6 @@
       <w:spacing w:after="0" w:line="240" w:lineRule="auto"/>
     </w:pPr>
     <w:rPr>
-      <w:rFonts w:eastAsiaTheme="minorHAnsi"/>
-      <w:sz w:val="16"/>
-      <w:szCs w:val="16"/>
       <w:lang w:val="en-US" w:eastAsia="en-US"/>
     </w:rPr>
     <w:tblPr>
@@ -8204,9 +8029,6 @@
       <w:spacing w:after="0" w:line="240" w:lineRule="auto"/>
     </w:pPr>
     <w:rPr>
-      <w:rFonts w:eastAsiaTheme="minorHAnsi"/>
-      <w:sz w:val="16"/>
-      <w:szCs w:val="16"/>
       <w:lang w:val="en-US" w:eastAsia="en-US"/>
     </w:rPr>
     <w:tblPr>
@@ -8346,9 +8168,6 @@
       <w:spacing w:after="0" w:line="240" w:lineRule="auto"/>
     </w:pPr>
     <w:rPr>
-      <w:rFonts w:eastAsiaTheme="minorHAnsi"/>
-      <w:sz w:val="16"/>
-      <w:szCs w:val="16"/>
       <w:lang w:val="en-US" w:eastAsia="en-US"/>
     </w:rPr>
     <w:tblPr>
@@ -8488,9 +8307,6 @@
       <w:spacing w:after="0" w:line="240" w:lineRule="auto"/>
     </w:pPr>
     <w:rPr>
-      <w:rFonts w:eastAsiaTheme="minorHAnsi"/>
-      <w:sz w:val="16"/>
-      <w:szCs w:val="16"/>
       <w:lang w:val="en-US" w:eastAsia="en-US"/>
     </w:rPr>
     <w:tblPr>
@@ -8630,9 +8446,6 @@
       <w:spacing w:after="0" w:line="240" w:lineRule="auto"/>
     </w:pPr>
     <w:rPr>
-      <w:rFonts w:eastAsiaTheme="minorHAnsi"/>
-      <w:sz w:val="16"/>
-      <w:szCs w:val="16"/>
       <w:lang w:val="en-US" w:eastAsia="en-US"/>
     </w:rPr>
     <w:tblPr>
@@ -8772,9 +8585,6 @@
       <w:spacing w:after="0" w:line="240" w:lineRule="auto"/>
     </w:pPr>
     <w:rPr>
-      <w:rFonts w:eastAsiaTheme="minorHAnsi"/>
-      <w:sz w:val="16"/>
-      <w:szCs w:val="16"/>
       <w:lang w:val="en-US" w:eastAsia="en-US"/>
     </w:rPr>
     <w:tblPr>
@@ -8914,9 +8724,6 @@
       <w:spacing w:after="0" w:line="240" w:lineRule="auto"/>
     </w:pPr>
     <w:rPr>
-      <w:rFonts w:eastAsiaTheme="minorHAnsi"/>
-      <w:sz w:val="16"/>
-      <w:szCs w:val="16"/>
       <w:lang w:val="en-US" w:eastAsia="en-US"/>
     </w:rPr>
     <w:tblPr>
@@ -9056,9 +8863,6 @@
       <w:spacing w:after="0" w:line="240" w:lineRule="auto"/>
     </w:pPr>
     <w:rPr>
-      <w:rFonts w:eastAsiaTheme="minorHAnsi"/>
-      <w:sz w:val="16"/>
-      <w:szCs w:val="16"/>
       <w:lang w:val="en-US" w:eastAsia="en-US"/>
     </w:rPr>
     <w:tblPr>
@@ -9138,9 +8942,6 @@
       <w:spacing w:after="0" w:line="240" w:lineRule="auto"/>
     </w:pPr>
     <w:rPr>
-      <w:rFonts w:eastAsiaTheme="minorHAnsi"/>
-      <w:sz w:val="16"/>
-      <w:szCs w:val="16"/>
       <w:lang w:val="en-US" w:eastAsia="en-US"/>
     </w:rPr>
     <w:tblPr>
@@ -9220,9 +9021,6 @@
       <w:spacing w:after="0" w:line="240" w:lineRule="auto"/>
     </w:pPr>
     <w:rPr>
-      <w:rFonts w:eastAsiaTheme="minorHAnsi"/>
-      <w:sz w:val="16"/>
-      <w:szCs w:val="16"/>
       <w:lang w:val="en-US" w:eastAsia="en-US"/>
     </w:rPr>
     <w:tblPr>
@@ -9302,9 +9100,6 @@
       <w:spacing w:after="0" w:line="240" w:lineRule="auto"/>
     </w:pPr>
     <w:rPr>
-      <w:rFonts w:eastAsiaTheme="minorHAnsi"/>
-      <w:sz w:val="16"/>
-      <w:szCs w:val="16"/>
       <w:lang w:val="en-US" w:eastAsia="en-US"/>
     </w:rPr>
     <w:tblPr>
@@ -9384,9 +9179,6 @@
       <w:spacing w:after="0" w:line="240" w:lineRule="auto"/>
     </w:pPr>
     <w:rPr>
-      <w:rFonts w:eastAsiaTheme="minorHAnsi"/>
-      <w:sz w:val="16"/>
-      <w:szCs w:val="16"/>
       <w:lang w:val="en-US" w:eastAsia="en-US"/>
     </w:rPr>
     <w:tblPr>
@@ -9466,9 +9258,6 @@
       <w:spacing w:after="0" w:line="240" w:lineRule="auto"/>
     </w:pPr>
     <w:rPr>
-      <w:rFonts w:eastAsiaTheme="minorHAnsi"/>
-      <w:sz w:val="16"/>
-      <w:szCs w:val="16"/>
       <w:lang w:val="en-US" w:eastAsia="en-US"/>
     </w:rPr>
     <w:tblPr>
@@ -9548,9 +9337,6 @@
       <w:spacing w:after="0" w:line="240" w:lineRule="auto"/>
     </w:pPr>
     <w:rPr>
-      <w:rFonts w:eastAsiaTheme="minorHAnsi"/>
-      <w:sz w:val="16"/>
-      <w:szCs w:val="16"/>
       <w:lang w:val="en-US" w:eastAsia="en-US"/>
     </w:rPr>
     <w:tblPr>
@@ -9630,9 +9416,6 @@
       <w:spacing w:after="0" w:line="240" w:lineRule="auto"/>
     </w:pPr>
     <w:rPr>
-      <w:rFonts w:eastAsiaTheme="minorHAnsi"/>
-      <w:sz w:val="16"/>
-      <w:szCs w:val="16"/>
       <w:lang w:val="en-US" w:eastAsia="en-US"/>
     </w:rPr>
     <w:tblPr>
@@ -9742,9 +9525,6 @@
       <w:spacing w:after="0" w:line="240" w:lineRule="auto"/>
     </w:pPr>
     <w:rPr>
-      <w:rFonts w:eastAsiaTheme="minorHAnsi"/>
-      <w:sz w:val="16"/>
-      <w:szCs w:val="16"/>
       <w:lang w:val="en-US" w:eastAsia="en-US"/>
     </w:rPr>
     <w:tblPr>
@@ -9854,9 +9634,6 @@
       <w:spacing w:after="0" w:line="240" w:lineRule="auto"/>
     </w:pPr>
     <w:rPr>
-      <w:rFonts w:eastAsiaTheme="minorHAnsi"/>
-      <w:sz w:val="16"/>
-      <w:szCs w:val="16"/>
       <w:lang w:val="en-US" w:eastAsia="en-US"/>
     </w:rPr>
     <w:tblPr>
@@ -9966,9 +9743,6 @@
       <w:spacing w:after="0" w:line="240" w:lineRule="auto"/>
     </w:pPr>
     <w:rPr>
-      <w:rFonts w:eastAsiaTheme="minorHAnsi"/>
-      <w:sz w:val="16"/>
-      <w:szCs w:val="16"/>
       <w:lang w:val="en-US" w:eastAsia="en-US"/>
     </w:rPr>
     <w:tblPr>
@@ -10078,9 +9852,6 @@
       <w:spacing w:after="0" w:line="240" w:lineRule="auto"/>
     </w:pPr>
     <w:rPr>
-      <w:rFonts w:eastAsiaTheme="minorHAnsi"/>
-      <w:sz w:val="16"/>
-      <w:szCs w:val="16"/>
       <w:lang w:val="en-US" w:eastAsia="en-US"/>
     </w:rPr>
     <w:tblPr>
@@ -10190,9 +9961,6 @@
       <w:spacing w:after="0" w:line="240" w:lineRule="auto"/>
     </w:pPr>
     <w:rPr>
-      <w:rFonts w:eastAsiaTheme="minorHAnsi"/>
-      <w:sz w:val="16"/>
-      <w:szCs w:val="16"/>
       <w:lang w:val="en-US" w:eastAsia="en-US"/>
     </w:rPr>
     <w:tblPr>
@@ -10302,9 +10070,6 @@
       <w:spacing w:after="0" w:line="240" w:lineRule="auto"/>
     </w:pPr>
     <w:rPr>
-      <w:rFonts w:eastAsiaTheme="minorHAnsi"/>
-      <w:sz w:val="16"/>
-      <w:szCs w:val="16"/>
       <w:lang w:val="en-US" w:eastAsia="en-US"/>
     </w:rPr>
     <w:tblPr>
@@ -10414,10 +10179,7 @@
       <w:spacing w:after="0" w:line="240" w:lineRule="auto"/>
     </w:pPr>
     <w:rPr>
-      <w:rFonts w:eastAsiaTheme="minorHAnsi"/>
       <w:color w:val="4D614C" w:themeColor="text1"/>
-      <w:sz w:val="16"/>
-      <w:szCs w:val="16"/>
       <w:lang w:val="en-US" w:eastAsia="en-US"/>
     </w:rPr>
     <w:tblPr>
@@ -10490,10 +10252,7 @@
       <w:spacing w:after="0" w:line="240" w:lineRule="auto"/>
     </w:pPr>
     <w:rPr>
-      <w:rFonts w:eastAsiaTheme="minorHAnsi"/>
       <w:color w:val="394839" w:themeColor="accent1" w:themeShade="BF"/>
-      <w:sz w:val="16"/>
-      <w:szCs w:val="16"/>
       <w:lang w:val="en-US" w:eastAsia="en-US"/>
     </w:rPr>
     <w:tblPr>
@@ -10566,10 +10325,7 @@
       <w:spacing w:after="0" w:line="240" w:lineRule="auto"/>
     </w:pPr>
     <w:rPr>
-      <w:rFonts w:eastAsiaTheme="minorHAnsi"/>
       <w:color w:val="628160" w:themeColor="accent2" w:themeShade="BF"/>
-      <w:sz w:val="16"/>
-      <w:szCs w:val="16"/>
       <w:lang w:val="en-US" w:eastAsia="en-US"/>
     </w:rPr>
     <w:tblPr>
@@ -10642,10 +10398,7 @@
       <w:spacing w:after="0" w:line="240" w:lineRule="auto"/>
     </w:pPr>
     <w:rPr>
-      <w:rFonts w:eastAsiaTheme="minorHAnsi"/>
       <w:color w:val="394839" w:themeColor="accent3" w:themeShade="BF"/>
-      <w:sz w:val="16"/>
-      <w:szCs w:val="16"/>
       <w:lang w:val="en-US" w:eastAsia="en-US"/>
     </w:rPr>
     <w:tblPr>
@@ -10718,10 +10471,7 @@
       <w:spacing w:after="0" w:line="240" w:lineRule="auto"/>
     </w:pPr>
     <w:rPr>
-      <w:rFonts w:eastAsiaTheme="minorHAnsi"/>
       <w:color w:val="7A936D" w:themeColor="accent4" w:themeShade="BF"/>
-      <w:sz w:val="16"/>
-      <w:szCs w:val="16"/>
       <w:lang w:val="en-US" w:eastAsia="en-US"/>
     </w:rPr>
     <w:tblPr>
@@ -10794,10 +10544,7 @@
       <w:spacing w:after="0" w:line="240" w:lineRule="auto"/>
     </w:pPr>
     <w:rPr>
-      <w:rFonts w:eastAsiaTheme="minorHAnsi"/>
       <w:color w:val="94522D" w:themeColor="accent5" w:themeShade="BF"/>
-      <w:sz w:val="16"/>
-      <w:szCs w:val="16"/>
       <w:lang w:val="en-US" w:eastAsia="en-US"/>
     </w:rPr>
     <w:tblPr>
@@ -10870,10 +10617,7 @@
       <w:spacing w:after="0" w:line="240" w:lineRule="auto"/>
     </w:pPr>
     <w:rPr>
-      <w:rFonts w:eastAsiaTheme="minorHAnsi"/>
       <w:color w:val="435D68" w:themeColor="accent6" w:themeShade="BF"/>
-      <w:sz w:val="16"/>
-      <w:szCs w:val="16"/>
       <w:lang w:val="en-US" w:eastAsia="en-US"/>
     </w:rPr>
     <w:tblPr>
@@ -10946,10 +10690,7 @@
       <w:spacing w:after="0" w:line="240" w:lineRule="auto"/>
     </w:pPr>
     <w:rPr>
-      <w:rFonts w:eastAsiaTheme="minorHAnsi"/>
       <w:color w:val="4D614C" w:themeColor="text1"/>
-      <w:sz w:val="16"/>
-      <w:szCs w:val="16"/>
       <w:lang w:val="en-US" w:eastAsia="en-US"/>
     </w:rPr>
     <w:tblPr>
@@ -11089,10 +10830,7 @@
       <w:spacing w:after="0" w:line="240" w:lineRule="auto"/>
     </w:pPr>
     <w:rPr>
-      <w:rFonts w:eastAsiaTheme="minorHAnsi"/>
       <w:color w:val="394839" w:themeColor="accent1" w:themeShade="BF"/>
-      <w:sz w:val="16"/>
-      <w:szCs w:val="16"/>
       <w:lang w:val="en-US" w:eastAsia="en-US"/>
     </w:rPr>
     <w:tblPr>
@@ -11232,10 +10970,7 @@
       <w:spacing w:after="0" w:line="240" w:lineRule="auto"/>
     </w:pPr>
     <w:rPr>
-      <w:rFonts w:eastAsiaTheme="minorHAnsi"/>
       <w:color w:val="628160" w:themeColor="accent2" w:themeShade="BF"/>
-      <w:sz w:val="16"/>
-      <w:szCs w:val="16"/>
       <w:lang w:val="en-US" w:eastAsia="en-US"/>
     </w:rPr>
     <w:tblPr>
@@ -11375,10 +11110,7 @@
       <w:spacing w:after="0" w:line="240" w:lineRule="auto"/>
     </w:pPr>
     <w:rPr>
-      <w:rFonts w:eastAsiaTheme="minorHAnsi"/>
       <w:color w:val="394839" w:themeColor="accent3" w:themeShade="BF"/>
-      <w:sz w:val="16"/>
-      <w:szCs w:val="16"/>
       <w:lang w:val="en-US" w:eastAsia="en-US"/>
     </w:rPr>
     <w:tblPr>
@@ -11518,10 +11250,7 @@
       <w:spacing w:after="0" w:line="240" w:lineRule="auto"/>
     </w:pPr>
     <w:rPr>
-      <w:rFonts w:eastAsiaTheme="minorHAnsi"/>
       <w:color w:val="7A936D" w:themeColor="accent4" w:themeShade="BF"/>
-      <w:sz w:val="16"/>
-      <w:szCs w:val="16"/>
       <w:lang w:val="en-US" w:eastAsia="en-US"/>
     </w:rPr>
     <w:tblPr>
@@ -11661,10 +11390,7 @@
       <w:spacing w:after="0" w:line="240" w:lineRule="auto"/>
     </w:pPr>
     <w:rPr>
-      <w:rFonts w:eastAsiaTheme="minorHAnsi"/>
       <w:color w:val="94522D" w:themeColor="accent5" w:themeShade="BF"/>
-      <w:sz w:val="16"/>
-      <w:szCs w:val="16"/>
       <w:lang w:val="en-US" w:eastAsia="en-US"/>
     </w:rPr>
     <w:tblPr>
@@ -11804,10 +11530,7 @@
       <w:spacing w:after="0" w:line="240" w:lineRule="auto"/>
     </w:pPr>
     <w:rPr>
-      <w:rFonts w:eastAsiaTheme="minorHAnsi"/>
       <w:color w:val="435D68" w:themeColor="accent6" w:themeShade="BF"/>
-      <w:sz w:val="16"/>
-      <w:szCs w:val="16"/>
       <w:lang w:val="en-US" w:eastAsia="en-US"/>
     </w:rPr>
     <w:tblPr>
@@ -12282,9 +12005,6 @@
       <w:spacing w:after="0" w:line="240" w:lineRule="auto"/>
     </w:pPr>
     <w:rPr>
-      <w:rFonts w:eastAsiaTheme="minorHAnsi"/>
-      <w:sz w:val="16"/>
-      <w:szCs w:val="16"/>
       <w:lang w:val="en-US" w:eastAsia="en-US"/>
     </w:rPr>
     <w:tblPr>
@@ -12413,9 +12133,6 @@
       <w:spacing w:after="0" w:line="240" w:lineRule="auto"/>
     </w:pPr>
     <w:rPr>
-      <w:rFonts w:eastAsiaTheme="minorHAnsi"/>
-      <w:sz w:val="16"/>
-      <w:szCs w:val="16"/>
       <w:lang w:val="en-US" w:eastAsia="en-US"/>
     </w:rPr>
     <w:tblPr>
@@ -12544,9 +12261,6 @@
       <w:spacing w:after="0" w:line="240" w:lineRule="auto"/>
     </w:pPr>
     <w:rPr>
-      <w:rFonts w:eastAsiaTheme="minorHAnsi"/>
-      <w:sz w:val="16"/>
-      <w:szCs w:val="16"/>
       <w:lang w:val="en-US" w:eastAsia="en-US"/>
     </w:rPr>
     <w:tblPr>
@@ -12675,9 +12389,6 @@
       <w:spacing w:after="0" w:line="240" w:lineRule="auto"/>
     </w:pPr>
     <w:rPr>
-      <w:rFonts w:eastAsiaTheme="minorHAnsi"/>
-      <w:sz w:val="16"/>
-      <w:szCs w:val="16"/>
       <w:lang w:val="en-US" w:eastAsia="en-US"/>
     </w:rPr>
     <w:tblPr>
@@ -12806,9 +12517,6 @@
       <w:spacing w:after="0" w:line="240" w:lineRule="auto"/>
     </w:pPr>
     <w:rPr>
-      <w:rFonts w:eastAsiaTheme="minorHAnsi"/>
-      <w:sz w:val="16"/>
-      <w:szCs w:val="16"/>
       <w:lang w:val="en-US" w:eastAsia="en-US"/>
     </w:rPr>
     <w:tblPr>
@@ -12937,9 +12645,6 @@
       <w:spacing w:after="0" w:line="240" w:lineRule="auto"/>
     </w:pPr>
     <w:rPr>
-      <w:rFonts w:eastAsiaTheme="minorHAnsi"/>
-      <w:sz w:val="16"/>
-      <w:szCs w:val="16"/>
       <w:lang w:val="en-US" w:eastAsia="en-US"/>
     </w:rPr>
     <w:tblPr>
@@ -13068,9 +12773,6 @@
       <w:spacing w:after="0" w:line="240" w:lineRule="auto"/>
     </w:pPr>
     <w:rPr>
-      <w:rFonts w:eastAsiaTheme="minorHAnsi"/>
-      <w:sz w:val="16"/>
-      <w:szCs w:val="16"/>
       <w:lang w:val="en-US" w:eastAsia="en-US"/>
     </w:rPr>
     <w:tblPr>
@@ -13199,9 +12901,6 @@
       <w:spacing w:after="0" w:line="240" w:lineRule="auto"/>
     </w:pPr>
     <w:rPr>
-      <w:rFonts w:eastAsiaTheme="minorHAnsi"/>
-      <w:sz w:val="16"/>
-      <w:szCs w:val="16"/>
       <w:lang w:val="en-US" w:eastAsia="en-US"/>
     </w:rPr>
     <w:tblPr>
@@ -13292,9 +12991,6 @@
       <w:spacing w:after="0" w:line="240" w:lineRule="auto"/>
     </w:pPr>
     <w:rPr>
-      <w:rFonts w:eastAsiaTheme="minorHAnsi"/>
-      <w:sz w:val="16"/>
-      <w:szCs w:val="16"/>
       <w:lang w:val="en-US" w:eastAsia="en-US"/>
     </w:rPr>
     <w:tblPr>
@@ -13385,9 +13081,6 @@
       <w:spacing w:after="0" w:line="240" w:lineRule="auto"/>
     </w:pPr>
     <w:rPr>
-      <w:rFonts w:eastAsiaTheme="minorHAnsi"/>
-      <w:sz w:val="16"/>
-      <w:szCs w:val="16"/>
       <w:lang w:val="en-US" w:eastAsia="en-US"/>
     </w:rPr>
     <w:tblPr>
@@ -13478,9 +13171,6 @@
       <w:spacing w:after="0" w:line="240" w:lineRule="auto"/>
     </w:pPr>
     <w:rPr>
-      <w:rFonts w:eastAsiaTheme="minorHAnsi"/>
-      <w:sz w:val="16"/>
-      <w:szCs w:val="16"/>
       <w:lang w:val="en-US" w:eastAsia="en-US"/>
     </w:rPr>
     <w:tblPr>
@@ -13571,9 +13261,6 @@
       <w:spacing w:after="0" w:line="240" w:lineRule="auto"/>
     </w:pPr>
     <w:rPr>
-      <w:rFonts w:eastAsiaTheme="minorHAnsi"/>
-      <w:sz w:val="16"/>
-      <w:szCs w:val="16"/>
       <w:lang w:val="en-US" w:eastAsia="en-US"/>
     </w:rPr>
     <w:tblPr>
@@ -13664,9 +13351,6 @@
       <w:spacing w:after="0" w:line="240" w:lineRule="auto"/>
     </w:pPr>
     <w:rPr>
-      <w:rFonts w:eastAsiaTheme="minorHAnsi"/>
-      <w:sz w:val="16"/>
-      <w:szCs w:val="16"/>
       <w:lang w:val="en-US" w:eastAsia="en-US"/>
     </w:rPr>
     <w:tblPr>
@@ -13757,9 +13441,6 @@
       <w:spacing w:after="0" w:line="240" w:lineRule="auto"/>
     </w:pPr>
     <w:rPr>
-      <w:rFonts w:eastAsiaTheme="minorHAnsi"/>
-      <w:sz w:val="16"/>
-      <w:szCs w:val="16"/>
       <w:lang w:val="en-US" w:eastAsia="en-US"/>
     </w:rPr>
     <w:tblPr>
@@ -13850,10 +13531,7 @@
       <w:spacing w:after="0" w:line="240" w:lineRule="auto"/>
     </w:pPr>
     <w:rPr>
-      <w:rFonts w:eastAsiaTheme="minorHAnsi"/>
       <w:color w:val="394839" w:themeColor="text1" w:themeShade="BF"/>
-      <w:sz w:val="16"/>
-      <w:szCs w:val="16"/>
       <w:lang w:val="en-US" w:eastAsia="en-US"/>
     </w:rPr>
     <w:tblPr>
@@ -13952,10 +13630,7 @@
       <w:spacing w:after="0" w:line="240" w:lineRule="auto"/>
     </w:pPr>
     <w:rPr>
-      <w:rFonts w:eastAsiaTheme="minorHAnsi"/>
       <w:color w:val="394839" w:themeColor="accent1" w:themeShade="BF"/>
-      <w:sz w:val="16"/>
-      <w:szCs w:val="16"/>
       <w:lang w:val="en-US" w:eastAsia="en-US"/>
     </w:rPr>
     <w:tblPr>
@@ -14054,10 +13729,7 @@
       <w:spacing w:after="0" w:line="240" w:lineRule="auto"/>
     </w:pPr>
     <w:rPr>
-      <w:rFonts w:eastAsiaTheme="minorHAnsi"/>
       <w:color w:val="628160" w:themeColor="accent2" w:themeShade="BF"/>
-      <w:sz w:val="16"/>
-      <w:szCs w:val="16"/>
       <w:lang w:val="en-US" w:eastAsia="en-US"/>
     </w:rPr>
     <w:tblPr>
@@ -14156,10 +13828,7 @@
       <w:spacing w:after="0" w:line="240" w:lineRule="auto"/>
     </w:pPr>
     <w:rPr>
-      <w:rFonts w:eastAsiaTheme="minorHAnsi"/>
       <w:color w:val="394839" w:themeColor="accent3" w:themeShade="BF"/>
-      <w:sz w:val="16"/>
-      <w:szCs w:val="16"/>
       <w:lang w:val="en-US" w:eastAsia="en-US"/>
     </w:rPr>
     <w:tblPr>
@@ -14258,10 +13927,7 @@
       <w:spacing w:after="0" w:line="240" w:lineRule="auto"/>
     </w:pPr>
     <w:rPr>
-      <w:rFonts w:eastAsiaTheme="minorHAnsi"/>
       <w:color w:val="7A936D" w:themeColor="accent4" w:themeShade="BF"/>
-      <w:sz w:val="16"/>
-      <w:szCs w:val="16"/>
       <w:lang w:val="en-US" w:eastAsia="en-US"/>
     </w:rPr>
     <w:tblPr>
@@ -14360,10 +14026,7 @@
       <w:spacing w:after="0" w:line="240" w:lineRule="auto"/>
     </w:pPr>
     <w:rPr>
-      <w:rFonts w:eastAsiaTheme="minorHAnsi"/>
       <w:color w:val="94522D" w:themeColor="accent5" w:themeShade="BF"/>
-      <w:sz w:val="16"/>
-      <w:szCs w:val="16"/>
       <w:lang w:val="en-US" w:eastAsia="en-US"/>
     </w:rPr>
     <w:tblPr>
@@ -14462,10 +14125,7 @@
       <w:spacing w:after="0" w:line="240" w:lineRule="auto"/>
     </w:pPr>
     <w:rPr>
-      <w:rFonts w:eastAsiaTheme="minorHAnsi"/>
       <w:color w:val="435D68" w:themeColor="accent6" w:themeShade="BF"/>
-      <w:sz w:val="16"/>
-      <w:szCs w:val="16"/>
       <w:lang w:val="en-US" w:eastAsia="en-US"/>
     </w:rPr>
     <w:tblPr>
@@ -14838,9 +14498,6 @@
       <w:spacing w:after="0" w:line="240" w:lineRule="auto"/>
     </w:pPr>
     <w:rPr>
-      <w:rFonts w:eastAsiaTheme="minorHAnsi"/>
-      <w:sz w:val="16"/>
-      <w:szCs w:val="16"/>
       <w:lang w:val="en-US" w:eastAsia="en-US"/>
     </w:rPr>
     <w:tblPr>
@@ -14905,9 +14562,6 @@
       <w:spacing w:after="0" w:line="240" w:lineRule="auto"/>
     </w:pPr>
     <w:rPr>
-      <w:rFonts w:eastAsiaTheme="minorHAnsi"/>
-      <w:sz w:val="16"/>
-      <w:szCs w:val="16"/>
       <w:lang w:val="en-US" w:eastAsia="en-US"/>
     </w:rPr>
     <w:tblPr>
@@ -14972,9 +14626,6 @@
       <w:spacing w:after="0" w:line="240" w:lineRule="auto"/>
     </w:pPr>
     <w:rPr>
-      <w:rFonts w:eastAsiaTheme="minorHAnsi"/>
-      <w:sz w:val="16"/>
-      <w:szCs w:val="16"/>
       <w:lang w:val="en-US" w:eastAsia="en-US"/>
     </w:rPr>
     <w:tblPr>
@@ -15039,9 +14690,6 @@
       <w:spacing w:after="0" w:line="240" w:lineRule="auto"/>
     </w:pPr>
     <w:rPr>
-      <w:rFonts w:eastAsiaTheme="minorHAnsi"/>
-      <w:sz w:val="16"/>
-      <w:szCs w:val="16"/>
       <w:lang w:val="en-US" w:eastAsia="en-US"/>
     </w:rPr>
     <w:tblPr>
@@ -15106,9 +14754,6 @@
       <w:spacing w:after="0" w:line="240" w:lineRule="auto"/>
     </w:pPr>
     <w:rPr>
-      <w:rFonts w:eastAsiaTheme="minorHAnsi"/>
-      <w:sz w:val="16"/>
-      <w:szCs w:val="16"/>
       <w:lang w:val="en-US" w:eastAsia="en-US"/>
     </w:rPr>
     <w:tblPr>
@@ -15173,9 +14818,6 @@
       <w:spacing w:after="0" w:line="240" w:lineRule="auto"/>
     </w:pPr>
     <w:rPr>
-      <w:rFonts w:eastAsiaTheme="minorHAnsi"/>
-      <w:sz w:val="16"/>
-      <w:szCs w:val="16"/>
       <w:lang w:val="en-US" w:eastAsia="en-US"/>
     </w:rPr>
     <w:tblPr>
@@ -15233,9 +14875,6 @@
       <w:spacing w:after="0" w:line="240" w:lineRule="auto"/>
     </w:pPr>
     <w:rPr>
-      <w:rFonts w:eastAsiaTheme="minorHAnsi"/>
-      <w:sz w:val="16"/>
-      <w:szCs w:val="16"/>
       <w:lang w:val="en-US" w:eastAsia="en-US"/>
     </w:rPr>
     <w:tblPr>
@@ -15293,9 +14932,6 @@
       <w:spacing w:after="0" w:line="240" w:lineRule="auto"/>
     </w:pPr>
     <w:rPr>
-      <w:rFonts w:eastAsiaTheme="minorHAnsi"/>
-      <w:sz w:val="16"/>
-      <w:szCs w:val="16"/>
       <w:lang w:val="en-US" w:eastAsia="en-US"/>
     </w:rPr>
     <w:tblPr>
@@ -15353,9 +14989,6 @@
       <w:spacing w:after="0" w:line="240" w:lineRule="auto"/>
     </w:pPr>
     <w:rPr>
-      <w:rFonts w:eastAsiaTheme="minorHAnsi"/>
-      <w:sz w:val="16"/>
-      <w:szCs w:val="16"/>
       <w:lang w:val="en-US" w:eastAsia="en-US"/>
     </w:rPr>
     <w:tblPr>
@@ -15413,9 +15046,6 @@
       <w:spacing w:after="0" w:line="240" w:lineRule="auto"/>
     </w:pPr>
     <w:rPr>
-      <w:rFonts w:eastAsiaTheme="minorHAnsi"/>
-      <w:sz w:val="16"/>
-      <w:szCs w:val="16"/>
       <w:lang w:val="en-US" w:eastAsia="en-US"/>
     </w:rPr>
     <w:tblPr>
@@ -15473,9 +15103,6 @@
       <w:spacing w:after="0" w:line="240" w:lineRule="auto"/>
     </w:pPr>
     <w:rPr>
-      <w:rFonts w:eastAsiaTheme="minorHAnsi"/>
-      <w:sz w:val="16"/>
-      <w:szCs w:val="16"/>
       <w:lang w:val="en-US" w:eastAsia="en-US"/>
     </w:rPr>
     <w:tblPr>
@@ -15533,9 +15160,6 @@
       <w:spacing w:after="0" w:line="240" w:lineRule="auto"/>
     </w:pPr>
     <w:rPr>
-      <w:rFonts w:eastAsiaTheme="minorHAnsi"/>
-      <w:sz w:val="16"/>
-      <w:szCs w:val="16"/>
       <w:lang w:val="en-US" w:eastAsia="en-US"/>
     </w:rPr>
     <w:tblPr>
@@ -15593,9 +15217,6 @@
       <w:spacing w:after="0" w:line="240" w:lineRule="auto"/>
     </w:pPr>
     <w:rPr>
-      <w:rFonts w:eastAsiaTheme="minorHAnsi"/>
-      <w:sz w:val="16"/>
-      <w:szCs w:val="16"/>
       <w:lang w:val="en-US" w:eastAsia="en-US"/>
     </w:rPr>
     <w:tblPr>
@@ -15723,9 +15344,6 @@
       <w:spacing w:after="0" w:line="240" w:lineRule="auto"/>
     </w:pPr>
     <w:rPr>
-      <w:rFonts w:eastAsiaTheme="minorHAnsi"/>
-      <w:sz w:val="16"/>
-      <w:szCs w:val="16"/>
       <w:lang w:val="en-US" w:eastAsia="en-US"/>
     </w:rPr>
     <w:tblPr>
@@ -15853,9 +15471,6 @@
       <w:spacing w:after="0" w:line="240" w:lineRule="auto"/>
     </w:pPr>
     <w:rPr>
-      <w:rFonts w:eastAsiaTheme="minorHAnsi"/>
-      <w:sz w:val="16"/>
-      <w:szCs w:val="16"/>
       <w:lang w:val="en-US" w:eastAsia="en-US"/>
     </w:rPr>
     <w:tblPr>
@@ -15983,9 +15598,6 @@
       <w:spacing w:after="0" w:line="240" w:lineRule="auto"/>
     </w:pPr>
     <w:rPr>
-      <w:rFonts w:eastAsiaTheme="minorHAnsi"/>
-      <w:sz w:val="16"/>
-      <w:szCs w:val="16"/>
       <w:lang w:val="en-US" w:eastAsia="en-US"/>
     </w:rPr>
     <w:tblPr>
@@ -16113,9 +15725,6 @@
       <w:spacing w:after="0" w:line="240" w:lineRule="auto"/>
     </w:pPr>
     <w:rPr>
-      <w:rFonts w:eastAsiaTheme="minorHAnsi"/>
-      <w:sz w:val="16"/>
-      <w:szCs w:val="16"/>
       <w:lang w:val="en-US" w:eastAsia="en-US"/>
     </w:rPr>
     <w:tblPr>
@@ -16243,9 +15852,6 @@
       <w:spacing w:after="0" w:line="240" w:lineRule="auto"/>
     </w:pPr>
     <w:rPr>
-      <w:rFonts w:eastAsiaTheme="minorHAnsi"/>
-      <w:sz w:val="16"/>
-      <w:szCs w:val="16"/>
       <w:lang w:val="en-US" w:eastAsia="en-US"/>
     </w:rPr>
     <w:tblPr>
@@ -16373,9 +15979,6 @@
       <w:spacing w:after="0" w:line="240" w:lineRule="auto"/>
     </w:pPr>
     <w:rPr>
-      <w:rFonts w:eastAsiaTheme="minorHAnsi"/>
-      <w:sz w:val="16"/>
-      <w:szCs w:val="16"/>
       <w:lang w:val="en-US" w:eastAsia="en-US"/>
     </w:rPr>
     <w:tblPr>
@@ -16503,9 +16106,6 @@
       <w:spacing w:after="0" w:line="240" w:lineRule="auto"/>
     </w:pPr>
     <w:rPr>
-      <w:rFonts w:eastAsiaTheme="minorHAnsi"/>
-      <w:sz w:val="16"/>
-      <w:szCs w:val="16"/>
       <w:lang w:val="en-US" w:eastAsia="en-US"/>
     </w:rPr>
     <w:tblPr>
@@ -16583,9 +16183,6 @@
       <w:spacing w:after="0" w:line="240" w:lineRule="auto"/>
     </w:pPr>
     <w:rPr>
-      <w:rFonts w:eastAsiaTheme="minorHAnsi"/>
-      <w:sz w:val="16"/>
-      <w:szCs w:val="16"/>
       <w:lang w:val="en-US" w:eastAsia="en-US"/>
     </w:rPr>
     <w:tblPr>
@@ -16663,9 +16260,6 @@
       <w:spacing w:after="0" w:line="240" w:lineRule="auto"/>
     </w:pPr>
     <w:rPr>
-      <w:rFonts w:eastAsiaTheme="minorHAnsi"/>
-      <w:sz w:val="16"/>
-      <w:szCs w:val="16"/>
       <w:lang w:val="en-US" w:eastAsia="en-US"/>
     </w:rPr>
     <w:tblPr>
@@ -16743,9 +16337,6 @@
       <w:spacing w:after="0" w:line="240" w:lineRule="auto"/>
     </w:pPr>
     <w:rPr>
-      <w:rFonts w:eastAsiaTheme="minorHAnsi"/>
-      <w:sz w:val="16"/>
-      <w:szCs w:val="16"/>
       <w:lang w:val="en-US" w:eastAsia="en-US"/>
     </w:rPr>
     <w:tblPr>
@@ -16823,9 +16414,6 @@
       <w:spacing w:after="0" w:line="240" w:lineRule="auto"/>
     </w:pPr>
     <w:rPr>
-      <w:rFonts w:eastAsiaTheme="minorHAnsi"/>
-      <w:sz w:val="16"/>
-      <w:szCs w:val="16"/>
       <w:lang w:val="en-US" w:eastAsia="en-US"/>
     </w:rPr>
     <w:tblPr>
@@ -16903,9 +16491,6 @@
       <w:spacing w:after="0" w:line="240" w:lineRule="auto"/>
     </w:pPr>
     <w:rPr>
-      <w:rFonts w:eastAsiaTheme="minorHAnsi"/>
-      <w:sz w:val="16"/>
-      <w:szCs w:val="16"/>
       <w:lang w:val="en-US" w:eastAsia="en-US"/>
     </w:rPr>
     <w:tblPr>
@@ -16983,9 +16568,6 @@
       <w:spacing w:after="0" w:line="240" w:lineRule="auto"/>
     </w:pPr>
     <w:rPr>
-      <w:rFonts w:eastAsiaTheme="minorHAnsi"/>
-      <w:sz w:val="16"/>
-      <w:szCs w:val="16"/>
       <w:lang w:val="en-US" w:eastAsia="en-US"/>
     </w:rPr>
     <w:tblPr>
@@ -17063,10 +16645,7 @@
       <w:spacing w:after="0" w:line="240" w:lineRule="auto"/>
     </w:pPr>
     <w:rPr>
-      <w:rFonts w:eastAsiaTheme="minorHAnsi"/>
       <w:color w:val="F7F7F2" w:themeColor="background1"/>
-      <w:sz w:val="16"/>
-      <w:szCs w:val="16"/>
       <w:lang w:val="en-US" w:eastAsia="en-US"/>
     </w:rPr>
     <w:tblPr>
@@ -17201,10 +16780,7 @@
       <w:spacing w:after="0" w:line="240" w:lineRule="auto"/>
     </w:pPr>
     <w:rPr>
-      <w:rFonts w:eastAsiaTheme="minorHAnsi"/>
       <w:color w:val="F7F7F2" w:themeColor="background1"/>
-      <w:sz w:val="16"/>
-      <w:szCs w:val="16"/>
       <w:lang w:val="en-US" w:eastAsia="en-US"/>
     </w:rPr>
     <w:tblPr>
@@ -17339,10 +16915,7 @@
       <w:spacing w:after="0" w:line="240" w:lineRule="auto"/>
     </w:pPr>
     <w:rPr>
-      <w:rFonts w:eastAsiaTheme="minorHAnsi"/>
       <w:color w:val="F7F7F2" w:themeColor="background1"/>
-      <w:sz w:val="16"/>
-      <w:szCs w:val="16"/>
       <w:lang w:val="en-US" w:eastAsia="en-US"/>
     </w:rPr>
     <w:tblPr>
@@ -17477,10 +17050,7 @@
       <w:spacing w:after="0" w:line="240" w:lineRule="auto"/>
     </w:pPr>
     <w:rPr>
-      <w:rFonts w:eastAsiaTheme="minorHAnsi"/>
       <w:color w:val="F7F7F2" w:themeColor="background1"/>
-      <w:sz w:val="16"/>
-      <w:szCs w:val="16"/>
       <w:lang w:val="en-US" w:eastAsia="en-US"/>
     </w:rPr>
     <w:tblPr>
@@ -17615,10 +17185,7 @@
       <w:spacing w:after="0" w:line="240" w:lineRule="auto"/>
     </w:pPr>
     <w:rPr>
-      <w:rFonts w:eastAsiaTheme="minorHAnsi"/>
       <w:color w:val="F7F7F2" w:themeColor="background1"/>
-      <w:sz w:val="16"/>
-      <w:szCs w:val="16"/>
       <w:lang w:val="en-US" w:eastAsia="en-US"/>
     </w:rPr>
     <w:tblPr>
@@ -17753,10 +17320,7 @@
       <w:spacing w:after="0" w:line="240" w:lineRule="auto"/>
     </w:pPr>
     <w:rPr>
-      <w:rFonts w:eastAsiaTheme="minorHAnsi"/>
       <w:color w:val="F7F7F2" w:themeColor="background1"/>
-      <w:sz w:val="16"/>
-      <w:szCs w:val="16"/>
       <w:lang w:val="en-US" w:eastAsia="en-US"/>
     </w:rPr>
     <w:tblPr>
@@ -17891,10 +17455,7 @@
       <w:spacing w:after="0" w:line="240" w:lineRule="auto"/>
     </w:pPr>
     <w:rPr>
-      <w:rFonts w:eastAsiaTheme="minorHAnsi"/>
       <w:color w:val="F7F7F2" w:themeColor="background1"/>
-      <w:sz w:val="16"/>
-      <w:szCs w:val="16"/>
       <w:lang w:val="en-US" w:eastAsia="en-US"/>
     </w:rPr>
     <w:tblPr>
@@ -18029,10 +17590,7 @@
       <w:spacing w:after="0" w:line="240" w:lineRule="auto"/>
     </w:pPr>
     <w:rPr>
-      <w:rFonts w:eastAsiaTheme="minorHAnsi"/>
       <w:color w:val="4D614C" w:themeColor="text1"/>
-      <w:sz w:val="16"/>
-      <w:szCs w:val="16"/>
       <w:lang w:val="en-US" w:eastAsia="en-US"/>
     </w:rPr>
     <w:tblPr>
@@ -18101,10 +17659,7 @@
       <w:spacing w:after="0" w:line="240" w:lineRule="auto"/>
     </w:pPr>
     <w:rPr>
-      <w:rFonts w:eastAsiaTheme="minorHAnsi"/>
       <w:color w:val="394839" w:themeColor="accent1" w:themeShade="BF"/>
-      <w:sz w:val="16"/>
-      <w:szCs w:val="16"/>
       <w:lang w:val="en-US" w:eastAsia="en-US"/>
     </w:rPr>
     <w:tblPr>
@@ -18173,10 +17728,7 @@
       <w:spacing w:after="0" w:line="240" w:lineRule="auto"/>
     </w:pPr>
     <w:rPr>
-      <w:rFonts w:eastAsiaTheme="minorHAnsi"/>
       <w:color w:val="628160" w:themeColor="accent2" w:themeShade="BF"/>
-      <w:sz w:val="16"/>
-      <w:szCs w:val="16"/>
       <w:lang w:val="en-US" w:eastAsia="en-US"/>
     </w:rPr>
     <w:tblPr>
@@ -18245,10 +17797,7 @@
       <w:spacing w:after="0" w:line="240" w:lineRule="auto"/>
     </w:pPr>
     <w:rPr>
-      <w:rFonts w:eastAsiaTheme="minorHAnsi"/>
       <w:color w:val="394839" w:themeColor="accent3" w:themeShade="BF"/>
-      <w:sz w:val="16"/>
-      <w:szCs w:val="16"/>
       <w:lang w:val="en-US" w:eastAsia="en-US"/>
     </w:rPr>
     <w:tblPr>
@@ -18317,10 +17866,7 @@
       <w:spacing w:after="0" w:line="240" w:lineRule="auto"/>
     </w:pPr>
     <w:rPr>
-      <w:rFonts w:eastAsiaTheme="minorHAnsi"/>
       <w:color w:val="7A936D" w:themeColor="accent4" w:themeShade="BF"/>
-      <w:sz w:val="16"/>
-      <w:szCs w:val="16"/>
       <w:lang w:val="en-US" w:eastAsia="en-US"/>
     </w:rPr>
     <w:tblPr>
@@ -18389,10 +17935,7 @@
       <w:spacing w:after="0" w:line="240" w:lineRule="auto"/>
     </w:pPr>
     <w:rPr>
-      <w:rFonts w:eastAsiaTheme="minorHAnsi"/>
       <w:color w:val="94522D" w:themeColor="accent5" w:themeShade="BF"/>
-      <w:sz w:val="16"/>
-      <w:szCs w:val="16"/>
       <w:lang w:val="en-US" w:eastAsia="en-US"/>
     </w:rPr>
     <w:tblPr>
@@ -18461,10 +18004,7 @@
       <w:spacing w:after="0" w:line="240" w:lineRule="auto"/>
     </w:pPr>
     <w:rPr>
-      <w:rFonts w:eastAsiaTheme="minorHAnsi"/>
       <w:color w:val="435D68" w:themeColor="accent6" w:themeShade="BF"/>
-      <w:sz w:val="16"/>
-      <w:szCs w:val="16"/>
       <w:lang w:val="en-US" w:eastAsia="en-US"/>
     </w:rPr>
     <w:tblPr>
@@ -18533,10 +18073,7 @@
       <w:spacing w:after="0" w:line="240" w:lineRule="auto"/>
     </w:pPr>
     <w:rPr>
-      <w:rFonts w:eastAsiaTheme="minorHAnsi"/>
       <w:color w:val="4D614C" w:themeColor="text1"/>
-      <w:sz w:val="16"/>
-      <w:szCs w:val="16"/>
       <w:lang w:val="en-US" w:eastAsia="en-US"/>
     </w:rPr>
     <w:tblPr>
@@ -18660,10 +18197,7 @@
       <w:spacing w:after="0" w:line="240" w:lineRule="auto"/>
     </w:pPr>
     <w:rPr>
-      <w:rFonts w:eastAsiaTheme="minorHAnsi"/>
       <w:color w:val="394839" w:themeColor="accent1" w:themeShade="BF"/>
-      <w:sz w:val="16"/>
-      <w:szCs w:val="16"/>
       <w:lang w:val="en-US" w:eastAsia="en-US"/>
     </w:rPr>
     <w:tblPr>
@@ -18787,10 +18321,7 @@
       <w:spacing w:after="0" w:line="240" w:lineRule="auto"/>
     </w:pPr>
     <w:rPr>
-      <w:rFonts w:eastAsiaTheme="minorHAnsi"/>
       <w:color w:val="628160" w:themeColor="accent2" w:themeShade="BF"/>
-      <w:sz w:val="16"/>
-      <w:szCs w:val="16"/>
       <w:lang w:val="en-US" w:eastAsia="en-US"/>
     </w:rPr>
     <w:tblPr>
@@ -18914,10 +18445,7 @@
       <w:spacing w:after="0" w:line="240" w:lineRule="auto"/>
     </w:pPr>
     <w:rPr>
-      <w:rFonts w:eastAsiaTheme="minorHAnsi"/>
       <w:color w:val="394839" w:themeColor="accent3" w:themeShade="BF"/>
-      <w:sz w:val="16"/>
-      <w:szCs w:val="16"/>
       <w:lang w:val="en-US" w:eastAsia="en-US"/>
     </w:rPr>
     <w:tblPr>
@@ -19041,10 +18569,7 @@
       <w:spacing w:after="0" w:line="240" w:lineRule="auto"/>
     </w:pPr>
     <w:rPr>
-      <w:rFonts w:eastAsiaTheme="minorHAnsi"/>
       <w:color w:val="7A936D" w:themeColor="accent4" w:themeShade="BF"/>
-      <w:sz w:val="16"/>
-      <w:szCs w:val="16"/>
       <w:lang w:val="en-US" w:eastAsia="en-US"/>
     </w:rPr>
     <w:tblPr>
@@ -19168,10 +18693,7 @@
       <w:spacing w:after="0" w:line="240" w:lineRule="auto"/>
     </w:pPr>
     <w:rPr>
-      <w:rFonts w:eastAsiaTheme="minorHAnsi"/>
       <w:color w:val="94522D" w:themeColor="accent5" w:themeShade="BF"/>
-      <w:sz w:val="16"/>
-      <w:szCs w:val="16"/>
       <w:lang w:val="en-US" w:eastAsia="en-US"/>
     </w:rPr>
     <w:tblPr>
@@ -19295,10 +18817,7 @@
       <w:spacing w:after="0" w:line="240" w:lineRule="auto"/>
     </w:pPr>
     <w:rPr>
-      <w:rFonts w:eastAsiaTheme="minorHAnsi"/>
       <w:color w:val="435D68" w:themeColor="accent6" w:themeShade="BF"/>
-      <w:sz w:val="16"/>
-      <w:szCs w:val="16"/>
       <w:lang w:val="en-US" w:eastAsia="en-US"/>
     </w:rPr>
     <w:tblPr>
@@ -19435,9 +18954,8 @@
       <w:spacing w:after="0"/>
     </w:pPr>
     <w:rPr>
-      <w:rFonts w:ascii="Consolas" w:eastAsiaTheme="minorHAnsi" w:hAnsi="Consolas"/>
+      <w:rFonts w:ascii="Consolas" w:hAnsi="Consolas"/>
       <w:color w:val="4D614C" w:themeColor="accent3"/>
-      <w:sz w:val="16"/>
       <w:szCs w:val="20"/>
       <w:lang w:val="en-US" w:eastAsia="en-US"/>
     </w:rPr>
@@ -19468,9 +18986,6 @@
       <w:spacing w:after="0" w:line="240" w:lineRule="auto"/>
     </w:pPr>
     <w:rPr>
-      <w:rFonts w:eastAsiaTheme="minorHAnsi"/>
-      <w:sz w:val="16"/>
-      <w:szCs w:val="16"/>
       <w:lang w:val="en-US" w:eastAsia="en-US"/>
     </w:rPr>
     <w:tblPr>
@@ -19542,9 +19057,6 @@
       <w:spacing w:after="0" w:line="240" w:lineRule="auto"/>
     </w:pPr>
     <w:rPr>
-      <w:rFonts w:eastAsiaTheme="minorHAnsi"/>
-      <w:sz w:val="16"/>
-      <w:szCs w:val="16"/>
       <w:lang w:val="en-US" w:eastAsia="en-US"/>
     </w:rPr>
     <w:tblPr>
@@ -19616,9 +19128,6 @@
       <w:spacing w:after="0" w:line="240" w:lineRule="auto"/>
     </w:pPr>
     <w:rPr>
-      <w:rFonts w:eastAsiaTheme="minorHAnsi"/>
-      <w:sz w:val="16"/>
-      <w:szCs w:val="16"/>
       <w:lang w:val="en-US" w:eastAsia="en-US"/>
     </w:rPr>
     <w:tblPr>
@@ -19690,9 +19199,6 @@
       <w:spacing w:after="0" w:line="240" w:lineRule="auto"/>
     </w:pPr>
     <w:rPr>
-      <w:rFonts w:eastAsiaTheme="minorHAnsi"/>
-      <w:sz w:val="16"/>
-      <w:szCs w:val="16"/>
       <w:lang w:val="en-US" w:eastAsia="en-US"/>
     </w:rPr>
     <w:tblPr>
@@ -19764,9 +19270,6 @@
       <w:spacing w:after="0" w:line="240" w:lineRule="auto"/>
     </w:pPr>
     <w:rPr>
-      <w:rFonts w:eastAsiaTheme="minorHAnsi"/>
-      <w:sz w:val="16"/>
-      <w:szCs w:val="16"/>
       <w:lang w:val="en-US" w:eastAsia="en-US"/>
     </w:rPr>
     <w:tblPr>
@@ -19838,9 +19341,6 @@
       <w:spacing w:after="0" w:line="240" w:lineRule="auto"/>
     </w:pPr>
     <w:rPr>
-      <w:rFonts w:eastAsiaTheme="minorHAnsi"/>
-      <w:sz w:val="16"/>
-      <w:szCs w:val="16"/>
       <w:lang w:val="en-US" w:eastAsia="en-US"/>
     </w:rPr>
     <w:tblPr>
@@ -19912,9 +19412,6 @@
       <w:spacing w:after="0" w:line="240" w:lineRule="auto"/>
     </w:pPr>
     <w:rPr>
-      <w:rFonts w:eastAsiaTheme="minorHAnsi"/>
-      <w:sz w:val="16"/>
-      <w:szCs w:val="16"/>
       <w:lang w:val="en-US" w:eastAsia="en-US"/>
     </w:rPr>
     <w:tblPr>
@@ -19988,8 +19485,6 @@
     <w:rPr>
       <w:rFonts w:asciiTheme="majorHAnsi" w:eastAsiaTheme="majorEastAsia" w:hAnsiTheme="majorHAnsi" w:cstheme="majorBidi"/>
       <w:color w:val="4D614C" w:themeColor="text1"/>
-      <w:sz w:val="16"/>
-      <w:szCs w:val="16"/>
       <w:lang w:val="en-US" w:eastAsia="en-US"/>
     </w:rPr>
     <w:tblPr>
@@ -20111,8 +19606,6 @@
     <w:rPr>
       <w:rFonts w:asciiTheme="majorHAnsi" w:eastAsiaTheme="majorEastAsia" w:hAnsiTheme="majorHAnsi" w:cstheme="majorBidi"/>
       <w:color w:val="4D614C" w:themeColor="text1"/>
-      <w:sz w:val="16"/>
-      <w:szCs w:val="16"/>
       <w:lang w:val="en-US" w:eastAsia="en-US"/>
     </w:rPr>
     <w:tblPr>
@@ -20234,8 +19727,6 @@
     <w:rPr>
       <w:rFonts w:asciiTheme="majorHAnsi" w:eastAsiaTheme="majorEastAsia" w:hAnsiTheme="majorHAnsi" w:cstheme="majorBidi"/>
       <w:color w:val="4D614C" w:themeColor="text1"/>
-      <w:sz w:val="16"/>
-      <w:szCs w:val="16"/>
       <w:lang w:val="en-US" w:eastAsia="en-US"/>
     </w:rPr>
     <w:tblPr>
@@ -20357,8 +19848,6 @@
     <w:rPr>
       <w:rFonts w:asciiTheme="majorHAnsi" w:eastAsiaTheme="majorEastAsia" w:hAnsiTheme="majorHAnsi" w:cstheme="majorBidi"/>
       <w:color w:val="4D614C" w:themeColor="text1"/>
-      <w:sz w:val="16"/>
-      <w:szCs w:val="16"/>
       <w:lang w:val="en-US" w:eastAsia="en-US"/>
     </w:rPr>
     <w:tblPr>
@@ -20480,8 +19969,6 @@
     <w:rPr>
       <w:rFonts w:asciiTheme="majorHAnsi" w:eastAsiaTheme="majorEastAsia" w:hAnsiTheme="majorHAnsi" w:cstheme="majorBidi"/>
       <w:color w:val="4D614C" w:themeColor="text1"/>
-      <w:sz w:val="16"/>
-      <w:szCs w:val="16"/>
       <w:lang w:val="en-US" w:eastAsia="en-US"/>
     </w:rPr>
     <w:tblPr>
@@ -20603,8 +20090,6 @@
     <w:rPr>
       <w:rFonts w:asciiTheme="majorHAnsi" w:eastAsiaTheme="majorEastAsia" w:hAnsiTheme="majorHAnsi" w:cstheme="majorBidi"/>
       <w:color w:val="4D614C" w:themeColor="text1"/>
-      <w:sz w:val="16"/>
-      <w:szCs w:val="16"/>
       <w:lang w:val="en-US" w:eastAsia="en-US"/>
     </w:rPr>
     <w:tblPr>
@@ -20726,8 +20211,6 @@
     <w:rPr>
       <w:rFonts w:asciiTheme="majorHAnsi" w:eastAsiaTheme="majorEastAsia" w:hAnsiTheme="majorHAnsi" w:cstheme="majorBidi"/>
       <w:color w:val="4D614C" w:themeColor="text1"/>
-      <w:sz w:val="16"/>
-      <w:szCs w:val="16"/>
       <w:lang w:val="en-US" w:eastAsia="en-US"/>
     </w:rPr>
     <w:tblPr>
@@ -20847,9 +20330,6 @@
       <w:spacing w:after="0" w:line="240" w:lineRule="auto"/>
     </w:pPr>
     <w:rPr>
-      <w:rFonts w:eastAsiaTheme="minorHAnsi"/>
-      <w:sz w:val="16"/>
-      <w:szCs w:val="16"/>
       <w:lang w:val="en-US" w:eastAsia="en-US"/>
     </w:rPr>
     <w:tblPr>
@@ -20989,9 +20469,6 @@
       <w:spacing w:after="0" w:line="240" w:lineRule="auto"/>
     </w:pPr>
     <w:rPr>
-      <w:rFonts w:eastAsiaTheme="minorHAnsi"/>
-      <w:sz w:val="16"/>
-      <w:szCs w:val="16"/>
       <w:lang w:val="en-US" w:eastAsia="en-US"/>
     </w:rPr>
     <w:tblPr>
@@ -21131,9 +20608,6 @@
       <w:spacing w:after="0" w:line="240" w:lineRule="auto"/>
     </w:pPr>
     <w:rPr>
-      <w:rFonts w:eastAsiaTheme="minorHAnsi"/>
-      <w:sz w:val="16"/>
-      <w:szCs w:val="16"/>
       <w:lang w:val="en-US" w:eastAsia="en-US"/>
     </w:rPr>
     <w:tblPr>
@@ -21273,9 +20747,6 @@
       <w:spacing w:after="0" w:line="240" w:lineRule="auto"/>
     </w:pPr>
     <w:rPr>
-      <w:rFonts w:eastAsiaTheme="minorHAnsi"/>
-      <w:sz w:val="16"/>
-      <w:szCs w:val="16"/>
       <w:lang w:val="en-US" w:eastAsia="en-US"/>
     </w:rPr>
     <w:tblPr>
@@ -21415,9 +20886,6 @@
       <w:spacing w:after="0" w:line="240" w:lineRule="auto"/>
     </w:pPr>
     <w:rPr>
-      <w:rFonts w:eastAsiaTheme="minorHAnsi"/>
-      <w:sz w:val="16"/>
-      <w:szCs w:val="16"/>
       <w:lang w:val="en-US" w:eastAsia="en-US"/>
     </w:rPr>
     <w:tblPr>
@@ -21557,9 +21025,6 @@
       <w:spacing w:after="0" w:line="240" w:lineRule="auto"/>
     </w:pPr>
     <w:rPr>
-      <w:rFonts w:eastAsiaTheme="minorHAnsi"/>
-      <w:sz w:val="16"/>
-      <w:szCs w:val="16"/>
       <w:lang w:val="en-US" w:eastAsia="en-US"/>
     </w:rPr>
     <w:tblPr>
@@ -21699,9 +21164,6 @@
       <w:spacing w:after="0" w:line="240" w:lineRule="auto"/>
     </w:pPr>
     <w:rPr>
-      <w:rFonts w:eastAsiaTheme="minorHAnsi"/>
-      <w:sz w:val="16"/>
-      <w:szCs w:val="16"/>
       <w:lang w:val="en-US" w:eastAsia="en-US"/>
     </w:rPr>
     <w:tblPr>
@@ -21841,10 +21303,7 @@
       <w:spacing w:after="0" w:line="240" w:lineRule="auto"/>
     </w:pPr>
     <w:rPr>
-      <w:rFonts w:eastAsiaTheme="minorHAnsi"/>
       <w:color w:val="4D614C" w:themeColor="text1"/>
-      <w:sz w:val="16"/>
-      <w:szCs w:val="16"/>
       <w:lang w:val="en-US" w:eastAsia="en-US"/>
     </w:rPr>
     <w:tblPr>
@@ -21924,10 +21383,7 @@
       <w:spacing w:after="0" w:line="240" w:lineRule="auto"/>
     </w:pPr>
     <w:rPr>
-      <w:rFonts w:eastAsiaTheme="minorHAnsi"/>
       <w:color w:val="4D614C" w:themeColor="text1"/>
-      <w:sz w:val="16"/>
-      <w:szCs w:val="16"/>
       <w:lang w:val="en-US" w:eastAsia="en-US"/>
     </w:rPr>
     <w:tblPr>
@@ -22007,10 +21463,7 @@
       <w:spacing w:after="0" w:line="240" w:lineRule="auto"/>
     </w:pPr>
     <w:rPr>
-      <w:rFonts w:eastAsiaTheme="minorHAnsi"/>
       <w:color w:val="4D614C" w:themeColor="text1"/>
-      <w:sz w:val="16"/>
-      <w:szCs w:val="16"/>
       <w:lang w:val="en-US" w:eastAsia="en-US"/>
     </w:rPr>
     <w:tblPr>
@@ -22090,10 +21543,7 @@
       <w:spacing w:after="0" w:line="240" w:lineRule="auto"/>
     </w:pPr>
     <w:rPr>
-      <w:rFonts w:eastAsiaTheme="minorHAnsi"/>
       <w:color w:val="4D614C" w:themeColor="text1"/>
-      <w:sz w:val="16"/>
-      <w:szCs w:val="16"/>
       <w:lang w:val="en-US" w:eastAsia="en-US"/>
     </w:rPr>
     <w:tblPr>
@@ -22173,10 +21623,7 @@
       <w:spacing w:after="0" w:line="240" w:lineRule="auto"/>
     </w:pPr>
     <w:rPr>
-      <w:rFonts w:eastAsiaTheme="minorHAnsi"/>
       <w:color w:val="4D614C" w:themeColor="text1"/>
-      <w:sz w:val="16"/>
-      <w:szCs w:val="16"/>
       <w:lang w:val="en-US" w:eastAsia="en-US"/>
     </w:rPr>
     <w:tblPr>
@@ -22256,10 +21703,7 @@
       <w:spacing w:after="0" w:line="240" w:lineRule="auto"/>
     </w:pPr>
     <w:rPr>
-      <w:rFonts w:eastAsiaTheme="minorHAnsi"/>
       <w:color w:val="4D614C" w:themeColor="text1"/>
-      <w:sz w:val="16"/>
-      <w:szCs w:val="16"/>
       <w:lang w:val="en-US" w:eastAsia="en-US"/>
     </w:rPr>
     <w:tblPr>
@@ -22339,10 +21783,7 @@
       <w:spacing w:after="0" w:line="240" w:lineRule="auto"/>
     </w:pPr>
     <w:rPr>
-      <w:rFonts w:eastAsiaTheme="minorHAnsi"/>
       <w:color w:val="4D614C" w:themeColor="text1"/>
-      <w:sz w:val="16"/>
-      <w:szCs w:val="16"/>
       <w:lang w:val="en-US" w:eastAsia="en-US"/>
     </w:rPr>
     <w:tblPr>
@@ -22424,8 +21865,6 @@
     <w:rPr>
       <w:rFonts w:asciiTheme="majorHAnsi" w:eastAsiaTheme="majorEastAsia" w:hAnsiTheme="majorHAnsi" w:cstheme="majorBidi"/>
       <w:color w:val="4D614C" w:themeColor="text1"/>
-      <w:sz w:val="16"/>
-      <w:szCs w:val="16"/>
       <w:lang w:val="en-US" w:eastAsia="en-US"/>
     </w:rPr>
     <w:tblPr>
@@ -22550,8 +21989,6 @@
     <w:rPr>
       <w:rFonts w:asciiTheme="majorHAnsi" w:eastAsiaTheme="majorEastAsia" w:hAnsiTheme="majorHAnsi" w:cstheme="majorBidi"/>
       <w:color w:val="4D614C" w:themeColor="text1"/>
-      <w:sz w:val="16"/>
-      <w:szCs w:val="16"/>
       <w:lang w:val="en-US" w:eastAsia="en-US"/>
     </w:rPr>
     <w:tblPr>
@@ -22676,8 +22113,6 @@
     <w:rPr>
       <w:rFonts w:asciiTheme="majorHAnsi" w:eastAsiaTheme="majorEastAsia" w:hAnsiTheme="majorHAnsi" w:cstheme="majorBidi"/>
       <w:color w:val="4D614C" w:themeColor="text1"/>
-      <w:sz w:val="16"/>
-      <w:szCs w:val="16"/>
       <w:lang w:val="en-US" w:eastAsia="en-US"/>
     </w:rPr>
     <w:tblPr>
@@ -22801,8 +22236,6 @@
     <w:rPr>
       <w:rFonts w:asciiTheme="majorHAnsi" w:eastAsiaTheme="majorEastAsia" w:hAnsiTheme="majorHAnsi" w:cstheme="majorBidi"/>
       <w:color w:val="4D614C" w:themeColor="text1"/>
-      <w:sz w:val="16"/>
-      <w:szCs w:val="16"/>
       <w:lang w:val="en-US" w:eastAsia="en-US"/>
     </w:rPr>
     <w:tblPr>
@@ -22927,8 +22360,6 @@
     <w:rPr>
       <w:rFonts w:asciiTheme="majorHAnsi" w:eastAsiaTheme="majorEastAsia" w:hAnsiTheme="majorHAnsi" w:cstheme="majorBidi"/>
       <w:color w:val="4D614C" w:themeColor="text1"/>
-      <w:sz w:val="16"/>
-      <w:szCs w:val="16"/>
       <w:lang w:val="en-US" w:eastAsia="en-US"/>
     </w:rPr>
     <w:tblPr>
@@ -23053,8 +22484,6 @@
     <w:rPr>
       <w:rFonts w:asciiTheme="majorHAnsi" w:eastAsiaTheme="majorEastAsia" w:hAnsiTheme="majorHAnsi" w:cstheme="majorBidi"/>
       <w:color w:val="4D614C" w:themeColor="text1"/>
-      <w:sz w:val="16"/>
-      <w:szCs w:val="16"/>
       <w:lang w:val="en-US" w:eastAsia="en-US"/>
     </w:rPr>
     <w:tblPr>
@@ -23179,8 +22608,6 @@
     <w:rPr>
       <w:rFonts w:asciiTheme="majorHAnsi" w:eastAsiaTheme="majorEastAsia" w:hAnsiTheme="majorHAnsi" w:cstheme="majorBidi"/>
       <w:color w:val="4D614C" w:themeColor="text1"/>
-      <w:sz w:val="16"/>
-      <w:szCs w:val="16"/>
       <w:lang w:val="en-US" w:eastAsia="en-US"/>
     </w:rPr>
     <w:tblPr>
@@ -23303,9 +22730,6 @@
       <w:spacing w:after="0" w:line="240" w:lineRule="auto"/>
     </w:pPr>
     <w:rPr>
-      <w:rFonts w:eastAsiaTheme="minorHAnsi"/>
-      <w:sz w:val="16"/>
-      <w:szCs w:val="16"/>
       <w:lang w:val="en-US" w:eastAsia="en-US"/>
     </w:rPr>
     <w:tblPr>
@@ -23410,9 +22834,6 @@
       <w:spacing w:after="0" w:line="240" w:lineRule="auto"/>
     </w:pPr>
     <w:rPr>
-      <w:rFonts w:eastAsiaTheme="minorHAnsi"/>
-      <w:sz w:val="16"/>
-      <w:szCs w:val="16"/>
       <w:lang w:val="en-US" w:eastAsia="en-US"/>
     </w:rPr>
     <w:tblPr>
@@ -23517,9 +22938,6 @@
       <w:spacing w:after="0" w:line="240" w:lineRule="auto"/>
     </w:pPr>
     <w:rPr>
-      <w:rFonts w:eastAsiaTheme="minorHAnsi"/>
-      <w:sz w:val="16"/>
-      <w:szCs w:val="16"/>
       <w:lang w:val="en-US" w:eastAsia="en-US"/>
     </w:rPr>
     <w:tblPr>
@@ -23624,9 +23042,6 @@
       <w:spacing w:after="0" w:line="240" w:lineRule="auto"/>
     </w:pPr>
     <w:rPr>
-      <w:rFonts w:eastAsiaTheme="minorHAnsi"/>
-      <w:sz w:val="16"/>
-      <w:szCs w:val="16"/>
       <w:lang w:val="en-US" w:eastAsia="en-US"/>
     </w:rPr>
     <w:tblPr>
@@ -23731,9 +23146,6 @@
       <w:spacing w:after="0" w:line="240" w:lineRule="auto"/>
     </w:pPr>
     <w:rPr>
-      <w:rFonts w:eastAsiaTheme="minorHAnsi"/>
-      <w:sz w:val="16"/>
-      <w:szCs w:val="16"/>
       <w:lang w:val="en-US" w:eastAsia="en-US"/>
     </w:rPr>
     <w:tblPr>
@@ -23838,9 +23250,6 @@
       <w:spacing w:after="0" w:line="240" w:lineRule="auto"/>
     </w:pPr>
     <w:rPr>
-      <w:rFonts w:eastAsiaTheme="minorHAnsi"/>
-      <w:sz w:val="16"/>
-      <w:szCs w:val="16"/>
       <w:lang w:val="en-US" w:eastAsia="en-US"/>
     </w:rPr>
     <w:tblPr>
@@ -23945,9 +23354,6 @@
       <w:spacing w:after="0" w:line="240" w:lineRule="auto"/>
     </w:pPr>
     <w:rPr>
-      <w:rFonts w:eastAsiaTheme="minorHAnsi"/>
-      <w:sz w:val="16"/>
-      <w:szCs w:val="16"/>
       <w:lang w:val="en-US" w:eastAsia="en-US"/>
     </w:rPr>
     <w:tblPr>
@@ -24052,9 +23458,6 @@
       <w:spacing w:after="0" w:line="240" w:lineRule="auto"/>
     </w:pPr>
     <w:rPr>
-      <w:rFonts w:eastAsiaTheme="minorHAnsi"/>
-      <w:sz w:val="16"/>
-      <w:szCs w:val="16"/>
       <w:lang w:val="en-US" w:eastAsia="en-US"/>
     </w:rPr>
     <w:tblPr>
@@ -24202,9 +23605,6 @@
       <w:spacing w:after="0" w:line="240" w:lineRule="auto"/>
     </w:pPr>
     <w:rPr>
-      <w:rFonts w:eastAsiaTheme="minorHAnsi"/>
-      <w:sz w:val="16"/>
-      <w:szCs w:val="16"/>
       <w:lang w:val="en-US" w:eastAsia="en-US"/>
     </w:rPr>
     <w:tblPr>
@@ -24352,9 +23752,6 @@
       <w:spacing w:after="0" w:line="240" w:lineRule="auto"/>
     </w:pPr>
     <w:rPr>
-      <w:rFonts w:eastAsiaTheme="minorHAnsi"/>
-      <w:sz w:val="16"/>
-      <w:szCs w:val="16"/>
       <w:lang w:val="en-US" w:eastAsia="en-US"/>
     </w:rPr>
     <w:tblPr>
@@ -24502,9 +23899,6 @@
       <w:spacing w:after="0" w:line="240" w:lineRule="auto"/>
     </w:pPr>
     <w:rPr>
-      <w:rFonts w:eastAsiaTheme="minorHAnsi"/>
-      <w:sz w:val="16"/>
-      <w:szCs w:val="16"/>
       <w:lang w:val="en-US" w:eastAsia="en-US"/>
     </w:rPr>
     <w:tblPr>
@@ -24652,9 +24046,6 @@
       <w:spacing w:after="0" w:line="240" w:lineRule="auto"/>
     </w:pPr>
     <w:rPr>
-      <w:rFonts w:eastAsiaTheme="minorHAnsi"/>
-      <w:sz w:val="16"/>
-      <w:szCs w:val="16"/>
       <w:lang w:val="en-US" w:eastAsia="en-US"/>
     </w:rPr>
     <w:tblPr>
@@ -24802,9 +24193,6 @@
       <w:spacing w:after="0" w:line="240" w:lineRule="auto"/>
     </w:pPr>
     <w:rPr>
-      <w:rFonts w:eastAsiaTheme="minorHAnsi"/>
-      <w:sz w:val="16"/>
-      <w:szCs w:val="16"/>
       <w:lang w:val="en-US" w:eastAsia="en-US"/>
     </w:rPr>
     <w:tblPr>
@@ -24952,9 +24340,6 @@
       <w:spacing w:after="0" w:line="240" w:lineRule="auto"/>
     </w:pPr>
     <w:rPr>
-      <w:rFonts w:eastAsiaTheme="minorHAnsi"/>
-      <w:sz w:val="16"/>
-      <w:szCs w:val="16"/>
       <w:lang w:val="en-US" w:eastAsia="en-US"/>
     </w:rPr>
     <w:tblPr>
@@ -25213,9 +24598,6 @@
       <w:spacing w:after="0" w:line="240" w:lineRule="auto"/>
     </w:pPr>
     <w:rPr>
-      <w:rFonts w:eastAsiaTheme="minorHAnsi"/>
-      <w:sz w:val="16"/>
-      <w:szCs w:val="16"/>
       <w:lang w:val="en-US" w:eastAsia="en-US"/>
     </w:rPr>
     <w:tblPr>
@@ -25299,9 +24681,6 @@
       <w:spacing w:after="0" w:line="240" w:lineRule="auto"/>
     </w:pPr>
     <w:rPr>
-      <w:rFonts w:eastAsiaTheme="minorHAnsi"/>
-      <w:sz w:val="16"/>
-      <w:szCs w:val="16"/>
       <w:lang w:val="en-US" w:eastAsia="en-US"/>
     </w:rPr>
     <w:tblPr>
@@ -25398,9 +24777,6 @@
       <w:spacing w:after="0" w:line="240" w:lineRule="auto"/>
     </w:pPr>
     <w:rPr>
-      <w:rFonts w:eastAsiaTheme="minorHAnsi"/>
-      <w:sz w:val="16"/>
-      <w:szCs w:val="16"/>
       <w:lang w:val="en-US" w:eastAsia="en-US"/>
     </w:rPr>
     <w:tblPr>
@@ -25573,9 +24949,6 @@
     <w:unhideWhenUsed/>
     <w:rsid w:val="0072297B"/>
     <w:rPr>
-      <w:rFonts w:eastAsiaTheme="minorHAnsi"/>
-      <w:sz w:val="16"/>
-      <w:szCs w:val="16"/>
       <w:lang w:val="en-US" w:eastAsia="en-US"/>
     </w:rPr>
     <w:tblPr/>
@@ -25687,9 +25060,6 @@
     <w:unhideWhenUsed/>
     <w:rsid w:val="0072297B"/>
     <w:rPr>
-      <w:rFonts w:eastAsiaTheme="minorHAnsi"/>
-      <w:sz w:val="16"/>
-      <w:szCs w:val="16"/>
       <w:lang w:val="en-US" w:eastAsia="en-US"/>
     </w:rPr>
     <w:tblPr>
@@ -25766,9 +25136,6 @@
     <w:unhideWhenUsed/>
     <w:rsid w:val="0072297B"/>
     <w:rPr>
-      <w:rFonts w:eastAsiaTheme="minorHAnsi"/>
-      <w:sz w:val="16"/>
-      <w:szCs w:val="16"/>
       <w:lang w:val="en-US" w:eastAsia="en-US"/>
     </w:rPr>
     <w:tblPr>
@@ -25861,9 +25228,6 @@
     <w:unhideWhenUsed/>
     <w:rsid w:val="0072297B"/>
     <w:rPr>
-      <w:rFonts w:eastAsiaTheme="minorHAnsi"/>
-      <w:sz w:val="16"/>
-      <w:szCs w:val="16"/>
       <w:lang w:val="en-US" w:eastAsia="en-US"/>
     </w:rPr>
     <w:tblPr>
@@ -25949,9 +25313,6 @@
     <w:unhideWhenUsed/>
     <w:rsid w:val="0072297B"/>
     <w:rPr>
-      <w:rFonts w:eastAsiaTheme="minorHAnsi"/>
-      <w:sz w:val="16"/>
-      <w:szCs w:val="16"/>
       <w:lang w:val="en-US" w:eastAsia="en-US"/>
     </w:rPr>
     <w:tblPr>
@@ -26045,10 +25406,7 @@
     <w:unhideWhenUsed/>
     <w:rsid w:val="0072297B"/>
     <w:rPr>
-      <w:rFonts w:eastAsiaTheme="minorHAnsi"/>
       <w:color w:val="000080"/>
-      <w:sz w:val="16"/>
-      <w:szCs w:val="16"/>
       <w:lang w:val="en-US" w:eastAsia="en-US"/>
     </w:rPr>
     <w:tblPr>
@@ -26117,9 +25475,6 @@
     <w:unhideWhenUsed/>
     <w:rsid w:val="0072297B"/>
     <w:rPr>
-      <w:rFonts w:eastAsiaTheme="minorHAnsi"/>
-      <w:sz w:val="16"/>
-      <w:szCs w:val="16"/>
       <w:lang w:val="en-US" w:eastAsia="en-US"/>
     </w:rPr>
     <w:tblPr>
@@ -26212,10 +25567,7 @@
     <w:unhideWhenUsed/>
     <w:rsid w:val="0072297B"/>
     <w:rPr>
-      <w:rFonts w:eastAsiaTheme="minorHAnsi"/>
       <w:color w:val="FFFFFF"/>
-      <w:sz w:val="16"/>
-      <w:szCs w:val="16"/>
       <w:lang w:val="en-US" w:eastAsia="en-US"/>
     </w:rPr>
     <w:tblPr>
@@ -26296,9 +25648,6 @@
     <w:unhideWhenUsed/>
     <w:rsid w:val="0072297B"/>
     <w:rPr>
-      <w:rFonts w:eastAsiaTheme="minorHAnsi"/>
-      <w:sz w:val="16"/>
-      <w:szCs w:val="16"/>
       <w:lang w:val="en-US" w:eastAsia="en-US"/>
     </w:rPr>
     <w:tblPr>
@@ -26376,9 +25725,6 @@
     <w:unhideWhenUsed/>
     <w:rsid w:val="0072297B"/>
     <w:rPr>
-      <w:rFonts w:eastAsiaTheme="minorHAnsi"/>
-      <w:sz w:val="16"/>
-      <w:szCs w:val="16"/>
       <w:lang w:val="en-US" w:eastAsia="en-US"/>
     </w:rPr>
     <w:tblPr>
@@ -26440,11 +25786,8 @@
     <w:unhideWhenUsed/>
     <w:rsid w:val="0072297B"/>
     <w:rPr>
-      <w:rFonts w:eastAsiaTheme="minorHAnsi"/>
       <w:b/>
       <w:bCs/>
-      <w:sz w:val="16"/>
-      <w:szCs w:val="16"/>
       <w:lang w:val="en-US" w:eastAsia="en-US"/>
     </w:rPr>
     <w:tblPr>
@@ -26562,11 +25905,8 @@
     <w:unhideWhenUsed/>
     <w:rsid w:val="0072297B"/>
     <w:rPr>
-      <w:rFonts w:eastAsiaTheme="minorHAnsi"/>
       <w:b/>
       <w:bCs/>
-      <w:sz w:val="16"/>
-      <w:szCs w:val="16"/>
       <w:lang w:val="en-US" w:eastAsia="en-US"/>
     </w:rPr>
     <w:tblPr>
@@ -26678,11 +26018,8 @@
     <w:unhideWhenUsed/>
     <w:rsid w:val="0072297B"/>
     <w:rPr>
-      <w:rFonts w:eastAsiaTheme="minorHAnsi"/>
       <w:b/>
       <w:bCs/>
-      <w:sz w:val="16"/>
-      <w:szCs w:val="16"/>
       <w:lang w:val="en-US" w:eastAsia="en-US"/>
     </w:rPr>
     <w:tblPr>
@@ -26788,9 +26125,6 @@
     <w:unhideWhenUsed/>
     <w:rsid w:val="0072297B"/>
     <w:rPr>
-      <w:rFonts w:eastAsiaTheme="minorHAnsi"/>
-      <w:sz w:val="16"/>
-      <w:szCs w:val="16"/>
       <w:lang w:val="en-US" w:eastAsia="en-US"/>
     </w:rPr>
     <w:tblPr>
@@ -26862,9 +26196,6 @@
     <w:unhideWhenUsed/>
     <w:rsid w:val="0072297B"/>
     <w:rPr>
-      <w:rFonts w:eastAsiaTheme="minorHAnsi"/>
-      <w:sz w:val="16"/>
-      <w:szCs w:val="16"/>
       <w:lang w:val="en-US" w:eastAsia="en-US"/>
     </w:rPr>
     <w:tblPr>
@@ -26956,9 +26287,6 @@
     <w:unhideWhenUsed/>
     <w:rsid w:val="0072297B"/>
     <w:rPr>
-      <w:rFonts w:eastAsiaTheme="minorHAnsi"/>
-      <w:sz w:val="16"/>
-      <w:szCs w:val="16"/>
       <w:lang w:val="en-US" w:eastAsia="en-US"/>
     </w:rPr>
     <w:tblPr>
@@ -27018,9 +26346,6 @@
     <w:unhideWhenUsed/>
     <w:rsid w:val="0072297B"/>
     <w:rPr>
-      <w:rFonts w:eastAsiaTheme="minorHAnsi"/>
-      <w:sz w:val="16"/>
-      <w:szCs w:val="16"/>
       <w:lang w:val="en-US" w:eastAsia="en-US"/>
     </w:rPr>
     <w:tblPr>
@@ -27058,9 +26383,6 @@
     <w:unhideWhenUsed/>
     <w:rsid w:val="0072297B"/>
     <w:rPr>
-      <w:rFonts w:eastAsiaTheme="minorHAnsi"/>
-      <w:sz w:val="16"/>
-      <w:szCs w:val="16"/>
       <w:lang w:val="en-US" w:eastAsia="en-US"/>
     </w:rPr>
     <w:tblPr>
@@ -27111,9 +26433,6 @@
     <w:unhideWhenUsed/>
     <w:rsid w:val="0072297B"/>
     <w:rPr>
-      <w:rFonts w:eastAsiaTheme="minorHAnsi"/>
-      <w:sz w:val="16"/>
-      <w:szCs w:val="16"/>
       <w:lang w:val="en-US" w:eastAsia="en-US"/>
     </w:rPr>
     <w:tblPr>
@@ -27187,9 +26506,6 @@
     <w:unhideWhenUsed/>
     <w:rsid w:val="0072297B"/>
     <w:rPr>
-      <w:rFonts w:eastAsiaTheme="minorHAnsi"/>
-      <w:sz w:val="16"/>
-      <w:szCs w:val="16"/>
       <w:lang w:val="en-US" w:eastAsia="en-US"/>
     </w:rPr>
     <w:tblPr>
@@ -27250,9 +26566,6 @@
     <w:unhideWhenUsed/>
     <w:rsid w:val="0072297B"/>
     <w:rPr>
-      <w:rFonts w:eastAsiaTheme="minorHAnsi"/>
-      <w:sz w:val="16"/>
-      <w:szCs w:val="16"/>
       <w:lang w:val="en-US" w:eastAsia="en-US"/>
     </w:rPr>
     <w:tblPr>
@@ -27319,9 +26632,6 @@
     <w:unhideWhenUsed/>
     <w:rsid w:val="0072297B"/>
     <w:rPr>
-      <w:rFonts w:eastAsiaTheme="minorHAnsi"/>
-      <w:sz w:val="16"/>
-      <w:szCs w:val="16"/>
       <w:lang w:val="en-US" w:eastAsia="en-US"/>
     </w:rPr>
     <w:tblPr>
@@ -27391,9 +26701,6 @@
     <w:unhideWhenUsed/>
     <w:rsid w:val="0072297B"/>
     <w:rPr>
-      <w:rFonts w:eastAsiaTheme="minorHAnsi"/>
-      <w:sz w:val="16"/>
-      <w:szCs w:val="16"/>
       <w:lang w:val="en-US" w:eastAsia="en-US"/>
     </w:rPr>
     <w:tblPr>
@@ -27466,11 +26773,8 @@
     <w:unhideWhenUsed/>
     <w:rsid w:val="0072297B"/>
     <w:rPr>
-      <w:rFonts w:eastAsiaTheme="minorHAnsi"/>
       <w:b/>
       <w:bCs/>
-      <w:sz w:val="16"/>
-      <w:szCs w:val="16"/>
       <w:lang w:val="en-US" w:eastAsia="en-US"/>
     </w:rPr>
     <w:tblPr>
@@ -27558,9 +26862,6 @@
     <w:unhideWhenUsed/>
     <w:rsid w:val="0072297B"/>
     <w:rPr>
-      <w:rFonts w:eastAsiaTheme="minorHAnsi"/>
-      <w:sz w:val="16"/>
-      <w:szCs w:val="16"/>
       <w:lang w:val="en-US" w:eastAsia="en-US"/>
     </w:rPr>
     <w:tblPr>
@@ -27628,9 +26929,6 @@
     <w:unhideWhenUsed/>
     <w:rsid w:val="0072297B"/>
     <w:rPr>
-      <w:rFonts w:eastAsiaTheme="minorHAnsi"/>
-      <w:sz w:val="16"/>
-      <w:szCs w:val="16"/>
       <w:lang w:val="en-US" w:eastAsia="en-US"/>
     </w:rPr>
     <w:tblPr>
@@ -27717,9 +27015,6 @@
     <w:unhideWhenUsed/>
     <w:rsid w:val="0072297B"/>
     <w:rPr>
-      <w:rFonts w:eastAsiaTheme="minorHAnsi"/>
-      <w:sz w:val="16"/>
-      <w:szCs w:val="16"/>
       <w:lang w:val="en-US" w:eastAsia="en-US"/>
     </w:rPr>
     <w:tblPr>
@@ -27801,9 +27096,6 @@
     <w:unhideWhenUsed/>
     <w:rsid w:val="0072297B"/>
     <w:rPr>
-      <w:rFonts w:eastAsiaTheme="minorHAnsi"/>
-      <w:sz w:val="16"/>
-      <w:szCs w:val="16"/>
       <w:lang w:val="en-US" w:eastAsia="en-US"/>
     </w:rPr>
     <w:tblPr>
@@ -27864,9 +27156,6 @@
     <w:unhideWhenUsed/>
     <w:rsid w:val="0072297B"/>
     <w:rPr>
-      <w:rFonts w:eastAsiaTheme="minorHAnsi"/>
-      <w:sz w:val="16"/>
-      <w:szCs w:val="16"/>
       <w:lang w:val="en-US" w:eastAsia="en-US"/>
     </w:rPr>
     <w:tblPr>
@@ -27906,9 +27195,6 @@
     <w:unhideWhenUsed/>
     <w:rsid w:val="0072297B"/>
     <w:rPr>
-      <w:rFonts w:eastAsiaTheme="minorHAnsi"/>
-      <w:sz w:val="16"/>
-      <w:szCs w:val="16"/>
       <w:lang w:val="en-US" w:eastAsia="en-US"/>
     </w:rPr>
     <w:tblPr>
@@ -27959,9 +27245,6 @@
     <w:unhideWhenUsed/>
     <w:rsid w:val="0072297B"/>
     <w:rPr>
-      <w:rFonts w:eastAsiaTheme="minorHAnsi"/>
-      <w:sz w:val="16"/>
-      <w:szCs w:val="16"/>
       <w:lang w:val="en-US" w:eastAsia="en-US"/>
     </w:rPr>
     <w:tblPr>
@@ -28023,9 +27306,6 @@
     <w:unhideWhenUsed/>
     <w:rsid w:val="0072297B"/>
     <w:rPr>
-      <w:rFonts w:eastAsiaTheme="minorHAnsi"/>
-      <w:sz w:val="16"/>
-      <w:szCs w:val="16"/>
       <w:lang w:val="en-US" w:eastAsia="en-US"/>
     </w:rPr>
     <w:tblPr>
@@ -28125,9 +27405,6 @@
     <w:unhideWhenUsed/>
     <w:rsid w:val="0072297B"/>
     <w:rPr>
-      <w:rFonts w:eastAsiaTheme="minorHAnsi"/>
-      <w:sz w:val="16"/>
-      <w:szCs w:val="16"/>
       <w:lang w:val="en-US" w:eastAsia="en-US"/>
     </w:rPr>
     <w:tblPr>
@@ -28254,9 +27531,6 @@
     <w:unhideWhenUsed/>
     <w:rsid w:val="0072297B"/>
     <w:rPr>
-      <w:rFonts w:eastAsiaTheme="minorHAnsi"/>
-      <w:sz w:val="16"/>
-      <w:szCs w:val="16"/>
       <w:lang w:val="en-US" w:eastAsia="en-US"/>
     </w:rPr>
     <w:tblPr>
@@ -28296,9 +27570,6 @@
     <w:unhideWhenUsed/>
     <w:rsid w:val="0072297B"/>
     <w:rPr>
-      <w:rFonts w:eastAsiaTheme="minorHAnsi"/>
-      <w:sz w:val="16"/>
-      <w:szCs w:val="16"/>
       <w:lang w:val="en-US" w:eastAsia="en-US"/>
     </w:rPr>
     <w:tblPr>
@@ -28339,9 +27610,6 @@
     <w:unhideWhenUsed/>
     <w:rsid w:val="0072297B"/>
     <w:rPr>
-      <w:rFonts w:eastAsiaTheme="minorHAnsi"/>
-      <w:sz w:val="16"/>
-      <w:szCs w:val="16"/>
       <w:lang w:val="en-US" w:eastAsia="en-US"/>
     </w:rPr>
     <w:tblPr/>
@@ -28439,9 +27707,6 @@
     <w:unhideWhenUsed/>
     <w:rsid w:val="0072297B"/>
     <w:rPr>
-      <w:rFonts w:eastAsiaTheme="minorHAnsi"/>
-      <w:sz w:val="16"/>
-      <w:szCs w:val="16"/>
       <w:lang w:val="en-US" w:eastAsia="en-US"/>
     </w:rPr>
     <w:tblPr>
@@ -28479,9 +27744,6 @@
     <w:unhideWhenUsed/>
     <w:rsid w:val="0072297B"/>
     <w:rPr>
-      <w:rFonts w:eastAsiaTheme="minorHAnsi"/>
-      <w:sz w:val="16"/>
-      <w:szCs w:val="16"/>
       <w:lang w:val="en-US" w:eastAsia="en-US"/>
     </w:rPr>
     <w:tblPr>
@@ -28575,9 +27837,6 @@
     <w:unhideWhenUsed/>
     <w:rsid w:val="0072297B"/>
     <w:rPr>
-      <w:rFonts w:eastAsiaTheme="minorHAnsi"/>
-      <w:sz w:val="16"/>
-      <w:szCs w:val="16"/>
       <w:lang w:val="en-US" w:eastAsia="en-US"/>
     </w:rPr>
     <w:tblPr>
@@ -28663,9 +27922,6 @@
     <w:unhideWhenUsed/>
     <w:rsid w:val="0072297B"/>
     <w:rPr>
-      <w:rFonts w:eastAsiaTheme="minorHAnsi"/>
-      <w:sz w:val="16"/>
-      <w:szCs w:val="16"/>
       <w:lang w:val="en-US" w:eastAsia="en-US"/>
     </w:rPr>
     <w:tblPr>
@@ -28687,9 +27943,6 @@
     <w:unhideWhenUsed/>
     <w:rsid w:val="0072297B"/>
     <w:rPr>
-      <w:rFonts w:eastAsiaTheme="minorHAnsi"/>
-      <w:sz w:val="16"/>
-      <w:szCs w:val="16"/>
       <w:lang w:val="en-US" w:eastAsia="en-US"/>
     </w:rPr>
     <w:tblPr>
@@ -28730,9 +27983,6 @@
     <w:unhideWhenUsed/>
     <w:rsid w:val="0072297B"/>
     <w:rPr>
-      <w:rFonts w:eastAsiaTheme="minorHAnsi"/>
-      <w:sz w:val="16"/>
-      <w:szCs w:val="16"/>
       <w:lang w:val="en-US" w:eastAsia="en-US"/>
     </w:rPr>
     <w:tblPr>
@@ -28773,9 +28023,6 @@
     <w:unhideWhenUsed/>
     <w:rsid w:val="0072297B"/>
     <w:rPr>
-      <w:rFonts w:eastAsiaTheme="minorHAnsi"/>
-      <w:sz w:val="16"/>
-      <w:szCs w:val="16"/>
       <w:lang w:val="en-US" w:eastAsia="en-US"/>
     </w:rPr>
     <w:tblPr>
@@ -29005,9 +28252,6 @@
       <w:spacing w:after="0" w:line="240" w:lineRule="auto"/>
     </w:pPr>
     <w:rPr>
-      <w:rFonts w:eastAsiaTheme="minorHAnsi"/>
-      <w:sz w:val="16"/>
-      <w:szCs w:val="16"/>
       <w:lang w:val="en-US" w:eastAsia="en-US"/>
     </w:rPr>
     <w:tblPr>
@@ -29424,13 +28668,6 @@
     <w:pitch w:val="variable"/>
     <w:sig w:usb0="A00002EF" w:usb1="4000204B" w:usb2="00000000" w:usb3="00000000" w:csb0="0000019F" w:csb1="00000000"/>
   </w:font>
-  <w:font w:name="MS Mincho">
-    <w:panose1 w:val="02020609040205080304"/>
-    <w:charset w:val="80"/>
-    <w:family w:val="modern"/>
-    <w:pitch w:val="fixed"/>
-    <w:sig w:usb0="E00002FF" w:usb1="6AC7FDFB" w:usb2="08000012" w:usb3="00000000" w:csb0="0002009F" w:csb1="00000000"/>
-  </w:font>
   <w:font w:name="Sitka Display Semibold">
     <w:panose1 w:val="00000000000000000000"/>
     <w:charset w:val="00"/>
@@ -29441,6 +28678,13 @@
   <w:font w:name="MS Gothic">
     <w:altName w:val="ＭＳ ゴシック"/>
     <w:panose1 w:val="020B0609070205080204"/>
+    <w:charset w:val="80"/>
+    <w:family w:val="modern"/>
+    <w:pitch w:val="fixed"/>
+    <w:sig w:usb0="E00002FF" w:usb1="6AC7FDFB" w:usb2="08000012" w:usb3="00000000" w:csb0="0002009F" w:csb1="00000000"/>
+  </w:font>
+  <w:font w:name="MS Mincho">
+    <w:panose1 w:val="02020609040205080304"/>
     <w:charset w:val="80"/>
     <w:family w:val="modern"/>
     <w:pitch w:val="fixed"/>
@@ -29644,6 +28888,7 @@
     <w:rsid w:val="00C61C8B"/>
     <w:rsid w:val="00C66359"/>
     <w:rsid w:val="00C70C1D"/>
+    <w:rsid w:val="00C975E4"/>
     <w:rsid w:val="00CA43C9"/>
     <w:rsid w:val="00CA5847"/>
     <w:rsid w:val="00CB0120"/>
@@ -29652,6 +28897,7 @@
     <w:rsid w:val="00CE4C78"/>
     <w:rsid w:val="00D5377A"/>
     <w:rsid w:val="00D710C6"/>
+    <w:rsid w:val="00D94152"/>
     <w:rsid w:val="00DA22BE"/>
     <w:rsid w:val="00DD5D1B"/>
     <w:rsid w:val="00E036C8"/>
@@ -30517,7 +29763,11 @@
 </we:webextension>
 </file>
 
-<file path=customXml/item1.xml>��< ? x m l   v e r s i o n = " 1 . 0 "   e n c o d i n g = " u t f - 1 6 " ? > < N a v W o r d R e p o r t X m l P a r t   x m l n s = " u r n : m i c r o s o f t - d y n a m i c s - b u s i n e s s c e n t r a l / i n t e r n a l / e x t e n d e d / r e p o r t s / I n v e n t o r y _ V e n d o r _ P u r c h a s e s / 7 1 4 / " > +<file path=customXml/item1.xml><?xml version="1.0" encoding="utf-8"?>
+<b:Sources xmlns:b="http://schemas.openxmlformats.org/officeDocument/2006/bibliography" xmlns="http://schemas.openxmlformats.org/officeDocument/2006/bibliography" SelectedStyle="\APASixthEditionOfficeOnline.xsl" StyleName="APA" Version="6"/>
+</file>
+
+<file path=customXml/item2.xml>��< ? x m l   v e r s i o n = " 1 . 0 "   e n c o d i n g = " u t f - 1 6 " ? > < N a v W o r d R e p o r t X m l P a r t   x m l n s = " u r n : m i c r o s o f t - d y n a m i c s - b u s i n e s s c e n t r a l / i n t e r n a l / e x t e n d e d / r e p o r t s / I n v e n t o r y _ V e n d o r _ P u r c h a s e s / 7 1 4 / " >   
      < B C R e p o r t I n f o r m a t i o n >   
@@ -30822,13 +30072,7 @@
  < / N a v W o r d R e p o r t X m l P a r t > 
 </file>
 
-<file path=customXml/item2.xml><?xml version="1.0" encoding="utf-8"?>
-<b:Sources xmlns:b="http://schemas.openxmlformats.org/officeDocument/2006/bibliography" xmlns="http://schemas.openxmlformats.org/officeDocument/2006/bibliography" SelectedStyle="\APASixthEditionOfficeOnline.xsl" StyleName="APA" Version="6"/>
-</file>
-
-<file path=customXml/item3.xml>��< ? x m l   v e r s i o n = " 1 . 0 "   e n c o d i n g = " u t f - 1 6 " ? > - 
- < N a v W o r d R e p o r t X m l P a r t   x m l n s = " u r n : m i c r o s o f t - d y n a m i c s - n a v / r e p o r t s / I n v e n t o r y _ V e n d o r _ P u r c h a s e s / 7 1 4 / " > +<file path=customXml/item3.xml>��< ? x m l   v e r s i o n = " 1 . 0 "   e n c o d i n g = " u t f - 1 6 " ? > < N a v W o r d R e p o r t X m l P a r t   x m l n s = " u r n : m i c r o s o f t - d y n a m i c s - n a v / r e p o r t s / I n v e n t o r y _ V e n d o r _ P u r c h a s e s / 7 1 4 / " >   
      < B C R e p o r t I n f o r m a t i o n >   
@@ -31048,7 +30292,7 @@
  
          < N o _ I t e m > N o _ I t e m < / N o _ I t e m >   
-         < V a l u e _ E n t r y   / > +         < V a l u e _ E n t r y / >   
          < I n t e g e r >   
@@ -31088,17 +30332,17 @@
 </file>
 
 <file path=customXml/itemProps1.xml><?xml version="1.0" encoding="utf-8"?>
-<ds:datastoreItem xmlns:ds="http://schemas.openxmlformats.org/officeDocument/2006/customXml" ds:itemID="{283C560A-7472-41A4-B99E-0EE69DA3181C}">
+<ds:datastoreItem xmlns:ds="http://schemas.openxmlformats.org/officeDocument/2006/customXml" ds:itemID="{9D1BAD0E-B8C2-42BF-8A09-930653ED0B45}">
   <ds:schemaRefs>
-    <ds:schemaRef ds:uri="urn:microsoft-dynamics-businesscentral/internal/extended/reports/Inventory_Vendor_Purchases/714/"/>
+    <ds:schemaRef ds:uri="http://schemas.openxmlformats.org/officeDocument/2006/bibliography"/>
   </ds:schemaRefs>
 </ds:datastoreItem>
 </file>
 
 <file path=customXml/itemProps2.xml><?xml version="1.0" encoding="utf-8"?>
-<ds:datastoreItem xmlns:ds="http://schemas.openxmlformats.org/officeDocument/2006/customXml" ds:itemID="{9D1BAD0E-B8C2-42BF-8A09-930653ED0B45}">
+<ds:datastoreItem xmlns:ds="http://schemas.openxmlformats.org/officeDocument/2006/customXml" ds:itemID="{283C560A-7472-41A4-B99E-0EE69DA3181C}">
   <ds:schemaRefs>
-    <ds:schemaRef ds:uri="http://schemas.openxmlformats.org/officeDocument/2006/bibliography"/>
+    <ds:schemaRef ds:uri="urn:microsoft-dynamics-businesscentral/internal/extended/reports/Inventory_Vendor_Purchases/714/"/>
   </ds:schemaRefs>
 </ds:datastoreItem>
 </file>
